--- a/docs/GraphSAST.docx
+++ b/docs/GraphSAST.docx
@@ -3494,7 +3494,7 @@
           <w:shd w:fill="auto" w:val="clear"/>
           <w:vertAlign w:val="baseline"/>
         </w:rPr>
-        <w:t>Tabla 7. Resultados del banco de pruebas sintético (14 casos)</w:t>
+        <w:t>Tabla 7. Resultados del banco de pruebas sintético (43 casos)</w:t>
       </w:r>
     </w:p>
     <w:p>
@@ -3546,7 +3546,7 @@
           <w:shd w:fill="auto" w:val="clear"/>
           <w:vertAlign w:val="baseline"/>
         </w:rPr>
-        <w:t>Tabla 8. Tecnologías empleadas en el desarrollo del prototipo</w:t>
+        <w:t xml:space="preserve">Tabla 8. Validación sobre vulnerabilidades documentadas del ecosistema npm (6 casos)</w:t>
       </w:r>
     </w:p>
     <w:p>
@@ -3598,7 +3598,7 @@
           <w:shd w:fill="auto" w:val="clear"/>
           <w:vertAlign w:val="baseline"/>
         </w:rPr>
-        <w:t>Tabla 9. Categorías de nodo del modelo de grafo</w:t>
+        <w:t>Tabla 9. Tecnologías empleadas en el desarrollo del prototipo</w:t>
       </w:r>
     </w:p>
     <w:p>
@@ -3650,7 +3650,7 @@
           <w:shd w:fill="auto" w:val="clear"/>
           <w:vertAlign w:val="baseline"/>
         </w:rPr>
-        <w:t>Tabla 10. Categorías de relación del modelo de grafo</w:t>
+        <w:t>Tabla 10. Categorías de nodo del modelo de grafo</w:t>
       </w:r>
     </w:p>
     <w:p>
@@ -3702,7 +3702,7 @@
           <w:shd w:fill="auto" w:val="clear"/>
           <w:vertAlign w:val="baseline"/>
         </w:rPr>
-        <w:t>Tabla 11. Supuestos de estimación de horas de desarrollo</w:t>
+        <w:t>Tabla 11. Categorías de relación del modelo de grafo</w:t>
       </w:r>
     </w:p>
     <w:p>
@@ -3754,7 +3754,7 @@
           <w:shd w:fill="auto" w:val="clear"/>
           <w:vertAlign w:val="baseline"/>
         </w:rPr>
-        <w:t>Tabla 12. Presupuesto de inversión inicial (Año 0)</w:t>
+        <w:t>Tabla 12. Supuestos de estimación de horas de desarrollo</w:t>
       </w:r>
     </w:p>
     <w:p>
@@ -3806,7 +3806,7 @@
           <w:shd w:fill="auto" w:val="clear"/>
           <w:vertAlign w:val="baseline"/>
         </w:rPr>
-        <w:t>Tabla 13. Costos operativos anuales post-proyecto, en dólares (Años 1 a 5)</w:t>
+        <w:t>Tabla 13. Presupuesto de inversión inicial (Año 0)</w:t>
       </w:r>
     </w:p>
     <w:p>
@@ -3858,7 +3858,7 @@
           <w:shd w:fill="auto" w:val="clear"/>
           <w:vertAlign w:val="baseline"/>
         </w:rPr>
-        <w:t>Tabla 14. Flujo de fondos proyectado, en dólares (Años 0 a 5)</w:t>
+        <w:t>Tabla 14. Costos operativos anuales post-proyecto, en dólares (Años 1 a 5)</w:t>
       </w:r>
     </w:p>
     <w:p>
@@ -3910,7 +3910,7 @@
           <w:shd w:fill="auto" w:val="clear"/>
           <w:vertAlign w:val="baseline"/>
         </w:rPr>
-        <w:t>Tabla 15. Resultados de los indicadores financieros</w:t>
+        <w:t>Tabla 15. Flujo de fondos proyectado, en dólares (Años 0 a 5)</w:t>
       </w:r>
     </w:p>
     <w:p>
@@ -3962,7 +3962,7 @@
           <w:shd w:fill="auto" w:val="clear"/>
           <w:vertAlign w:val="baseline"/>
         </w:rPr>
-        <w:t>Tabla 16. Sensibilidad del Valor Actual Neto frente a variaciones en la tasa de descuento</w:t>
+        <w:t>Tabla 16. Resultados de los indicadores financieros</w:t>
       </w:r>
     </w:p>
     <w:p>
@@ -4014,21 +4014,7 @@
           <w:shd w:fill="auto" w:val="clear"/>
           <w:vertAlign w:val="baseline"/>
         </w:rPr>
-        <w:t>Tabla 17. Evaluación de escenarios sobre la base de usuarios</w:t>
-      </w:r>
-    </w:p>
-    <w:p>
-      <w:pPr>
-        <w:pStyle w:val="Heading1"/>
-        <w:rPr/>
-      </w:pPr>
-      <w:bookmarkStart w:id="16" w:name="__RefHeading___Toc2703_3794039968"/>
-      <w:bookmarkStart w:id="17" w:name="_heading=h.3s3mu8p60mgw"/>
-      <w:bookmarkEnd w:id="16"/>
-      <w:bookmarkEnd w:id="17"/>
-      <w:r>
-        <w:rPr/>
-        <w:t>Lista de figuras</w:t>
+        <w:t>Tabla 17. Sensibilidad del Valor Actual Neto frente a variaciones en la tasa de descuento</w:t>
       </w:r>
     </w:p>
     <w:p>
@@ -4080,7 +4066,21 @@
           <w:shd w:fill="auto" w:val="clear"/>
           <w:vertAlign w:val="baseline"/>
         </w:rPr>
-        <w:t>Figura 1. Flujo general de procesamiento de GraphSAST: código fuente, parser, grafo de flujo de datos, consultas y visualización.</w:t>
+        <w:t>Tabla 18. Evaluación de escenarios sobre la base de usuarios</w:t>
+      </w:r>
+    </w:p>
+    <w:p>
+      <w:pPr>
+        <w:pStyle w:val="Heading1"/>
+        <w:rPr/>
+      </w:pPr>
+      <w:bookmarkStart w:id="16" w:name="__RefHeading___Toc2703_3794039968"/>
+      <w:bookmarkStart w:id="17" w:name="_heading=h.3s3mu8p60mgw"/>
+      <w:bookmarkEnd w:id="16"/>
+      <w:bookmarkEnd w:id="17"/>
+      <w:r>
+        <w:rPr/>
+        <w:t>Lista de figuras</w:t>
       </w:r>
     </w:p>
     <w:p>
@@ -4132,7 +4132,7 @@
           <w:shd w:fill="auto" w:val="clear"/>
           <w:vertAlign w:val="baseline"/>
         </w:rPr>
-        <w:t>Figura 2. Recorrido source-sink utilizado en el análisis de taint.</w:t>
+        <w:t>Figura 1. Flujo general de procesamiento de GraphSAST: código fuente, parser, grafo de flujo de datos, consultas y visualización.</w:t>
       </w:r>
     </w:p>
     <w:p>
@@ -4184,7 +4184,7 @@
           <w:shd w:fill="auto" w:val="clear"/>
           <w:vertAlign w:val="baseline"/>
         </w:rPr>
-        <w:t>Figura 3. Arquitectura de GraphSAST: pipeline de análisis por etapas, desde el código fuente hasta la visualización de los caminos de riesgo.</w:t>
+        <w:t>Figura 2. Recorrido source-sink utilizado en el análisis de taint.</w:t>
       </w:r>
     </w:p>
     <w:p>
@@ -4236,7 +4236,7 @@
           <w:shd w:fill="auto" w:val="clear"/>
           <w:vertAlign w:val="baseline"/>
         </w:rPr>
-        <w:t>Figura 4. Detección de vulnerabilidad (CWE-89): el dato fluye desde el parámetro de entrada hasta la operación de consulta sin saneamiento intermedio.</w:t>
+        <w:t>Figura 3. Arquitectura de GraphSAST: pipeline de análisis por etapas, desde los archivos del proyecto hasta la visualización y los reportes, con enlace entre archivos.</w:t>
       </w:r>
     </w:p>
     <w:p>
@@ -4288,7 +4288,7 @@
           <w:shd w:fill="auto" w:val="clear"/>
           <w:vertAlign w:val="baseline"/>
         </w:rPr>
-        <w:t>Figura 5. Caso saneado: el sistema identifica el origen y el destino sensible, pero descarta el hallazgo al constatar el saneamiento en el recorrido.</w:t>
+        <w:t>Figura 4. Detección de vulnerabilidad (CWE-89): el dato fluye desde el parámetro de entrada hasta la operación de consulta sin saneamiento intermedio.</w:t>
       </w:r>
     </w:p>
     <w:p>
@@ -4340,7 +4340,215 @@
           <w:shd w:fill="auto" w:val="clear"/>
           <w:vertAlign w:val="baseline"/>
         </w:rPr>
+        <w:t>Figura 5. Caso saneado: el sistema identifica el origen y el destino sensible, pero descarta el hallazgo al constatar el saneamiento en el recorrido.</w:t>
+      </w:r>
+    </w:p>
+    <w:p>
+      <w:pPr>
+        <w:pStyle w:val="normal1"/>
+        <w:keepNext w:val="false"/>
+        <w:keepLines w:val="false"/>
+        <w:pageBreakBefore w:val="false"/>
+        <w:widowControl/>
+        <w:pBdr/>
+        <w:spacing w:lineRule="auto" w:line="240" w:before="0" w:after="0"/>
+        <w:ind w:hanging="0" w:left="0" w:right="0"/>
+        <w:jc w:val="left"/>
+        <w:rPr>
+          <w:rFonts w:ascii="Arial" w:hAnsi="Arial" w:eastAsia="Arial" w:cs="Arial"/>
+          <w:b w:val="false"/>
+          <w:bCs w:val="false"/>
+          <w:i w:val="false"/>
+          <w:iCs w:val="false"/>
+          <w:caps w:val="false"/>
+          <w:smallCaps w:val="false"/>
+          <w:strike w:val="false"/>
+          <w:dstrike w:val="false"/>
+          <w:color w:val="222222"/>
+          <w:position w:val="0"/>
+          <w:sz w:val="22"/>
+          <w:szCs w:val="22"/>
+          <w:u w:val="none"/>
+          <w:shd w:fill="auto" w:val="clear"/>
+          <w:vertAlign w:val="baseline"/>
+        </w:rPr>
+      </w:pPr>
+      <w:r>
+        <w:rPr>
+          <w:rFonts w:eastAsia="Arial" w:cs="Arial"/>
+          <w:b w:val="false"/>
+          <w:bCs w:val="false"/>
+          <w:i w:val="false"/>
+          <w:iCs w:val="false"/>
+          <w:caps w:val="false"/>
+          <w:smallCaps w:val="false"/>
+          <w:strike w:val="false"/>
+          <w:dstrike w:val="false"/>
+          <w:color w:val="222222"/>
+          <w:position w:val="0"/>
+          <w:sz w:val="22"/>
+          <w:szCs w:val="22"/>
+          <w:u w:val="none"/>
+          <w:shd w:fill="auto" w:val="clear"/>
+          <w:vertAlign w:val="baseline"/>
+        </w:rPr>
         <w:t>Figura 6. Panel de métricas y líneas del camino de riesgo correspondientes al análisis ejecutado.</w:t>
+      </w:r>
+    </w:p>
+    <w:p>
+      <w:pPr>
+        <w:pStyle w:val="normal1"/>
+        <w:keepNext w:val="false"/>
+        <w:keepLines w:val="false"/>
+        <w:pageBreakBefore w:val="false"/>
+        <w:widowControl/>
+        <w:pBdr/>
+        <w:spacing w:lineRule="auto" w:line="240" w:before="0" w:after="0"/>
+        <w:ind w:hanging="0" w:left="0" w:right="0"/>
+        <w:jc w:val="left"/>
+        <w:rPr>
+          <w:rFonts w:ascii="Arial" w:hAnsi="Arial" w:eastAsia="Arial" w:cs="Arial"/>
+          <w:b w:val="false"/>
+          <w:bCs w:val="false"/>
+          <w:i w:val="false"/>
+          <w:iCs w:val="false"/>
+          <w:caps w:val="false"/>
+          <w:smallCaps w:val="false"/>
+          <w:strike w:val="false"/>
+          <w:dstrike w:val="false"/>
+          <w:color w:val="222222"/>
+          <w:position w:val="0"/>
+          <w:sz w:val="22"/>
+          <w:szCs w:val="22"/>
+          <w:u w:val="none"/>
+          <w:shd w:fill="auto" w:val="clear"/>
+          <w:vertAlign w:val="baseline"/>
+        </w:rPr>
+      </w:pPr>
+      <w:r>
+        <w:rPr>
+          <w:rFonts w:eastAsia="Arial" w:cs="Arial"/>
+          <w:b w:val="false"/>
+          <w:bCs w:val="false"/>
+          <w:i w:val="false"/>
+          <w:iCs w:val="false"/>
+          <w:caps w:val="false"/>
+          <w:smallCaps w:val="false"/>
+          <w:strike w:val="false"/>
+          <w:dstrike w:val="false"/>
+          <w:color w:val="222222"/>
+          <w:position w:val="0"/>
+          <w:sz w:val="22"/>
+          <w:szCs w:val="22"/>
+          <w:u w:val="none"/>
+          <w:shd w:fill="auto" w:val="clear"/>
+          <w:vertAlign w:val="baseline"/>
+        </w:rPr>
+        <w:t xml:space="preserve">Figura 7. Versión web: análisis de un proyecto subido como carpeta. El hallazgo cruza tres archivos y se muestra el archivo del sink con las líneas del camino resaltadas.</w:t>
+      </w:r>
+    </w:p>
+    <w:p>
+      <w:pPr>
+        <w:pStyle w:val="normal1"/>
+        <w:keepNext w:val="false"/>
+        <w:keepLines w:val="false"/>
+        <w:pageBreakBefore w:val="false"/>
+        <w:widowControl/>
+        <w:pBdr/>
+        <w:spacing w:lineRule="auto" w:line="240" w:before="0" w:after="0"/>
+        <w:ind w:hanging="0" w:left="0" w:right="0"/>
+        <w:jc w:val="left"/>
+        <w:rPr>
+          <w:rFonts w:ascii="Arial" w:hAnsi="Arial" w:eastAsia="Arial" w:cs="Arial"/>
+          <w:b w:val="false"/>
+          <w:bCs w:val="false"/>
+          <w:i w:val="false"/>
+          <w:iCs w:val="false"/>
+          <w:caps w:val="false"/>
+          <w:smallCaps w:val="false"/>
+          <w:strike w:val="false"/>
+          <w:dstrike w:val="false"/>
+          <w:color w:val="222222"/>
+          <w:position w:val="0"/>
+          <w:sz w:val="22"/>
+          <w:szCs w:val="22"/>
+          <w:u w:val="none"/>
+          <w:shd w:fill="auto" w:val="clear"/>
+          <w:vertAlign w:val="baseline"/>
+        </w:rPr>
+      </w:pPr>
+      <w:r>
+        <w:rPr>
+          <w:rFonts w:eastAsia="Arial" w:cs="Arial"/>
+          <w:b w:val="false"/>
+          <w:bCs w:val="false"/>
+          <w:i w:val="false"/>
+          <w:iCs w:val="false"/>
+          <w:caps w:val="false"/>
+          <w:smallCaps w:val="false"/>
+          <w:strike w:val="false"/>
+          <w:dstrike w:val="false"/>
+          <w:color w:val="222222"/>
+          <w:position w:val="0"/>
+          <w:sz w:val="22"/>
+          <w:szCs w:val="22"/>
+          <w:u w:val="none"/>
+          <w:shd w:fill="auto" w:val="clear"/>
+          <w:vertAlign w:val="baseline"/>
+        </w:rPr>
+        <w:t xml:space="preserve">Figura 8. Flujo de fondos neto y acumulado, en dólares (Años 0 a 5). El acumulado se vuelve positivo a los 1,94 años.</w:t>
+      </w:r>
+    </w:p>
+    <w:p>
+      <w:pPr>
+        <w:pStyle w:val="normal1"/>
+        <w:keepNext w:val="false"/>
+        <w:keepLines w:val="false"/>
+        <w:pageBreakBefore w:val="false"/>
+        <w:widowControl/>
+        <w:pBdr/>
+        <w:spacing w:lineRule="auto" w:line="240" w:before="0" w:after="0"/>
+        <w:ind w:hanging="0" w:left="0" w:right="0"/>
+        <w:jc w:val="left"/>
+        <w:rPr>
+          <w:rFonts w:ascii="Arial" w:hAnsi="Arial" w:eastAsia="Arial" w:cs="Arial"/>
+          <w:b w:val="false"/>
+          <w:bCs w:val="false"/>
+          <w:i w:val="false"/>
+          <w:iCs w:val="false"/>
+          <w:caps w:val="false"/>
+          <w:smallCaps w:val="false"/>
+          <w:strike w:val="false"/>
+          <w:dstrike w:val="false"/>
+          <w:color w:val="222222"/>
+          <w:position w:val="0"/>
+          <w:sz w:val="22"/>
+          <w:szCs w:val="22"/>
+          <w:u w:val="none"/>
+          <w:shd w:fill="auto" w:val="clear"/>
+          <w:vertAlign w:val="baseline"/>
+        </w:rPr>
+      </w:pPr>
+      <w:r>
+        <w:rPr>
+          <w:rFonts w:eastAsia="Arial" w:cs="Arial"/>
+          <w:b w:val="false"/>
+          <w:bCs w:val="false"/>
+          <w:i w:val="false"/>
+          <w:iCs w:val="false"/>
+          <w:caps w:val="false"/>
+          <w:smallCaps w:val="false"/>
+          <w:strike w:val="false"/>
+          <w:dstrike w:val="false"/>
+          <w:color w:val="222222"/>
+          <w:position w:val="0"/>
+          <w:sz w:val="22"/>
+          <w:szCs w:val="22"/>
+          <w:u w:val="none"/>
+          <w:shd w:fill="auto" w:val="clear"/>
+          <w:vertAlign w:val="baseline"/>
+        </w:rPr>
+        <w:t xml:space="preserve">Figura 9. Valor Actual Neto según la tasa de descuento anual.</w:t>
       </w:r>
     </w:p>
     <w:p>
@@ -10688,7 +10896,7 @@
       </w:pPr>
       <w:r>
         <w:rPr/>
-        <w:t>El proyecto se organiza como un monorepo gestionado mediante espacios de trabajo de npm, compuesto por dos paquetes con responsabilidades diferenciadas. El paquete de núcleo concentra la totalidad del motor de análisis: análisis sintáctico, construcción de la representación intermedia, generación del grafo y detección de recorridos vulnerables. El paquete de visualización implementa la interfaz web y consume los resultados producidos por el núcleo. Esta separación permite que el motor de análisis opere de manera independiente de cualquier interfaz gráfica.</w:t>
+        <w:t>El proyecto se organiza como un monorepo gestionado mediante espacios de trabajo de npm, compuesto por dos paquetes con responsabilidades diferenciadas. El paquete de núcleo concentra la totalidad del motor de análisis: análisis sintáctico, construcción de la representación intermedia, generación del grafo y detección de recorridos vulnerables. El paquete de visualización implementa la interfaz web y consume los resultados producidos por el núcleo, que expone además un punto de entrada sin dependencias de Node.js para ejecutar el mismo motor en el navegador. Esta separación permite que el motor de análisis opere de manera independiente de cualquier interfaz gráfica.</w:t>
       </w:r>
     </w:p>
     <w:p>
@@ -10712,7 +10920,7 @@
       </w:pPr>
       <w:r>
         <w:rPr/>
-        <w:t>El procesamiento se inicia con el código fuente ingresado por el usuario, que es transformado en un árbol de sintaxis abstracta. A partir de dicho árbol se construye una representación intermedia compuesta por nodos tipados. Sobre esa representación operan tres constructores de aristas que se ejecutan de manera independiente sobre el mismo conjunto de nodos: el generador del grafo de llamadas, el analizador de flujo de datos intra-procedural y el analizador de flujo inter-procedural. La unión de los nodos y de las aristas producidas por los tres constructores conforma el grafo dirigido que constituye la representación central del programa. Sobre dicho grafo opera el motor de análisis de contaminación, cuyos resultados se transfieren finalmente al módulo de visualización.</w:t>
+        <w:t>El procesamiento se inicia con los archivos fuente que el usuario selecciona en la versión web o indica en la interfaz de línea de comandos. Cada archivo es transformado en un árbol de sintaxis abstracta. A partir de dicho árbol se construye una representación intermedia compuesta por nodos tipados. Sobre esa representación operan tres constructores de aristas que se ejecutan de manera independiente sobre el mismo conjunto de nodos: el generador del grafo de llamadas, el analizador de flujo de datos intra-procedural y el analizador de flujo inter-procedural. La unión de los nodos y de las aristas producidas por los tres constructores conforma el grafo dirigido que constituye la representación central del programa. A continuación, la etapa de enlace entre archivos resuelve las llamadas a funciones importadas desde otros archivos del proyecto y agrega las aristas de invocación y de asociación de argumentos correspondientes, de modo que los grafos de los archivos conectados por llamadas se unen en un único grafo. Sobre dicho grafo opera el motor de análisis de contaminación, cuyos resultados se presentan en el módulo de visualización o en los reportes de la interfaz de línea de comandos.</w:t>
       </w:r>
     </w:p>
     <w:p>
@@ -10726,7 +10934,7 @@
         <w:rPr/>
         <w:drawing>
           <wp:inline distT="0" distB="0" distL="0" distR="0">
-            <wp:extent cx="4572000" cy="4314825"/>
+            <wp:extent cx="4572000" cy="4967416"/>
             <wp:effectExtent l="0" t="0" r="0" b="0"/>
             <wp:docPr id="4" name="Figura 101"/>
             <wp:cNvGraphicFramePr>
@@ -10750,7 +10958,7 @@
                   <pic:spPr bwMode="auto">
                     <a:xfrm>
                       <a:off x="0" y="0"/>
-                      <a:ext cx="4572000" cy="4314825"/>
+                      <a:ext cx="4572000" cy="4967416"/>
                     </a:xfrm>
                     <a:prstGeom prst="rect">
                       <a:avLst/>
@@ -10785,7 +10993,7 @@
           <w:sz w:val="18"/>
           <w:szCs w:val="18"/>
         </w:rPr>
-        <w:t>Figura 3. Arquitectura de GraphSAST: pipeline de análisis por etapas, desde el código fuente hasta la visualización de los caminos de riesgo.</w:t>
+        <w:t>Figura 3. Arquitectura de GraphSAST: pipeline de análisis por etapas, desde los archivos del proyecto hasta la visualización y los reportes, con enlace entre archivos.</w:t>
       </w:r>
     </w:p>
     <w:p>
@@ -10846,7 +11054,7 @@
       </w:pPr>
       <w:r>
         <w:rPr/>
-        <w:t>El prototipo ejecuta el pipeline completo de análisis sobre el código ingresado: análisis sintáctico, construcción de la representación intermedia, generación del grafo de llamadas, análisis de flujo de datos intra e inter-procedural, y detección de recorridos desde puntos de entrada hacia operaciones sensibles sin saneamiento intermedio. La detección se resuelve mediante dos motores intercambiables: un recorrido en anchura sobre el grafo en memoria, empleado por defecto, y una consulta declarativa en Cypher ejecutada sobre el grafo persistido en Neo4j, que descarta los caminos que atraviesan un nodo de saneamiento y acota la profundidad de búsqueda. Los resultados se presentan mediante visualización interactiva del grafo, con resaltado del camino de riesgo y vinculación con las líneas de código correspondientes. El sistema admite además la exportación del informe de análisis en formato JSON, HTML y PDF.</w:t>
+        <w:t>El prototipo ejecuta el pipeline completo de análisis sobre los archivos de un proyecto: análisis sintáctico, construcción de la representación intermedia, generación del grafo de llamadas, análisis de flujo de datos intra e inter-procedural, y detección de recorridos desde puntos de entrada hacia operaciones sensibles sin saneamiento intermedio. La detección se resuelve mediante dos motores intercambiables: un recorrido en anchura sobre el grafo en memoria, empleado por defecto, y una consulta declarativa en Cypher ejecutada sobre el grafo persistido en Neo4j, que descarta los caminos que atraviesan un nodo de saneamiento y acota la profundidad de búsqueda. Los resultados se presentan mediante visualización interactiva del grafo, con resaltado del camino de riesgo y vinculación con las líneas de código correspondientes. El sistema admite además la exportación del informe de análisis en formato JSON, HTML y PDF. El análisis sigue el dato de un archivo a otro cuando una función importada desde otro archivo del proyecto lo recibe como argumento. La versión web analiza una carpeta o un conjunto de archivos elegidos por el usuario, y la interfaz de línea de comandos analiza rutas del disco, emite reportes en texto, JSON y SARIF, y devuelve códigos de salida que permiten detener un pipeline de integración continua cuando se detectan hallazgos.</w:t>
       </w:r>
     </w:p>
     <w:p>
@@ -10870,7 +11078,7 @@
       </w:pPr>
       <w:r>
         <w:rPr/>
-        <w:t>Se implementaron las tres debilidades definidas en el diseño arquitectónico, seleccionadas por constituir la tríada canónica del análisis de contaminación y por integrar el listado de debilidades más críticas publicado por MITRE:</w:t>
+        <w:t>Se implementaron las tres debilidades definidas en el diseño arquitectónico, seleccionadas por constituir la tríada canónica del análisis de contaminación y por integrar el listado de debilidades más críticas publicado por MITRE, a las que se sumó la inyección NoSQL (CWE-943), habitual en aplicaciones Node.js que emplean bases de datos documentales como MongoDB:</w:t>
       </w:r>
     </w:p>
     <w:tbl>
@@ -11130,7 +11338,7 @@
                 <w:sz w:val="18"/>
                 <w:szCs w:val="18"/>
               </w:rPr>
-              <w:t>11</w:t>
+              <w:t xml:space="preserve">5</w:t>
             </w:r>
           </w:p>
         </w:tc>
@@ -11161,7 +11369,7 @@
                 <w:sz w:val="18"/>
                 <w:szCs w:val="18"/>
               </w:rPr>
-              <w:t>5</w:t>
+              <w:t xml:space="preserve">5</w:t>
             </w:r>
           </w:p>
         </w:tc>
@@ -11392,7 +11600,7 @@
                 <w:sz w:val="18"/>
                 <w:szCs w:val="18"/>
               </w:rPr>
-              <w:t>5</w:t>
+              <w:t xml:space="preserve">6</w:t>
             </w:r>
           </w:p>
         </w:tc>
@@ -11423,7 +11631,138 @@
                 <w:sz w:val="18"/>
                 <w:szCs w:val="18"/>
               </w:rPr>
-              <w:t>5</w:t>
+              <w:t xml:space="preserve">5</w:t>
+            </w:r>
+          </w:p>
+        </w:tc>
+      </w:tr>
+      <w:tr>
+        <w:trPr/>
+        <w:tc>
+          <w:tcPr>
+            <w:tcW w:w="1400" w:type="dxa"/>
+            <w:tcBorders>
+              <w:top w:val="single" w:sz="4" w:space="0" w:color="CCCCCC"/>
+              <w:left w:val="single" w:sz="4" w:space="0" w:color="CCCCCC"/>
+              <w:bottom w:val="single" w:sz="4" w:space="0" w:color="CCCCCC"/>
+              <w:right w:val="single" w:sz="4" w:space="0" w:color="CCCCCC"/>
+            </w:tcBorders>
+            <w:shd w:fill="EAF1F8" w:val="clear"/>
+          </w:tcPr>
+          <w:p>
+            <w:pPr>
+              <w:pStyle w:val="normal1"/>
+              <w:spacing w:lineRule="auto" w:line="240" w:before="0" w:after="0"/>
+              <w:rPr>
+                <w:b/>
+                <w:bCs/>
+                <w:color w:val="1F3A5F"/>
+                <w:sz w:val="18"/>
+                <w:szCs w:val="18"/>
+              </w:rPr>
+            </w:pPr>
+            <w:r>
+              <w:rPr>
+                <w:b/>
+                <w:bCs/>
+                <w:color w:val="1F3A5F"/>
+                <w:sz w:val="18"/>
+                <w:szCs w:val="18"/>
+              </w:rPr>
+              <w:t xml:space="preserve">CWE-943</w:t>
+            </w:r>
+          </w:p>
+        </w:tc>
+        <w:tc>
+          <w:tcPr>
+            <w:tcW w:w="4759" w:type="dxa"/>
+            <w:tcBorders>
+              <w:top w:val="single" w:sz="4" w:space="0" w:color="CCCCCC"/>
+              <w:left w:val="single" w:sz="4" w:space="0" w:color="CCCCCC"/>
+              <w:bottom w:val="single" w:sz="4" w:space="0" w:color="CCCCCC"/>
+              <w:right w:val="single" w:sz="4" w:space="0" w:color="CCCCCC"/>
+            </w:tcBorders>
+            <w:shd w:fill="FFFFFF" w:val="clear"/>
+          </w:tcPr>
+          <w:p>
+            <w:pPr>
+              <w:pStyle w:val="normal1"/>
+              <w:spacing w:lineRule="auto" w:line="240" w:before="0" w:after="0"/>
+              <w:rPr>
+                <w:color w:val="222222"/>
+                <w:sz w:val="18"/>
+                <w:szCs w:val="18"/>
+              </w:rPr>
+            </w:pPr>
+            <w:r>
+              <w:rPr>
+                <w:color w:val="222222"/>
+                <w:sz w:val="18"/>
+                <w:szCs w:val="18"/>
+              </w:rPr>
+              <w:t xml:space="preserve">Inyección NoSQL</w:t>
+            </w:r>
+          </w:p>
+        </w:tc>
+        <w:tc>
+          <w:tcPr>
+            <w:tcW w:w="1601" w:type="dxa"/>
+            <w:tcBorders>
+              <w:top w:val="single" w:sz="4" w:space="0" w:color="CCCCCC"/>
+              <w:left w:val="single" w:sz="4" w:space="0" w:color="CCCCCC"/>
+              <w:bottom w:val="single" w:sz="4" w:space="0" w:color="CCCCCC"/>
+              <w:right w:val="single" w:sz="4" w:space="0" w:color="CCCCCC"/>
+            </w:tcBorders>
+            <w:shd w:fill="FFFFFF" w:val="clear"/>
+          </w:tcPr>
+          <w:p>
+            <w:pPr>
+              <w:pStyle w:val="normal1"/>
+              <w:spacing w:lineRule="auto" w:line="240" w:before="0" w:after="0"/>
+              <w:rPr>
+                <w:color w:val="222222"/>
+                <w:sz w:val="18"/>
+                <w:szCs w:val="18"/>
+              </w:rPr>
+            </w:pPr>
+            <w:r>
+              <w:rPr>
+                <w:color w:val="222222"/>
+                <w:sz w:val="18"/>
+                <w:szCs w:val="18"/>
+              </w:rPr>
+              <w:t xml:space="preserve">6</w:t>
+            </w:r>
+          </w:p>
+        </w:tc>
+        <w:tc>
+          <w:tcPr>
+            <w:tcW w:w="1600" w:type="dxa"/>
+            <w:tcBorders>
+              <w:top w:val="single" w:sz="4" w:space="0" w:color="CCCCCC"/>
+              <w:left w:val="single" w:sz="4" w:space="0" w:color="CCCCCC"/>
+              <w:bottom w:val="single" w:sz="4" w:space="0" w:color="CCCCCC"/>
+              <w:right w:val="single" w:sz="4" w:space="0" w:color="CCCCCC"/>
+            </w:tcBorders>
+            <w:shd w:fill="FFFFFF" w:val="clear"/>
+          </w:tcPr>
+          <w:p>
+            <w:pPr>
+              <w:pStyle w:val="normal1"/>
+              <w:spacing w:lineRule="auto" w:line="240" w:before="0" w:after="0"/>
+              <w:rPr>
+                <w:color w:val="222222"/>
+                <w:sz w:val="18"/>
+                <w:szCs w:val="18"/>
+              </w:rPr>
+            </w:pPr>
+            <w:r>
+              <w:rPr>
+                <w:color w:val="222222"/>
+                <w:sz w:val="18"/>
+                <w:szCs w:val="18"/>
+              </w:rPr>
+              <w:t xml:space="preserve">4</w:t>
             </w:r>
           </w:p>
         </w:tc>
@@ -11496,7 +11835,7 @@
       </w:pPr>
       <w:r>
         <w:rPr/>
-        <w:t>El desarrollo cuenta con una suite de pruebas automatizadas organizadas según la etapa del pipeline que verifican, lo que permite validar cada componente de forma aislada. La aplicación incorpora asimismo diez casos de demostración precargados que cubren escenarios contrastantes: flujo vulnerable dentro de una misma función, flujo vulnerable que cruza funciones, flujo correctamente saneado, operación sensible alcanzada por un literal constante, entradas de Express (req.body, req.params), inyección de comandos mediante eval y XSS por escritura sobre el documento.</w:t>
+        <w:t>El desarrollo cuenta con una suite de pruebas automatizadas organizadas según la etapa del pipeline que verifican, lo que permite validar cada componente de forma aislada. La aplicación incorpora asimismo quince casos de demostración precargados que cubren escenarios contrastantes: flujo vulnerable dentro de una misma función, flujo vulnerable que cruza funciones, flujo correctamente saneado, operación sensible alcanzada por un literal constante, entradas de Express (req.body, req.params), inyección de comandos mediante eval y XSS por escritura sobre el documento.</w:t>
       </w:r>
     </w:p>
     <w:p>
@@ -11763,7 +12102,7 @@
       </w:pPr>
       <w:r>
         <w:rPr/>
-        <w:t>La evaluación cuantitativa se ejecuta sobre un banco de pruebas etiquetado y reproducible desde la línea de comandos, integrado por catorce casos de verdad conocida —diez vulnerables y cuatro seguros— que cubren recorridos intra e inter-procedurales, casos saneados, operaciones sensibles alcanzadas por literales constantes y entradas propias de Express. Además de las tres debilidades del catálogo, el banco incorpora casos de validación insuficiente de la entrada (CWE-20) que alcanzan operaciones sensibles ya catalogadas. Cada caso se clasifica de forma binaria según el sistema emita o no hallazgos, lo que permite construir la matriz de confusión y derivar los indicadores definidos en el Capítulo 2.</w:t>
+        <w:t>La evaluación cuantitativa se ejecuta sobre un banco de pruebas etiquetado y reproducible desde la línea de comandos, integrado por cuarenta y tres casos de verdad conocida (veintinueve vulnerables y catorce seguros) que cubren recorridos intra e inter-procedurales, casos saneados, operaciones sensibles alcanzadas por literales constantes y entradas propias de Express. Además de las tres debilidades del catálogo, el banco incorpora casos de validación insuficiente de la entrada (CWE-20) que alcanzan operaciones sensibles ya catalogadas. Cada caso se clasifica de forma binaria según el sistema emita o no hallazgos, lo que permite construir la matriz de confusión y derivar los indicadores definidos en el Capítulo 2.</w:t>
       </w:r>
     </w:p>
     <w:p>
@@ -11930,7 +12269,7 @@
                 <w:sz w:val="18"/>
                 <w:szCs w:val="18"/>
               </w:rPr>
-              <w:t>10</w:t>
+              <w:t xml:space="preserve">29</w:t>
             </w:r>
           </w:p>
         </w:tc>
@@ -12068,7 +12407,7 @@
                 <w:sz w:val="18"/>
                 <w:szCs w:val="18"/>
               </w:rPr>
-              <w:t>4</w:t>
+              <w:t xml:space="preserve">14</w:t>
             </w:r>
           </w:p>
         </w:tc>
@@ -12413,7 +12752,7 @@
                 <w:sz w:val="18"/>
                 <w:szCs w:val="18"/>
               </w:rPr>
-              <w:t>41 ms</w:t>
+              <w:t xml:space="preserve">52 ms</w:t>
             </w:r>
           </w:p>
         </w:tc>
@@ -12482,7 +12821,7 @@
                 <w:sz w:val="18"/>
                 <w:szCs w:val="18"/>
               </w:rPr>
-              <w:t>0,64 ms</w:t>
+              <w:t xml:space="preserve">0,27 ms</w:t>
             </w:r>
           </w:p>
         </w:tc>
@@ -12519,7 +12858,7 @@
           <w:sz w:val="18"/>
           <w:szCs w:val="18"/>
         </w:rPr>
-        <w:t>Tabla 7. Resultados del banco de pruebas sintético (14 casos).</w:t>
+        <w:t>Tabla 7. Resultados del banco de pruebas sintético (43 casos; tiempos: mediana de cinco ejecuciones).</w:t>
       </w:r>
     </w:p>
     <w:p>
@@ -12531,7 +12870,1260 @@
       </w:pPr>
       <w:r>
         <w:rPr/>
-        <w:t>Corresponde delimitar el alcance de estos valores. Se obtienen sobre un corpus sintético reducido, construido por el propio autor y acotado a las construcciones sintácticas que el analizador cubre, por lo que no constituyen evidencia de desempeño sobre proyectos reales ni admiten generalización. Su función en esta instancia es la de una prueba de regresión que verifica que el motor no emite alertas sobre los casos correctamente saneados ni omite los recorridos vulnerables conocidos. La validación frente a repositorios con vulnerabilidades documentadas y la comparación cuantitativa con una herramienta de referencia, previstas en el diseño de investigación del Capítulo 2, permanecen pendientes.</w:t>
+        <w:t>Corresponde delimitar el alcance de estos valores. Se obtienen sobre un corpus sintético reducido, construido por el propio autor y acotado a las construcciones sintácticas que el analizador cubre, por lo que no constituyen evidencia de desempeño sobre proyectos reales ni admiten generalización. Su función en esta instancia es la de una prueba de regresión que verifica que el motor no emite alertas sobre los casos correctamente saneados ni omite los recorridos vulnerables conocidos. La comparación cuantitativa con una herramienta de referencia, prevista en el diseño de investigación del Capítulo 2, permanece pendiente. La validación frente a vulnerabilidades documentadas se presenta a continuación.</w:t>
+      </w:r>
+    </w:p>
+    <w:p>
+      <w:pPr>
+        <w:pStyle w:val="normal1"/>
+        <w:spacing w:lineRule="auto" w:line="276" w:before="0" w:after="150"/>
+        <w:jc w:val="both"/>
+        <w:rPr/>
+      </w:pPr>
+      <w:r>
+        <w:rPr/>
+        <w:t xml:space="preserve">Para contrastar el sistema con vulnerabilidades reales se empleó un corpus de seis advisories del ecosistema npm publicados en la base de datos de advisories de GitHub, relevados el 1 de septiembre de 2026 y congelados para que la medición resulte reproducible, restringidos a las debilidades del catálogo. Para cada caso se descargan del registro de npm la versión vulnerable del paquete y la versión que corrige la falla, se analizan ambas contando solo los hallazgos de la debilidad del advisory y se registran dos resultados: si la versión vulnerable presenta hallazgos (detección) y si la corrección del mantenedor reduce su cantidad (discriminación). La discriminación constituye la evidencia fuerte, dado que indica que el hallazgo se vincula con la vulnerabilidad y no con un patrón presente en todo el paquete.</w:t>
+      </w:r>
+    </w:p>
+    <w:tbl>
+      <w:tblPr>
+        <w:tblW w:w="9360" w:type="dxa"/>
+        <w:tblBorders>
+          <w:top w:val="single" w:sz="4" w:color="CCCCCC"/>
+          <w:left w:val="single" w:sz="4" w:color="CCCCCC"/>
+          <w:bottom w:val="single" w:sz="4" w:color="CCCCCC"/>
+          <w:right w:val="single" w:sz="4" w:color="CCCCCC"/>
+          <w:insideH w:val="single" w:sz="4" w:color="CCCCCC"/>
+          <w:insideV w:val="single" w:sz="4" w:color="CCCCCC"/>
+        </w:tblBorders>
+      </w:tblPr>
+      <w:tblGrid>
+        <w:gridCol w:w="3160"/>
+        <w:gridCol w:w="1240"/>
+        <w:gridCol w:w="1240"/>
+        <w:gridCol w:w="1240"/>
+        <w:gridCol w:w="1240"/>
+        <w:gridCol w:w="1240"/>
+      </w:tblGrid>
+      <w:tr>
+        <w:tc>
+          <w:tcPr>
+            <w:tcW w:w="3160" w:type="dxa"/>
+            <w:shd w:val="clear" w:color="auto" w:fill="1F3A5F"/>
+            <w:tcMar>
+              <w:top w:w="60" w:type="dxa"/>
+              <w:left w:w="100" w:type="dxa"/>
+              <w:bottom w:w="60" w:type="dxa"/>
+              <w:right w:w="100" w:type="dxa"/>
+            </w:tcMar>
+          </w:tcPr>
+          <w:p>
+            <w:pPr>
+              <w:spacing w:after="0" w:line="240" w:lineRule="auto"/>
+              <w:rPr/>
+            </w:pPr>
+            <w:r>
+              <w:rPr>
+                <w:b/>
+                <w:bCs/>
+                <w:color w:val="FFFFFF"/>
+                <w:sz w:val="18"/>
+                <w:szCs w:val="18"/>
+                <w:rtl w:val="0"/>
+              </w:rPr>
+              <w:t xml:space="preserve">Paquete (vulnerable → corregida)</w:t>
+            </w:r>
+          </w:p>
+        </w:tc>
+        <w:tc>
+          <w:tcPr>
+            <w:tcW w:w="1240" w:type="dxa"/>
+            <w:shd w:val="clear" w:color="auto" w:fill="1F3A5F"/>
+            <w:tcMar>
+              <w:top w:w="60" w:type="dxa"/>
+              <w:left w:w="100" w:type="dxa"/>
+              <w:bottom w:w="60" w:type="dxa"/>
+              <w:right w:w="100" w:type="dxa"/>
+            </w:tcMar>
+          </w:tcPr>
+          <w:p>
+            <w:pPr>
+              <w:spacing w:after="0" w:line="240" w:lineRule="auto"/>
+              <w:rPr/>
+            </w:pPr>
+            <w:r>
+              <w:rPr>
+                <w:b/>
+                <w:bCs/>
+                <w:color w:val="FFFFFF"/>
+                <w:sz w:val="18"/>
+                <w:szCs w:val="18"/>
+                <w:rtl w:val="0"/>
+              </w:rPr>
+              <w:t xml:space="preserve">CWE</w:t>
+            </w:r>
+          </w:p>
+        </w:tc>
+        <w:tc>
+          <w:tcPr>
+            <w:tcW w:w="1240" w:type="dxa"/>
+            <w:shd w:val="clear" w:color="auto" w:fill="1F3A5F"/>
+            <w:tcMar>
+              <w:top w:w="60" w:type="dxa"/>
+              <w:left w:w="100" w:type="dxa"/>
+              <w:bottom w:w="60" w:type="dxa"/>
+              <w:right w:w="100" w:type="dxa"/>
+            </w:tcMar>
+          </w:tcPr>
+          <w:p>
+            <w:pPr>
+              <w:spacing w:after="0" w:line="240" w:lineRule="auto"/>
+              <w:rPr/>
+            </w:pPr>
+            <w:r>
+              <w:rPr>
+                <w:b/>
+                <w:bCs/>
+                <w:color w:val="FFFFFF"/>
+                <w:sz w:val="18"/>
+                <w:szCs w:val="18"/>
+                <w:rtl w:val="0"/>
+              </w:rPr>
+              <w:t xml:space="preserve">Advisory</w:t>
+            </w:r>
+          </w:p>
+        </w:tc>
+        <w:tc>
+          <w:tcPr>
+            <w:tcW w:w="1240" w:type="dxa"/>
+            <w:shd w:val="clear" w:color="auto" w:fill="1F3A5F"/>
+            <w:tcMar>
+              <w:top w:w="60" w:type="dxa"/>
+              <w:left w:w="100" w:type="dxa"/>
+              <w:bottom w:w="60" w:type="dxa"/>
+              <w:right w:w="100" w:type="dxa"/>
+            </w:tcMar>
+          </w:tcPr>
+          <w:p>
+            <w:pPr>
+              <w:spacing w:after="0" w:line="240" w:lineRule="auto"/>
+              <w:rPr/>
+            </w:pPr>
+            <w:r>
+              <w:rPr>
+                <w:b/>
+                <w:bCs/>
+                <w:color w:val="FFFFFF"/>
+                <w:sz w:val="18"/>
+                <w:szCs w:val="18"/>
+                <w:rtl w:val="0"/>
+              </w:rPr>
+              <w:t xml:space="preserve">Archivos analizados</w:t>
+            </w:r>
+          </w:p>
+        </w:tc>
+        <w:tc>
+          <w:tcPr>
+            <w:tcW w:w="1240" w:type="dxa"/>
+            <w:shd w:val="clear" w:color="auto" w:fill="1F3A5F"/>
+            <w:tcMar>
+              <w:top w:w="60" w:type="dxa"/>
+              <w:left w:w="100" w:type="dxa"/>
+              <w:bottom w:w="60" w:type="dxa"/>
+              <w:right w:w="100" w:type="dxa"/>
+            </w:tcMar>
+          </w:tcPr>
+          <w:p>
+            <w:pPr>
+              <w:spacing w:after="0" w:line="240" w:lineRule="auto"/>
+              <w:rPr/>
+            </w:pPr>
+            <w:r>
+              <w:rPr>
+                <w:b/>
+                <w:bCs/>
+                <w:color w:val="FFFFFF"/>
+                <w:sz w:val="18"/>
+                <w:szCs w:val="18"/>
+                <w:rtl w:val="0"/>
+              </w:rPr>
+              <w:t xml:space="preserve">Hallazgos (vulnerable → corregida)</w:t>
+            </w:r>
+          </w:p>
+        </w:tc>
+        <w:tc>
+          <w:tcPr>
+            <w:tcW w:w="1240" w:type="dxa"/>
+            <w:shd w:val="clear" w:color="auto" w:fill="1F3A5F"/>
+            <w:tcMar>
+              <w:top w:w="60" w:type="dxa"/>
+              <w:left w:w="100" w:type="dxa"/>
+              <w:bottom w:w="60" w:type="dxa"/>
+              <w:right w:w="100" w:type="dxa"/>
+            </w:tcMar>
+          </w:tcPr>
+          <w:p>
+            <w:pPr>
+              <w:spacing w:after="0" w:line="240" w:lineRule="auto"/>
+              <w:rPr/>
+            </w:pPr>
+            <w:r>
+              <w:rPr>
+                <w:b/>
+                <w:bCs/>
+                <w:color w:val="FFFFFF"/>
+                <w:sz w:val="18"/>
+                <w:szCs w:val="18"/>
+                <w:rtl w:val="0"/>
+              </w:rPr>
+              <w:t xml:space="preserve">Resultado</w:t>
+            </w:r>
+          </w:p>
+        </w:tc>
+      </w:tr>
+      <w:tr>
+        <w:tc>
+          <w:tcPr>
+            <w:tcW w:w="3160" w:type="dxa"/>
+            <w:shd w:val="clear" w:color="auto" w:fill="EAF1F8"/>
+            <w:tcMar>
+              <w:top w:w="60" w:type="dxa"/>
+              <w:left w:w="100" w:type="dxa"/>
+              <w:bottom w:w="60" w:type="dxa"/>
+              <w:right w:w="100" w:type="dxa"/>
+            </w:tcMar>
+          </w:tcPr>
+          <w:p>
+            <w:pPr>
+              <w:spacing w:after="0" w:line="240" w:lineRule="auto"/>
+              <w:rPr/>
+            </w:pPr>
+            <w:r>
+              <w:rPr>
+                <w:b/>
+                <w:bCs/>
+                <w:color w:val="1F3A5F"/>
+                <w:sz w:val="18"/>
+                <w:szCs w:val="18"/>
+                <w:rtl w:val="0"/>
+              </w:rPr>
+              <w:t xml:space="preserve">@hypequery/clickhouse 2.5.0 → 2.5.1</w:t>
+            </w:r>
+          </w:p>
+        </w:tc>
+        <w:tc>
+          <w:tcPr>
+            <w:tcW w:w="1240" w:type="dxa"/>
+            <w:shd w:val="clear" w:color="auto" w:fill="FFFFFF"/>
+            <w:tcMar>
+              <w:top w:w="60" w:type="dxa"/>
+              <w:left w:w="100" w:type="dxa"/>
+              <w:bottom w:w="60" w:type="dxa"/>
+              <w:right w:w="100" w:type="dxa"/>
+            </w:tcMar>
+          </w:tcPr>
+          <w:p>
+            <w:pPr>
+              <w:spacing w:after="0" w:line="240" w:lineRule="auto"/>
+              <w:rPr/>
+            </w:pPr>
+            <w:r>
+              <w:rPr>
+                <w:color w:val="222222"/>
+                <w:sz w:val="18"/>
+                <w:szCs w:val="18"/>
+                <w:rtl w:val="0"/>
+              </w:rPr>
+              <w:t xml:space="preserve">89</w:t>
+            </w:r>
+          </w:p>
+        </w:tc>
+        <w:tc>
+          <w:tcPr>
+            <w:tcW w:w="1240" w:type="dxa"/>
+            <w:shd w:val="clear" w:color="auto" w:fill="FFFFFF"/>
+            <w:tcMar>
+              <w:top w:w="60" w:type="dxa"/>
+              <w:left w:w="100" w:type="dxa"/>
+              <w:bottom w:w="60" w:type="dxa"/>
+              <w:right w:w="100" w:type="dxa"/>
+            </w:tcMar>
+          </w:tcPr>
+          <w:p>
+            <w:pPr>
+              <w:spacing w:after="0" w:line="240" w:lineRule="auto"/>
+              <w:rPr/>
+            </w:pPr>
+            <w:r>
+              <w:rPr>
+                <w:color w:val="222222"/>
+                <w:sz w:val="18"/>
+                <w:szCs w:val="18"/>
+                <w:rtl w:val="0"/>
+              </w:rPr>
+              <w:t xml:space="preserve">GHSA-6wcc-39rp-hh9p</w:t>
+            </w:r>
+          </w:p>
+        </w:tc>
+        <w:tc>
+          <w:tcPr>
+            <w:tcW w:w="1240" w:type="dxa"/>
+            <w:shd w:val="clear" w:color="auto" w:fill="FFFFFF"/>
+            <w:tcMar>
+              <w:top w:w="60" w:type="dxa"/>
+              <w:left w:w="100" w:type="dxa"/>
+              <w:bottom w:w="60" w:type="dxa"/>
+              <w:right w:w="100" w:type="dxa"/>
+            </w:tcMar>
+          </w:tcPr>
+          <w:p>
+            <w:pPr>
+              <w:spacing w:after="0" w:line="240" w:lineRule="auto"/>
+              <w:rPr/>
+            </w:pPr>
+            <w:r>
+              <w:rPr>
+                <w:color w:val="222222"/>
+                <w:sz w:val="18"/>
+                <w:szCs w:val="18"/>
+                <w:rtl w:val="0"/>
+              </w:rPr>
+              <w:t xml:space="preserve">0</w:t>
+            </w:r>
+          </w:p>
+        </w:tc>
+        <w:tc>
+          <w:tcPr>
+            <w:tcW w:w="1240" w:type="dxa"/>
+            <w:shd w:val="clear" w:color="auto" w:fill="FFFFFF"/>
+            <w:tcMar>
+              <w:top w:w="60" w:type="dxa"/>
+              <w:left w:w="100" w:type="dxa"/>
+              <w:bottom w:w="60" w:type="dxa"/>
+              <w:right w:w="100" w:type="dxa"/>
+            </w:tcMar>
+          </w:tcPr>
+          <w:p>
+            <w:pPr>
+              <w:spacing w:after="0" w:line="240" w:lineRule="auto"/>
+              <w:rPr/>
+            </w:pPr>
+            <w:r>
+              <w:rPr>
+                <w:color w:val="222222"/>
+                <w:sz w:val="18"/>
+                <w:szCs w:val="18"/>
+                <w:rtl w:val="0"/>
+              </w:rPr>
+              <w:t xml:space="preserve">—</w:t>
+            </w:r>
+          </w:p>
+        </w:tc>
+        <w:tc>
+          <w:tcPr>
+            <w:tcW w:w="1240" w:type="dxa"/>
+            <w:shd w:val="clear" w:color="auto" w:fill="FFFFFF"/>
+            <w:tcMar>
+              <w:top w:w="60" w:type="dxa"/>
+              <w:left w:w="100" w:type="dxa"/>
+              <w:bottom w:w="60" w:type="dxa"/>
+              <w:right w:w="100" w:type="dxa"/>
+            </w:tcMar>
+          </w:tcPr>
+          <w:p>
+            <w:pPr>
+              <w:spacing w:after="0" w:line="240" w:lineRule="auto"/>
+              <w:rPr/>
+            </w:pPr>
+            <w:r>
+              <w:rPr>
+                <w:color w:val="222222"/>
+                <w:sz w:val="18"/>
+                <w:szCs w:val="18"/>
+                <w:rtl w:val="0"/>
+              </w:rPr>
+              <w:t xml:space="preserve">Sin código fuente publicado</w:t>
+            </w:r>
+          </w:p>
+        </w:tc>
+      </w:tr>
+      <w:tr>
+        <w:tc>
+          <w:tcPr>
+            <w:tcW w:w="3160" w:type="dxa"/>
+            <w:shd w:val="clear" w:color="auto" w:fill="EAF1F8"/>
+            <w:tcMar>
+              <w:top w:w="60" w:type="dxa"/>
+              <w:left w:w="100" w:type="dxa"/>
+              <w:bottom w:w="60" w:type="dxa"/>
+              <w:right w:w="100" w:type="dxa"/>
+            </w:tcMar>
+          </w:tcPr>
+          <w:p>
+            <w:pPr>
+              <w:spacing w:after="0" w:line="240" w:lineRule="auto"/>
+              <w:rPr/>
+            </w:pPr>
+            <w:r>
+              <w:rPr>
+                <w:b/>
+                <w:bCs/>
+                <w:color w:val="1F3A5F"/>
+                <w:sz w:val="18"/>
+                <w:szCs w:val="18"/>
+                <w:rtl w:val="0"/>
+              </w:rPr>
+              <w:t xml:space="preserve">@anthropic-ai/claude-code 2.1.162 → 2.1.163</w:t>
+            </w:r>
+          </w:p>
+        </w:tc>
+        <w:tc>
+          <w:tcPr>
+            <w:tcW w:w="1240" w:type="dxa"/>
+            <w:shd w:val="clear" w:color="auto" w:fill="FFFFFF"/>
+            <w:tcMar>
+              <w:top w:w="60" w:type="dxa"/>
+              <w:left w:w="100" w:type="dxa"/>
+              <w:bottom w:w="60" w:type="dxa"/>
+              <w:right w:w="100" w:type="dxa"/>
+            </w:tcMar>
+          </w:tcPr>
+          <w:p>
+            <w:pPr>
+              <w:spacing w:after="0" w:line="240" w:lineRule="auto"/>
+              <w:rPr/>
+            </w:pPr>
+            <w:r>
+              <w:rPr>
+                <w:color w:val="222222"/>
+                <w:sz w:val="18"/>
+                <w:szCs w:val="18"/>
+                <w:rtl w:val="0"/>
+              </w:rPr>
+              <w:t xml:space="preserve">78</w:t>
+            </w:r>
+          </w:p>
+        </w:tc>
+        <w:tc>
+          <w:tcPr>
+            <w:tcW w:w="1240" w:type="dxa"/>
+            <w:shd w:val="clear" w:color="auto" w:fill="FFFFFF"/>
+            <w:tcMar>
+              <w:top w:w="60" w:type="dxa"/>
+              <w:left w:w="100" w:type="dxa"/>
+              <w:bottom w:w="60" w:type="dxa"/>
+              <w:right w:w="100" w:type="dxa"/>
+            </w:tcMar>
+          </w:tcPr>
+          <w:p>
+            <w:pPr>
+              <w:spacing w:after="0" w:line="240" w:lineRule="auto"/>
+              <w:rPr/>
+            </w:pPr>
+            <w:r>
+              <w:rPr>
+                <w:color w:val="222222"/>
+                <w:sz w:val="18"/>
+                <w:szCs w:val="18"/>
+                <w:rtl w:val="0"/>
+              </w:rPr>
+              <w:t xml:space="preserve">GHSA-7835-87q9-rgvv</w:t>
+            </w:r>
+          </w:p>
+        </w:tc>
+        <w:tc>
+          <w:tcPr>
+            <w:tcW w:w="1240" w:type="dxa"/>
+            <w:shd w:val="clear" w:color="auto" w:fill="FFFFFF"/>
+            <w:tcMar>
+              <w:top w:w="60" w:type="dxa"/>
+              <w:left w:w="100" w:type="dxa"/>
+              <w:bottom w:w="60" w:type="dxa"/>
+              <w:right w:w="100" w:type="dxa"/>
+            </w:tcMar>
+          </w:tcPr>
+          <w:p>
+            <w:pPr>
+              <w:spacing w:after="0" w:line="240" w:lineRule="auto"/>
+              <w:rPr/>
+            </w:pPr>
+            <w:r>
+              <w:rPr>
+                <w:color w:val="222222"/>
+                <w:sz w:val="18"/>
+                <w:szCs w:val="18"/>
+                <w:rtl w:val="0"/>
+              </w:rPr>
+              <w:t xml:space="preserve">3</w:t>
+            </w:r>
+          </w:p>
+        </w:tc>
+        <w:tc>
+          <w:tcPr>
+            <w:tcW w:w="1240" w:type="dxa"/>
+            <w:shd w:val="clear" w:color="auto" w:fill="FFFFFF"/>
+            <w:tcMar>
+              <w:top w:w="60" w:type="dxa"/>
+              <w:left w:w="100" w:type="dxa"/>
+              <w:bottom w:w="60" w:type="dxa"/>
+              <w:right w:w="100" w:type="dxa"/>
+            </w:tcMar>
+          </w:tcPr>
+          <w:p>
+            <w:pPr>
+              <w:spacing w:after="0" w:line="240" w:lineRule="auto"/>
+              <w:rPr/>
+            </w:pPr>
+            <w:r>
+              <w:rPr>
+                <w:color w:val="222222"/>
+                <w:sz w:val="18"/>
+                <w:szCs w:val="18"/>
+                <w:rtl w:val="0"/>
+              </w:rPr>
+              <w:t xml:space="preserve">0 → 0</w:t>
+            </w:r>
+          </w:p>
+        </w:tc>
+        <w:tc>
+          <w:tcPr>
+            <w:tcW w:w="1240" w:type="dxa"/>
+            <w:shd w:val="clear" w:color="auto" w:fill="FFFFFF"/>
+            <w:tcMar>
+              <w:top w:w="60" w:type="dxa"/>
+              <w:left w:w="100" w:type="dxa"/>
+              <w:bottom w:w="60" w:type="dxa"/>
+              <w:right w:w="100" w:type="dxa"/>
+            </w:tcMar>
+          </w:tcPr>
+          <w:p>
+            <w:pPr>
+              <w:spacing w:after="0" w:line="240" w:lineRule="auto"/>
+              <w:rPr/>
+            </w:pPr>
+            <w:r>
+              <w:rPr>
+                <w:color w:val="222222"/>
+                <w:sz w:val="18"/>
+                <w:szCs w:val="18"/>
+                <w:rtl w:val="0"/>
+              </w:rPr>
+              <w:t xml:space="preserve">No detectado</w:t>
+            </w:r>
+          </w:p>
+        </w:tc>
+      </w:tr>
+      <w:tr>
+        <w:tc>
+          <w:tcPr>
+            <w:tcW w:w="3160" w:type="dxa"/>
+            <w:shd w:val="clear" w:color="auto" w:fill="EAF1F8"/>
+            <w:tcMar>
+              <w:top w:w="60" w:type="dxa"/>
+              <w:left w:w="100" w:type="dxa"/>
+              <w:bottom w:w="60" w:type="dxa"/>
+              <w:right w:w="100" w:type="dxa"/>
+            </w:tcMar>
+          </w:tcPr>
+          <w:p>
+            <w:pPr>
+              <w:spacing w:after="0" w:line="240" w:lineRule="auto"/>
+              <w:rPr/>
+            </w:pPr>
+            <w:r>
+              <w:rPr>
+                <w:b/>
+                <w:bCs/>
+                <w:color w:val="1F3A5F"/>
+                <w:sz w:val="18"/>
+                <w:szCs w:val="18"/>
+                <w:rtl w:val="0"/>
+              </w:rPr>
+              <w:t xml:space="preserve">sanitize-html 2.17.4 → 2.17.5</w:t>
+            </w:r>
+          </w:p>
+        </w:tc>
+        <w:tc>
+          <w:tcPr>
+            <w:tcW w:w="1240" w:type="dxa"/>
+            <w:shd w:val="clear" w:color="auto" w:fill="FFFFFF"/>
+            <w:tcMar>
+              <w:top w:w="60" w:type="dxa"/>
+              <w:left w:w="100" w:type="dxa"/>
+              <w:bottom w:w="60" w:type="dxa"/>
+              <w:right w:w="100" w:type="dxa"/>
+            </w:tcMar>
+          </w:tcPr>
+          <w:p>
+            <w:pPr>
+              <w:spacing w:after="0" w:line="240" w:lineRule="auto"/>
+              <w:rPr/>
+            </w:pPr>
+            <w:r>
+              <w:rPr>
+                <w:color w:val="222222"/>
+                <w:sz w:val="18"/>
+                <w:szCs w:val="18"/>
+                <w:rtl w:val="0"/>
+              </w:rPr>
+              <w:t xml:space="preserve">79</w:t>
+            </w:r>
+          </w:p>
+        </w:tc>
+        <w:tc>
+          <w:tcPr>
+            <w:tcW w:w="1240" w:type="dxa"/>
+            <w:shd w:val="clear" w:color="auto" w:fill="FFFFFF"/>
+            <w:tcMar>
+              <w:top w:w="60" w:type="dxa"/>
+              <w:left w:w="100" w:type="dxa"/>
+              <w:bottom w:w="60" w:type="dxa"/>
+              <w:right w:w="100" w:type="dxa"/>
+            </w:tcMar>
+          </w:tcPr>
+          <w:p>
+            <w:pPr>
+              <w:spacing w:after="0" w:line="240" w:lineRule="auto"/>
+              <w:rPr/>
+            </w:pPr>
+            <w:r>
+              <w:rPr>
+                <w:color w:val="222222"/>
+                <w:sz w:val="18"/>
+                <w:szCs w:val="18"/>
+                <w:rtl w:val="0"/>
+              </w:rPr>
+              <w:t xml:space="preserve">GHSA-vccv-cmxp-4j9h</w:t>
+            </w:r>
+          </w:p>
+        </w:tc>
+        <w:tc>
+          <w:tcPr>
+            <w:tcW w:w="1240" w:type="dxa"/>
+            <w:shd w:val="clear" w:color="auto" w:fill="FFFFFF"/>
+            <w:tcMar>
+              <w:top w:w="60" w:type="dxa"/>
+              <w:left w:w="100" w:type="dxa"/>
+              <w:bottom w:w="60" w:type="dxa"/>
+              <w:right w:w="100" w:type="dxa"/>
+            </w:tcMar>
+          </w:tcPr>
+          <w:p>
+            <w:pPr>
+              <w:spacing w:after="0" w:line="240" w:lineRule="auto"/>
+              <w:rPr/>
+            </w:pPr>
+            <w:r>
+              <w:rPr>
+                <w:color w:val="222222"/>
+                <w:sz w:val="18"/>
+                <w:szCs w:val="18"/>
+                <w:rtl w:val="0"/>
+              </w:rPr>
+              <w:t xml:space="preserve">1</w:t>
+            </w:r>
+          </w:p>
+        </w:tc>
+        <w:tc>
+          <w:tcPr>
+            <w:tcW w:w="1240" w:type="dxa"/>
+            <w:shd w:val="clear" w:color="auto" w:fill="FFFFFF"/>
+            <w:tcMar>
+              <w:top w:w="60" w:type="dxa"/>
+              <w:left w:w="100" w:type="dxa"/>
+              <w:bottom w:w="60" w:type="dxa"/>
+              <w:right w:w="100" w:type="dxa"/>
+            </w:tcMar>
+          </w:tcPr>
+          <w:p>
+            <w:pPr>
+              <w:spacing w:after="0" w:line="240" w:lineRule="auto"/>
+              <w:rPr/>
+            </w:pPr>
+            <w:r>
+              <w:rPr>
+                <w:color w:val="222222"/>
+                <w:sz w:val="18"/>
+                <w:szCs w:val="18"/>
+                <w:rtl w:val="0"/>
+              </w:rPr>
+              <w:t xml:space="preserve">0 → 0</w:t>
+            </w:r>
+          </w:p>
+        </w:tc>
+        <w:tc>
+          <w:tcPr>
+            <w:tcW w:w="1240" w:type="dxa"/>
+            <w:shd w:val="clear" w:color="auto" w:fill="FFFFFF"/>
+            <w:tcMar>
+              <w:top w:w="60" w:type="dxa"/>
+              <w:left w:w="100" w:type="dxa"/>
+              <w:bottom w:w="60" w:type="dxa"/>
+              <w:right w:w="100" w:type="dxa"/>
+            </w:tcMar>
+          </w:tcPr>
+          <w:p>
+            <w:pPr>
+              <w:spacing w:after="0" w:line="240" w:lineRule="auto"/>
+              <w:rPr/>
+            </w:pPr>
+            <w:r>
+              <w:rPr>
+                <w:color w:val="222222"/>
+                <w:sz w:val="18"/>
+                <w:szCs w:val="18"/>
+                <w:rtl w:val="0"/>
+              </w:rPr>
+              <w:t xml:space="preserve">No detectado</w:t>
+            </w:r>
+          </w:p>
+        </w:tc>
+      </w:tr>
+      <w:tr>
+        <w:tc>
+          <w:tcPr>
+            <w:tcW w:w="3160" w:type="dxa"/>
+            <w:shd w:val="clear" w:color="auto" w:fill="EAF1F8"/>
+            <w:tcMar>
+              <w:top w:w="60" w:type="dxa"/>
+              <w:left w:w="100" w:type="dxa"/>
+              <w:bottom w:w="60" w:type="dxa"/>
+              <w:right w:w="100" w:type="dxa"/>
+            </w:tcMar>
+          </w:tcPr>
+          <w:p>
+            <w:pPr>
+              <w:spacing w:after="0" w:line="240" w:lineRule="auto"/>
+              <w:rPr/>
+            </w:pPr>
+            <w:r>
+              <w:rPr>
+                <w:b/>
+                <w:bCs/>
+                <w:color w:val="1F3A5F"/>
+                <w:sz w:val="18"/>
+                <w:szCs w:val="18"/>
+                <w:rtl w:val="0"/>
+              </w:rPr>
+              <w:t xml:space="preserve">sanitize-html 2.17.6 → 2.17.7</w:t>
+            </w:r>
+          </w:p>
+        </w:tc>
+        <w:tc>
+          <w:tcPr>
+            <w:tcW w:w="1240" w:type="dxa"/>
+            <w:shd w:val="clear" w:color="auto" w:fill="FFFFFF"/>
+            <w:tcMar>
+              <w:top w:w="60" w:type="dxa"/>
+              <w:left w:w="100" w:type="dxa"/>
+              <w:bottom w:w="60" w:type="dxa"/>
+              <w:right w:w="100" w:type="dxa"/>
+            </w:tcMar>
+          </w:tcPr>
+          <w:p>
+            <w:pPr>
+              <w:spacing w:after="0" w:line="240" w:lineRule="auto"/>
+              <w:rPr/>
+            </w:pPr>
+            <w:r>
+              <w:rPr>
+                <w:color w:val="222222"/>
+                <w:sz w:val="18"/>
+                <w:szCs w:val="18"/>
+                <w:rtl w:val="0"/>
+              </w:rPr>
+              <w:t xml:space="preserve">79</w:t>
+            </w:r>
+          </w:p>
+        </w:tc>
+        <w:tc>
+          <w:tcPr>
+            <w:tcW w:w="1240" w:type="dxa"/>
+            <w:shd w:val="clear" w:color="auto" w:fill="FFFFFF"/>
+            <w:tcMar>
+              <w:top w:w="60" w:type="dxa"/>
+              <w:left w:w="100" w:type="dxa"/>
+              <w:bottom w:w="60" w:type="dxa"/>
+              <w:right w:w="100" w:type="dxa"/>
+            </w:tcMar>
+          </w:tcPr>
+          <w:p>
+            <w:pPr>
+              <w:spacing w:after="0" w:line="240" w:lineRule="auto"/>
+              <w:rPr/>
+            </w:pPr>
+            <w:r>
+              <w:rPr>
+                <w:color w:val="222222"/>
+                <w:sz w:val="18"/>
+                <w:szCs w:val="18"/>
+                <w:rtl w:val="0"/>
+              </w:rPr>
+              <w:t xml:space="preserve">GHSA-g8qq-57p8-ggw5</w:t>
+            </w:r>
+          </w:p>
+        </w:tc>
+        <w:tc>
+          <w:tcPr>
+            <w:tcW w:w="1240" w:type="dxa"/>
+            <w:shd w:val="clear" w:color="auto" w:fill="FFFFFF"/>
+            <w:tcMar>
+              <w:top w:w="60" w:type="dxa"/>
+              <w:left w:w="100" w:type="dxa"/>
+              <w:bottom w:w="60" w:type="dxa"/>
+              <w:right w:w="100" w:type="dxa"/>
+            </w:tcMar>
+          </w:tcPr>
+          <w:p>
+            <w:pPr>
+              <w:spacing w:after="0" w:line="240" w:lineRule="auto"/>
+              <w:rPr/>
+            </w:pPr>
+            <w:r>
+              <w:rPr>
+                <w:color w:val="222222"/>
+                <w:sz w:val="18"/>
+                <w:szCs w:val="18"/>
+                <w:rtl w:val="0"/>
+              </w:rPr>
+              <w:t xml:space="preserve">1</w:t>
+            </w:r>
+          </w:p>
+        </w:tc>
+        <w:tc>
+          <w:tcPr>
+            <w:tcW w:w="1240" w:type="dxa"/>
+            <w:shd w:val="clear" w:color="auto" w:fill="FFFFFF"/>
+            <w:tcMar>
+              <w:top w:w="60" w:type="dxa"/>
+              <w:left w:w="100" w:type="dxa"/>
+              <w:bottom w:w="60" w:type="dxa"/>
+              <w:right w:w="100" w:type="dxa"/>
+            </w:tcMar>
+          </w:tcPr>
+          <w:p>
+            <w:pPr>
+              <w:spacing w:after="0" w:line="240" w:lineRule="auto"/>
+              <w:rPr/>
+            </w:pPr>
+            <w:r>
+              <w:rPr>
+                <w:color w:val="222222"/>
+                <w:sz w:val="18"/>
+                <w:szCs w:val="18"/>
+                <w:rtl w:val="0"/>
+              </w:rPr>
+              <w:t xml:space="preserve">0 → 0</w:t>
+            </w:r>
+          </w:p>
+        </w:tc>
+        <w:tc>
+          <w:tcPr>
+            <w:tcW w:w="1240" w:type="dxa"/>
+            <w:shd w:val="clear" w:color="auto" w:fill="FFFFFF"/>
+            <w:tcMar>
+              <w:top w:w="60" w:type="dxa"/>
+              <w:left w:w="100" w:type="dxa"/>
+              <w:bottom w:w="60" w:type="dxa"/>
+              <w:right w:w="100" w:type="dxa"/>
+            </w:tcMar>
+          </w:tcPr>
+          <w:p>
+            <w:pPr>
+              <w:spacing w:after="0" w:line="240" w:lineRule="auto"/>
+              <w:rPr/>
+            </w:pPr>
+            <w:r>
+              <w:rPr>
+                <w:color w:val="222222"/>
+                <w:sz w:val="18"/>
+                <w:szCs w:val="18"/>
+                <w:rtl w:val="0"/>
+              </w:rPr>
+              <w:t xml:space="preserve">No detectado</w:t>
+            </w:r>
+          </w:p>
+        </w:tc>
+      </w:tr>
+      <w:tr>
+        <w:tc>
+          <w:tcPr>
+            <w:tcW w:w="3160" w:type="dxa"/>
+            <w:shd w:val="clear" w:color="auto" w:fill="EAF1F8"/>
+            <w:tcMar>
+              <w:top w:w="60" w:type="dxa"/>
+              <w:left w:w="100" w:type="dxa"/>
+              <w:bottom w:w="60" w:type="dxa"/>
+              <w:right w:w="100" w:type="dxa"/>
+            </w:tcMar>
+          </w:tcPr>
+          <w:p>
+            <w:pPr>
+              <w:spacing w:after="0" w:line="240" w:lineRule="auto"/>
+              <w:rPr/>
+            </w:pPr>
+            <w:r>
+              <w:rPr>
+                <w:b/>
+                <w:bCs/>
+                <w:color w:val="1F3A5F"/>
+                <w:sz w:val="18"/>
+                <w:szCs w:val="18"/>
+                <w:rtl w:val="0"/>
+              </w:rPr>
+              <w:t xml:space="preserve">defuddle 0.19.0 → 0.19.1</w:t>
+            </w:r>
+          </w:p>
+        </w:tc>
+        <w:tc>
+          <w:tcPr>
+            <w:tcW w:w="1240" w:type="dxa"/>
+            <w:shd w:val="clear" w:color="auto" w:fill="FFFFFF"/>
+            <w:tcMar>
+              <w:top w:w="60" w:type="dxa"/>
+              <w:left w:w="100" w:type="dxa"/>
+              <w:bottom w:w="60" w:type="dxa"/>
+              <w:right w:w="100" w:type="dxa"/>
+            </w:tcMar>
+          </w:tcPr>
+          <w:p>
+            <w:pPr>
+              <w:spacing w:after="0" w:line="240" w:lineRule="auto"/>
+              <w:rPr/>
+            </w:pPr>
+            <w:r>
+              <w:rPr>
+                <w:color w:val="222222"/>
+                <w:sz w:val="18"/>
+                <w:szCs w:val="18"/>
+                <w:rtl w:val="0"/>
+              </w:rPr>
+              <w:t xml:space="preserve">79</w:t>
+            </w:r>
+          </w:p>
+        </w:tc>
+        <w:tc>
+          <w:tcPr>
+            <w:tcW w:w="1240" w:type="dxa"/>
+            <w:shd w:val="clear" w:color="auto" w:fill="FFFFFF"/>
+            <w:tcMar>
+              <w:top w:w="60" w:type="dxa"/>
+              <w:left w:w="100" w:type="dxa"/>
+              <w:bottom w:w="60" w:type="dxa"/>
+              <w:right w:w="100" w:type="dxa"/>
+            </w:tcMar>
+          </w:tcPr>
+          <w:p>
+            <w:pPr>
+              <w:spacing w:after="0" w:line="240" w:lineRule="auto"/>
+              <w:rPr/>
+            </w:pPr>
+            <w:r>
+              <w:rPr>
+                <w:color w:val="222222"/>
+                <w:sz w:val="18"/>
+                <w:szCs w:val="18"/>
+                <w:rtl w:val="0"/>
+              </w:rPr>
+              <w:t xml:space="preserve">GHSA-jg4p-g6xj-4qmf</w:t>
+            </w:r>
+          </w:p>
+        </w:tc>
+        <w:tc>
+          <w:tcPr>
+            <w:tcW w:w="1240" w:type="dxa"/>
+            <w:shd w:val="clear" w:color="auto" w:fill="FFFFFF"/>
+            <w:tcMar>
+              <w:top w:w="60" w:type="dxa"/>
+              <w:left w:w="100" w:type="dxa"/>
+              <w:bottom w:w="60" w:type="dxa"/>
+              <w:right w:w="100" w:type="dxa"/>
+            </w:tcMar>
+          </w:tcPr>
+          <w:p>
+            <w:pPr>
+              <w:spacing w:after="0" w:line="240" w:lineRule="auto"/>
+              <w:rPr/>
+            </w:pPr>
+            <w:r>
+              <w:rPr>
+                <w:color w:val="222222"/>
+                <w:sz w:val="18"/>
+                <w:szCs w:val="18"/>
+                <w:rtl w:val="0"/>
+              </w:rPr>
+              <w:t xml:space="preserve">0</w:t>
+            </w:r>
+          </w:p>
+        </w:tc>
+        <w:tc>
+          <w:tcPr>
+            <w:tcW w:w="1240" w:type="dxa"/>
+            <w:shd w:val="clear" w:color="auto" w:fill="FFFFFF"/>
+            <w:tcMar>
+              <w:top w:w="60" w:type="dxa"/>
+              <w:left w:w="100" w:type="dxa"/>
+              <w:bottom w:w="60" w:type="dxa"/>
+              <w:right w:w="100" w:type="dxa"/>
+            </w:tcMar>
+          </w:tcPr>
+          <w:p>
+            <w:pPr>
+              <w:spacing w:after="0" w:line="240" w:lineRule="auto"/>
+              <w:rPr/>
+            </w:pPr>
+            <w:r>
+              <w:rPr>
+                <w:color w:val="222222"/>
+                <w:sz w:val="18"/>
+                <w:szCs w:val="18"/>
+                <w:rtl w:val="0"/>
+              </w:rPr>
+              <w:t xml:space="preserve">—</w:t>
+            </w:r>
+          </w:p>
+        </w:tc>
+        <w:tc>
+          <w:tcPr>
+            <w:tcW w:w="1240" w:type="dxa"/>
+            <w:shd w:val="clear" w:color="auto" w:fill="FFFFFF"/>
+            <w:tcMar>
+              <w:top w:w="60" w:type="dxa"/>
+              <w:left w:w="100" w:type="dxa"/>
+              <w:bottom w:w="60" w:type="dxa"/>
+              <w:right w:w="100" w:type="dxa"/>
+            </w:tcMar>
+          </w:tcPr>
+          <w:p>
+            <w:pPr>
+              <w:spacing w:after="0" w:line="240" w:lineRule="auto"/>
+              <w:rPr/>
+            </w:pPr>
+            <w:r>
+              <w:rPr>
+                <w:color w:val="222222"/>
+                <w:sz w:val="18"/>
+                <w:szCs w:val="18"/>
+                <w:rtl w:val="0"/>
+              </w:rPr>
+              <w:t xml:space="preserve">Sin código fuente publicado</w:t>
+            </w:r>
+          </w:p>
+        </w:tc>
+      </w:tr>
+      <w:tr>
+        <w:tc>
+          <w:tcPr>
+            <w:tcW w:w="3160" w:type="dxa"/>
+            <w:shd w:val="clear" w:color="auto" w:fill="EAF1F8"/>
+            <w:tcMar>
+              <w:top w:w="60" w:type="dxa"/>
+              <w:left w:w="100" w:type="dxa"/>
+              <w:bottom w:w="60" w:type="dxa"/>
+              <w:right w:w="100" w:type="dxa"/>
+            </w:tcMar>
+          </w:tcPr>
+          <w:p>
+            <w:pPr>
+              <w:spacing w:after="0" w:line="240" w:lineRule="auto"/>
+              <w:rPr/>
+            </w:pPr>
+            <w:r>
+              <w:rPr>
+                <w:b/>
+                <w:bCs/>
+                <w:color w:val="1F3A5F"/>
+                <w:sz w:val="18"/>
+                <w:szCs w:val="18"/>
+                <w:rtl w:val="0"/>
+              </w:rPr>
+              <w:t xml:space="preserve">dompurify 3.4.12 → 3.4.13</w:t>
+            </w:r>
+          </w:p>
+        </w:tc>
+        <w:tc>
+          <w:tcPr>
+            <w:tcW w:w="1240" w:type="dxa"/>
+            <w:shd w:val="clear" w:color="auto" w:fill="FFFFFF"/>
+            <w:tcMar>
+              <w:top w:w="60" w:type="dxa"/>
+              <w:left w:w="100" w:type="dxa"/>
+              <w:bottom w:w="60" w:type="dxa"/>
+              <w:right w:w="100" w:type="dxa"/>
+            </w:tcMar>
+          </w:tcPr>
+          <w:p>
+            <w:pPr>
+              <w:spacing w:after="0" w:line="240" w:lineRule="auto"/>
+              <w:rPr/>
+            </w:pPr>
+            <w:r>
+              <w:rPr>
+                <w:color w:val="222222"/>
+                <w:sz w:val="18"/>
+                <w:szCs w:val="18"/>
+                <w:rtl w:val="0"/>
+              </w:rPr>
+              <w:t xml:space="preserve">79</w:t>
+            </w:r>
+          </w:p>
+        </w:tc>
+        <w:tc>
+          <w:tcPr>
+            <w:tcW w:w="1240" w:type="dxa"/>
+            <w:shd w:val="clear" w:color="auto" w:fill="FFFFFF"/>
+            <w:tcMar>
+              <w:top w:w="60" w:type="dxa"/>
+              <w:left w:w="100" w:type="dxa"/>
+              <w:bottom w:w="60" w:type="dxa"/>
+              <w:right w:w="100" w:type="dxa"/>
+            </w:tcMar>
+          </w:tcPr>
+          <w:p>
+            <w:pPr>
+              <w:spacing w:after="0" w:line="240" w:lineRule="auto"/>
+              <w:rPr/>
+            </w:pPr>
+            <w:r>
+              <w:rPr>
+                <w:color w:val="222222"/>
+                <w:sz w:val="18"/>
+                <w:szCs w:val="18"/>
+                <w:rtl w:val="0"/>
+              </w:rPr>
+              <w:t xml:space="preserve">GHSA-55q2-fjhq-7xh7</w:t>
+            </w:r>
+          </w:p>
+        </w:tc>
+        <w:tc>
+          <w:tcPr>
+            <w:tcW w:w="1240" w:type="dxa"/>
+            <w:shd w:val="clear" w:color="auto" w:fill="FFFFFF"/>
+            <w:tcMar>
+              <w:top w:w="60" w:type="dxa"/>
+              <w:left w:w="100" w:type="dxa"/>
+              <w:bottom w:w="60" w:type="dxa"/>
+              <w:right w:w="100" w:type="dxa"/>
+            </w:tcMar>
+          </w:tcPr>
+          <w:p>
+            <w:pPr>
+              <w:spacing w:after="0" w:line="240" w:lineRule="auto"/>
+              <w:rPr/>
+            </w:pPr>
+            <w:r>
+              <w:rPr>
+                <w:color w:val="222222"/>
+                <w:sz w:val="18"/>
+                <w:szCs w:val="18"/>
+                <w:rtl w:val="0"/>
+              </w:rPr>
+              <w:t xml:space="preserve">7</w:t>
+            </w:r>
+          </w:p>
+        </w:tc>
+        <w:tc>
+          <w:tcPr>
+            <w:tcW w:w="1240" w:type="dxa"/>
+            <w:shd w:val="clear" w:color="auto" w:fill="FFFFFF"/>
+            <w:tcMar>
+              <w:top w:w="60" w:type="dxa"/>
+              <w:left w:w="100" w:type="dxa"/>
+              <w:bottom w:w="60" w:type="dxa"/>
+              <w:right w:w="100" w:type="dxa"/>
+            </w:tcMar>
+          </w:tcPr>
+          <w:p>
+            <w:pPr>
+              <w:spacing w:after="0" w:line="240" w:lineRule="auto"/>
+              <w:rPr/>
+            </w:pPr>
+            <w:r>
+              <w:rPr>
+                <w:color w:val="222222"/>
+                <w:sz w:val="18"/>
+                <w:szCs w:val="18"/>
+                <w:rtl w:val="0"/>
+              </w:rPr>
+              <w:t xml:space="preserve">1 → 1</w:t>
+            </w:r>
+          </w:p>
+        </w:tc>
+        <w:tc>
+          <w:tcPr>
+            <w:tcW w:w="1240" w:type="dxa"/>
+            <w:shd w:val="clear" w:color="auto" w:fill="FFFFFF"/>
+            <w:tcMar>
+              <w:top w:w="60" w:type="dxa"/>
+              <w:left w:w="100" w:type="dxa"/>
+              <w:bottom w:w="60" w:type="dxa"/>
+              <w:right w:w="100" w:type="dxa"/>
+            </w:tcMar>
+          </w:tcPr>
+          <w:p>
+            <w:pPr>
+              <w:spacing w:after="0" w:line="240" w:lineRule="auto"/>
+              <w:rPr/>
+            </w:pPr>
+            <w:r>
+              <w:rPr>
+                <w:color w:val="222222"/>
+                <w:sz w:val="18"/>
+                <w:szCs w:val="18"/>
+                <w:rtl w:val="0"/>
+              </w:rPr>
+              <w:t xml:space="preserve">Detectado, sin discriminación</w:t>
+            </w:r>
+          </w:p>
+        </w:tc>
+      </w:tr>
+    </w:tbl>
+    <w:p>
+      <w:pPr>
+        <w:pStyle w:val="normal1"/>
+        <w:spacing w:lineRule="auto" w:line="240" w:before="40" w:after="220"/>
+        <w:jc w:val="center"/>
+        <w:rPr>
+          <w:i/>
+          <w:iCs/>
+          <w:color w:val="555555"/>
+          <w:sz w:val="18"/>
+          <w:szCs w:val="18"/>
+        </w:rPr>
+      </w:pPr>
+      <w:r>
+        <w:rPr>
+          <w:i/>
+          <w:iCs/>
+          <w:color w:val="555555"/>
+          <w:sz w:val="18"/>
+          <w:szCs w:val="18"/>
+        </w:rPr>
+        <w:t xml:space="preserve">Tabla 8. Validación sobre vulnerabilidades documentadas del ecosistema npm (6 casos).</w:t>
+      </w:r>
+    </w:p>
+    <w:p>
+      <w:pPr>
+        <w:pStyle w:val="normal1"/>
+        <w:spacing w:lineRule="auto" w:line="276" w:before="0" w:after="150"/>
+        <w:jc w:val="both"/>
+        <w:rPr/>
+      </w:pPr>
+      <w:r>
+        <w:rPr/>
+        <w:t xml:space="preserve">El sistema detectó uno de los seis casos (16,7 %) y ninguno con discriminación: el único hallazgo, en DOMPurify, se mantiene en la versión corregida, por lo que no corresponde a la vulnerabilidad reportada. El análisis de los casos explica el resultado. En dos paquetes, @hypequery/clickhouse y defuddle, el registro de npm solo contiene código compilado en la carpeta dist, que el evaluador excluye por tratarse de código generado; como verificación complementaria se analizó también esa carpeta, sin cambios en la conclusión: ningún hallazgo en el primero y tres hallazgos idénticos en ambas versiones del segundo. El paquete de @anthropic-ai/claude-code publica únicamente un envoltorio de instalación. En cuanto a la naturaleza de las fallas, las de sanitize-html y DOMPurify residen en la lógica interna de esas bibliotecas de saneamiento, como la validación incompleta de esquemas de URI o la eliminación de nodos del documento, y consisten en omisiones de sus propias reglas de filtrado; la de @hypequery/clickhouse es un error en su función de escapado de parámetros; la de defuddle consiste en interpolar atributos sin escapar al construir HTML como texto, una operación que el catálogo no registra como destino sensible; y la de inyección de comandos se origina en una confusión de rutas que habilita el escape del entorno aislado. Ninguna adopta la forma de un recorrido desde una entrada no confiable hasta una operación sensible del catálogo, que es la clase de vulnerabilidad que el modelo de accesibilidad detecta.</w:t>
+      </w:r>
+    </w:p>
+    <w:p>
+      <w:pPr>
+        <w:pStyle w:val="normal1"/>
+        <w:spacing w:lineRule="auto" w:line="276" w:before="0" w:after="150"/>
+        <w:jc w:val="both"/>
+        <w:rPr/>
+      </w:pPr>
+      <w:r>
+        <w:rPr/>
+        <w:t xml:space="preserve">En consecuencia, esta validación no permite afirmar la efectividad del sistema sobre código real, y tampoco la refuta: el corpus se compone de bibliotecas cuyas fallas quedan fuera del modelo de amenaza del analizador. La validación pendiente debe orientarse a aplicaciones que reciben entradas de usuario y las conducen hacia bases de datos, procesos del sistema o el documento, que es el escenario para el que la herramienta fue diseñada, y ampliar la cantidad de casos hasta admitir conclusiones cuantitativas.</w:t>
       </w:r>
     </w:p>
     <w:p>
@@ -12558,11 +14150,11 @@
           <w:b/>
           <w:bCs/>
         </w:rPr>
-        <w:t xml:space="preserve">Granularidad del análisis. </w:t>
-      </w:r>
-      <w:r>
-        <w:rPr/>
-        <w:t>El procesamiento se encuentra acotado a fragmentos de código o archivos individuales. El análisis de proyectos completos con múltiples archivos no forma parte del estado actual del desarrollo.</w:t>
+        <w:t xml:space="preserve">Alcance del análisis entre archivos. </w:t>
+      </w:r>
+      <w:r>
+        <w:rPr/>
+        <w:t>El dato se sigue de un archivo a otro cuando un archivo invoca una función declarada con function en otro archivo del proyecto e importada mediante import de módulos ES con ruta relativa. No se siguen las importaciones mediante require, las funciones flecha o asignadas a constantes, los métodos de clase, los alias de rutas de TypeScript ni los paquetes de terceros; en esos casos cada archivo se analiza por separado. Por la misma razón, las aplicaciones organizadas en clases o con funciones flecha, habituales en Express y NestJS, quedan cubiertas de forma parcial.</w:t>
       </w:r>
     </w:p>
     <w:p>
@@ -13108,7 +14700,7 @@
                 <w:sz w:val="18"/>
                 <w:szCs w:val="18"/>
               </w:rPr>
-              <w:t>ts-morph</w:t>
+              <w:t xml:space="preserve">Web Workers</w:t>
             </w:r>
           </w:p>
         </w:tc>
@@ -13139,7 +14731,7 @@
                 <w:sz w:val="18"/>
                 <w:szCs w:val="18"/>
               </w:rPr>
-              <w:t>23.0</w:t>
+              <w:t xml:space="preserve">—</w:t>
             </w:r>
           </w:p>
         </w:tc>
@@ -13170,7 +14762,7 @@
                 <w:sz w:val="18"/>
                 <w:szCs w:val="18"/>
               </w:rPr>
-              <w:t>Análisis sintáctico</w:t>
+              <w:t xml:space="preserve">Ejecución</w:t>
             </w:r>
           </w:p>
         </w:tc>
@@ -13201,7 +14793,7 @@
                 <w:sz w:val="18"/>
                 <w:szCs w:val="18"/>
               </w:rPr>
-              <w:t>Generación y recorrido del AST</w:t>
+              <w:t xml:space="preserve">Análisis en segundo plano en el navegador</w:t>
             </w:r>
           </w:p>
         </w:tc>
@@ -13239,7 +14831,7 @@
                 <w:sz w:val="18"/>
                 <w:szCs w:val="18"/>
               </w:rPr>
-              <w:t>Cytoscape.js</w:t>
+              <w:t>ts-morph</w:t>
             </w:r>
           </w:p>
         </w:tc>
@@ -13270,7 +14862,7 @@
                 <w:sz w:val="18"/>
                 <w:szCs w:val="18"/>
               </w:rPr>
-              <w:t>3.30</w:t>
+              <w:t>23.0</w:t>
             </w:r>
           </w:p>
         </w:tc>
@@ -13301,7 +14893,7 @@
                 <w:sz w:val="18"/>
                 <w:szCs w:val="18"/>
               </w:rPr>
-              <w:t>Visualización</w:t>
+              <w:t>Análisis sintáctico</w:t>
             </w:r>
           </w:p>
         </w:tc>
@@ -13332,7 +14924,7 @@
                 <w:sz w:val="18"/>
                 <w:szCs w:val="18"/>
               </w:rPr>
-              <w:t>Renderizado interactivo del grafo</w:t>
+              <w:t>Generación y recorrido del AST</w:t>
             </w:r>
           </w:p>
         </w:tc>
@@ -13370,7 +14962,7 @@
                 <w:sz w:val="18"/>
                 <w:szCs w:val="18"/>
               </w:rPr>
-              <w:t>Vite</w:t>
+              <w:t>Cytoscape.js</w:t>
             </w:r>
           </w:p>
         </w:tc>
@@ -13401,7 +14993,7 @@
                 <w:sz w:val="18"/>
                 <w:szCs w:val="18"/>
               </w:rPr>
-              <w:t>5.4</w:t>
+              <w:t>3.30</w:t>
             </w:r>
           </w:p>
         </w:tc>
@@ -13432,7 +15024,7 @@
                 <w:sz w:val="18"/>
                 <w:szCs w:val="18"/>
               </w:rPr>
-              <w:t>Construcción</w:t>
+              <w:t>Visualización</w:t>
             </w:r>
           </w:p>
         </w:tc>
@@ -13463,7 +15055,7 @@
                 <w:sz w:val="18"/>
                 <w:szCs w:val="18"/>
               </w:rPr>
-              <w:t>Empaquetado y servidor de desarrollo</w:t>
+              <w:t>Renderizado interactivo del grafo</w:t>
             </w:r>
           </w:p>
         </w:tc>
@@ -13501,7 +15093,7 @@
                 <w:sz w:val="18"/>
                 <w:szCs w:val="18"/>
               </w:rPr>
-              <w:t>Vitest</w:t>
+              <w:t>Vite</w:t>
             </w:r>
           </w:p>
         </w:tc>
@@ -13532,7 +15124,7 @@
                 <w:sz w:val="18"/>
                 <w:szCs w:val="18"/>
               </w:rPr>
-              <w:t>2.0</w:t>
+              <w:t>5.4</w:t>
             </w:r>
           </w:p>
         </w:tc>
@@ -13563,7 +15155,7 @@
                 <w:sz w:val="18"/>
                 <w:szCs w:val="18"/>
               </w:rPr>
-              <w:t>Pruebas</w:t>
+              <w:t>Construcción</w:t>
             </w:r>
           </w:p>
         </w:tc>
@@ -13594,7 +15186,7 @@
                 <w:sz w:val="18"/>
                 <w:szCs w:val="18"/>
               </w:rPr>
-              <w:t>Ejecución de la suite automatizada</w:t>
+              <w:t>Empaquetado y servidor de desarrollo</w:t>
             </w:r>
           </w:p>
         </w:tc>
@@ -13632,7 +15224,7 @@
                 <w:sz w:val="18"/>
                 <w:szCs w:val="18"/>
               </w:rPr>
-              <w:t>npm workspaces</w:t>
+              <w:t>Vitest</w:t>
             </w:r>
           </w:p>
         </w:tc>
@@ -13663,7 +15255,7 @@
                 <w:sz w:val="18"/>
                 <w:szCs w:val="18"/>
               </w:rPr>
-              <w:t>—</w:t>
+              <w:t>2.0</w:t>
             </w:r>
           </w:p>
         </w:tc>
@@ -13694,7 +15286,7 @@
                 <w:sz w:val="18"/>
                 <w:szCs w:val="18"/>
               </w:rPr>
-              <w:t>Estructura</w:t>
+              <w:t>Pruebas</w:t>
             </w:r>
           </w:p>
         </w:tc>
@@ -13725,7 +15317,7 @@
                 <w:sz w:val="18"/>
                 <w:szCs w:val="18"/>
               </w:rPr>
-              <w:t>Gestión del monorepo</w:t>
+              <w:t>Ejecución de la suite automatizada</w:t>
             </w:r>
           </w:p>
         </w:tc>
@@ -13763,7 +15355,7 @@
                 <w:sz w:val="18"/>
                 <w:szCs w:val="18"/>
               </w:rPr>
-              <w:t>Neo4j</w:t>
+              <w:t>npm workspaces</w:t>
             </w:r>
           </w:p>
         </w:tc>
@@ -13794,7 +15386,7 @@
                 <w:sz w:val="18"/>
                 <w:szCs w:val="18"/>
               </w:rPr>
-              <w:t>5 Community</w:t>
+              <w:t>—</w:t>
             </w:r>
           </w:p>
         </w:tc>
@@ -13825,7 +15417,7 @@
                 <w:sz w:val="18"/>
                 <w:szCs w:val="18"/>
               </w:rPr>
-              <w:t>Persistencia</w:t>
+              <w:t>Estructura</w:t>
             </w:r>
           </w:p>
         </w:tc>
@@ -13856,7 +15448,7 @@
                 <w:sz w:val="18"/>
                 <w:szCs w:val="18"/>
               </w:rPr>
-              <w:t>Almacenamiento del grafo compilado</w:t>
+              <w:t>Gestión del monorepo</w:t>
             </w:r>
           </w:p>
         </w:tc>
@@ -13894,7 +15486,7 @@
                 <w:sz w:val="18"/>
                 <w:szCs w:val="18"/>
               </w:rPr>
-              <w:t>neo4j-driver</w:t>
+              <w:t>Neo4j</w:t>
             </w:r>
           </w:p>
         </w:tc>
@@ -13925,7 +15517,7 @@
                 <w:sz w:val="18"/>
                 <w:szCs w:val="18"/>
               </w:rPr>
-              <w:t>6.2</w:t>
+              <w:t>5 Community</w:t>
             </w:r>
           </w:p>
         </w:tc>
@@ -13987,7 +15579,7 @@
                 <w:sz w:val="18"/>
                 <w:szCs w:val="18"/>
               </w:rPr>
-              <w:t>Cliente Bolt y ejecución de consultas Cypher</w:t>
+              <w:t>Almacenamiento del grafo compilado</w:t>
             </w:r>
           </w:p>
         </w:tc>
@@ -14025,7 +15617,7 @@
                 <w:sz w:val="18"/>
                 <w:szCs w:val="18"/>
               </w:rPr>
-              <w:t>Docker Compose</w:t>
+              <w:t>neo4j-driver</w:t>
             </w:r>
           </w:p>
         </w:tc>
@@ -14056,7 +15648,7 @@
                 <w:sz w:val="18"/>
                 <w:szCs w:val="18"/>
               </w:rPr>
-              <w:t>—</w:t>
+              <w:t>6.2</w:t>
             </w:r>
           </w:p>
         </w:tc>
@@ -14087,7 +15679,7 @@
                 <w:sz w:val="18"/>
                 <w:szCs w:val="18"/>
               </w:rPr>
-              <w:t>Entorno</w:t>
+              <w:t>Persistencia</w:t>
             </w:r>
           </w:p>
         </w:tc>
@@ -14118,7 +15710,269 @@
                 <w:sz w:val="18"/>
                 <w:szCs w:val="18"/>
               </w:rPr>
+              <w:t>Cliente Bolt y ejecución de consultas Cypher</w:t>
+            </w:r>
+          </w:p>
+        </w:tc>
+      </w:tr>
+      <w:tr>
+        <w:trPr/>
+        <w:tc>
+          <w:tcPr>
+            <w:tcW w:w="2100" w:type="dxa"/>
+            <w:tcBorders>
+              <w:top w:val="single" w:sz="4" w:space="0" w:color="CCCCCC"/>
+              <w:left w:val="single" w:sz="4" w:space="0" w:color="CCCCCC"/>
+              <w:bottom w:val="single" w:sz="4" w:space="0" w:color="CCCCCC"/>
+              <w:right w:val="single" w:sz="4" w:space="0" w:color="CCCCCC"/>
+            </w:tcBorders>
+            <w:shd w:fill="EAF1F8" w:val="clear"/>
+          </w:tcPr>
+          <w:p>
+            <w:pPr>
+              <w:pStyle w:val="normal1"/>
+              <w:spacing w:lineRule="auto" w:line="240" w:before="0" w:after="0"/>
+              <w:rPr>
+                <w:b/>
+                <w:bCs/>
+                <w:color w:val="1F3A5F"/>
+                <w:sz w:val="18"/>
+                <w:szCs w:val="18"/>
+              </w:rPr>
+            </w:pPr>
+            <w:r>
+              <w:rPr>
+                <w:b/>
+                <w:bCs/>
+                <w:color w:val="1F3A5F"/>
+                <w:sz w:val="18"/>
+                <w:szCs w:val="18"/>
+              </w:rPr>
+              <w:t>Docker Compose</w:t>
+            </w:r>
+          </w:p>
+        </w:tc>
+        <w:tc>
+          <w:tcPr>
+            <w:tcW w:w="1200" w:type="dxa"/>
+            <w:tcBorders>
+              <w:top w:val="single" w:sz="4" w:space="0" w:color="CCCCCC"/>
+              <w:left w:val="single" w:sz="4" w:space="0" w:color="CCCCCC"/>
+              <w:bottom w:val="single" w:sz="4" w:space="0" w:color="CCCCCC"/>
+              <w:right w:val="single" w:sz="4" w:space="0" w:color="CCCCCC"/>
+            </w:tcBorders>
+            <w:shd w:fill="FFFFFF" w:val="clear"/>
+          </w:tcPr>
+          <w:p>
+            <w:pPr>
+              <w:pStyle w:val="normal1"/>
+              <w:spacing w:lineRule="auto" w:line="240" w:before="0" w:after="0"/>
+              <w:rPr>
+                <w:color w:val="222222"/>
+                <w:sz w:val="18"/>
+                <w:szCs w:val="18"/>
+              </w:rPr>
+            </w:pPr>
+            <w:r>
+              <w:rPr>
+                <w:color w:val="222222"/>
+                <w:sz w:val="18"/>
+                <w:szCs w:val="18"/>
+              </w:rPr>
+              <w:t>—</w:t>
+            </w:r>
+          </w:p>
+        </w:tc>
+        <w:tc>
+          <w:tcPr>
+            <w:tcW w:w="2560" w:type="dxa"/>
+            <w:tcBorders>
+              <w:top w:val="single" w:sz="4" w:space="0" w:color="CCCCCC"/>
+              <w:left w:val="single" w:sz="4" w:space="0" w:color="CCCCCC"/>
+              <w:bottom w:val="single" w:sz="4" w:space="0" w:color="CCCCCC"/>
+              <w:right w:val="single" w:sz="4" w:space="0" w:color="CCCCCC"/>
+            </w:tcBorders>
+            <w:shd w:fill="FFFFFF" w:val="clear"/>
+          </w:tcPr>
+          <w:p>
+            <w:pPr>
+              <w:pStyle w:val="normal1"/>
+              <w:spacing w:lineRule="auto" w:line="240" w:before="0" w:after="0"/>
+              <w:rPr>
+                <w:color w:val="222222"/>
+                <w:sz w:val="18"/>
+                <w:szCs w:val="18"/>
+              </w:rPr>
+            </w:pPr>
+            <w:r>
+              <w:rPr>
+                <w:color w:val="222222"/>
+                <w:sz w:val="18"/>
+                <w:szCs w:val="18"/>
+              </w:rPr>
+              <w:t>Entorno</w:t>
+            </w:r>
+          </w:p>
+        </w:tc>
+        <w:tc>
+          <w:tcPr>
+            <w:tcW w:w="3500" w:type="dxa"/>
+            <w:tcBorders>
+              <w:top w:val="single" w:sz="4" w:space="0" w:color="CCCCCC"/>
+              <w:left w:val="single" w:sz="4" w:space="0" w:color="CCCCCC"/>
+              <w:bottom w:val="single" w:sz="4" w:space="0" w:color="CCCCCC"/>
+              <w:right w:val="single" w:sz="4" w:space="0" w:color="CCCCCC"/>
+            </w:tcBorders>
+            <w:shd w:fill="FFFFFF" w:val="clear"/>
+          </w:tcPr>
+          <w:p>
+            <w:pPr>
+              <w:pStyle w:val="normal1"/>
+              <w:spacing w:lineRule="auto" w:line="240" w:before="0" w:after="0"/>
+              <w:rPr>
+                <w:color w:val="222222"/>
+                <w:sz w:val="18"/>
+                <w:szCs w:val="18"/>
+              </w:rPr>
+            </w:pPr>
+            <w:r>
+              <w:rPr>
+                <w:color w:val="222222"/>
+                <w:sz w:val="18"/>
+                <w:szCs w:val="18"/>
+              </w:rPr>
               <w:t>Provisión local de la instancia de Neo4j</w:t>
+            </w:r>
+          </w:p>
+        </w:tc>
+      </w:tr>
+      <w:tr>
+        <w:trPr/>
+        <w:tc>
+          <w:tcPr>
+            <w:tcW w:w="2100" w:type="dxa"/>
+            <w:tcBorders>
+              <w:top w:val="single" w:sz="4" w:space="0" w:color="CCCCCC"/>
+              <w:left w:val="single" w:sz="4" w:space="0" w:color="CCCCCC"/>
+              <w:bottom w:val="single" w:sz="4" w:space="0" w:color="CCCCCC"/>
+              <w:right w:val="single" w:sz="4" w:space="0" w:color="CCCCCC"/>
+            </w:tcBorders>
+            <w:shd w:fill="EAF1F8" w:val="clear"/>
+          </w:tcPr>
+          <w:p>
+            <w:pPr>
+              <w:pStyle w:val="normal1"/>
+              <w:spacing w:lineRule="auto" w:line="240" w:before="0" w:after="0"/>
+              <w:rPr>
+                <w:b/>
+                <w:bCs/>
+                <w:color w:val="1F3A5F"/>
+                <w:sz w:val="18"/>
+                <w:szCs w:val="18"/>
+              </w:rPr>
+            </w:pPr>
+            <w:r>
+              <w:rPr>
+                <w:b/>
+                <w:bCs/>
+                <w:color w:val="1F3A5F"/>
+                <w:sz w:val="18"/>
+                <w:szCs w:val="18"/>
+              </w:rPr>
+              <w:t xml:space="preserve">Vercel</w:t>
+            </w:r>
+          </w:p>
+        </w:tc>
+        <w:tc>
+          <w:tcPr>
+            <w:tcW w:w="1200" w:type="dxa"/>
+            <w:tcBorders>
+              <w:top w:val="single" w:sz="4" w:space="0" w:color="CCCCCC"/>
+              <w:left w:val="single" w:sz="4" w:space="0" w:color="CCCCCC"/>
+              <w:bottom w:val="single" w:sz="4" w:space="0" w:color="CCCCCC"/>
+              <w:right w:val="single" w:sz="4" w:space="0" w:color="CCCCCC"/>
+            </w:tcBorders>
+            <w:shd w:fill="FFFFFF" w:val="clear"/>
+          </w:tcPr>
+          <w:p>
+            <w:pPr>
+              <w:pStyle w:val="normal1"/>
+              <w:spacing w:lineRule="auto" w:line="240" w:before="0" w:after="0"/>
+              <w:rPr>
+                <w:color w:val="222222"/>
+                <w:sz w:val="18"/>
+                <w:szCs w:val="18"/>
+              </w:rPr>
+            </w:pPr>
+            <w:r>
+              <w:rPr>
+                <w:color w:val="222222"/>
+                <w:sz w:val="18"/>
+                <w:szCs w:val="18"/>
+              </w:rPr>
+              <w:t xml:space="preserve">—</w:t>
+            </w:r>
+          </w:p>
+        </w:tc>
+        <w:tc>
+          <w:tcPr>
+            <w:tcW w:w="2560" w:type="dxa"/>
+            <w:tcBorders>
+              <w:top w:val="single" w:sz="4" w:space="0" w:color="CCCCCC"/>
+              <w:left w:val="single" w:sz="4" w:space="0" w:color="CCCCCC"/>
+              <w:bottom w:val="single" w:sz="4" w:space="0" w:color="CCCCCC"/>
+              <w:right w:val="single" w:sz="4" w:space="0" w:color="CCCCCC"/>
+            </w:tcBorders>
+            <w:shd w:fill="FFFFFF" w:val="clear"/>
+          </w:tcPr>
+          <w:p>
+            <w:pPr>
+              <w:pStyle w:val="normal1"/>
+              <w:spacing w:lineRule="auto" w:line="240" w:before="0" w:after="0"/>
+              <w:rPr>
+                <w:color w:val="222222"/>
+                <w:sz w:val="18"/>
+                <w:szCs w:val="18"/>
+              </w:rPr>
+            </w:pPr>
+            <w:r>
+              <w:rPr>
+                <w:color w:val="222222"/>
+                <w:sz w:val="18"/>
+                <w:szCs w:val="18"/>
+              </w:rPr>
+              <w:t xml:space="preserve">Despliegue</w:t>
+            </w:r>
+          </w:p>
+        </w:tc>
+        <w:tc>
+          <w:tcPr>
+            <w:tcW w:w="3500" w:type="dxa"/>
+            <w:tcBorders>
+              <w:top w:val="single" w:sz="4" w:space="0" w:color="CCCCCC"/>
+              <w:left w:val="single" w:sz="4" w:space="0" w:color="CCCCCC"/>
+              <w:bottom w:val="single" w:sz="4" w:space="0" w:color="CCCCCC"/>
+              <w:right w:val="single" w:sz="4" w:space="0" w:color="CCCCCC"/>
+            </w:tcBorders>
+            <w:shd w:fill="FFFFFF" w:val="clear"/>
+          </w:tcPr>
+          <w:p>
+            <w:pPr>
+              <w:pStyle w:val="normal1"/>
+              <w:spacing w:lineRule="auto" w:line="240" w:before="0" w:after="0"/>
+              <w:rPr>
+                <w:color w:val="222222"/>
+                <w:sz w:val="18"/>
+                <w:szCs w:val="18"/>
+              </w:rPr>
+            </w:pPr>
+            <w:r>
+              <w:rPr>
+                <w:color w:val="222222"/>
+                <w:sz w:val="18"/>
+                <w:szCs w:val="18"/>
+              </w:rPr>
+              <w:t xml:space="preserve">Publicación de la aplicación web como sitio estático</w:t>
             </w:r>
           </w:p>
         </w:tc>
@@ -14155,7 +16009,7 @@
           <w:sz w:val="18"/>
           <w:szCs w:val="18"/>
         </w:rPr>
-        <w:t>Tabla 8. Tecnologías empleadas en el desarrollo del prototipo.</w:t>
+        <w:t>Tabla 9. Tecnologías empleadas en el desarrollo del prototipo.</w:t>
       </w:r>
     </w:p>
     <w:p>
@@ -14337,7 +16191,7 @@
       </w:pPr>
       <w:r>
         <w:rPr/>
-        <w:t>La ejecución requiere únicamente un entorno con Node.js instalado y un navegador web. No se requiere hardware especializado, servicios de terceros ni infraestructura de servidores. El desarrollo y las pruebas se realizaron sobre un equipo de escritorio de características estándar.</w:t>
+        <w:t>La versión web requiere únicamente un navegador actualizado; la interfaz de línea de comandos requiere un entorno con Node.js. No se requiere hardware especializado, servicios de terceros ni infraestructura de servidores. El desarrollo y las pruebas se realizaron sobre un equipo de escritorio de características estándar.</w:t>
       </w:r>
     </w:p>
     <w:p>
@@ -14879,7 +16733,7 @@
           <w:sz w:val="18"/>
           <w:szCs w:val="18"/>
         </w:rPr>
-        <w:t>Tabla 9. Categorías de nodo del modelo de grafo.</w:t>
+        <w:t>Tabla 10. Categorías de nodo del modelo de grafo.</w:t>
       </w:r>
     </w:p>
     <w:p>
@@ -15373,7 +17227,7 @@
           <w:sz w:val="18"/>
           <w:szCs w:val="18"/>
         </w:rPr>
-        <w:t>Tabla 10. Categorías de relación del modelo de grafo.</w:t>
+        <w:t>Tabla 11. Categorías de relación del modelo de grafo.</w:t>
       </w:r>
     </w:p>
     <w:p>
@@ -15423,7 +17277,7 @@
         <w:rPr>
           <w:rtl w:val="0"/>
         </w:rPr>
-        <w:t xml:space="preserve">Durante la implementación de las consultas Cypher sobre Neo4j surgió una dificultad concreta con las llamadas recursivas o cíclicas entre funciones, que generaban recorridos de longitud indefinida y demoraban el motor. Para resolverlo se acotó la profundidad de búsqueda a quince saltos entre el origen y el destino. En el recorrido en memoria ese límite es el valor por defecto de un parámetro configurable, mientras que en la consulta Cypher queda fijado en el patrón de camino. La restricción evita los recorridos indefinidos sin comprometer la detección en los flujos habituales de una aplicación web: en la validación sobre el corpus de prueba de 33 casos, el análisis completo demandó alrededor de 212 ms, aproximadamente 1,5 ms por línea de código.</w:t>
+        <w:t xml:space="preserve">Durante la implementación de las consultas Cypher sobre Neo4j surgió una dificultad concreta con las llamadas recursivas o cíclicas entre funciones, que generaban recorridos de longitud indefinida y demoraban el motor. Para resolverlo se acotó la profundidad de búsqueda a quince saltos entre el origen y el destino. En el recorrido en memoria ese límite es el valor por defecto de un parámetro configurable, mientras que en la consulta Cypher queda fijado en el patrón de camino. La restricción evita los recorridos indefinidos sin comprometer la detección en los flujos habituales de una aplicación web: sobre el banco de pruebas de 43 casos, el análisis completo demandó alrededor de 52 ms, aproximadamente 0,27 ms por línea de código (Tabla 7).</w:t>
       </w:r>
     </w:p>
     <w:p>
@@ -15483,7 +17337,80 @@
       </w:pPr>
       <w:r>
         <w:rPr/>
-        <w:t>La aplicación se estructura en tres paneles simultáneos. El panel de código permite ingresar el fragmento a analizar mediante un editor de texto o seleccionar uno de los ejemplos precargados, que ilustran distintos escenarios de vulnerabilidad y de saneamiento. El panel central presenta el grafo generado. El panel de hallazgos expone el catálogo de debilidades cubiertas, las reglas activas y los resultados obtenidos. La disposición simultánea responde a un criterio explícito: permitir que el usuario contraste el código, su representación como grafo y los hallazgos sin necesidad de alternar entre vistas.</w:t>
+        <w:t>La aplicación se estructura en tres paneles simultáneos. El panel izquierdo ofrece dos modos. En el modo de proyecto, el usuario elige o arrastra una carpeta o un conjunto de archivos; la aplicación informa cuántos archivos se analizan y por qué se excluyen los demás, muestra el progreso del análisis y, al finalizar, lista los archivos con su cantidad de hallazgos junto con el contenido del archivo elegido y las líneas del camino de riesgo resaltadas (Figura 7). En el modo de ejemplos, el usuario puede ingresar un fragmento mediante un editor de texto o seleccionar uno de los ejemplos precargados, que ilustran distintos escenarios de vulnerabilidad y de saneamiento. El panel central presenta el grafo generado. El panel de hallazgos expone el veredicto, cada hallazgo con su debilidad, su ubicación y su recorrido, el catálogo de debilidades cubiertas y las reglas activas. La disposición simultánea responde a un criterio explícito: permitir que el usuario contraste el código, su representación como grafo y los hallazgos sin necesidad de alternar entre vistas.</w:t>
+      </w:r>
+    </w:p>
+    <w:p>
+      <w:pPr>
+        <w:pStyle w:val="normal1"/>
+        <w:spacing w:before="160" w:after="60"/>
+        <w:jc w:val="center"/>
+        <w:rPr/>
+      </w:pPr>
+      <w:r>
+        <w:rPr/>
+        <w:drawing>
+          <wp:inline distT="0" distB="0" distL="0" distR="0">
+            <wp:extent cx="5619750" cy="3356240"/>
+            <wp:effectExtent l="0" t="0" r="0" b="0"/>
+            <wp:docPr id="8" name="Figura 8"/>
+            <wp:cNvGraphicFramePr>
+              <a:graphicFrameLocks xmlns:a="http://schemas.openxmlformats.org/drawingml/2006/main" noChangeAspect="1"/>
+            </wp:cNvGraphicFramePr>
+            <a:graphic xmlns:a="http://schemas.openxmlformats.org/drawingml/2006/main">
+              <a:graphicData uri="http://schemas.openxmlformats.org/drawingml/2006/picture">
+                <pic:pic xmlns:pic="http://schemas.openxmlformats.org/drawingml/2006/picture">
+                  <pic:nvPicPr>
+                    <pic:cNvPr id="8" name="Figura 8"/>
+                    <pic:cNvPicPr>
+                      <a:picLocks noChangeAspect="1" noChangeArrowheads="1"/>
+                    </pic:cNvPicPr>
+                  </pic:nvPicPr>
+                  <pic:blipFill>
+                    <a:blip r:embed="rId100"/>
+                    <a:stretch>
+                      <a:fillRect/>
+                    </a:stretch>
+                  </pic:blipFill>
+                  <pic:spPr bwMode="auto">
+                    <a:xfrm>
+                      <a:off x="0" y="0"/>
+                      <a:ext cx="5619750" cy="3356240"/>
+                    </a:xfrm>
+                    <a:prstGeom prst="rect">
+                      <a:avLst/>
+                    </a:prstGeom>
+                    <a:noFill/>
+                  </pic:spPr>
+                </pic:pic>
+              </a:graphicData>
+            </a:graphic>
+          </wp:inline>
+        </w:drawing>
+      </w:r>
+    </w:p>
+    <w:p>
+      <w:pPr>
+        <w:pStyle w:val="normal1"/>
+        <w:spacing w:lineRule="auto" w:line="240" w:before="40" w:after="220"/>
+        <w:jc w:val="center"/>
+        <w:rPr>
+          <w:i/>
+          <w:iCs/>
+          <w:color w:val="555555"/>
+          <w:sz w:val="18"/>
+          <w:szCs w:val="18"/>
+        </w:rPr>
+      </w:pPr>
+      <w:r>
+        <w:rPr>
+          <w:i/>
+          <w:iCs/>
+          <w:color w:val="555555"/>
+          <w:sz w:val="18"/>
+          <w:szCs w:val="18"/>
+        </w:rPr>
+        <w:t xml:space="preserve">Figura 7. Versión web: análisis de un proyecto subido como carpeta. El hallazgo cruza tres archivos y se muestra el archivo del sink con las líneas del camino resaltadas.</w:t>
       </w:r>
     </w:p>
     <w:p>
@@ -15531,7 +17458,7 @@
       </w:pPr>
       <w:r>
         <w:rPr/>
-        <w:t>La interfaz señala además de manera explícita el modo de operación del motor mediante un indicador en el encabezado, que distingue si el análisis se resolvió mediante el recorrido en memoria o mediante la consulta Cypher sobre el grafo persistido. Esta decisión responde al criterio de que las condiciones de ejecución y las limitaciones del prototipo resulten visibles para el usuario.</w:t>
+        <w:t>La interfaz señala además de manera explícita el modo de operación del motor mediante un indicador en el encabezado. En la versión web el análisis se resuelve siempre mediante el recorrido en memoria, dado que se ejecuta en el navegador; la consulta Cypher sobre el grafo persistido en Neo4j queda disponible a través de la API local. Esta decisión responde al criterio de que las condiciones de ejecución y las limitaciones del prototipo resulten visibles para el usuario.</w:t>
       </w:r>
     </w:p>
     <w:p>
@@ -16085,7 +18012,7 @@
         <w:rPr>
           <w:rtl w:val="0"/>
         </w:rPr>
-        <w:t xml:space="preserve">Los parámetros de dedicación correspondientes a la fase de prototipo y a las tareas pendientes hasta el lanzamiento se resumen en la Tabla 11.</w:t>
+        <w:t xml:space="preserve">Los parámetros de dedicación correspondientes a la fase de prototipo y a las tareas pendientes hasta el lanzamiento se resumen en la Tabla 12.</w:t>
       </w:r>
     </w:p>
     <w:tbl>
@@ -16539,7 +18466,7 @@
           <w:szCs w:val="18"/>
           <w:rtl w:val="0"/>
         </w:rPr>
-        <w:t xml:space="preserve">Tabla 11. Supuestos de estimación de horas de desarrollo.</w:t>
+        <w:t xml:space="preserve">Tabla 12. Supuestos de estimación de horas de desarrollo.</w:t>
       </w:r>
     </w:p>
     <w:p>
@@ -16602,7 +18529,7 @@
         <w:rPr>
           <w:rtl w:val="0"/>
         </w:rPr>
-        <w:t xml:space="preserve">En la Tabla 12 se detallan las erogaciones previstas para el Año 0.</w:t>
+        <w:t xml:space="preserve">En la Tabla 13 se detallan las erogaciones previstas para el Año 0.</w:t>
       </w:r>
     </w:p>
     <w:tbl>
@@ -17333,7 +19260,7 @@
           <w:szCs w:val="18"/>
           <w:rtl w:val="0"/>
         </w:rPr>
-        <w:t xml:space="preserve">Tabla 12. Presupuesto de inversión inicial (Año 0).</w:t>
+        <w:t xml:space="preserve">Tabla 13. Presupuesto de inversión inicial (Año 0).</w:t>
       </w:r>
     </w:p>
     <w:p>
@@ -18453,7 +20380,7 @@
           <w:szCs w:val="18"/>
           <w:rtl w:val="0"/>
         </w:rPr>
-        <w:t xml:space="preserve">Tabla 13. Costos operativos anuales post-proyecto, en dólares (Años 1 a 5).</w:t>
+        <w:t xml:space="preserve">Tabla 14. Costos operativos anuales post-proyecto, en dólares (Años 1 a 5).</w:t>
       </w:r>
     </w:p>
     <w:p>
@@ -19953,7 +21880,92 @@
           <w:szCs w:val="18"/>
           <w:rtl w:val="0"/>
         </w:rPr>
-        <w:t xml:space="preserve">Tabla 14. Flujo de fondos proyectado, en dólares (Años 0 a 5).</w:t>
+        <w:t xml:space="preserve">Tabla 15. Flujo de fondos proyectado, en dólares (Años 0 a 5).</w:t>
+      </w:r>
+    </w:p>
+    <w:p>
+      <w:pPr>
+        <w:pStyle w:val="normal1"/>
+        <w:spacing w:lineRule="auto" w:line="276" w:before="0" w:after="150"/>
+        <w:jc w:val="both"/>
+        <w:rPr/>
+      </w:pPr>
+      <w:r>
+        <w:rPr/>
+        <w:t xml:space="preserve">La Figura 8 representa el mismo flujo: las barras corresponden al flujo neto de cada año y la línea, al acumulado, que cruza el cero a los 1,94 años.</w:t>
+      </w:r>
+    </w:p>
+    <w:p>
+      <w:pPr>
+        <w:pStyle w:val="normal1"/>
+        <w:spacing w:before="160" w:after="60"/>
+        <w:jc w:val="center"/>
+        <w:rPr/>
+      </w:pPr>
+      <w:r>
+        <w:rPr/>
+        <w:drawing>
+          <wp:inline distT="0" distB="0" distL="0" distR="0">
+            <wp:extent cx="5619750" cy="3044031"/>
+            <wp:effectExtent l="0" t="0" r="0" b="0"/>
+            <wp:docPr id="9" name="Figura 9"/>
+            <wp:cNvGraphicFramePr>
+              <a:graphicFrameLocks xmlns:a="http://schemas.openxmlformats.org/drawingml/2006/main" noChangeAspect="1"/>
+            </wp:cNvGraphicFramePr>
+            <a:graphic xmlns:a="http://schemas.openxmlformats.org/drawingml/2006/main">
+              <a:graphicData uri="http://schemas.openxmlformats.org/drawingml/2006/picture">
+                <pic:pic xmlns:pic="http://schemas.openxmlformats.org/drawingml/2006/picture">
+                  <pic:nvPicPr>
+                    <pic:cNvPr id="9" name="Figura 9"/>
+                    <pic:cNvPicPr>
+                      <a:picLocks noChangeAspect="1" noChangeArrowheads="1"/>
+                    </pic:cNvPicPr>
+                  </pic:nvPicPr>
+                  <pic:blipFill>
+                    <a:blip r:embed="rId101"/>
+                    <a:stretch>
+                      <a:fillRect/>
+                    </a:stretch>
+                  </pic:blipFill>
+                  <pic:spPr bwMode="auto">
+                    <a:xfrm>
+                      <a:off x="0" y="0"/>
+                      <a:ext cx="5619750" cy="3044031"/>
+                    </a:xfrm>
+                    <a:prstGeom prst="rect">
+                      <a:avLst/>
+                    </a:prstGeom>
+                    <a:noFill/>
+                  </pic:spPr>
+                </pic:pic>
+              </a:graphicData>
+            </a:graphic>
+          </wp:inline>
+        </w:drawing>
+      </w:r>
+    </w:p>
+    <w:p>
+      <w:pPr>
+        <w:pStyle w:val="normal1"/>
+        <w:spacing w:lineRule="auto" w:line="240" w:before="40" w:after="220"/>
+        <w:jc w:val="center"/>
+        <w:rPr>
+          <w:i/>
+          <w:iCs/>
+          <w:color w:val="555555"/>
+          <w:sz w:val="18"/>
+          <w:szCs w:val="18"/>
+        </w:rPr>
+      </w:pPr>
+      <w:r>
+        <w:rPr>
+          <w:i/>
+          <w:iCs/>
+          <w:color w:val="555555"/>
+          <w:sz w:val="18"/>
+          <w:szCs w:val="18"/>
+        </w:rPr>
+        <w:t xml:space="preserve">Figura 8. Flujo de fondos neto y acumulado, en dólares (Años 0 a 5). El acumulado se vuelve positivo a los 1,94 años.</w:t>
       </w:r>
     </w:p>
     <w:p>
@@ -20082,7 +22094,7 @@
         <w:rPr>
           <w:rtl w:val="0"/>
         </w:rPr>
-        <w:t xml:space="preserve">A partir del flujo de fondos de la Tabla 14, y aplicando la tasa de descuento del 20 %, se obtuvieron los indicadores que expone la Tabla 15.</w:t>
+        <w:t xml:space="preserve">A partir del flujo de fondos de la Tabla 15, y aplicando la tasa de descuento del 20 %, se obtuvieron los indicadores que expone la Tabla 16.</w:t>
       </w:r>
     </w:p>
     <w:tbl>
@@ -20696,7 +22708,7 @@
           <w:szCs w:val="18"/>
           <w:rtl w:val="0"/>
         </w:rPr>
-        <w:t xml:space="preserve">Tabla 15. Resultados de los indicadores financieros.</w:t>
+        <w:t xml:space="preserve">Tabla 16. Resultados de los indicadores financieros.</w:t>
       </w:r>
     </w:p>
     <w:p>
@@ -20833,7 +22845,7 @@
         <w:rPr>
           <w:rtl w:val="0"/>
         </w:rPr>
-        <w:t xml:space="preserve">En la Tabla 16 se evalúa la respuesta del Valor Actual Neto ante incrementos sucesivos de la tasa de corte exigida, entre el 10 % y el 40 % anual.</w:t>
+        <w:t xml:space="preserve">En la Tabla 17 se evalúa la respuesta del Valor Actual Neto ante incrementos sucesivos de la tasa de corte exigida, entre el 10 % y el 40 % anual.</w:t>
       </w:r>
     </w:p>
     <w:tbl>
@@ -21287,7 +23299,7 @@
           <w:szCs w:val="18"/>
           <w:rtl w:val="0"/>
         </w:rPr>
-        <w:t xml:space="preserve">Tabla 16. Sensibilidad del Valor Actual Neto frente a variaciones en la tasa de descuento.</w:t>
+        <w:t xml:space="preserve">Tabla 17. Sensibilidad del Valor Actual Neto frente a variaciones en la tasa de descuento.</w:t>
       </w:r>
     </w:p>
     <w:p>
@@ -21305,6 +23317,79 @@
     </w:p>
     <w:p>
       <w:pPr>
+        <w:pStyle w:val="normal1"/>
+        <w:spacing w:before="160" w:after="60"/>
+        <w:jc w:val="center"/>
+        <w:rPr/>
+      </w:pPr>
+      <w:r>
+        <w:rPr/>
+        <w:drawing>
+          <wp:inline distT="0" distB="0" distL="0" distR="0">
+            <wp:extent cx="5619750" cy="3090862"/>
+            <wp:effectExtent l="0" t="0" r="0" b="0"/>
+            <wp:docPr id="10" name="Figura 10"/>
+            <wp:cNvGraphicFramePr>
+              <a:graphicFrameLocks xmlns:a="http://schemas.openxmlformats.org/drawingml/2006/main" noChangeAspect="1"/>
+            </wp:cNvGraphicFramePr>
+            <a:graphic xmlns:a="http://schemas.openxmlformats.org/drawingml/2006/main">
+              <a:graphicData uri="http://schemas.openxmlformats.org/drawingml/2006/picture">
+                <pic:pic xmlns:pic="http://schemas.openxmlformats.org/drawingml/2006/picture">
+                  <pic:nvPicPr>
+                    <pic:cNvPr id="10" name="Figura 10"/>
+                    <pic:cNvPicPr>
+                      <a:picLocks noChangeAspect="1" noChangeArrowheads="1"/>
+                    </pic:cNvPicPr>
+                  </pic:nvPicPr>
+                  <pic:blipFill>
+                    <a:blip r:embed="rId102"/>
+                    <a:stretch>
+                      <a:fillRect/>
+                    </a:stretch>
+                  </pic:blipFill>
+                  <pic:spPr bwMode="auto">
+                    <a:xfrm>
+                      <a:off x="0" y="0"/>
+                      <a:ext cx="5619750" cy="3090862"/>
+                    </a:xfrm>
+                    <a:prstGeom prst="rect">
+                      <a:avLst/>
+                    </a:prstGeom>
+                    <a:noFill/>
+                  </pic:spPr>
+                </pic:pic>
+              </a:graphicData>
+            </a:graphic>
+          </wp:inline>
+        </w:drawing>
+      </w:r>
+    </w:p>
+    <w:p>
+      <w:pPr>
+        <w:pStyle w:val="normal1"/>
+        <w:spacing w:lineRule="auto" w:line="240" w:before="40" w:after="220"/>
+        <w:jc w:val="center"/>
+        <w:rPr>
+          <w:i/>
+          <w:iCs/>
+          <w:color w:val="555555"/>
+          <w:sz w:val="18"/>
+          <w:szCs w:val="18"/>
+        </w:rPr>
+      </w:pPr>
+      <w:r>
+        <w:rPr>
+          <w:i/>
+          <w:iCs/>
+          <w:color w:val="555555"/>
+          <w:sz w:val="18"/>
+          <w:szCs w:val="18"/>
+        </w:rPr>
+        <w:t xml:space="preserve">Figura 9. Valor Actual Neto según la tasa de descuento anual.</w:t>
+      </w:r>
+    </w:p>
+    <w:p>
+      <w:pPr>
         <w:pStyle w:val="Heading2"/>
         <w:rPr/>
       </w:pPr>
@@ -21325,7 +23410,7 @@
         <w:rPr>
           <w:rtl w:val="0"/>
         </w:rPr>
-        <w:t xml:space="preserve">Siendo la adopción de usuarios la variable de mayor dispersión, la Tabla 17 modela tres situaciones: pesimista, con la mitad de los usuarios proyectados; base, con la proyección original; y optimista, con un 50 % adicional.</w:t>
+        <w:t xml:space="preserve">Siendo la adopción de usuarios la variable de mayor dispersión, la Tabla 18 modela tres situaciones: pesimista, con la mitad de los usuarios proyectados; base, con la proyección original; y optimista, con un 50 % adicional.</w:t>
       </w:r>
     </w:p>
     <w:tbl>
@@ -21827,7 +23912,7 @@
           <w:szCs w:val="18"/>
           <w:rtl w:val="0"/>
         </w:rPr>
-        <w:t xml:space="preserve">Tabla 17. Evaluación de escenarios sobre la base de usuarios.</w:t>
+        <w:t xml:space="preserve">Tabla 18. Evaluación de escenarios sobre la base de usuarios.</w:t>
       </w:r>
     </w:p>
     <w:p>
@@ -21966,6 +24051,224 @@
           <w:rtl w:val="0"/>
         </w:rPr>
         <w:t xml:space="preserve">Bajo la condición de que la efectividad técnica del análisis sustente la recomendación entre desarrolladores y se sostenga la adopción mínima correspondiente al escenario pesimista, el proyecto se justifica económicamente para su ejecución.</w:t>
+      </w:r>
+    </w:p>
+    <w:p>
+      <w:pPr>
+        <w:pStyle w:val="Heading1"/>
+        <w:rPr/>
+      </w:pPr>
+      <w:bookmarkStart w:id="103" w:name="__RefHeading___Toc2663_3794039968"/>
+      <w:bookmarkStart w:id="104" w:name="_heading=h.vaslfh31bicu"/>
+      <w:bookmarkEnd w:id="103"/>
+      <w:bookmarkEnd w:id="104"/>
+      <w:r>
+        <w:rPr/>
+        <w:t xml:space="preserve">Referencias bibliográficas</w:t>
+      </w:r>
+    </w:p>
+    <w:p>
+      <w:pPr>
+        <w:pStyle w:val="Heading2"/>
+        <w:rPr/>
+      </w:pPr>
+      <w:bookmarkStart w:id="107" w:name="__RefHeading___Toc2779_3794039968"/>
+      <w:bookmarkEnd w:id="107"/>
+      <w:r>
+        <w:rPr/>
+        <w:t xml:space="preserve">Sitios web (consultados el 23 de septiembre de 2026)</w:t>
+      </w:r>
+    </w:p>
+    <w:p>
+      <w:pPr>
+        <w:pStyle w:val="normal1"/>
+        <w:spacing w:lineRule="auto" w:line="276" w:before="0" w:after="150"/>
+        <w:jc w:val="left"/>
+        <w:rPr/>
+      </w:pPr>
+      <w:r>
+        <w:rPr/>
+        <w:t xml:space="preserve">Banco Central de la República Argentina. Tipo de cambio de referencia, Comunicación «A» 3500. https://www.bcra.gob.ar/</w:t>
+      </w:r>
+    </w:p>
+    <w:p>
+      <w:pPr>
+        <w:pStyle w:val="normal1"/>
+        <w:spacing w:lineRule="auto" w:line="276" w:before="0" w:after="150"/>
+        <w:jc w:val="left"/>
+        <w:rPr/>
+      </w:pPr>
+      <w:r>
+        <w:rPr/>
+        <w:t xml:space="preserve">CESSI. Observatorio Permanente de la Industria del Software y Servicios Informáticos (OPSSI). https://www.cessi.org.ar/opssi</w:t>
+      </w:r>
+    </w:p>
+    <w:p>
+      <w:pPr>
+        <w:pStyle w:val="normal1"/>
+        <w:spacing w:lineRule="auto" w:line="276" w:before="0" w:after="150"/>
+        <w:jc w:val="left"/>
+        <w:rPr/>
+      </w:pPr>
+      <w:r>
+        <w:rPr/>
+        <w:t xml:space="preserve">Damodaran, A. Damodaran Online: datos de costo de capital. Stern School of Business, New York University. https://pages.stern.nyu.edu/~adamodar/</w:t>
+      </w:r>
+    </w:p>
+    <w:p>
+      <w:pPr>
+        <w:pStyle w:val="normal1"/>
+        <w:spacing w:lineRule="auto" w:line="276" w:before="0" w:after="150"/>
+        <w:jc w:val="left"/>
+        <w:rPr/>
+      </w:pPr>
+      <w:r>
+        <w:rPr/>
+        <w:t xml:space="preserve">Damodaran, A. Historical Returns for the US. https://pages.stern.nyu.edu/~adamodar/New_Home_Page/datafile/histretSP.html</w:t>
+      </w:r>
+    </w:p>
+    <w:p>
+      <w:pPr>
+        <w:pStyle w:val="normal1"/>
+        <w:spacing w:lineRule="auto" w:line="276" w:before="0" w:after="150"/>
+        <w:jc w:val="left"/>
+        <w:rPr/>
+      </w:pPr>
+      <w:r>
+        <w:rPr/>
+        <w:t xml:space="preserve">Federal Reserve. Why does the Federal Reserve aim for inflation of 2 percent over the longer run? https://www.federalreserve.gov/faqs/economy_14400.htm</w:t>
+      </w:r>
+    </w:p>
+    <w:p>
+      <w:pPr>
+        <w:pStyle w:val="normal1"/>
+        <w:spacing w:lineRule="auto" w:line="276" w:before="0" w:after="150"/>
+        <w:jc w:val="left"/>
+        <w:rPr/>
+      </w:pPr>
+      <w:r>
+        <w:rPr/>
+        <w:t xml:space="preserve">GitHub. GitHub Advisory Database. https://github.com/advisories</w:t>
+      </w:r>
+    </w:p>
+    <w:p>
+      <w:pPr>
+        <w:pStyle w:val="normal1"/>
+        <w:spacing w:lineRule="auto" w:line="276" w:before="0" w:after="150"/>
+        <w:jc w:val="left"/>
+        <w:rPr/>
+      </w:pPr>
+      <w:r>
+        <w:rPr/>
+        <w:t xml:space="preserve">GitHub. Octoverse. https://octoverse.github.com/</w:t>
+      </w:r>
+    </w:p>
+    <w:p>
+      <w:pPr>
+        <w:pStyle w:val="normal1"/>
+        <w:spacing w:lineRule="auto" w:line="276" w:before="0" w:after="150"/>
+        <w:jc w:val="left"/>
+        <w:rPr/>
+      </w:pPr>
+      <w:r>
+        <w:rPr/>
+        <w:t xml:space="preserve">Lemon Squeezy. License API. https://docs.lemonsqueezy.com/help/licensing/license-api</w:t>
+      </w:r>
+    </w:p>
+    <w:p>
+      <w:pPr>
+        <w:pStyle w:val="normal1"/>
+        <w:spacing w:lineRule="auto" w:line="276" w:before="0" w:after="150"/>
+        <w:jc w:val="left"/>
+        <w:rPr/>
+      </w:pPr>
+      <w:r>
+        <w:rPr/>
+        <w:t xml:space="preserve">Lemon Squeezy. Pricing. https://www.lemonsqueezy.com/pricing</w:t>
+      </w:r>
+    </w:p>
+    <w:p>
+      <w:pPr>
+        <w:pStyle w:val="normal1"/>
+        <w:spacing w:lineRule="auto" w:line="276" w:before="0" w:after="150"/>
+        <w:jc w:val="left"/>
+        <w:rPr/>
+      </w:pPr>
+      <w:r>
+        <w:rPr/>
+        <w:t xml:space="preserve">npm. Registro público de paquetes. https://registry.npmjs.org/</w:t>
+      </w:r>
+    </w:p>
+    <w:p>
+      <w:pPr>
+        <w:pStyle w:val="normal1"/>
+        <w:spacing w:lineRule="auto" w:line="276" w:before="0" w:after="150"/>
+        <w:jc w:val="left"/>
+        <w:rPr/>
+      </w:pPr>
+      <w:r>
+        <w:rPr/>
+        <w:t xml:space="preserve">OpenQube. Resultados de la encuesta de sueldos de sysarmy. https://sueldos.openqube.io/</w:t>
+      </w:r>
+    </w:p>
+    <w:p>
+      <w:pPr>
+        <w:pStyle w:val="normal1"/>
+        <w:spacing w:lineRule="auto" w:line="276" w:before="0" w:after="150"/>
+        <w:jc w:val="left"/>
+        <w:rPr/>
+      </w:pPr>
+      <w:r>
+        <w:rPr/>
+        <w:t xml:space="preserve">Paddle. Pricing. https://www.paddle.com/pricing</w:t>
+      </w:r>
+    </w:p>
+    <w:p>
+      <w:pPr>
+        <w:pStyle w:val="normal1"/>
+        <w:spacing w:lineRule="auto" w:line="276" w:before="0" w:after="150"/>
+        <w:jc w:val="left"/>
+        <w:rPr/>
+      </w:pPr>
+      <w:r>
+        <w:rPr/>
+        <w:t xml:space="preserve">SlashData. Developer Nation. https://www.slashdata.co/research/developer-nation</w:t>
+      </w:r>
+    </w:p>
+    <w:p>
+      <w:pPr>
+        <w:pStyle w:val="normal1"/>
+        <w:spacing w:lineRule="auto" w:line="276" w:before="0" w:after="150"/>
+        <w:jc w:val="left"/>
+        <w:rPr/>
+      </w:pPr>
+      <w:r>
+        <w:rPr/>
+        <w:t xml:space="preserve">U.S. Department of the Treasury. Daily Treasury Rates. https://home.treasury.gov/resource-center/data-chart-center/interest-rates/TextView?type=daily_treasury_yield_curve</w:t>
+      </w:r>
+    </w:p>
+    <w:p>
+      <w:pPr>
+        <w:pStyle w:val="normal1"/>
+        <w:spacing w:lineRule="auto" w:line="276" w:before="0" w:after="150"/>
+        <w:jc w:val="left"/>
+        <w:rPr/>
+      </w:pPr>
+      <w:r>
+        <w:rPr/>
+        <w:t xml:space="preserve">Vercel. Fair Use Guidelines. https://vercel.com/docs/limits/fair-use-guidelines</w:t>
+      </w:r>
+    </w:p>
+    <w:p>
+      <w:pPr>
+        <w:pStyle w:val="normal1"/>
+        <w:spacing w:lineRule="auto" w:line="276" w:before="0" w:after="150"/>
+        <w:jc w:val="left"/>
+        <w:rPr/>
+      </w:pPr>
+      <w:r>
+        <w:rPr/>
+        <w:t xml:space="preserve">Vercel. Pricing. https://vercel.com/pricing</w:t>
       </w:r>
     </w:p>
     <w:sectPr>

--- a/docs/GraphSAST.docx
+++ b/docs/GraphSAST.docx
@@ -15264,7 +15264,7 @@
           <mc:Choice Requires="wpg">
             <w:drawing>
               <wp:inline xmlns:wp="http://schemas.openxmlformats.org/drawingml/2006/wordprocessingDrawing" distT="0" distB="0" distL="0" distR="0">
-                <wp:extent cx="2238375" cy="2458872"/>
+                <wp:extent cx="2238375" cy="2566112"/>
                 <wp:effectExtent l="0" t="0" r="0" b="0"/>
                 <wp:docPr id="7" name="Figura 104"/>
                 <wp:cNvGraphicFramePr>
@@ -15287,7 +15287,7 @@
                       <pic:spPr bwMode="auto">
                         <a:xfrm>
                           <a:off x="0" y="0"/>
-                          <a:ext cx="2238375" cy="2458872"/>
+                          <a:ext cx="2238375" cy="2566112"/>
                         </a:xfrm>
                         <a:prstGeom prst="rect">
                           <a:avLst/>

--- a/docs/GraphSAST.docx
+++ b/docs/GraphSAST.docx
@@ -22537,10 +22537,10 @@
         <w:rPr/>
       </w:pPr>
       <w:r>
-        <w:t xml:space="preserve">La aplicación web está preparada para publicarse como sitio estático en la plataforma Vercel, que compila el p</w:t>
-      </w:r>
-      <w:r>
-        <w:t xml:space="preserve">royecto a partir del repositorio y sirve los archivos resultantes sin funciones de servidor. Para el desarrollo local, la ejecución requiere la instalación de las dependencias mediante el gestor de paquetes y la puesta en marcha del servidor de desarrollo.</w:t>
+        <w:t xml:space="preserve">La aplicación web se publica como sitio estático en la plataforma Vercel, en https://graph-sast.vercel.app/. Vercel compila el proyecto a partir del repositorio y sirve los archivos resultantes sin funciones de servidor; se verificó sobre el sitio publicado que el análisis no genera solicitudes hacia otros dominios, de modo que el código analizado no sale del navegador.</w:t>
+      </w:r>
+      <w:r>
+        <w:t xml:space="preserve"> Para el desarrollo local, la ejecución requiere la instalación de las dependencias mediante el gestor de paquetes y la puesta en marcha del servidor de desarrollo.</w:t>
       </w:r>
       <w:r/>
     </w:p>

--- a/docs/GraphSAST.docx
+++ b/docs/GraphSAST.docx
@@ -5393,6 +5393,206 @@
     </w:p>
     <w:p>
       <w:pPr>
+        <w:pStyle w:val="697"/>
+        <w:keepNext w:val="false"/>
+        <w:keepLines w:val="false"/>
+        <w:pageBreakBefore w:val="false"/>
+        <w:widowControl w:val="true"/>
+        <w:pBdr/>
+        <w:spacing w:after="0" w:before="0" w:line="240" w:lineRule="auto"/>
+        <w:ind w:right="0" w:firstLine="0" w:left="0"/>
+        <w:jc w:val="left"/>
+        <w:rPr>
+          <w:rFonts w:ascii="Arial" w:hAnsi="Arial" w:eastAsia="Arial" w:cs="Arial"/>
+          <w:b w:val="0"/>
+          <w:bCs w:val="0"/>
+          <w:i w:val="0"/>
+          <w:iCs w:val="0"/>
+          <w:caps w:val="0"/>
+          <w:smallCaps w:val="0"/>
+          <w:strike w:val="0"/>
+          <w:color w:val="222222"/>
+          <w:position w:val="0"/>
+          <w:sz w:val="22"/>
+          <w:szCs w:val="22"/>
+          <w:u w:val="none"/>
+          <w:shd w:val="clear" w:color="auto" w:fill="auto"/>
+          <w:vertAlign w:val="baseline"/>
+        </w:rPr>
+      </w:pPr>
+      <w:r>
+        <w:rPr>
+          <w:rFonts w:eastAsia="Arial" w:cs="Arial"/>
+          <w:b w:val="0"/>
+          <w:bCs w:val="0"/>
+          <w:i w:val="0"/>
+          <w:iCs w:val="0"/>
+          <w:caps w:val="0"/>
+          <w:smallCaps w:val="0"/>
+          <w:strike w:val="0"/>
+          <w:color w:val="222222"/>
+          <w:position w:val="0"/>
+          <w:sz w:val="22"/>
+          <w:szCs w:val="22"/>
+          <w:u w:val="none"/>
+          <w:shd w:val="clear" w:color="auto" w:fill="auto"/>
+          <w:vertAlign w:val="baseline"/>
+        </w:rPr>
+        <w:t xml:space="preserve">Tabla 19. Matriz de exposición: probabilidad por impacto</w:t>
+      </w:r>
+    </w:p>
+    <w:p>
+      <w:pPr>
+        <w:pStyle w:val="697"/>
+        <w:keepNext w:val="false"/>
+        <w:keepLines w:val="false"/>
+        <w:pageBreakBefore w:val="false"/>
+        <w:widowControl w:val="true"/>
+        <w:pBdr/>
+        <w:spacing w:after="0" w:before="0" w:line="240" w:lineRule="auto"/>
+        <w:ind w:right="0" w:firstLine="0" w:left="0"/>
+        <w:jc w:val="left"/>
+        <w:rPr>
+          <w:rFonts w:ascii="Arial" w:hAnsi="Arial" w:eastAsia="Arial" w:cs="Arial"/>
+          <w:b w:val="0"/>
+          <w:bCs w:val="0"/>
+          <w:i w:val="0"/>
+          <w:iCs w:val="0"/>
+          <w:caps w:val="0"/>
+          <w:smallCaps w:val="0"/>
+          <w:strike w:val="0"/>
+          <w:color w:val="222222"/>
+          <w:position w:val="0"/>
+          <w:sz w:val="22"/>
+          <w:szCs w:val="22"/>
+          <w:u w:val="none"/>
+          <w:shd w:val="clear" w:color="auto" w:fill="auto"/>
+          <w:vertAlign w:val="baseline"/>
+        </w:rPr>
+      </w:pPr>
+      <w:r>
+        <w:rPr>
+          <w:rFonts w:eastAsia="Arial" w:cs="Arial"/>
+          <w:b w:val="0"/>
+          <w:bCs w:val="0"/>
+          <w:i w:val="0"/>
+          <w:iCs w:val="0"/>
+          <w:caps w:val="0"/>
+          <w:smallCaps w:val="0"/>
+          <w:strike w:val="0"/>
+          <w:color w:val="222222"/>
+          <w:position w:val="0"/>
+          <w:sz w:val="22"/>
+          <w:szCs w:val="22"/>
+          <w:u w:val="none"/>
+          <w:shd w:val="clear" w:color="auto" w:fill="auto"/>
+          <w:vertAlign w:val="baseline"/>
+        </w:rPr>
+        <w:t xml:space="preserve">Tabla 20. Supuestos (S) y restricciones (C) del proyecto</w:t>
+      </w:r>
+    </w:p>
+    <w:p>
+      <w:pPr>
+        <w:pStyle w:val="697"/>
+        <w:keepNext w:val="false"/>
+        <w:keepLines w:val="false"/>
+        <w:pageBreakBefore w:val="false"/>
+        <w:widowControl w:val="true"/>
+        <w:pBdr/>
+        <w:spacing w:after="0" w:before="0" w:line="240" w:lineRule="auto"/>
+        <w:ind w:right="0" w:firstLine="0" w:left="0"/>
+        <w:jc w:val="left"/>
+        <w:rPr>
+          <w:rFonts w:ascii="Arial" w:hAnsi="Arial" w:eastAsia="Arial" w:cs="Arial"/>
+          <w:b w:val="0"/>
+          <w:bCs w:val="0"/>
+          <w:i w:val="0"/>
+          <w:iCs w:val="0"/>
+          <w:caps w:val="0"/>
+          <w:smallCaps w:val="0"/>
+          <w:strike w:val="0"/>
+          <w:color w:val="222222"/>
+          <w:position w:val="0"/>
+          <w:sz w:val="22"/>
+          <w:szCs w:val="22"/>
+          <w:u w:val="none"/>
+          <w:shd w:val="clear" w:color="auto" w:fill="auto"/>
+          <w:vertAlign w:val="baseline"/>
+        </w:rPr>
+      </w:pPr>
+      <w:r>
+        <w:rPr>
+          <w:rFonts w:eastAsia="Arial" w:cs="Arial"/>
+          <w:b w:val="0"/>
+          <w:bCs w:val="0"/>
+          <w:i w:val="0"/>
+          <w:iCs w:val="0"/>
+          <w:caps w:val="0"/>
+          <w:smallCaps w:val="0"/>
+          <w:strike w:val="0"/>
+          <w:color w:val="222222"/>
+          <w:position w:val="0"/>
+          <w:sz w:val="22"/>
+          <w:szCs w:val="22"/>
+          <w:u w:val="none"/>
+          <w:shd w:val="clear" w:color="auto" w:fill="auto"/>
+          <w:vertAlign w:val="baseline"/>
+        </w:rPr>
+        <w:t xml:space="preserve">Tabla 21. Matriz de riesgos ordenada por exposición</w:t>
+      </w:r>
+    </w:p>
+    <w:p>
+      <w:pPr>
+        <w:pStyle w:val="697"/>
+        <w:keepNext w:val="false"/>
+        <w:keepLines w:val="false"/>
+        <w:pageBreakBefore w:val="false"/>
+        <w:widowControl w:val="true"/>
+        <w:pBdr/>
+        <w:spacing w:after="0" w:before="0" w:line="240" w:lineRule="auto"/>
+        <w:ind w:right="0" w:firstLine="0" w:left="0"/>
+        <w:jc w:val="left"/>
+        <w:rPr>
+          <w:rFonts w:ascii="Arial" w:hAnsi="Arial" w:eastAsia="Arial" w:cs="Arial"/>
+          <w:b w:val="0"/>
+          <w:bCs w:val="0"/>
+          <w:i w:val="0"/>
+          <w:iCs w:val="0"/>
+          <w:caps w:val="0"/>
+          <w:smallCaps w:val="0"/>
+          <w:strike w:val="0"/>
+          <w:color w:val="222222"/>
+          <w:position w:val="0"/>
+          <w:sz w:val="22"/>
+          <w:szCs w:val="22"/>
+          <w:u w:val="none"/>
+          <w:shd w:val="clear" w:color="auto" w:fill="auto"/>
+          <w:vertAlign w:val="baseline"/>
+        </w:rPr>
+      </w:pPr>
+      <w:r>
+        <w:rPr>
+          <w:rFonts w:eastAsia="Arial" w:cs="Arial"/>
+          <w:b w:val="0"/>
+          <w:bCs w:val="0"/>
+          <w:i w:val="0"/>
+          <w:iCs w:val="0"/>
+          <w:caps w:val="0"/>
+          <w:smallCaps w:val="0"/>
+          <w:strike w:val="0"/>
+          <w:color w:val="222222"/>
+          <w:position w:val="0"/>
+          <w:sz w:val="22"/>
+          <w:szCs w:val="22"/>
+          <w:u w:val="none"/>
+          <w:shd w:val="clear" w:color="auto" w:fill="auto"/>
+          <w:vertAlign w:val="baseline"/>
+        </w:rPr>
+        <w:t xml:space="preserve">Tabla 22. Relación entre los riesgos críticos de un proyecto final y los riesgos identificados</w:t>
+      </w:r>
+    </w:p>
+    <w:p>
+      <w:pPr>
         <w:pStyle w:val="684"/>
         <w:pBdr/>
         <w:spacing/>
@@ -31005,6 +31205,7460 @@
       </w:r>
       <w:r/>
     </w:p>
+    <w:p>
+      <w:pPr>
+        <w:pBdr/>
+        <w:spacing/>
+        <w:ind/>
+        <w:rPr/>
+      </w:pPr>
+      <w:r>
+        <w:rPr>
+          <w:rtl w:val="0"/>
+        </w:rPr>
+        <w:br w:type="page" w:clear="all"/>
+      </w:r>
+      <w:r/>
+    </w:p>
+    <w:p>
+      <w:pPr>
+        <w:pStyle w:val="684"/>
+        <w:pBdr/>
+        <w:spacing/>
+        <w:ind/>
+        <w:rPr/>
+      </w:pPr>
+      <w:r>
+        <w:rPr>
+          <w:rtl w:val="0"/>
+        </w:rPr>
+        <w:t xml:space="preserve">CAPÍTULO 6</w:t>
+      </w:r>
+    </w:p>
+    <w:p>
+      <w:pPr>
+        <w:pStyle w:val="684"/>
+        <w:pBdr/>
+        <w:spacing/>
+        <w:ind/>
+        <w:rPr/>
+      </w:pPr>
+      <w:r>
+        <w:rPr>
+          <w:rtl w:val="0"/>
+        </w:rPr>
+        <w:t xml:space="preserve">Análisis de riesgos</w:t>
+      </w:r>
+    </w:p>
+    <w:p>
+      <w:pPr>
+        <w:pBdr/>
+        <w:spacing w:after="150" w:line="276" w:lineRule="auto"/>
+        <w:ind/>
+        <w:jc w:val="both"/>
+        <w:rPr/>
+      </w:pPr>
+      <w:r>
+        <w:rPr>
+          <w:rtl w:val="0"/>
+        </w:rPr>
+        <w:t xml:space="preserve">Este capítulo identifica, evalúa y planifica la respuesta a los riesgos del proyecto en su estado actual: un prototipo funcional publicado, con la validación sobre código real y con usuarios todavía en curso, y con cuatro entregas por delante hasta la entrega final del 17 de noviembre. Reemplaza y amplía la Tabla 4 del capítulo 2, que registraba tres riesgos técnicos identificados durante la planificación. Varios de los riesgos que se presentan no son hipotéticos: surgieron durante el desarrollo, y en esos casos se indica la evidencia que los originó.</w:t>
+      </w:r>
+    </w:p>
+    <w:p>
+      <w:pPr>
+        <w:pStyle w:val="684"/>
+        <w:pBdr/>
+        <w:spacing/>
+        <w:ind/>
+        <w:rPr/>
+      </w:pPr>
+      <w:r>
+        <w:rPr>
+          <w:rtl w:val="0"/>
+        </w:rPr>
+        <w:t xml:space="preserve">6.1. Enfoque y escalas de evaluación</w:t>
+      </w:r>
+    </w:p>
+    <w:p>
+      <w:pPr>
+        <w:pBdr/>
+        <w:spacing w:after="150" w:line="276" w:lineRule="auto"/>
+        <w:ind/>
+        <w:jc w:val="both"/>
+        <w:rPr/>
+      </w:pPr>
+      <w:r>
+        <w:rPr>
+          <w:rtl w:val="0"/>
+        </w:rPr>
+        <w:t xml:space="preserve">El marco de referencia es la guía del Project Management Institute (2021), que trata el riesgo como un evento o una condición incierta que, si ocurre, afecta al menos uno de los objetivos del proyecto. Cada riesgo se redacta con una estructura de causa, evento y efecto: «Debido a [causa], podría ocurrir [evento], lo que provocaría [efecto]». La causa es la condición presente que lo origina y sobre la que se puede actuar; el evento, lo que podría suceder; y el efecto, su consecuencia sobre los objetivos.</w:t>
+      </w:r>
+    </w:p>
+    <w:p>
+      <w:pPr>
+        <w:pBdr/>
+        <w:spacing w:after="150" w:line="276" w:lineRule="auto"/>
+        <w:ind/>
+        <w:jc w:val="both"/>
+        <w:rPr/>
+      </w:pPr>
+      <w:r>
+        <w:rPr>
+          <w:rtl w:val="0"/>
+        </w:rPr>
+        <w:t xml:space="preserve">La probabilidad (P) y el impacto (I) se califican en una escala de 1 a 5, y la exposición (E) se obtiene como su producto, con valores entre 1 y 25. La Tabla 19 fija los niveles de exposición: baja hasta 5, media entre 6 y 10, y alta desde 12.</w:t>
+      </w:r>
+    </w:p>
+    <w:p>
+      <w:pPr>
+        <w:pBdr/>
+        <w:spacing w:after="120" w:line="276" w:lineRule="auto"/>
+        <w:ind w:hanging="283" w:left="567"/>
+        <w:jc w:val="both"/>
+        <w:rPr/>
+      </w:pPr>
+      <w:r>
+        <w:rPr>
+          <w:b/>
+          <w:bCs/>
+          <w:rtl w:val="0"/>
+        </w:rPr>
+        <w:t xml:space="preserve">Probabilidad. </w:t>
+      </w:r>
+      <w:r>
+        <w:rPr>
+          <w:rtl w:val="0"/>
+        </w:rPr>
+        <w:t xml:space="preserve">1 muy improbable; 2 poco probable; 3 posible; 4 probable; 5 muy probable.</w:t>
+      </w:r>
+    </w:p>
+    <w:p>
+      <w:pPr>
+        <w:pBdr/>
+        <w:spacing w:after="120" w:line="276" w:lineRule="auto"/>
+        <w:ind w:hanging="283" w:left="567"/>
+        <w:jc w:val="both"/>
+        <w:rPr/>
+      </w:pPr>
+      <w:r>
+        <w:rPr>
+          <w:b/>
+          <w:bCs/>
+          <w:rtl w:val="0"/>
+        </w:rPr>
+        <w:t xml:space="preserve">Impacto. </w:t>
+      </w:r>
+      <w:r>
+        <w:rPr>
+          <w:rtl w:val="0"/>
+        </w:rPr>
+        <w:t xml:space="preserve">1 insignificante, sin efecto visible en los entregables; 2 menor, un retrabajo acotado dentro de la misma semana; 3 moderado, afecta la calidad de un entregable sin comprometer su fecha; 4 importante, compromete una entrega o una hipótesis; 5 severo, compromete la aprobación del proyecto o la defensa.</w:t>
+      </w:r>
+    </w:p>
+    <w:tbl>
+      <w:tblPr>
+        <w:tblW w:w="9360" w:type="dxa"/>
+        <w:tblBorders>
+          <w:top w:val="single" w:color="cccccc" w:sz="4" w:space="0"/>
+          <w:left w:val="single" w:color="cccccc" w:sz="4" w:space="0"/>
+          <w:bottom w:val="single" w:color="cccccc" w:sz="4" w:space="0"/>
+          <w:right w:val="single" w:color="cccccc" w:sz="4" w:space="0"/>
+          <w:insideH w:val="single" w:color="cccccc" w:sz="4" w:space="0"/>
+          <w:insideV w:val="single" w:color="cccccc" w:sz="4" w:space="0"/>
+        </w:tblBorders>
+        <w:tblLayout w:type="fixed"/>
+        <w:tblLook w:val="04A0" w:firstRow="1" w:lastRow="0" w:firstColumn="1" w:lastColumn="0" w:noHBand="0" w:noVBand="1"/>
+      </w:tblPr>
+      <w:tblGrid>
+        <w:gridCol w:w="2360"/>
+        <w:gridCol w:w="1400"/>
+        <w:gridCol w:w="1400"/>
+        <w:gridCol w:w="1400"/>
+        <w:gridCol w:w="1400"/>
+        <w:gridCol w:w="1400"/>
+      </w:tblGrid>
+      <w:tr>
+        <w:trPr>
+          <w:cantSplit/>
+          <w:tblHeader/>
+        </w:trPr>
+        <w:tc>
+          <w:tcPr>
+            <w:tcW w:w="2360" w:type="dxa"/>
+            <w:shd w:val="clear" w:color="auto" w:fill="1f3a5f"/>
+            <w:tcMar>
+              <w:left w:w="100" w:type="dxa"/>
+              <w:top w:w="60" w:type="dxa"/>
+              <w:right w:w="100" w:type="dxa"/>
+              <w:bottom w:w="60" w:type="dxa"/>
+            </w:tcMar>
+          </w:tcPr>
+          <w:p>
+            <w:pPr>
+              <w:spacing w:after="0" w:line="240" w:lineRule="auto"/>
+            </w:pPr>
+            <w:r>
+              <w:rPr>
+                <w:b/>
+                <w:bCs/>
+                <w:color w:val="ffffff"/>
+                <w:sz w:val="18"/>
+                <w:szCs w:val="18"/>
+              </w:rPr>
+              <w:t xml:space="preserve">Probabilidad / Impacto</w:t>
+            </w:r>
+          </w:p>
+        </w:tc>
+        <w:tc>
+          <w:tcPr>
+            <w:tcW w:w="1400" w:type="dxa"/>
+            <w:shd w:val="clear" w:color="auto" w:fill="1f3a5f"/>
+            <w:tcMar>
+              <w:left w:w="100" w:type="dxa"/>
+              <w:top w:w="60" w:type="dxa"/>
+              <w:right w:w="100" w:type="dxa"/>
+              <w:bottom w:w="60" w:type="dxa"/>
+            </w:tcMar>
+          </w:tcPr>
+          <w:p>
+            <w:pPr>
+              <w:spacing w:after="0" w:line="240" w:lineRule="auto"/>
+              <w:jc w:val="center"/>
+            </w:pPr>
+            <w:r>
+              <w:rPr>
+                <w:b/>
+                <w:bCs/>
+                <w:color w:val="ffffff"/>
+                <w:sz w:val="18"/>
+                <w:szCs w:val="18"/>
+              </w:rPr>
+              <w:t xml:space="preserve">1 Insignificante</w:t>
+            </w:r>
+          </w:p>
+        </w:tc>
+        <w:tc>
+          <w:tcPr>
+            <w:tcW w:w="1400" w:type="dxa"/>
+            <w:shd w:val="clear" w:color="auto" w:fill="1f3a5f"/>
+            <w:tcMar>
+              <w:left w:w="100" w:type="dxa"/>
+              <w:top w:w="60" w:type="dxa"/>
+              <w:right w:w="100" w:type="dxa"/>
+              <w:bottom w:w="60" w:type="dxa"/>
+            </w:tcMar>
+          </w:tcPr>
+          <w:p>
+            <w:pPr>
+              <w:spacing w:after="0" w:line="240" w:lineRule="auto"/>
+              <w:jc w:val="center"/>
+            </w:pPr>
+            <w:r>
+              <w:rPr>
+                <w:b/>
+                <w:bCs/>
+                <w:color w:val="ffffff"/>
+                <w:sz w:val="18"/>
+                <w:szCs w:val="18"/>
+              </w:rPr>
+              <w:t xml:space="preserve">2 Menor</w:t>
+            </w:r>
+          </w:p>
+        </w:tc>
+        <w:tc>
+          <w:tcPr>
+            <w:tcW w:w="1400" w:type="dxa"/>
+            <w:shd w:val="clear" w:color="auto" w:fill="1f3a5f"/>
+            <w:tcMar>
+              <w:left w:w="100" w:type="dxa"/>
+              <w:top w:w="60" w:type="dxa"/>
+              <w:right w:w="100" w:type="dxa"/>
+              <w:bottom w:w="60" w:type="dxa"/>
+            </w:tcMar>
+          </w:tcPr>
+          <w:p>
+            <w:pPr>
+              <w:spacing w:after="0" w:line="240" w:lineRule="auto"/>
+              <w:jc w:val="center"/>
+            </w:pPr>
+            <w:r>
+              <w:rPr>
+                <w:b/>
+                <w:bCs/>
+                <w:color w:val="ffffff"/>
+                <w:sz w:val="18"/>
+                <w:szCs w:val="18"/>
+              </w:rPr>
+              <w:t xml:space="preserve">3 Moderado</w:t>
+            </w:r>
+          </w:p>
+        </w:tc>
+        <w:tc>
+          <w:tcPr>
+            <w:tcW w:w="1400" w:type="dxa"/>
+            <w:shd w:val="clear" w:color="auto" w:fill="1f3a5f"/>
+            <w:tcMar>
+              <w:left w:w="100" w:type="dxa"/>
+              <w:top w:w="60" w:type="dxa"/>
+              <w:right w:w="100" w:type="dxa"/>
+              <w:bottom w:w="60" w:type="dxa"/>
+            </w:tcMar>
+          </w:tcPr>
+          <w:p>
+            <w:pPr>
+              <w:spacing w:after="0" w:line="240" w:lineRule="auto"/>
+              <w:jc w:val="center"/>
+            </w:pPr>
+            <w:r>
+              <w:rPr>
+                <w:b/>
+                <w:bCs/>
+                <w:color w:val="ffffff"/>
+                <w:sz w:val="18"/>
+                <w:szCs w:val="18"/>
+              </w:rPr>
+              <w:t xml:space="preserve">4 Importante</w:t>
+            </w:r>
+          </w:p>
+        </w:tc>
+        <w:tc>
+          <w:tcPr>
+            <w:tcW w:w="1400" w:type="dxa"/>
+            <w:shd w:val="clear" w:color="auto" w:fill="1f3a5f"/>
+            <w:tcMar>
+              <w:left w:w="100" w:type="dxa"/>
+              <w:top w:w="60" w:type="dxa"/>
+              <w:right w:w="100" w:type="dxa"/>
+              <w:bottom w:w="60" w:type="dxa"/>
+            </w:tcMar>
+          </w:tcPr>
+          <w:p>
+            <w:pPr>
+              <w:spacing w:after="0" w:line="240" w:lineRule="auto"/>
+              <w:jc w:val="center"/>
+            </w:pPr>
+            <w:r>
+              <w:rPr>
+                <w:b/>
+                <w:bCs/>
+                <w:color w:val="ffffff"/>
+                <w:sz w:val="18"/>
+                <w:szCs w:val="18"/>
+              </w:rPr>
+              <w:t xml:space="preserve">5 Severo</w:t>
+            </w:r>
+          </w:p>
+        </w:tc>
+      </w:tr>
+      <w:tr>
+        <w:trPr>
+          <w:cantSplit/>
+        </w:trPr>
+        <w:tc>
+          <w:tcPr>
+            <w:tcW w:w="2360" w:type="dxa"/>
+            <w:shd w:val="clear" w:color="auto" w:fill="eaf1f8"/>
+            <w:tcMar>
+              <w:left w:w="100" w:type="dxa"/>
+              <w:top w:w="60" w:type="dxa"/>
+              <w:right w:w="100" w:type="dxa"/>
+              <w:bottom w:w="60" w:type="dxa"/>
+            </w:tcMar>
+          </w:tcPr>
+          <w:p>
+            <w:pPr>
+              <w:spacing w:after="0" w:line="240" w:lineRule="auto"/>
+            </w:pPr>
+            <w:r>
+              <w:rPr>
+                <w:b/>
+                <w:bCs/>
+                <w:color w:val="1f3a5f"/>
+                <w:sz w:val="18"/>
+                <w:szCs w:val="18"/>
+              </w:rPr>
+              <w:t xml:space="preserve">5 Muy probable</w:t>
+            </w:r>
+          </w:p>
+        </w:tc>
+        <w:tc>
+          <w:tcPr>
+            <w:tcW w:w="1400" w:type="dxa"/>
+            <w:shd w:val="clear" w:color="auto" w:fill="d9f2e3"/>
+            <w:tcMar>
+              <w:left w:w="100" w:type="dxa"/>
+              <w:top w:w="60" w:type="dxa"/>
+              <w:right w:w="100" w:type="dxa"/>
+              <w:bottom w:w="60" w:type="dxa"/>
+            </w:tcMar>
+          </w:tcPr>
+          <w:p>
+            <w:pPr>
+              <w:spacing w:after="0" w:line="240" w:lineRule="auto"/>
+              <w:jc w:val="center"/>
+            </w:pPr>
+            <w:r>
+              <w:rPr>
+                <w:b/>
+                <w:bCs/>
+                <w:color w:val="1e6b3a"/>
+                <w:sz w:val="18"/>
+                <w:szCs w:val="18"/>
+              </w:rPr>
+              <w:t xml:space="preserve">5</w:t>
+            </w:r>
+          </w:p>
+        </w:tc>
+        <w:tc>
+          <w:tcPr>
+            <w:tcW w:w="1400" w:type="dxa"/>
+            <w:shd w:val="clear" w:color="auto" w:fill="fff1c2"/>
+            <w:tcMar>
+              <w:left w:w="100" w:type="dxa"/>
+              <w:top w:w="60" w:type="dxa"/>
+              <w:right w:w="100" w:type="dxa"/>
+              <w:bottom w:w="60" w:type="dxa"/>
+            </w:tcMar>
+          </w:tcPr>
+          <w:p>
+            <w:pPr>
+              <w:spacing w:after="0" w:line="240" w:lineRule="auto"/>
+              <w:jc w:val="center"/>
+            </w:pPr>
+            <w:r>
+              <w:rPr>
+                <w:b/>
+                <w:bCs/>
+                <w:color w:val="7a5a00"/>
+                <w:sz w:val="18"/>
+                <w:szCs w:val="18"/>
+              </w:rPr>
+              <w:t xml:space="preserve">10</w:t>
+            </w:r>
+          </w:p>
+        </w:tc>
+        <w:tc>
+          <w:tcPr>
+            <w:tcW w:w="1400" w:type="dxa"/>
+            <w:shd w:val="clear" w:color="auto" w:fill="f9d3d0"/>
+            <w:tcMar>
+              <w:left w:w="100" w:type="dxa"/>
+              <w:top w:w="60" w:type="dxa"/>
+              <w:right w:w="100" w:type="dxa"/>
+              <w:bottom w:w="60" w:type="dxa"/>
+            </w:tcMar>
+          </w:tcPr>
+          <w:p>
+            <w:pPr>
+              <w:spacing w:after="0" w:line="240" w:lineRule="auto"/>
+              <w:jc w:val="center"/>
+            </w:pPr>
+            <w:r>
+              <w:rPr>
+                <w:b/>
+                <w:bCs/>
+                <w:color w:val="9b1c1c"/>
+                <w:sz w:val="18"/>
+                <w:szCs w:val="18"/>
+              </w:rPr>
+              <w:t xml:space="preserve">15</w:t>
+            </w:r>
+          </w:p>
+        </w:tc>
+        <w:tc>
+          <w:tcPr>
+            <w:tcW w:w="1400" w:type="dxa"/>
+            <w:shd w:val="clear" w:color="auto" w:fill="f9d3d0"/>
+            <w:tcMar>
+              <w:left w:w="100" w:type="dxa"/>
+              <w:top w:w="60" w:type="dxa"/>
+              <w:right w:w="100" w:type="dxa"/>
+              <w:bottom w:w="60" w:type="dxa"/>
+            </w:tcMar>
+          </w:tcPr>
+          <w:p>
+            <w:pPr>
+              <w:spacing w:after="0" w:line="240" w:lineRule="auto"/>
+              <w:jc w:val="center"/>
+            </w:pPr>
+            <w:r>
+              <w:rPr>
+                <w:b/>
+                <w:bCs/>
+                <w:color w:val="9b1c1c"/>
+                <w:sz w:val="18"/>
+                <w:szCs w:val="18"/>
+              </w:rPr>
+              <w:t xml:space="preserve">20</w:t>
+            </w:r>
+          </w:p>
+        </w:tc>
+        <w:tc>
+          <w:tcPr>
+            <w:tcW w:w="1400" w:type="dxa"/>
+            <w:shd w:val="clear" w:color="auto" w:fill="f9d3d0"/>
+            <w:tcMar>
+              <w:left w:w="100" w:type="dxa"/>
+              <w:top w:w="60" w:type="dxa"/>
+              <w:right w:w="100" w:type="dxa"/>
+              <w:bottom w:w="60" w:type="dxa"/>
+            </w:tcMar>
+          </w:tcPr>
+          <w:p>
+            <w:pPr>
+              <w:spacing w:after="0" w:line="240" w:lineRule="auto"/>
+              <w:jc w:val="center"/>
+            </w:pPr>
+            <w:r>
+              <w:rPr>
+                <w:b/>
+                <w:bCs/>
+                <w:color w:val="9b1c1c"/>
+                <w:sz w:val="18"/>
+                <w:szCs w:val="18"/>
+              </w:rPr>
+              <w:t xml:space="preserve">25</w:t>
+            </w:r>
+          </w:p>
+        </w:tc>
+      </w:tr>
+      <w:tr>
+        <w:trPr>
+          <w:cantSplit/>
+        </w:trPr>
+        <w:tc>
+          <w:tcPr>
+            <w:tcW w:w="2360" w:type="dxa"/>
+            <w:shd w:val="clear" w:color="auto" w:fill="eaf1f8"/>
+            <w:tcMar>
+              <w:left w:w="100" w:type="dxa"/>
+              <w:top w:w="60" w:type="dxa"/>
+              <w:right w:w="100" w:type="dxa"/>
+              <w:bottom w:w="60" w:type="dxa"/>
+            </w:tcMar>
+          </w:tcPr>
+          <w:p>
+            <w:pPr>
+              <w:spacing w:after="0" w:line="240" w:lineRule="auto"/>
+            </w:pPr>
+            <w:r>
+              <w:rPr>
+                <w:b/>
+                <w:bCs/>
+                <w:color w:val="1f3a5f"/>
+                <w:sz w:val="18"/>
+                <w:szCs w:val="18"/>
+              </w:rPr>
+              <w:t xml:space="preserve">4 Probable</w:t>
+            </w:r>
+          </w:p>
+        </w:tc>
+        <w:tc>
+          <w:tcPr>
+            <w:tcW w:w="1400" w:type="dxa"/>
+            <w:shd w:val="clear" w:color="auto" w:fill="d9f2e3"/>
+            <w:tcMar>
+              <w:left w:w="100" w:type="dxa"/>
+              <w:top w:w="60" w:type="dxa"/>
+              <w:right w:w="100" w:type="dxa"/>
+              <w:bottom w:w="60" w:type="dxa"/>
+            </w:tcMar>
+          </w:tcPr>
+          <w:p>
+            <w:pPr>
+              <w:spacing w:after="0" w:line="240" w:lineRule="auto"/>
+              <w:jc w:val="center"/>
+            </w:pPr>
+            <w:r>
+              <w:rPr>
+                <w:b/>
+                <w:bCs/>
+                <w:color w:val="1e6b3a"/>
+                <w:sz w:val="18"/>
+                <w:szCs w:val="18"/>
+              </w:rPr>
+              <w:t xml:space="preserve">4</w:t>
+            </w:r>
+          </w:p>
+        </w:tc>
+        <w:tc>
+          <w:tcPr>
+            <w:tcW w:w="1400" w:type="dxa"/>
+            <w:shd w:val="clear" w:color="auto" w:fill="fff1c2"/>
+            <w:tcMar>
+              <w:left w:w="100" w:type="dxa"/>
+              <w:top w:w="60" w:type="dxa"/>
+              <w:right w:w="100" w:type="dxa"/>
+              <w:bottom w:w="60" w:type="dxa"/>
+            </w:tcMar>
+          </w:tcPr>
+          <w:p>
+            <w:pPr>
+              <w:spacing w:after="0" w:line="240" w:lineRule="auto"/>
+              <w:jc w:val="center"/>
+            </w:pPr>
+            <w:r>
+              <w:rPr>
+                <w:b/>
+                <w:bCs/>
+                <w:color w:val="7a5a00"/>
+                <w:sz w:val="18"/>
+                <w:szCs w:val="18"/>
+              </w:rPr>
+              <w:t xml:space="preserve">8</w:t>
+            </w:r>
+          </w:p>
+        </w:tc>
+        <w:tc>
+          <w:tcPr>
+            <w:tcW w:w="1400" w:type="dxa"/>
+            <w:shd w:val="clear" w:color="auto" w:fill="f9d3d0"/>
+            <w:tcMar>
+              <w:left w:w="100" w:type="dxa"/>
+              <w:top w:w="60" w:type="dxa"/>
+              <w:right w:w="100" w:type="dxa"/>
+              <w:bottom w:w="60" w:type="dxa"/>
+            </w:tcMar>
+          </w:tcPr>
+          <w:p>
+            <w:pPr>
+              <w:spacing w:after="0" w:line="240" w:lineRule="auto"/>
+              <w:jc w:val="center"/>
+            </w:pPr>
+            <w:r>
+              <w:rPr>
+                <w:b/>
+                <w:bCs/>
+                <w:color w:val="9b1c1c"/>
+                <w:sz w:val="18"/>
+                <w:szCs w:val="18"/>
+              </w:rPr>
+              <w:t xml:space="preserve">12</w:t>
+            </w:r>
+          </w:p>
+        </w:tc>
+        <w:tc>
+          <w:tcPr>
+            <w:tcW w:w="1400" w:type="dxa"/>
+            <w:shd w:val="clear" w:color="auto" w:fill="f9d3d0"/>
+            <w:tcMar>
+              <w:left w:w="100" w:type="dxa"/>
+              <w:top w:w="60" w:type="dxa"/>
+              <w:right w:w="100" w:type="dxa"/>
+              <w:bottom w:w="60" w:type="dxa"/>
+            </w:tcMar>
+          </w:tcPr>
+          <w:p>
+            <w:pPr>
+              <w:spacing w:after="0" w:line="240" w:lineRule="auto"/>
+              <w:jc w:val="center"/>
+            </w:pPr>
+            <w:r>
+              <w:rPr>
+                <w:b/>
+                <w:bCs/>
+                <w:color w:val="9b1c1c"/>
+                <w:sz w:val="18"/>
+                <w:szCs w:val="18"/>
+              </w:rPr>
+              <w:t xml:space="preserve">16</w:t>
+            </w:r>
+          </w:p>
+        </w:tc>
+        <w:tc>
+          <w:tcPr>
+            <w:tcW w:w="1400" w:type="dxa"/>
+            <w:shd w:val="clear" w:color="auto" w:fill="f9d3d0"/>
+            <w:tcMar>
+              <w:left w:w="100" w:type="dxa"/>
+              <w:top w:w="60" w:type="dxa"/>
+              <w:right w:w="100" w:type="dxa"/>
+              <w:bottom w:w="60" w:type="dxa"/>
+            </w:tcMar>
+          </w:tcPr>
+          <w:p>
+            <w:pPr>
+              <w:spacing w:after="0" w:line="240" w:lineRule="auto"/>
+              <w:jc w:val="center"/>
+            </w:pPr>
+            <w:r>
+              <w:rPr>
+                <w:b/>
+                <w:bCs/>
+                <w:color w:val="9b1c1c"/>
+                <w:sz w:val="18"/>
+                <w:szCs w:val="18"/>
+              </w:rPr>
+              <w:t xml:space="preserve">20</w:t>
+            </w:r>
+          </w:p>
+        </w:tc>
+      </w:tr>
+      <w:tr>
+        <w:trPr>
+          <w:cantSplit/>
+        </w:trPr>
+        <w:tc>
+          <w:tcPr>
+            <w:tcW w:w="2360" w:type="dxa"/>
+            <w:shd w:val="clear" w:color="auto" w:fill="eaf1f8"/>
+            <w:tcMar>
+              <w:left w:w="100" w:type="dxa"/>
+              <w:top w:w="60" w:type="dxa"/>
+              <w:right w:w="100" w:type="dxa"/>
+              <w:bottom w:w="60" w:type="dxa"/>
+            </w:tcMar>
+          </w:tcPr>
+          <w:p>
+            <w:pPr>
+              <w:spacing w:after="0" w:line="240" w:lineRule="auto"/>
+            </w:pPr>
+            <w:r>
+              <w:rPr>
+                <w:b/>
+                <w:bCs/>
+                <w:color w:val="1f3a5f"/>
+                <w:sz w:val="18"/>
+                <w:szCs w:val="18"/>
+              </w:rPr>
+              <w:t xml:space="preserve">3 Posible</w:t>
+            </w:r>
+          </w:p>
+        </w:tc>
+        <w:tc>
+          <w:tcPr>
+            <w:tcW w:w="1400" w:type="dxa"/>
+            <w:shd w:val="clear" w:color="auto" w:fill="d9f2e3"/>
+            <w:tcMar>
+              <w:left w:w="100" w:type="dxa"/>
+              <w:top w:w="60" w:type="dxa"/>
+              <w:right w:w="100" w:type="dxa"/>
+              <w:bottom w:w="60" w:type="dxa"/>
+            </w:tcMar>
+          </w:tcPr>
+          <w:p>
+            <w:pPr>
+              <w:spacing w:after="0" w:line="240" w:lineRule="auto"/>
+              <w:jc w:val="center"/>
+            </w:pPr>
+            <w:r>
+              <w:rPr>
+                <w:b/>
+                <w:bCs/>
+                <w:color w:val="1e6b3a"/>
+                <w:sz w:val="18"/>
+                <w:szCs w:val="18"/>
+              </w:rPr>
+              <w:t xml:space="preserve">3</w:t>
+            </w:r>
+          </w:p>
+        </w:tc>
+        <w:tc>
+          <w:tcPr>
+            <w:tcW w:w="1400" w:type="dxa"/>
+            <w:shd w:val="clear" w:color="auto" w:fill="fff1c2"/>
+            <w:tcMar>
+              <w:left w:w="100" w:type="dxa"/>
+              <w:top w:w="60" w:type="dxa"/>
+              <w:right w:w="100" w:type="dxa"/>
+              <w:bottom w:w="60" w:type="dxa"/>
+            </w:tcMar>
+          </w:tcPr>
+          <w:p>
+            <w:pPr>
+              <w:spacing w:after="0" w:line="240" w:lineRule="auto"/>
+              <w:jc w:val="center"/>
+            </w:pPr>
+            <w:r>
+              <w:rPr>
+                <w:b/>
+                <w:bCs/>
+                <w:color w:val="7a5a00"/>
+                <w:sz w:val="18"/>
+                <w:szCs w:val="18"/>
+              </w:rPr>
+              <w:t xml:space="preserve">6</w:t>
+            </w:r>
+          </w:p>
+        </w:tc>
+        <w:tc>
+          <w:tcPr>
+            <w:tcW w:w="1400" w:type="dxa"/>
+            <w:shd w:val="clear" w:color="auto" w:fill="fff1c2"/>
+            <w:tcMar>
+              <w:left w:w="100" w:type="dxa"/>
+              <w:top w:w="60" w:type="dxa"/>
+              <w:right w:w="100" w:type="dxa"/>
+              <w:bottom w:w="60" w:type="dxa"/>
+            </w:tcMar>
+          </w:tcPr>
+          <w:p>
+            <w:pPr>
+              <w:spacing w:after="0" w:line="240" w:lineRule="auto"/>
+              <w:jc w:val="center"/>
+            </w:pPr>
+            <w:r>
+              <w:rPr>
+                <w:b/>
+                <w:bCs/>
+                <w:color w:val="7a5a00"/>
+                <w:sz w:val="18"/>
+                <w:szCs w:val="18"/>
+              </w:rPr>
+              <w:t xml:space="preserve">9</w:t>
+            </w:r>
+          </w:p>
+        </w:tc>
+        <w:tc>
+          <w:tcPr>
+            <w:tcW w:w="1400" w:type="dxa"/>
+            <w:shd w:val="clear" w:color="auto" w:fill="f9d3d0"/>
+            <w:tcMar>
+              <w:left w:w="100" w:type="dxa"/>
+              <w:top w:w="60" w:type="dxa"/>
+              <w:right w:w="100" w:type="dxa"/>
+              <w:bottom w:w="60" w:type="dxa"/>
+            </w:tcMar>
+          </w:tcPr>
+          <w:p>
+            <w:pPr>
+              <w:spacing w:after="0" w:line="240" w:lineRule="auto"/>
+              <w:jc w:val="center"/>
+            </w:pPr>
+            <w:r>
+              <w:rPr>
+                <w:b/>
+                <w:bCs/>
+                <w:color w:val="9b1c1c"/>
+                <w:sz w:val="18"/>
+                <w:szCs w:val="18"/>
+              </w:rPr>
+              <w:t xml:space="preserve">12</w:t>
+            </w:r>
+          </w:p>
+        </w:tc>
+        <w:tc>
+          <w:tcPr>
+            <w:tcW w:w="1400" w:type="dxa"/>
+            <w:shd w:val="clear" w:color="auto" w:fill="f9d3d0"/>
+            <w:tcMar>
+              <w:left w:w="100" w:type="dxa"/>
+              <w:top w:w="60" w:type="dxa"/>
+              <w:right w:w="100" w:type="dxa"/>
+              <w:bottom w:w="60" w:type="dxa"/>
+            </w:tcMar>
+          </w:tcPr>
+          <w:p>
+            <w:pPr>
+              <w:spacing w:after="0" w:line="240" w:lineRule="auto"/>
+              <w:jc w:val="center"/>
+            </w:pPr>
+            <w:r>
+              <w:rPr>
+                <w:b/>
+                <w:bCs/>
+                <w:color w:val="9b1c1c"/>
+                <w:sz w:val="18"/>
+                <w:szCs w:val="18"/>
+              </w:rPr>
+              <w:t xml:space="preserve">15</w:t>
+            </w:r>
+          </w:p>
+        </w:tc>
+      </w:tr>
+      <w:tr>
+        <w:trPr>
+          <w:cantSplit/>
+        </w:trPr>
+        <w:tc>
+          <w:tcPr>
+            <w:tcW w:w="2360" w:type="dxa"/>
+            <w:shd w:val="clear" w:color="auto" w:fill="eaf1f8"/>
+            <w:tcMar>
+              <w:left w:w="100" w:type="dxa"/>
+              <w:top w:w="60" w:type="dxa"/>
+              <w:right w:w="100" w:type="dxa"/>
+              <w:bottom w:w="60" w:type="dxa"/>
+            </w:tcMar>
+          </w:tcPr>
+          <w:p>
+            <w:pPr>
+              <w:spacing w:after="0" w:line="240" w:lineRule="auto"/>
+            </w:pPr>
+            <w:r>
+              <w:rPr>
+                <w:b/>
+                <w:bCs/>
+                <w:color w:val="1f3a5f"/>
+                <w:sz w:val="18"/>
+                <w:szCs w:val="18"/>
+              </w:rPr>
+              <w:t xml:space="preserve">2 Poco probable</w:t>
+            </w:r>
+          </w:p>
+        </w:tc>
+        <w:tc>
+          <w:tcPr>
+            <w:tcW w:w="1400" w:type="dxa"/>
+            <w:shd w:val="clear" w:color="auto" w:fill="d9f2e3"/>
+            <w:tcMar>
+              <w:left w:w="100" w:type="dxa"/>
+              <w:top w:w="60" w:type="dxa"/>
+              <w:right w:w="100" w:type="dxa"/>
+              <w:bottom w:w="60" w:type="dxa"/>
+            </w:tcMar>
+          </w:tcPr>
+          <w:p>
+            <w:pPr>
+              <w:spacing w:after="0" w:line="240" w:lineRule="auto"/>
+              <w:jc w:val="center"/>
+            </w:pPr>
+            <w:r>
+              <w:rPr>
+                <w:b/>
+                <w:bCs/>
+                <w:color w:val="1e6b3a"/>
+                <w:sz w:val="18"/>
+                <w:szCs w:val="18"/>
+              </w:rPr>
+              <w:t xml:space="preserve">2</w:t>
+            </w:r>
+          </w:p>
+        </w:tc>
+        <w:tc>
+          <w:tcPr>
+            <w:tcW w:w="1400" w:type="dxa"/>
+            <w:shd w:val="clear" w:color="auto" w:fill="d9f2e3"/>
+            <w:tcMar>
+              <w:left w:w="100" w:type="dxa"/>
+              <w:top w:w="60" w:type="dxa"/>
+              <w:right w:w="100" w:type="dxa"/>
+              <w:bottom w:w="60" w:type="dxa"/>
+            </w:tcMar>
+          </w:tcPr>
+          <w:p>
+            <w:pPr>
+              <w:spacing w:after="0" w:line="240" w:lineRule="auto"/>
+              <w:jc w:val="center"/>
+            </w:pPr>
+            <w:r>
+              <w:rPr>
+                <w:b/>
+                <w:bCs/>
+                <w:color w:val="1e6b3a"/>
+                <w:sz w:val="18"/>
+                <w:szCs w:val="18"/>
+              </w:rPr>
+              <w:t xml:space="preserve">4</w:t>
+            </w:r>
+          </w:p>
+        </w:tc>
+        <w:tc>
+          <w:tcPr>
+            <w:tcW w:w="1400" w:type="dxa"/>
+            <w:shd w:val="clear" w:color="auto" w:fill="fff1c2"/>
+            <w:tcMar>
+              <w:left w:w="100" w:type="dxa"/>
+              <w:top w:w="60" w:type="dxa"/>
+              <w:right w:w="100" w:type="dxa"/>
+              <w:bottom w:w="60" w:type="dxa"/>
+            </w:tcMar>
+          </w:tcPr>
+          <w:p>
+            <w:pPr>
+              <w:spacing w:after="0" w:line="240" w:lineRule="auto"/>
+              <w:jc w:val="center"/>
+            </w:pPr>
+            <w:r>
+              <w:rPr>
+                <w:b/>
+                <w:bCs/>
+                <w:color w:val="7a5a00"/>
+                <w:sz w:val="18"/>
+                <w:szCs w:val="18"/>
+              </w:rPr>
+              <w:t xml:space="preserve">6</w:t>
+            </w:r>
+          </w:p>
+        </w:tc>
+        <w:tc>
+          <w:tcPr>
+            <w:tcW w:w="1400" w:type="dxa"/>
+            <w:shd w:val="clear" w:color="auto" w:fill="fff1c2"/>
+            <w:tcMar>
+              <w:left w:w="100" w:type="dxa"/>
+              <w:top w:w="60" w:type="dxa"/>
+              <w:right w:w="100" w:type="dxa"/>
+              <w:bottom w:w="60" w:type="dxa"/>
+            </w:tcMar>
+          </w:tcPr>
+          <w:p>
+            <w:pPr>
+              <w:spacing w:after="0" w:line="240" w:lineRule="auto"/>
+              <w:jc w:val="center"/>
+            </w:pPr>
+            <w:r>
+              <w:rPr>
+                <w:b/>
+                <w:bCs/>
+                <w:color w:val="7a5a00"/>
+                <w:sz w:val="18"/>
+                <w:szCs w:val="18"/>
+              </w:rPr>
+              <w:t xml:space="preserve">8</w:t>
+            </w:r>
+          </w:p>
+        </w:tc>
+        <w:tc>
+          <w:tcPr>
+            <w:tcW w:w="1400" w:type="dxa"/>
+            <w:shd w:val="clear" w:color="auto" w:fill="fff1c2"/>
+            <w:tcMar>
+              <w:left w:w="100" w:type="dxa"/>
+              <w:top w:w="60" w:type="dxa"/>
+              <w:right w:w="100" w:type="dxa"/>
+              <w:bottom w:w="60" w:type="dxa"/>
+            </w:tcMar>
+          </w:tcPr>
+          <w:p>
+            <w:pPr>
+              <w:spacing w:after="0" w:line="240" w:lineRule="auto"/>
+              <w:jc w:val="center"/>
+            </w:pPr>
+            <w:r>
+              <w:rPr>
+                <w:b/>
+                <w:bCs/>
+                <w:color w:val="7a5a00"/>
+                <w:sz w:val="18"/>
+                <w:szCs w:val="18"/>
+              </w:rPr>
+              <w:t xml:space="preserve">10</w:t>
+            </w:r>
+          </w:p>
+        </w:tc>
+      </w:tr>
+      <w:tr>
+        <w:trPr>
+          <w:cantSplit/>
+        </w:trPr>
+        <w:tc>
+          <w:tcPr>
+            <w:tcW w:w="2360" w:type="dxa"/>
+            <w:shd w:val="clear" w:color="auto" w:fill="eaf1f8"/>
+            <w:tcMar>
+              <w:left w:w="100" w:type="dxa"/>
+              <w:top w:w="60" w:type="dxa"/>
+              <w:right w:w="100" w:type="dxa"/>
+              <w:bottom w:w="60" w:type="dxa"/>
+            </w:tcMar>
+          </w:tcPr>
+          <w:p>
+            <w:pPr>
+              <w:spacing w:after="0" w:line="240" w:lineRule="auto"/>
+            </w:pPr>
+            <w:r>
+              <w:rPr>
+                <w:b/>
+                <w:bCs/>
+                <w:color w:val="1f3a5f"/>
+                <w:sz w:val="18"/>
+                <w:szCs w:val="18"/>
+              </w:rPr>
+              <w:t xml:space="preserve">1 Muy improbable</w:t>
+            </w:r>
+          </w:p>
+        </w:tc>
+        <w:tc>
+          <w:tcPr>
+            <w:tcW w:w="1400" w:type="dxa"/>
+            <w:shd w:val="clear" w:color="auto" w:fill="d9f2e3"/>
+            <w:tcMar>
+              <w:left w:w="100" w:type="dxa"/>
+              <w:top w:w="60" w:type="dxa"/>
+              <w:right w:w="100" w:type="dxa"/>
+              <w:bottom w:w="60" w:type="dxa"/>
+            </w:tcMar>
+          </w:tcPr>
+          <w:p>
+            <w:pPr>
+              <w:spacing w:after="0" w:line="240" w:lineRule="auto"/>
+              <w:jc w:val="center"/>
+            </w:pPr>
+            <w:r>
+              <w:rPr>
+                <w:b/>
+                <w:bCs/>
+                <w:color w:val="1e6b3a"/>
+                <w:sz w:val="18"/>
+                <w:szCs w:val="18"/>
+              </w:rPr>
+              <w:t xml:space="preserve">1</w:t>
+            </w:r>
+          </w:p>
+        </w:tc>
+        <w:tc>
+          <w:tcPr>
+            <w:tcW w:w="1400" w:type="dxa"/>
+            <w:shd w:val="clear" w:color="auto" w:fill="d9f2e3"/>
+            <w:tcMar>
+              <w:left w:w="100" w:type="dxa"/>
+              <w:top w:w="60" w:type="dxa"/>
+              <w:right w:w="100" w:type="dxa"/>
+              <w:bottom w:w="60" w:type="dxa"/>
+            </w:tcMar>
+          </w:tcPr>
+          <w:p>
+            <w:pPr>
+              <w:spacing w:after="0" w:line="240" w:lineRule="auto"/>
+              <w:jc w:val="center"/>
+            </w:pPr>
+            <w:r>
+              <w:rPr>
+                <w:b/>
+                <w:bCs/>
+                <w:color w:val="1e6b3a"/>
+                <w:sz w:val="18"/>
+                <w:szCs w:val="18"/>
+              </w:rPr>
+              <w:t xml:space="preserve">2</w:t>
+            </w:r>
+          </w:p>
+        </w:tc>
+        <w:tc>
+          <w:tcPr>
+            <w:tcW w:w="1400" w:type="dxa"/>
+            <w:shd w:val="clear" w:color="auto" w:fill="d9f2e3"/>
+            <w:tcMar>
+              <w:left w:w="100" w:type="dxa"/>
+              <w:top w:w="60" w:type="dxa"/>
+              <w:right w:w="100" w:type="dxa"/>
+              <w:bottom w:w="60" w:type="dxa"/>
+            </w:tcMar>
+          </w:tcPr>
+          <w:p>
+            <w:pPr>
+              <w:spacing w:after="0" w:line="240" w:lineRule="auto"/>
+              <w:jc w:val="center"/>
+            </w:pPr>
+            <w:r>
+              <w:rPr>
+                <w:b/>
+                <w:bCs/>
+                <w:color w:val="1e6b3a"/>
+                <w:sz w:val="18"/>
+                <w:szCs w:val="18"/>
+              </w:rPr>
+              <w:t xml:space="preserve">3</w:t>
+            </w:r>
+          </w:p>
+        </w:tc>
+        <w:tc>
+          <w:tcPr>
+            <w:tcW w:w="1400" w:type="dxa"/>
+            <w:shd w:val="clear" w:color="auto" w:fill="d9f2e3"/>
+            <w:tcMar>
+              <w:left w:w="100" w:type="dxa"/>
+              <w:top w:w="60" w:type="dxa"/>
+              <w:right w:w="100" w:type="dxa"/>
+              <w:bottom w:w="60" w:type="dxa"/>
+            </w:tcMar>
+          </w:tcPr>
+          <w:p>
+            <w:pPr>
+              <w:spacing w:after="0" w:line="240" w:lineRule="auto"/>
+              <w:jc w:val="center"/>
+            </w:pPr>
+            <w:r>
+              <w:rPr>
+                <w:b/>
+                <w:bCs/>
+                <w:color w:val="1e6b3a"/>
+                <w:sz w:val="18"/>
+                <w:szCs w:val="18"/>
+              </w:rPr>
+              <w:t xml:space="preserve">4</w:t>
+            </w:r>
+          </w:p>
+        </w:tc>
+        <w:tc>
+          <w:tcPr>
+            <w:tcW w:w="1400" w:type="dxa"/>
+            <w:shd w:val="clear" w:color="auto" w:fill="d9f2e3"/>
+            <w:tcMar>
+              <w:left w:w="100" w:type="dxa"/>
+              <w:top w:w="60" w:type="dxa"/>
+              <w:right w:w="100" w:type="dxa"/>
+              <w:bottom w:w="60" w:type="dxa"/>
+            </w:tcMar>
+          </w:tcPr>
+          <w:p>
+            <w:pPr>
+              <w:spacing w:after="0" w:line="240" w:lineRule="auto"/>
+              <w:jc w:val="center"/>
+            </w:pPr>
+            <w:r>
+              <w:rPr>
+                <w:b/>
+                <w:bCs/>
+                <w:color w:val="1e6b3a"/>
+                <w:sz w:val="18"/>
+                <w:szCs w:val="18"/>
+              </w:rPr>
+              <w:t xml:space="preserve">5</w:t>
+            </w:r>
+          </w:p>
+        </w:tc>
+      </w:tr>
+    </w:tbl>
+    <w:p>
+      <w:pPr>
+        <w:pBdr/>
+        <w:spacing w:after="200" w:before="40" w:line="240" w:lineRule="auto"/>
+        <w:ind/>
+        <w:jc w:val="center"/>
+        <w:rPr/>
+      </w:pPr>
+      <w:r>
+        <w:rPr>
+          <w:i/>
+          <w:iCs/>
+          <w:color w:val="555555"/>
+          <w:sz w:val="18"/>
+          <w:szCs w:val="18"/>
+          <w:rtl w:val="0"/>
+        </w:rPr>
+        <w:t xml:space="preserve">Tabla 19. Matriz de exposición: probabilidad por impacto.</w:t>
+      </w:r>
+    </w:p>
+    <w:p>
+      <w:pPr>
+        <w:pBdr/>
+        <w:spacing w:after="150" w:line="276" w:lineRule="auto"/>
+        <w:ind/>
+        <w:jc w:val="both"/>
+        <w:rPr/>
+      </w:pPr>
+      <w:r>
+        <w:rPr>
+          <w:rtl w:val="0"/>
+        </w:rPr>
+        <w:t xml:space="preserve">Para cada riesgo se elige una de cuatro respuestas: evitar, que elimina la causa, por ejemplo modificando el alcance; mitigar, que reduce la probabilidad o el impacto; transferir, que traslada el riesgo a un tercero con mayor capacidad de absorberlo; y aceptar, que convive con el riesgo en forma documentada, con un responsable y un plan de contingencia. Los riesgos se clasifican además por su naturaleza (alcance, técnica, recursos, terceros, datos y cumplimiento), por la etapa en la que pueden materializarse (antes de arrancar, durante el desarrollo, en el pasaje a producción y durante la operación) y según su origen sea interno o externo al proyecto.</w:t>
+      </w:r>
+    </w:p>
+    <w:p>
+      <w:pPr>
+        <w:pStyle w:val="684"/>
+        <w:pBdr/>
+        <w:spacing/>
+        <w:ind/>
+        <w:rPr/>
+      </w:pPr>
+      <w:r>
+        <w:rPr>
+          <w:rtl w:val="0"/>
+        </w:rPr>
+        <w:t xml:space="preserve">6.2. Supuestos y restricciones</w:t>
+      </w:r>
+    </w:p>
+    <w:p>
+      <w:pPr>
+        <w:pBdr/>
+        <w:spacing w:after="150" w:line="276" w:lineRule="auto"/>
+        <w:ind/>
+        <w:jc w:val="both"/>
+        <w:rPr/>
+      </w:pPr>
+      <w:r>
+        <w:rPr>
+          <w:rtl w:val="0"/>
+        </w:rPr>
+        <w:t xml:space="preserve">Los supuestos son condiciones que se dan por ciertas sin haberlas verificado; las restricciones, límites que el proyecto no puede modificar. Se registran por separado porque no son riesgos, aunque cada supuesto que deja de cumplirse se convierte en uno. La Tabla 20 indica con qué riesgo o sección se vincula cada uno.</w:t>
+      </w:r>
+    </w:p>
+    <w:tbl>
+      <w:tblPr>
+        <w:tblW w:w="9360" w:type="dxa"/>
+        <w:tblBorders>
+          <w:top w:val="single" w:color="cccccc" w:sz="4" w:space="0"/>
+          <w:left w:val="single" w:color="cccccc" w:sz="4" w:space="0"/>
+          <w:bottom w:val="single" w:color="cccccc" w:sz="4" w:space="0"/>
+          <w:right w:val="single" w:color="cccccc" w:sz="4" w:space="0"/>
+          <w:insideH w:val="single" w:color="cccccc" w:sz="4" w:space="0"/>
+          <w:insideV w:val="single" w:color="cccccc" w:sz="4" w:space="0"/>
+        </w:tblBorders>
+        <w:tblLayout w:type="fixed"/>
+        <w:tblLook w:val="04A0" w:firstRow="1" w:lastRow="0" w:firstColumn="1" w:lastColumn="0" w:noHBand="0" w:noVBand="1"/>
+      </w:tblPr>
+      <w:tblGrid>
+        <w:gridCol w:w="900"/>
+        <w:gridCol w:w="6260"/>
+        <w:gridCol w:w="2200"/>
+      </w:tblGrid>
+      <w:tr>
+        <w:trPr>
+          <w:cantSplit/>
+          <w:tblHeader/>
+        </w:trPr>
+        <w:tc>
+          <w:tcPr>
+            <w:tcW w:w="900" w:type="dxa"/>
+            <w:shd w:val="clear" w:color="auto" w:fill="1f3a5f"/>
+            <w:tcMar>
+              <w:left w:w="100" w:type="dxa"/>
+              <w:top w:w="60" w:type="dxa"/>
+              <w:right w:w="100" w:type="dxa"/>
+              <w:bottom w:w="60" w:type="dxa"/>
+            </w:tcMar>
+          </w:tcPr>
+          <w:p>
+            <w:pPr>
+              <w:spacing w:after="0" w:line="240" w:lineRule="auto"/>
+            </w:pPr>
+            <w:r>
+              <w:rPr>
+                <w:b/>
+                <w:bCs/>
+                <w:color w:val="ffffff"/>
+                <w:sz w:val="18"/>
+                <w:szCs w:val="18"/>
+              </w:rPr>
+              <w:t xml:space="preserve">ID</w:t>
+            </w:r>
+          </w:p>
+        </w:tc>
+        <w:tc>
+          <w:tcPr>
+            <w:tcW w:w="6260" w:type="dxa"/>
+            <w:shd w:val="clear" w:color="auto" w:fill="1f3a5f"/>
+            <w:tcMar>
+              <w:left w:w="100" w:type="dxa"/>
+              <w:top w:w="60" w:type="dxa"/>
+              <w:right w:w="100" w:type="dxa"/>
+              <w:bottom w:w="60" w:type="dxa"/>
+            </w:tcMar>
+          </w:tcPr>
+          <w:p>
+            <w:pPr>
+              <w:spacing w:after="0" w:line="240" w:lineRule="auto"/>
+            </w:pPr>
+            <w:r>
+              <w:rPr>
+                <w:b/>
+                <w:bCs/>
+                <w:color w:val="ffffff"/>
+                <w:sz w:val="18"/>
+                <w:szCs w:val="18"/>
+              </w:rPr>
+              <w:t xml:space="preserve">Supuesto o restricción</w:t>
+            </w:r>
+          </w:p>
+        </w:tc>
+        <w:tc>
+          <w:tcPr>
+            <w:tcW w:w="2200" w:type="dxa"/>
+            <w:shd w:val="clear" w:color="auto" w:fill="1f3a5f"/>
+            <w:tcMar>
+              <w:left w:w="100" w:type="dxa"/>
+              <w:top w:w="60" w:type="dxa"/>
+              <w:right w:w="100" w:type="dxa"/>
+              <w:bottom w:w="60" w:type="dxa"/>
+            </w:tcMar>
+          </w:tcPr>
+          <w:p>
+            <w:pPr>
+              <w:spacing w:after="0" w:line="240" w:lineRule="auto"/>
+            </w:pPr>
+            <w:r>
+              <w:rPr>
+                <w:b/>
+                <w:bCs/>
+                <w:color w:val="ffffff"/>
+                <w:sz w:val="18"/>
+                <w:szCs w:val="18"/>
+              </w:rPr>
+              <w:t xml:space="preserve">Vínculo</w:t>
+            </w:r>
+          </w:p>
+        </w:tc>
+      </w:tr>
+      <w:tr>
+        <w:trPr>
+          <w:cantSplit/>
+        </w:trPr>
+        <w:tc>
+          <w:tcPr>
+            <w:tcW w:w="900" w:type="dxa"/>
+            <w:shd w:val="clear" w:color="auto" w:fill="eaf1f8"/>
+            <w:tcMar>
+              <w:left w:w="100" w:type="dxa"/>
+              <w:top w:w="60" w:type="dxa"/>
+              <w:right w:w="100" w:type="dxa"/>
+              <w:bottom w:w="60" w:type="dxa"/>
+            </w:tcMar>
+          </w:tcPr>
+          <w:p>
+            <w:pPr>
+              <w:spacing w:after="0" w:line="240" w:lineRule="auto"/>
+            </w:pPr>
+            <w:r>
+              <w:rPr>
+                <w:b/>
+                <w:bCs/>
+                <w:color w:val="1f3a5f"/>
+                <w:sz w:val="18"/>
+                <w:szCs w:val="18"/>
+              </w:rPr>
+              <w:t xml:space="preserve">S-01</w:t>
+            </w:r>
+          </w:p>
+        </w:tc>
+        <w:tc>
+          <w:tcPr>
+            <w:tcW w:w="6260" w:type="dxa"/>
+            <w:shd w:val="clear" w:color="auto" w:fill="ffffff"/>
+            <w:tcMar>
+              <w:left w:w="100" w:type="dxa"/>
+              <w:top w:w="60" w:type="dxa"/>
+              <w:right w:w="100" w:type="dxa"/>
+              <w:bottom w:w="60" w:type="dxa"/>
+            </w:tcMar>
+          </w:tcPr>
+          <w:p>
+            <w:pPr>
+              <w:spacing w:after="0" w:line="240" w:lineRule="auto"/>
+            </w:pPr>
+            <w:r>
+              <w:rPr>
+                <w:color w:val="222222"/>
+                <w:sz w:val="18"/>
+                <w:szCs w:val="18"/>
+              </w:rPr>
+              <w:t xml:space="preserve">Los usuarios de la versión web cuentan con un navegador actualizado, con soporte para Web Workers y módulos ES.</w:t>
+            </w:r>
+          </w:p>
+        </w:tc>
+        <w:tc>
+          <w:tcPr>
+            <w:tcW w:w="2200" w:type="dxa"/>
+            <w:shd w:val="clear" w:color="auto" w:fill="ffffff"/>
+            <w:tcMar>
+              <w:left w:w="100" w:type="dxa"/>
+              <w:top w:w="60" w:type="dxa"/>
+              <w:right w:w="100" w:type="dxa"/>
+              <w:bottom w:w="60" w:type="dxa"/>
+            </w:tcMar>
+          </w:tcPr>
+          <w:p>
+            <w:pPr>
+              <w:spacing w:after="0" w:line="240" w:lineRule="auto"/>
+            </w:pPr>
+            <w:r>
+              <w:rPr>
+                <w:color w:val="222222"/>
+                <w:sz w:val="18"/>
+                <w:szCs w:val="18"/>
+              </w:rPr>
+              <w:t xml:space="preserve">R-12</w:t>
+            </w:r>
+          </w:p>
+        </w:tc>
+      </w:tr>
+      <w:tr>
+        <w:trPr>
+          <w:cantSplit/>
+        </w:trPr>
+        <w:tc>
+          <w:tcPr>
+            <w:tcW w:w="900" w:type="dxa"/>
+            <w:shd w:val="clear" w:color="auto" w:fill="eaf1f8"/>
+            <w:tcMar>
+              <w:left w:w="100" w:type="dxa"/>
+              <w:top w:w="60" w:type="dxa"/>
+              <w:right w:w="100" w:type="dxa"/>
+              <w:bottom w:w="60" w:type="dxa"/>
+            </w:tcMar>
+          </w:tcPr>
+          <w:p>
+            <w:pPr>
+              <w:spacing w:after="0" w:line="240" w:lineRule="auto"/>
+            </w:pPr>
+            <w:r>
+              <w:rPr>
+                <w:b/>
+                <w:bCs/>
+                <w:color w:val="1f3a5f"/>
+                <w:sz w:val="18"/>
+                <w:szCs w:val="18"/>
+              </w:rPr>
+              <w:t xml:space="preserve">S-02</w:t>
+            </w:r>
+          </w:p>
+        </w:tc>
+        <w:tc>
+          <w:tcPr>
+            <w:tcW w:w="6260" w:type="dxa"/>
+            <w:shd w:val="clear" w:color="auto" w:fill="ffffff"/>
+            <w:tcMar>
+              <w:left w:w="100" w:type="dxa"/>
+              <w:top w:w="60" w:type="dxa"/>
+              <w:right w:w="100" w:type="dxa"/>
+              <w:bottom w:w="60" w:type="dxa"/>
+            </w:tcMar>
+          </w:tcPr>
+          <w:p>
+            <w:pPr>
+              <w:spacing w:after="0" w:line="240" w:lineRule="auto"/>
+            </w:pPr>
+            <w:r>
+              <w:rPr>
+                <w:color w:val="222222"/>
+                <w:sz w:val="18"/>
+                <w:szCs w:val="18"/>
+              </w:rPr>
+              <w:t xml:space="preserve">Las operaciones sensibles que emplean las aplicaciones analizadas coinciden con las registradas en el catálogo: consultas SQL, ejecución de procesos, escritura en el documento y métodos de Mongoose.</w:t>
+            </w:r>
+          </w:p>
+        </w:tc>
+        <w:tc>
+          <w:tcPr>
+            <w:tcW w:w="2200" w:type="dxa"/>
+            <w:shd w:val="clear" w:color="auto" w:fill="ffffff"/>
+            <w:tcMar>
+              <w:left w:w="100" w:type="dxa"/>
+              <w:top w:w="60" w:type="dxa"/>
+              <w:right w:w="100" w:type="dxa"/>
+              <w:bottom w:w="60" w:type="dxa"/>
+            </w:tcMar>
+          </w:tcPr>
+          <w:p>
+            <w:pPr>
+              <w:spacing w:after="0" w:line="240" w:lineRule="auto"/>
+            </w:pPr>
+            <w:r>
+              <w:rPr>
+                <w:color w:val="222222"/>
+                <w:sz w:val="18"/>
+                <w:szCs w:val="18"/>
+              </w:rPr>
+              <w:t xml:space="preserve">R-01, R-08</w:t>
+            </w:r>
+          </w:p>
+        </w:tc>
+      </w:tr>
+      <w:tr>
+        <w:trPr>
+          <w:cantSplit/>
+        </w:trPr>
+        <w:tc>
+          <w:tcPr>
+            <w:tcW w:w="900" w:type="dxa"/>
+            <w:shd w:val="clear" w:color="auto" w:fill="eaf1f8"/>
+            <w:tcMar>
+              <w:left w:w="100" w:type="dxa"/>
+              <w:top w:w="60" w:type="dxa"/>
+              <w:right w:w="100" w:type="dxa"/>
+              <w:bottom w:w="60" w:type="dxa"/>
+            </w:tcMar>
+          </w:tcPr>
+          <w:p>
+            <w:pPr>
+              <w:spacing w:after="0" w:line="240" w:lineRule="auto"/>
+            </w:pPr>
+            <w:r>
+              <w:rPr>
+                <w:b/>
+                <w:bCs/>
+                <w:color w:val="1f3a5f"/>
+                <w:sz w:val="18"/>
+                <w:szCs w:val="18"/>
+              </w:rPr>
+              <w:t xml:space="preserve">S-03</w:t>
+            </w:r>
+          </w:p>
+        </w:tc>
+        <w:tc>
+          <w:tcPr>
+            <w:tcW w:w="6260" w:type="dxa"/>
+            <w:shd w:val="clear" w:color="auto" w:fill="ffffff"/>
+            <w:tcMar>
+              <w:left w:w="100" w:type="dxa"/>
+              <w:top w:w="60" w:type="dxa"/>
+              <w:right w:w="100" w:type="dxa"/>
+              <w:bottom w:w="60" w:type="dxa"/>
+            </w:tcMar>
+          </w:tcPr>
+          <w:p>
+            <w:pPr>
+              <w:spacing w:after="0" w:line="240" w:lineRule="auto"/>
+            </w:pPr>
+            <w:r>
+              <w:rPr>
+                <w:color w:val="222222"/>
+                <w:sz w:val="18"/>
+                <w:szCs w:val="18"/>
+              </w:rPr>
+              <w:t xml:space="preserve">Existen aplicaciones Node.js deliberadamente vulnerables, con vulnerabilidades documentadas y una licencia que permite analizarlas, como OWASP NodeGoat (licencia Apache-2.0).</w:t>
+            </w:r>
+          </w:p>
+        </w:tc>
+        <w:tc>
+          <w:tcPr>
+            <w:tcW w:w="2200" w:type="dxa"/>
+            <w:shd w:val="clear" w:color="auto" w:fill="ffffff"/>
+            <w:tcMar>
+              <w:left w:w="100" w:type="dxa"/>
+              <w:top w:w="60" w:type="dxa"/>
+              <w:right w:w="100" w:type="dxa"/>
+              <w:bottom w:w="60" w:type="dxa"/>
+            </w:tcMar>
+          </w:tcPr>
+          <w:p>
+            <w:pPr>
+              <w:spacing w:after="0" w:line="240" w:lineRule="auto"/>
+            </w:pPr>
+            <w:r>
+              <w:rPr>
+                <w:color w:val="222222"/>
+                <w:sz w:val="18"/>
+                <w:szCs w:val="18"/>
+              </w:rPr>
+              <w:t xml:space="preserve">R-02</w:t>
+            </w:r>
+          </w:p>
+        </w:tc>
+      </w:tr>
+      <w:tr>
+        <w:trPr>
+          <w:cantSplit/>
+        </w:trPr>
+        <w:tc>
+          <w:tcPr>
+            <w:tcW w:w="900" w:type="dxa"/>
+            <w:shd w:val="clear" w:color="auto" w:fill="eaf1f8"/>
+            <w:tcMar>
+              <w:left w:w="100" w:type="dxa"/>
+              <w:top w:w="60" w:type="dxa"/>
+              <w:right w:w="100" w:type="dxa"/>
+              <w:bottom w:w="60" w:type="dxa"/>
+            </w:tcMar>
+          </w:tcPr>
+          <w:p>
+            <w:pPr>
+              <w:spacing w:after="0" w:line="240" w:lineRule="auto"/>
+            </w:pPr>
+            <w:r>
+              <w:rPr>
+                <w:b/>
+                <w:bCs/>
+                <w:color w:val="1f3a5f"/>
+                <w:sz w:val="18"/>
+                <w:szCs w:val="18"/>
+              </w:rPr>
+              <w:t xml:space="preserve">S-04</w:t>
+            </w:r>
+          </w:p>
+        </w:tc>
+        <w:tc>
+          <w:tcPr>
+            <w:tcW w:w="6260" w:type="dxa"/>
+            <w:shd w:val="clear" w:color="auto" w:fill="ffffff"/>
+            <w:tcMar>
+              <w:left w:w="100" w:type="dxa"/>
+              <w:top w:w="60" w:type="dxa"/>
+              <w:right w:w="100" w:type="dxa"/>
+              <w:bottom w:w="60" w:type="dxa"/>
+            </w:tcMar>
+          </w:tcPr>
+          <w:p>
+            <w:pPr>
+              <w:spacing w:after="0" w:line="240" w:lineRule="auto"/>
+            </w:pPr>
+            <w:r>
+              <w:rPr>
+                <w:color w:val="222222"/>
+                <w:sz w:val="18"/>
+                <w:szCs w:val="18"/>
+              </w:rPr>
+              <w:t xml:space="preserve">Se consiguen entre cinco y ocho desarrolladores dispuestos a participar de la validación de la hipótesis H3 entre el 5 y el 9 de octubre.</w:t>
+            </w:r>
+          </w:p>
+        </w:tc>
+        <w:tc>
+          <w:tcPr>
+            <w:tcW w:w="2200" w:type="dxa"/>
+            <w:shd w:val="clear" w:color="auto" w:fill="ffffff"/>
+            <w:tcMar>
+              <w:left w:w="100" w:type="dxa"/>
+              <w:top w:w="60" w:type="dxa"/>
+              <w:right w:w="100" w:type="dxa"/>
+              <w:bottom w:w="60" w:type="dxa"/>
+            </w:tcMar>
+          </w:tcPr>
+          <w:p>
+            <w:pPr>
+              <w:spacing w:after="0" w:line="240" w:lineRule="auto"/>
+            </w:pPr>
+            <w:r>
+              <w:rPr>
+                <w:color w:val="222222"/>
+                <w:sz w:val="18"/>
+                <w:szCs w:val="18"/>
+              </w:rPr>
+              <w:t xml:space="preserve">R-06</w:t>
+            </w:r>
+          </w:p>
+        </w:tc>
+      </w:tr>
+      <w:tr>
+        <w:trPr>
+          <w:cantSplit/>
+        </w:trPr>
+        <w:tc>
+          <w:tcPr>
+            <w:tcW w:w="900" w:type="dxa"/>
+            <w:shd w:val="clear" w:color="auto" w:fill="eaf1f8"/>
+            <w:tcMar>
+              <w:left w:w="100" w:type="dxa"/>
+              <w:top w:w="60" w:type="dxa"/>
+              <w:right w:w="100" w:type="dxa"/>
+              <w:bottom w:w="60" w:type="dxa"/>
+            </w:tcMar>
+          </w:tcPr>
+          <w:p>
+            <w:pPr>
+              <w:spacing w:after="0" w:line="240" w:lineRule="auto"/>
+            </w:pPr>
+            <w:r>
+              <w:rPr>
+                <w:b/>
+                <w:bCs/>
+                <w:color w:val="1f3a5f"/>
+                <w:sz w:val="18"/>
+                <w:szCs w:val="18"/>
+              </w:rPr>
+              <w:t xml:space="preserve">S-05</w:t>
+            </w:r>
+          </w:p>
+        </w:tc>
+        <w:tc>
+          <w:tcPr>
+            <w:tcW w:w="6260" w:type="dxa"/>
+            <w:shd w:val="clear" w:color="auto" w:fill="ffffff"/>
+            <w:tcMar>
+              <w:left w:w="100" w:type="dxa"/>
+              <w:top w:w="60" w:type="dxa"/>
+              <w:right w:w="100" w:type="dxa"/>
+              <w:bottom w:w="60" w:type="dxa"/>
+            </w:tcMar>
+          </w:tcPr>
+          <w:p>
+            <w:pPr>
+              <w:spacing w:after="0" w:line="240" w:lineRule="auto"/>
+            </w:pPr>
+            <w:r>
+              <w:rPr>
+                <w:color w:val="222222"/>
+                <w:sz w:val="18"/>
+                <w:szCs w:val="18"/>
+              </w:rPr>
+              <w:t xml:space="preserve">Vercel mantiene las condiciones y el precio del plan Pro (USD 20 mensuales) durante el horizonte de evaluación.</w:t>
+            </w:r>
+          </w:p>
+        </w:tc>
+        <w:tc>
+          <w:tcPr>
+            <w:tcW w:w="2200" w:type="dxa"/>
+            <w:shd w:val="clear" w:color="auto" w:fill="ffffff"/>
+            <w:tcMar>
+              <w:left w:w="100" w:type="dxa"/>
+              <w:top w:w="60" w:type="dxa"/>
+              <w:right w:w="100" w:type="dxa"/>
+              <w:bottom w:w="60" w:type="dxa"/>
+            </w:tcMar>
+          </w:tcPr>
+          <w:p>
+            <w:pPr>
+              <w:spacing w:after="0" w:line="240" w:lineRule="auto"/>
+            </w:pPr>
+            <w:r>
+              <w:rPr>
+                <w:color w:val="222222"/>
+                <w:sz w:val="18"/>
+                <w:szCs w:val="18"/>
+              </w:rPr>
+              <w:t xml:space="preserve">Capítulo 5 (Tabla 14)</w:t>
+            </w:r>
+          </w:p>
+        </w:tc>
+      </w:tr>
+      <w:tr>
+        <w:trPr>
+          <w:cantSplit/>
+        </w:trPr>
+        <w:tc>
+          <w:tcPr>
+            <w:tcW w:w="900" w:type="dxa"/>
+            <w:shd w:val="clear" w:color="auto" w:fill="eaf1f8"/>
+            <w:tcMar>
+              <w:left w:w="100" w:type="dxa"/>
+              <w:top w:w="60" w:type="dxa"/>
+              <w:right w:w="100" w:type="dxa"/>
+              <w:bottom w:w="60" w:type="dxa"/>
+            </w:tcMar>
+          </w:tcPr>
+          <w:p>
+            <w:pPr>
+              <w:spacing w:after="0" w:line="240" w:lineRule="auto"/>
+            </w:pPr>
+            <w:r>
+              <w:rPr>
+                <w:b/>
+                <w:bCs/>
+                <w:color w:val="1f3a5f"/>
+                <w:sz w:val="18"/>
+                <w:szCs w:val="18"/>
+              </w:rPr>
+              <w:t xml:space="preserve">S-06</w:t>
+            </w:r>
+          </w:p>
+        </w:tc>
+        <w:tc>
+          <w:tcPr>
+            <w:tcW w:w="6260" w:type="dxa"/>
+            <w:shd w:val="clear" w:color="auto" w:fill="ffffff"/>
+            <w:tcMar>
+              <w:left w:w="100" w:type="dxa"/>
+              <w:top w:w="60" w:type="dxa"/>
+              <w:right w:w="100" w:type="dxa"/>
+              <w:bottom w:w="60" w:type="dxa"/>
+            </w:tcMar>
+          </w:tcPr>
+          <w:p>
+            <w:pPr>
+              <w:spacing w:after="0" w:line="240" w:lineRule="auto"/>
+            </w:pPr>
+            <w:r>
+              <w:rPr>
+                <w:color w:val="222222"/>
+                <w:sz w:val="18"/>
+                <w:szCs w:val="18"/>
+              </w:rPr>
+              <w:t xml:space="preserve">El procesador de pagos admite vendedores radicados en Argentina y mantiene su comisión del 5 % más USD 0,50 por transacción.</w:t>
+            </w:r>
+          </w:p>
+        </w:tc>
+        <w:tc>
+          <w:tcPr>
+            <w:tcW w:w="2200" w:type="dxa"/>
+            <w:shd w:val="clear" w:color="auto" w:fill="ffffff"/>
+            <w:tcMar>
+              <w:left w:w="100" w:type="dxa"/>
+              <w:top w:w="60" w:type="dxa"/>
+              <w:right w:w="100" w:type="dxa"/>
+              <w:bottom w:w="60" w:type="dxa"/>
+            </w:tcMar>
+          </w:tcPr>
+          <w:p>
+            <w:pPr>
+              <w:spacing w:after="0" w:line="240" w:lineRule="auto"/>
+            </w:pPr>
+            <w:r>
+              <w:rPr>
+                <w:color w:val="222222"/>
+                <w:sz w:val="18"/>
+                <w:szCs w:val="18"/>
+              </w:rPr>
+              <w:t xml:space="preserve">Capítulo 5 (Tabla 14)</w:t>
+            </w:r>
+          </w:p>
+        </w:tc>
+      </w:tr>
+      <w:tr>
+        <w:trPr>
+          <w:cantSplit/>
+        </w:trPr>
+        <w:tc>
+          <w:tcPr>
+            <w:tcW w:w="900" w:type="dxa"/>
+            <w:shd w:val="clear" w:color="auto" w:fill="eaf1f8"/>
+            <w:tcMar>
+              <w:left w:w="100" w:type="dxa"/>
+              <w:top w:w="60" w:type="dxa"/>
+              <w:right w:w="100" w:type="dxa"/>
+              <w:bottom w:w="60" w:type="dxa"/>
+            </w:tcMar>
+          </w:tcPr>
+          <w:p>
+            <w:pPr>
+              <w:spacing w:after="0" w:line="240" w:lineRule="auto"/>
+            </w:pPr>
+            <w:r>
+              <w:rPr>
+                <w:b/>
+                <w:bCs/>
+                <w:color w:val="1f3a5f"/>
+                <w:sz w:val="18"/>
+                <w:szCs w:val="18"/>
+              </w:rPr>
+              <w:t xml:space="preserve">C-01</w:t>
+            </w:r>
+          </w:p>
+        </w:tc>
+        <w:tc>
+          <w:tcPr>
+            <w:tcW w:w="6260" w:type="dxa"/>
+            <w:shd w:val="clear" w:color="auto" w:fill="ffffff"/>
+            <w:tcMar>
+              <w:left w:w="100" w:type="dxa"/>
+              <w:top w:w="60" w:type="dxa"/>
+              <w:right w:w="100" w:type="dxa"/>
+              <w:bottom w:w="60" w:type="dxa"/>
+            </w:tcMar>
+          </w:tcPr>
+          <w:p>
+            <w:pPr>
+              <w:spacing w:after="0" w:line="240" w:lineRule="auto"/>
+            </w:pPr>
+            <w:r>
+              <w:rPr>
+                <w:color w:val="222222"/>
+                <w:sz w:val="18"/>
+                <w:szCs w:val="18"/>
+              </w:rPr>
+              <w:t xml:space="preserve">Restricción: el proyecto tiene un único integrante, con una dedicación parcial de tres a cuatro días por semana.</w:t>
+            </w:r>
+          </w:p>
+        </w:tc>
+        <w:tc>
+          <w:tcPr>
+            <w:tcW w:w="2200" w:type="dxa"/>
+            <w:shd w:val="clear" w:color="auto" w:fill="ffffff"/>
+            <w:tcMar>
+              <w:left w:w="100" w:type="dxa"/>
+              <w:top w:w="60" w:type="dxa"/>
+              <w:right w:w="100" w:type="dxa"/>
+              <w:bottom w:w="60" w:type="dxa"/>
+            </w:tcMar>
+          </w:tcPr>
+          <w:p>
+            <w:pPr>
+              <w:spacing w:after="0" w:line="240" w:lineRule="auto"/>
+            </w:pPr>
+            <w:r>
+              <w:rPr>
+                <w:color w:val="222222"/>
+                <w:sz w:val="18"/>
+                <w:szCs w:val="18"/>
+              </w:rPr>
+              <w:t xml:space="preserve">R-11</w:t>
+            </w:r>
+          </w:p>
+        </w:tc>
+      </w:tr>
+      <w:tr>
+        <w:trPr>
+          <w:cantSplit/>
+        </w:trPr>
+        <w:tc>
+          <w:tcPr>
+            <w:tcW w:w="900" w:type="dxa"/>
+            <w:shd w:val="clear" w:color="auto" w:fill="eaf1f8"/>
+            <w:tcMar>
+              <w:left w:w="100" w:type="dxa"/>
+              <w:top w:w="60" w:type="dxa"/>
+              <w:right w:w="100" w:type="dxa"/>
+              <w:bottom w:w="60" w:type="dxa"/>
+            </w:tcMar>
+          </w:tcPr>
+          <w:p>
+            <w:pPr>
+              <w:spacing w:after="0" w:line="240" w:lineRule="auto"/>
+            </w:pPr>
+            <w:r>
+              <w:rPr>
+                <w:b/>
+                <w:bCs/>
+                <w:color w:val="1f3a5f"/>
+                <w:sz w:val="18"/>
+                <w:szCs w:val="18"/>
+              </w:rPr>
+              <w:t xml:space="preserve">C-02</w:t>
+            </w:r>
+          </w:p>
+        </w:tc>
+        <w:tc>
+          <w:tcPr>
+            <w:tcW w:w="6260" w:type="dxa"/>
+            <w:shd w:val="clear" w:color="auto" w:fill="ffffff"/>
+            <w:tcMar>
+              <w:left w:w="100" w:type="dxa"/>
+              <w:top w:w="60" w:type="dxa"/>
+              <w:right w:w="100" w:type="dxa"/>
+              <w:bottom w:w="60" w:type="dxa"/>
+            </w:tcMar>
+          </w:tcPr>
+          <w:p>
+            <w:pPr>
+              <w:spacing w:after="0" w:line="240" w:lineRule="auto"/>
+            </w:pPr>
+            <w:r>
+              <w:rPr>
+                <w:color w:val="222222"/>
+                <w:sz w:val="18"/>
+                <w:szCs w:val="18"/>
+              </w:rPr>
+              <w:t xml:space="preserve">Restricción: las fechas son fijas; capítulo 7 el 13 de octubre, capítulo 8 el 20 de octubre, documento integrado el 27 de octubre, sistema congelado el 3 de noviembre y entrega final el 17 de noviembre.</w:t>
+            </w:r>
+          </w:p>
+        </w:tc>
+        <w:tc>
+          <w:tcPr>
+            <w:tcW w:w="2200" w:type="dxa"/>
+            <w:shd w:val="clear" w:color="auto" w:fill="ffffff"/>
+            <w:tcMar>
+              <w:left w:w="100" w:type="dxa"/>
+              <w:top w:w="60" w:type="dxa"/>
+              <w:right w:w="100" w:type="dxa"/>
+              <w:bottom w:w="60" w:type="dxa"/>
+            </w:tcMar>
+          </w:tcPr>
+          <w:p>
+            <w:pPr>
+              <w:spacing w:after="0" w:line="240" w:lineRule="auto"/>
+            </w:pPr>
+            <w:r>
+              <w:rPr>
+                <w:color w:val="222222"/>
+                <w:sz w:val="18"/>
+                <w:szCs w:val="18"/>
+              </w:rPr>
+              <w:t xml:space="preserve">R-03</w:t>
+            </w:r>
+          </w:p>
+        </w:tc>
+      </w:tr>
+      <w:tr>
+        <w:trPr>
+          <w:cantSplit/>
+        </w:trPr>
+        <w:tc>
+          <w:tcPr>
+            <w:tcW w:w="900" w:type="dxa"/>
+            <w:shd w:val="clear" w:color="auto" w:fill="eaf1f8"/>
+            <w:tcMar>
+              <w:left w:w="100" w:type="dxa"/>
+              <w:top w:w="60" w:type="dxa"/>
+              <w:right w:w="100" w:type="dxa"/>
+              <w:bottom w:w="60" w:type="dxa"/>
+            </w:tcMar>
+          </w:tcPr>
+          <w:p>
+            <w:pPr>
+              <w:spacing w:after="0" w:line="240" w:lineRule="auto"/>
+            </w:pPr>
+            <w:r>
+              <w:rPr>
+                <w:b/>
+                <w:bCs/>
+                <w:color w:val="1f3a5f"/>
+                <w:sz w:val="18"/>
+                <w:szCs w:val="18"/>
+              </w:rPr>
+              <w:t xml:space="preserve">C-03</w:t>
+            </w:r>
+          </w:p>
+        </w:tc>
+        <w:tc>
+          <w:tcPr>
+            <w:tcW w:w="6260" w:type="dxa"/>
+            <w:shd w:val="clear" w:color="auto" w:fill="ffffff"/>
+            <w:tcMar>
+              <w:left w:w="100" w:type="dxa"/>
+              <w:top w:w="60" w:type="dxa"/>
+              <w:right w:w="100" w:type="dxa"/>
+              <w:bottom w:w="60" w:type="dxa"/>
+            </w:tcMar>
+          </w:tcPr>
+          <w:p>
+            <w:pPr>
+              <w:spacing w:after="0" w:line="240" w:lineRule="auto"/>
+            </w:pPr>
+            <w:r>
+              <w:rPr>
+                <w:color w:val="222222"/>
+                <w:sz w:val="18"/>
+                <w:szCs w:val="18"/>
+              </w:rPr>
+              <w:t xml:space="preserve">Restricción: durante el desarrollo no hay presupuesto; se emplean herramientas libres y planes gratuitos.</w:t>
+            </w:r>
+          </w:p>
+        </w:tc>
+        <w:tc>
+          <w:tcPr>
+            <w:tcW w:w="2200" w:type="dxa"/>
+            <w:shd w:val="clear" w:color="auto" w:fill="ffffff"/>
+            <w:tcMar>
+              <w:left w:w="100" w:type="dxa"/>
+              <w:top w:w="60" w:type="dxa"/>
+              <w:right w:w="100" w:type="dxa"/>
+              <w:bottom w:w="60" w:type="dxa"/>
+            </w:tcMar>
+          </w:tcPr>
+          <w:p>
+            <w:pPr>
+              <w:spacing w:after="0" w:line="240" w:lineRule="auto"/>
+            </w:pPr>
+            <w:r>
+              <w:rPr>
+                <w:color w:val="222222"/>
+                <w:sz w:val="18"/>
+                <w:szCs w:val="18"/>
+              </w:rPr>
+              <w:t xml:space="preserve">R-09</w:t>
+            </w:r>
+          </w:p>
+        </w:tc>
+      </w:tr>
+      <w:tr>
+        <w:trPr>
+          <w:cantSplit/>
+        </w:trPr>
+        <w:tc>
+          <w:tcPr>
+            <w:tcW w:w="900" w:type="dxa"/>
+            <w:shd w:val="clear" w:color="auto" w:fill="eaf1f8"/>
+            <w:tcMar>
+              <w:left w:w="100" w:type="dxa"/>
+              <w:top w:w="60" w:type="dxa"/>
+              <w:right w:w="100" w:type="dxa"/>
+              <w:bottom w:w="60" w:type="dxa"/>
+            </w:tcMar>
+          </w:tcPr>
+          <w:p>
+            <w:pPr>
+              <w:spacing w:after="0" w:line="240" w:lineRule="auto"/>
+            </w:pPr>
+            <w:r>
+              <w:rPr>
+                <w:b/>
+                <w:bCs/>
+                <w:color w:val="1f3a5f"/>
+                <w:sz w:val="18"/>
+                <w:szCs w:val="18"/>
+              </w:rPr>
+              <w:t xml:space="preserve">C-04</w:t>
+            </w:r>
+          </w:p>
+        </w:tc>
+        <w:tc>
+          <w:tcPr>
+            <w:tcW w:w="6260" w:type="dxa"/>
+            <w:shd w:val="clear" w:color="auto" w:fill="ffffff"/>
+            <w:tcMar>
+              <w:left w:w="100" w:type="dxa"/>
+              <w:top w:w="60" w:type="dxa"/>
+              <w:right w:w="100" w:type="dxa"/>
+              <w:bottom w:w="60" w:type="dxa"/>
+            </w:tcMar>
+          </w:tcPr>
+          <w:p>
+            <w:pPr>
+              <w:spacing w:after="0" w:line="240" w:lineRule="auto"/>
+            </w:pPr>
+            <w:r>
+              <w:rPr>
+                <w:color w:val="222222"/>
+                <w:sz w:val="18"/>
+                <w:szCs w:val="18"/>
+              </w:rPr>
+              <w:t xml:space="preserve">Restricción: el código analizado no puede salir del equipo del usuario, por lo que el análisis se ejecuta en el navegador o en la interfaz de línea de comandos, sin procesamiento en un servidor.</w:t>
+            </w:r>
+          </w:p>
+        </w:tc>
+        <w:tc>
+          <w:tcPr>
+            <w:tcW w:w="2200" w:type="dxa"/>
+            <w:shd w:val="clear" w:color="auto" w:fill="ffffff"/>
+            <w:tcMar>
+              <w:left w:w="100" w:type="dxa"/>
+              <w:top w:w="60" w:type="dxa"/>
+              <w:right w:w="100" w:type="dxa"/>
+              <w:bottom w:w="60" w:type="dxa"/>
+            </w:tcMar>
+          </w:tcPr>
+          <w:p>
+            <w:pPr>
+              <w:spacing w:after="0" w:line="240" w:lineRule="auto"/>
+            </w:pPr>
+            <w:r>
+              <w:rPr>
+                <w:color w:val="222222"/>
+                <w:sz w:val="18"/>
+                <w:szCs w:val="18"/>
+              </w:rPr>
+              <w:t xml:space="preserve">R-12</w:t>
+            </w:r>
+          </w:p>
+        </w:tc>
+      </w:tr>
+      <w:tr>
+        <w:trPr>
+          <w:cantSplit/>
+        </w:trPr>
+        <w:tc>
+          <w:tcPr>
+            <w:tcW w:w="900" w:type="dxa"/>
+            <w:shd w:val="clear" w:color="auto" w:fill="eaf1f8"/>
+            <w:tcMar>
+              <w:left w:w="100" w:type="dxa"/>
+              <w:top w:w="60" w:type="dxa"/>
+              <w:right w:w="100" w:type="dxa"/>
+              <w:bottom w:w="60" w:type="dxa"/>
+            </w:tcMar>
+          </w:tcPr>
+          <w:p>
+            <w:pPr>
+              <w:spacing w:after="0" w:line="240" w:lineRule="auto"/>
+            </w:pPr>
+            <w:r>
+              <w:rPr>
+                <w:b/>
+                <w:bCs/>
+                <w:color w:val="1f3a5f"/>
+                <w:sz w:val="18"/>
+                <w:szCs w:val="18"/>
+              </w:rPr>
+              <w:t xml:space="preserve">C-05</w:t>
+            </w:r>
+          </w:p>
+        </w:tc>
+        <w:tc>
+          <w:tcPr>
+            <w:tcW w:w="6260" w:type="dxa"/>
+            <w:shd w:val="clear" w:color="auto" w:fill="ffffff"/>
+            <w:tcMar>
+              <w:left w:w="100" w:type="dxa"/>
+              <w:top w:w="60" w:type="dxa"/>
+              <w:right w:w="100" w:type="dxa"/>
+              <w:bottom w:w="60" w:type="dxa"/>
+            </w:tcMar>
+          </w:tcPr>
+          <w:p>
+            <w:pPr>
+              <w:spacing w:after="0" w:line="240" w:lineRule="auto"/>
+            </w:pPr>
+            <w:r>
+              <w:rPr>
+                <w:color w:val="222222"/>
+                <w:sz w:val="18"/>
+                <w:szCs w:val="18"/>
+              </w:rPr>
+              <w:t xml:space="preserve">Restricción: el alcance se limita a JavaScript y TypeScript y a las cuatro familias de debilidades del catálogo.</w:t>
+            </w:r>
+          </w:p>
+        </w:tc>
+        <w:tc>
+          <w:tcPr>
+            <w:tcW w:w="2200" w:type="dxa"/>
+            <w:shd w:val="clear" w:color="auto" w:fill="ffffff"/>
+            <w:tcMar>
+              <w:left w:w="100" w:type="dxa"/>
+              <w:top w:w="60" w:type="dxa"/>
+              <w:right w:w="100" w:type="dxa"/>
+              <w:bottom w:w="60" w:type="dxa"/>
+            </w:tcMar>
+          </w:tcPr>
+          <w:p>
+            <w:pPr>
+              <w:spacing w:after="0" w:line="240" w:lineRule="auto"/>
+            </w:pPr>
+            <w:r>
+              <w:rPr>
+                <w:color w:val="222222"/>
+                <w:sz w:val="18"/>
+                <w:szCs w:val="18"/>
+              </w:rPr>
+              <w:t xml:space="preserve">R-01</w:t>
+            </w:r>
+          </w:p>
+        </w:tc>
+      </w:tr>
+    </w:tbl>
+    <w:p>
+      <w:pPr>
+        <w:pBdr/>
+        <w:spacing w:after="200" w:before="40" w:line="240" w:lineRule="auto"/>
+        <w:ind/>
+        <w:jc w:val="center"/>
+        <w:rPr/>
+      </w:pPr>
+      <w:r>
+        <w:rPr>
+          <w:i/>
+          <w:iCs/>
+          <w:color w:val="555555"/>
+          <w:sz w:val="18"/>
+          <w:szCs w:val="18"/>
+          <w:rtl w:val="0"/>
+        </w:rPr>
+        <w:t xml:space="preserve">Tabla 20. Supuestos (S) y restricciones (C) del proyecto.</w:t>
+      </w:r>
+    </w:p>
+    <w:p>
+      <w:pPr>
+        <w:pStyle w:val="684"/>
+        <w:pBdr/>
+        <w:spacing/>
+        <w:ind/>
+        <w:rPr/>
+      </w:pPr>
+      <w:r>
+        <w:rPr>
+          <w:rtl w:val="0"/>
+        </w:rPr>
+        <w:t xml:space="preserve">6.3. Matriz de riesgos</w:t>
+      </w:r>
+    </w:p>
+    <w:p>
+      <w:pPr>
+        <w:pBdr/>
+        <w:spacing w:after="150" w:line="276" w:lineRule="auto"/>
+        <w:ind/>
+        <w:jc w:val="both"/>
+        <w:rPr/>
+      </w:pPr>
+      <w:r>
+        <w:rPr>
+          <w:rtl w:val="0"/>
+        </w:rPr>
+        <w:t xml:space="preserve">La Tabla 21 registra los doce riesgos identificados, ordenados por exposición descendente. Cubren las seis naturalezas y las cuatro etapas; tres son de origen externo (R-06, R-07 y R-09) y uno se acepta en forma explícita (R-11). Los ocho primeros, de exposición alta, se desarrollan en la sección 6.4; los restantes se revisan según lo indicado en la sección 6.7.</w:t>
+      </w:r>
+    </w:p>
+    <w:p>
+      <w:pPr>
+        <w:sectPr>
+          <w:footerReference w:type="default" r:id="rId9"/>
+          <w:footnotePr/>
+          <w:endnotePr/>
+          <w:type w:val="nextPage"/>
+          <w:pgSz w:h="15840" w:orient="portrait" w:w="12240"/>
+          <w:pgMar w:top="1440" w:right="1440" w:bottom="1440" w:left="1440" w:header="0" w:footer="708" w:gutter="0"/>
+          <w:pgNumType w:start="1"/>
+          <w:cols w:num="1" w:sep="0" w:space="1701" w:equalWidth="1"/>
+        </w:sectPr>
+      </w:pPr>
+    </w:p>
+    <w:tbl>
+      <w:tblPr>
+        <w:tblW w:w="12960" w:type="dxa"/>
+        <w:tblBorders>
+          <w:top w:val="single" w:color="cccccc" w:sz="4" w:space="0"/>
+          <w:left w:val="single" w:color="cccccc" w:sz="4" w:space="0"/>
+          <w:bottom w:val="single" w:color="cccccc" w:sz="4" w:space="0"/>
+          <w:right w:val="single" w:color="cccccc" w:sz="4" w:space="0"/>
+          <w:insideH w:val="single" w:color="cccccc" w:sz="4" w:space="0"/>
+          <w:insideV w:val="single" w:color="cccccc" w:sz="4" w:space="0"/>
+        </w:tblBorders>
+        <w:tblLayout w:type="fixed"/>
+        <w:tblLook w:val="04A0" w:firstRow="1" w:lastRow="0" w:firstColumn="1" w:lastColumn="0" w:noHBand="0" w:noVBand="1"/>
+      </w:tblPr>
+      <w:tblGrid>
+        <w:gridCol w:w="650"/>
+        <w:gridCol w:w="3400"/>
+        <w:gridCol w:w="1500"/>
+        <w:gridCol w:w="1150"/>
+        <w:gridCol w:w="420"/>
+        <w:gridCol w:w="420"/>
+        <w:gridCol w:w="480"/>
+        <w:gridCol w:w="2600"/>
+        <w:gridCol w:w="750"/>
+        <w:gridCol w:w="1590"/>
+      </w:tblGrid>
+      <w:tr>
+        <w:trPr>
+          <w:cantSplit/>
+          <w:tblHeader/>
+        </w:trPr>
+        <w:tc>
+          <w:tcPr>
+            <w:tcW w:w="650" w:type="dxa"/>
+            <w:shd w:val="clear" w:color="auto" w:fill="1f3a5f"/>
+            <w:tcMar>
+              <w:left w:w="100" w:type="dxa"/>
+              <w:top w:w="60" w:type="dxa"/>
+              <w:right w:w="100" w:type="dxa"/>
+              <w:bottom w:w="60" w:type="dxa"/>
+            </w:tcMar>
+          </w:tcPr>
+          <w:p>
+            <w:pPr>
+              <w:spacing w:after="0" w:line="240" w:lineRule="auto"/>
+            </w:pPr>
+            <w:r>
+              <w:rPr>
+                <w:b/>
+                <w:bCs/>
+                <w:color w:val="ffffff"/>
+                <w:sz w:val="18"/>
+                <w:szCs w:val="18"/>
+              </w:rPr>
+              <w:t xml:space="preserve">ID</w:t>
+            </w:r>
+          </w:p>
+        </w:tc>
+        <w:tc>
+          <w:tcPr>
+            <w:tcW w:w="3400" w:type="dxa"/>
+            <w:shd w:val="clear" w:color="auto" w:fill="1f3a5f"/>
+            <w:tcMar>
+              <w:left w:w="100" w:type="dxa"/>
+              <w:top w:w="60" w:type="dxa"/>
+              <w:right w:w="100" w:type="dxa"/>
+              <w:bottom w:w="60" w:type="dxa"/>
+            </w:tcMar>
+          </w:tcPr>
+          <w:p>
+            <w:pPr>
+              <w:spacing w:after="0" w:line="240" w:lineRule="auto"/>
+            </w:pPr>
+            <w:r>
+              <w:rPr>
+                <w:b/>
+                <w:bCs/>
+                <w:color w:val="ffffff"/>
+                <w:sz w:val="18"/>
+                <w:szCs w:val="18"/>
+              </w:rPr>
+              <w:t xml:space="preserve">Descripción (causa, evento, efecto)</w:t>
+            </w:r>
+          </w:p>
+        </w:tc>
+        <w:tc>
+          <w:tcPr>
+            <w:tcW w:w="1500" w:type="dxa"/>
+            <w:shd w:val="clear" w:color="auto" w:fill="1f3a5f"/>
+            <w:tcMar>
+              <w:left w:w="100" w:type="dxa"/>
+              <w:top w:w="60" w:type="dxa"/>
+              <w:right w:w="100" w:type="dxa"/>
+              <w:bottom w:w="60" w:type="dxa"/>
+            </w:tcMar>
+          </w:tcPr>
+          <w:p>
+            <w:pPr>
+              <w:spacing w:after="0" w:line="240" w:lineRule="auto"/>
+            </w:pPr>
+            <w:r>
+              <w:rPr>
+                <w:b/>
+                <w:bCs/>
+                <w:color w:val="ffffff"/>
+                <w:sz w:val="18"/>
+                <w:szCs w:val="18"/>
+              </w:rPr>
+              <w:t xml:space="preserve">Naturaleza</w:t>
+            </w:r>
+          </w:p>
+        </w:tc>
+        <w:tc>
+          <w:tcPr>
+            <w:tcW w:w="1150" w:type="dxa"/>
+            <w:shd w:val="clear" w:color="auto" w:fill="1f3a5f"/>
+            <w:tcMar>
+              <w:left w:w="100" w:type="dxa"/>
+              <w:top w:w="60" w:type="dxa"/>
+              <w:right w:w="100" w:type="dxa"/>
+              <w:bottom w:w="60" w:type="dxa"/>
+            </w:tcMar>
+          </w:tcPr>
+          <w:p>
+            <w:pPr>
+              <w:spacing w:after="0" w:line="240" w:lineRule="auto"/>
+            </w:pPr>
+            <w:r>
+              <w:rPr>
+                <w:b/>
+                <w:bCs/>
+                <w:color w:val="ffffff"/>
+                <w:sz w:val="18"/>
+                <w:szCs w:val="18"/>
+              </w:rPr>
+              <w:t xml:space="preserve">Etapa</w:t>
+            </w:r>
+          </w:p>
+        </w:tc>
+        <w:tc>
+          <w:tcPr>
+            <w:tcW w:w="420" w:type="dxa"/>
+            <w:shd w:val="clear" w:color="auto" w:fill="1f3a5f"/>
+            <w:tcMar>
+              <w:left w:w="100" w:type="dxa"/>
+              <w:top w:w="60" w:type="dxa"/>
+              <w:right w:w="100" w:type="dxa"/>
+              <w:bottom w:w="60" w:type="dxa"/>
+            </w:tcMar>
+          </w:tcPr>
+          <w:p>
+            <w:pPr>
+              <w:spacing w:after="0" w:line="240" w:lineRule="auto"/>
+              <w:jc w:val="center"/>
+            </w:pPr>
+            <w:r>
+              <w:rPr>
+                <w:b/>
+                <w:bCs/>
+                <w:color w:val="ffffff"/>
+                <w:sz w:val="18"/>
+                <w:szCs w:val="18"/>
+              </w:rPr>
+              <w:t xml:space="preserve">P</w:t>
+            </w:r>
+          </w:p>
+        </w:tc>
+        <w:tc>
+          <w:tcPr>
+            <w:tcW w:w="420" w:type="dxa"/>
+            <w:shd w:val="clear" w:color="auto" w:fill="1f3a5f"/>
+            <w:tcMar>
+              <w:left w:w="100" w:type="dxa"/>
+              <w:top w:w="60" w:type="dxa"/>
+              <w:right w:w="100" w:type="dxa"/>
+              <w:bottom w:w="60" w:type="dxa"/>
+            </w:tcMar>
+          </w:tcPr>
+          <w:p>
+            <w:pPr>
+              <w:spacing w:after="0" w:line="240" w:lineRule="auto"/>
+              <w:jc w:val="center"/>
+            </w:pPr>
+            <w:r>
+              <w:rPr>
+                <w:b/>
+                <w:bCs/>
+                <w:color w:val="ffffff"/>
+                <w:sz w:val="18"/>
+                <w:szCs w:val="18"/>
+              </w:rPr>
+              <w:t xml:space="preserve">I</w:t>
+            </w:r>
+          </w:p>
+        </w:tc>
+        <w:tc>
+          <w:tcPr>
+            <w:tcW w:w="480" w:type="dxa"/>
+            <w:shd w:val="clear" w:color="auto" w:fill="1f3a5f"/>
+            <w:tcMar>
+              <w:left w:w="100" w:type="dxa"/>
+              <w:top w:w="60" w:type="dxa"/>
+              <w:right w:w="100" w:type="dxa"/>
+              <w:bottom w:w="60" w:type="dxa"/>
+            </w:tcMar>
+          </w:tcPr>
+          <w:p>
+            <w:pPr>
+              <w:spacing w:after="0" w:line="240" w:lineRule="auto"/>
+              <w:jc w:val="center"/>
+            </w:pPr>
+            <w:r>
+              <w:rPr>
+                <w:b/>
+                <w:bCs/>
+                <w:color w:val="ffffff"/>
+                <w:sz w:val="18"/>
+                <w:szCs w:val="18"/>
+              </w:rPr>
+              <w:t xml:space="preserve">E</w:t>
+            </w:r>
+          </w:p>
+        </w:tc>
+        <w:tc>
+          <w:tcPr>
+            <w:tcW w:w="2600" w:type="dxa"/>
+            <w:shd w:val="clear" w:color="auto" w:fill="1f3a5f"/>
+            <w:tcMar>
+              <w:left w:w="100" w:type="dxa"/>
+              <w:top w:w="60" w:type="dxa"/>
+              <w:right w:w="100" w:type="dxa"/>
+              <w:bottom w:w="60" w:type="dxa"/>
+            </w:tcMar>
+          </w:tcPr>
+          <w:p>
+            <w:pPr>
+              <w:spacing w:after="0" w:line="240" w:lineRule="auto"/>
+            </w:pPr>
+            <w:r>
+              <w:rPr>
+                <w:b/>
+                <w:bCs/>
+                <w:color w:val="ffffff"/>
+                <w:sz w:val="18"/>
+                <w:szCs w:val="18"/>
+              </w:rPr>
+              <w:t xml:space="preserve">Respuesta</w:t>
+            </w:r>
+          </w:p>
+        </w:tc>
+        <w:tc>
+          <w:tcPr>
+            <w:tcW w:w="750" w:type="dxa"/>
+            <w:shd w:val="clear" w:color="auto" w:fill="1f3a5f"/>
+            <w:tcMar>
+              <w:left w:w="100" w:type="dxa"/>
+              <w:top w:w="60" w:type="dxa"/>
+              <w:right w:w="100" w:type="dxa"/>
+              <w:bottom w:w="60" w:type="dxa"/>
+            </w:tcMar>
+          </w:tcPr>
+          <w:p>
+            <w:pPr>
+              <w:spacing w:after="0" w:line="240" w:lineRule="auto"/>
+            </w:pPr>
+            <w:r>
+              <w:rPr>
+                <w:b/>
+                <w:bCs/>
+                <w:color w:val="ffffff"/>
+                <w:sz w:val="18"/>
+                <w:szCs w:val="18"/>
+              </w:rPr>
+              <w:t xml:space="preserve">Resp.</w:t>
+            </w:r>
+          </w:p>
+        </w:tc>
+        <w:tc>
+          <w:tcPr>
+            <w:tcW w:w="1590" w:type="dxa"/>
+            <w:shd w:val="clear" w:color="auto" w:fill="1f3a5f"/>
+            <w:tcMar>
+              <w:left w:w="100" w:type="dxa"/>
+              <w:top w:w="60" w:type="dxa"/>
+              <w:right w:w="100" w:type="dxa"/>
+              <w:bottom w:w="60" w:type="dxa"/>
+            </w:tcMar>
+          </w:tcPr>
+          <w:p>
+            <w:pPr>
+              <w:spacing w:after="0" w:line="240" w:lineRule="auto"/>
+            </w:pPr>
+            <w:r>
+              <w:rPr>
+                <w:b/>
+                <w:bCs/>
+                <w:color w:val="ffffff"/>
+                <w:sz w:val="18"/>
+                <w:szCs w:val="18"/>
+              </w:rPr>
+              <w:t xml:space="preserve">Contingencia</w:t>
+            </w:r>
+          </w:p>
+        </w:tc>
+      </w:tr>
+      <w:tr>
+        <w:trPr>
+          <w:cantSplit/>
+        </w:trPr>
+        <w:tc>
+          <w:tcPr>
+            <w:tcW w:w="650" w:type="dxa"/>
+            <w:shd w:val="clear" w:color="auto" w:fill="eaf1f8"/>
+            <w:tcMar>
+              <w:left w:w="100" w:type="dxa"/>
+              <w:top w:w="60" w:type="dxa"/>
+              <w:right w:w="100" w:type="dxa"/>
+              <w:bottom w:w="60" w:type="dxa"/>
+            </w:tcMar>
+          </w:tcPr>
+          <w:p>
+            <w:pPr>
+              <w:spacing w:after="0" w:line="240" w:lineRule="auto"/>
+            </w:pPr>
+            <w:r>
+              <w:rPr>
+                <w:b/>
+                <w:bCs/>
+                <w:color w:val="1f3a5f"/>
+                <w:sz w:val="18"/>
+                <w:szCs w:val="18"/>
+              </w:rPr>
+              <w:t xml:space="preserve">R-01</w:t>
+            </w:r>
+          </w:p>
+        </w:tc>
+        <w:tc>
+          <w:tcPr>
+            <w:tcW w:w="3400" w:type="dxa"/>
+            <w:shd w:val="clear" w:color="auto" w:fill="ffffff"/>
+            <w:tcMar>
+              <w:left w:w="100" w:type="dxa"/>
+              <w:top w:w="60" w:type="dxa"/>
+              <w:right w:w="100" w:type="dxa"/>
+              <w:bottom w:w="60" w:type="dxa"/>
+            </w:tcMar>
+          </w:tcPr>
+          <w:p>
+            <w:pPr>
+              <w:spacing w:after="0" w:line="240" w:lineRule="auto"/>
+            </w:pPr>
+            <w:r>
+              <w:rPr>
+                <w:color w:val="222222"/>
+                <w:sz w:val="18"/>
+                <w:szCs w:val="18"/>
+              </w:rPr>
+              <w:t xml:space="preserve">Debido a que el motor solo resuelve llamadas a funciones declaradas con function e importadas mediante módulos ES, podría ocurrir que en aplicaciones Express escritas con funciones flecha, clases o require el analizador no siga el recorrido del dato, lo que provocaría una exhaustividad baja sobre código real y dejaría sin sustento a la hipótesis H1 fuera del banco sintético.</w:t>
+            </w:r>
+          </w:p>
+        </w:tc>
+        <w:tc>
+          <w:tcPr>
+            <w:tcW w:w="1500" w:type="dxa"/>
+            <w:shd w:val="clear" w:color="auto" w:fill="ffffff"/>
+            <w:tcMar>
+              <w:left w:w="100" w:type="dxa"/>
+              <w:top w:w="60" w:type="dxa"/>
+              <w:right w:w="100" w:type="dxa"/>
+              <w:bottom w:w="60" w:type="dxa"/>
+            </w:tcMar>
+          </w:tcPr>
+          <w:p>
+            <w:pPr>
+              <w:spacing w:after="0" w:line="240" w:lineRule="auto"/>
+            </w:pPr>
+            <w:r>
+              <w:rPr>
+                <w:color w:val="222222"/>
+                <w:sz w:val="18"/>
+                <w:szCs w:val="18"/>
+              </w:rPr>
+              <w:t xml:space="preserve">Técnica</w:t>
+            </w:r>
+          </w:p>
+        </w:tc>
+        <w:tc>
+          <w:tcPr>
+            <w:tcW w:w="1150" w:type="dxa"/>
+            <w:shd w:val="clear" w:color="auto" w:fill="ffffff"/>
+            <w:tcMar>
+              <w:left w:w="100" w:type="dxa"/>
+              <w:top w:w="60" w:type="dxa"/>
+              <w:right w:w="100" w:type="dxa"/>
+              <w:bottom w:w="60" w:type="dxa"/>
+            </w:tcMar>
+          </w:tcPr>
+          <w:p>
+            <w:pPr>
+              <w:spacing w:after="0" w:line="240" w:lineRule="auto"/>
+            </w:pPr>
+            <w:r>
+              <w:rPr>
+                <w:color w:val="222222"/>
+                <w:sz w:val="18"/>
+                <w:szCs w:val="18"/>
+              </w:rPr>
+              <w:t xml:space="preserve">Durante</w:t>
+            </w:r>
+          </w:p>
+        </w:tc>
+        <w:tc>
+          <w:tcPr>
+            <w:tcW w:w="420" w:type="dxa"/>
+            <w:shd w:val="clear" w:color="auto" w:fill="ffffff"/>
+            <w:tcMar>
+              <w:left w:w="100" w:type="dxa"/>
+              <w:top w:w="60" w:type="dxa"/>
+              <w:right w:w="100" w:type="dxa"/>
+              <w:bottom w:w="60" w:type="dxa"/>
+            </w:tcMar>
+          </w:tcPr>
+          <w:p>
+            <w:pPr>
+              <w:spacing w:after="0" w:line="240" w:lineRule="auto"/>
+              <w:jc w:val="center"/>
+            </w:pPr>
+            <w:r>
+              <w:rPr>
+                <w:color w:val="222222"/>
+                <w:sz w:val="18"/>
+                <w:szCs w:val="18"/>
+              </w:rPr>
+              <w:t xml:space="preserve">4</w:t>
+            </w:r>
+          </w:p>
+        </w:tc>
+        <w:tc>
+          <w:tcPr>
+            <w:tcW w:w="420" w:type="dxa"/>
+            <w:shd w:val="clear" w:color="auto" w:fill="ffffff"/>
+            <w:tcMar>
+              <w:left w:w="100" w:type="dxa"/>
+              <w:top w:w="60" w:type="dxa"/>
+              <w:right w:w="100" w:type="dxa"/>
+              <w:bottom w:w="60" w:type="dxa"/>
+            </w:tcMar>
+          </w:tcPr>
+          <w:p>
+            <w:pPr>
+              <w:spacing w:after="0" w:line="240" w:lineRule="auto"/>
+              <w:jc w:val="center"/>
+            </w:pPr>
+            <w:r>
+              <w:rPr>
+                <w:color w:val="222222"/>
+                <w:sz w:val="18"/>
+                <w:szCs w:val="18"/>
+              </w:rPr>
+              <w:t xml:space="preserve">5</w:t>
+            </w:r>
+          </w:p>
+        </w:tc>
+        <w:tc>
+          <w:tcPr>
+            <w:tcW w:w="480" w:type="dxa"/>
+            <w:shd w:val="clear" w:color="auto" w:fill="f9d3d0"/>
+            <w:tcMar>
+              <w:left w:w="100" w:type="dxa"/>
+              <w:top w:w="60" w:type="dxa"/>
+              <w:right w:w="100" w:type="dxa"/>
+              <w:bottom w:w="60" w:type="dxa"/>
+            </w:tcMar>
+          </w:tcPr>
+          <w:p>
+            <w:pPr>
+              <w:spacing w:after="0" w:line="240" w:lineRule="auto"/>
+              <w:jc w:val="center"/>
+            </w:pPr>
+            <w:r>
+              <w:rPr>
+                <w:b/>
+                <w:bCs/>
+                <w:color w:val="9b1c1c"/>
+                <w:sz w:val="18"/>
+                <w:szCs w:val="18"/>
+              </w:rPr>
+              <w:t xml:space="preserve">20</w:t>
+            </w:r>
+          </w:p>
+        </w:tc>
+        <w:tc>
+          <w:tcPr>
+            <w:tcW w:w="2600" w:type="dxa"/>
+            <w:shd w:val="clear" w:color="auto" w:fill="ffffff"/>
+            <w:tcMar>
+              <w:left w:w="100" w:type="dxa"/>
+              <w:top w:w="60" w:type="dxa"/>
+              <w:right w:w="100" w:type="dxa"/>
+              <w:bottom w:w="60" w:type="dxa"/>
+            </w:tcMar>
+          </w:tcPr>
+          <w:p>
+            <w:pPr>
+              <w:spacing w:after="0" w:line="240" w:lineRule="auto"/>
+            </w:pPr>
+            <w:r>
+              <w:rPr>
+                <w:color w:val="222222"/>
+                <w:sz w:val="18"/>
+                <w:szCs w:val="18"/>
+              </w:rPr>
+              <w:t xml:space="preserve">Mitigar: incorporar al alcance congelado solo las funciones flecha asignadas a constantes y los callbacks de rutas de Express; declarar el resto como limitación.</w:t>
+            </w:r>
+          </w:p>
+        </w:tc>
+        <w:tc>
+          <w:tcPr>
+            <w:tcW w:w="750" w:type="dxa"/>
+            <w:shd w:val="clear" w:color="auto" w:fill="ffffff"/>
+            <w:tcMar>
+              <w:left w:w="100" w:type="dxa"/>
+              <w:top w:w="60" w:type="dxa"/>
+              <w:right w:w="100" w:type="dxa"/>
+              <w:bottom w:w="60" w:type="dxa"/>
+            </w:tcMar>
+          </w:tcPr>
+          <w:p>
+            <w:pPr>
+              <w:spacing w:after="0" w:line="240" w:lineRule="auto"/>
+            </w:pPr>
+            <w:r>
+              <w:rPr>
+                <w:color w:val="222222"/>
+                <w:sz w:val="18"/>
+                <w:szCs w:val="18"/>
+              </w:rPr>
+              <w:t xml:space="preserve">Autor</w:t>
+            </w:r>
+          </w:p>
+        </w:tc>
+        <w:tc>
+          <w:tcPr>
+            <w:tcW w:w="1590" w:type="dxa"/>
+            <w:shd w:val="clear" w:color="auto" w:fill="ffffff"/>
+            <w:tcMar>
+              <w:left w:w="100" w:type="dxa"/>
+              <w:top w:w="60" w:type="dxa"/>
+              <w:right w:w="100" w:type="dxa"/>
+              <w:bottom w:w="60" w:type="dxa"/>
+            </w:tcMar>
+          </w:tcPr>
+          <w:p>
+            <w:pPr>
+              <w:spacing w:after="0" w:line="240" w:lineRule="auto"/>
+            </w:pPr>
+            <w:r>
+              <w:rPr>
+                <w:color w:val="222222"/>
+                <w:sz w:val="18"/>
+                <w:szCs w:val="18"/>
+              </w:rPr>
+              <w:t xml:space="preserve">Presentar H1 como validada sobre el subconjunto soportado, con la exhaustividad desglosada por construcción.</w:t>
+            </w:r>
+          </w:p>
+        </w:tc>
+      </w:tr>
+      <w:tr>
+        <w:trPr>
+          <w:cantSplit/>
+        </w:trPr>
+        <w:tc>
+          <w:tcPr>
+            <w:tcW w:w="650" w:type="dxa"/>
+            <w:shd w:val="clear" w:color="auto" w:fill="eaf1f8"/>
+            <w:tcMar>
+              <w:left w:w="100" w:type="dxa"/>
+              <w:top w:w="60" w:type="dxa"/>
+              <w:right w:w="100" w:type="dxa"/>
+              <w:bottom w:w="60" w:type="dxa"/>
+            </w:tcMar>
+          </w:tcPr>
+          <w:p>
+            <w:pPr>
+              <w:spacing w:after="0" w:line="240" w:lineRule="auto"/>
+            </w:pPr>
+            <w:r>
+              <w:rPr>
+                <w:b/>
+                <w:bCs/>
+                <w:color w:val="1f3a5f"/>
+                <w:sz w:val="18"/>
+                <w:szCs w:val="18"/>
+              </w:rPr>
+              <w:t xml:space="preserve">R-02</w:t>
+            </w:r>
+          </w:p>
+        </w:tc>
+        <w:tc>
+          <w:tcPr>
+            <w:tcW w:w="3400" w:type="dxa"/>
+            <w:shd w:val="clear" w:color="auto" w:fill="ffffff"/>
+            <w:tcMar>
+              <w:left w:w="100" w:type="dxa"/>
+              <w:top w:w="60" w:type="dxa"/>
+              <w:right w:w="100" w:type="dxa"/>
+              <w:bottom w:w="60" w:type="dxa"/>
+            </w:tcMar>
+          </w:tcPr>
+          <w:p>
+            <w:pPr>
+              <w:spacing w:after="0" w:line="240" w:lineRule="auto"/>
+            </w:pPr>
+            <w:r>
+              <w:rPr>
+                <w:color w:val="222222"/>
+                <w:sz w:val="18"/>
+                <w:szCs w:val="18"/>
+              </w:rPr>
+              <w:t xml:space="preserve">Debido a que los advisories de npm corresponden mayormente a bibliotecas publicadas como código compilado o con fallas en su propia lógica de filtrado, podría ocurrir que el corpus de vulnerabilidades reales no tenga casos evaluables por el modelo de origen y destino, lo que provocaría no poder medir el desempeño sobre código real.</w:t>
+            </w:r>
+          </w:p>
+        </w:tc>
+        <w:tc>
+          <w:tcPr>
+            <w:tcW w:w="1500" w:type="dxa"/>
+            <w:shd w:val="clear" w:color="auto" w:fill="ffffff"/>
+            <w:tcMar>
+              <w:left w:w="100" w:type="dxa"/>
+              <w:top w:w="60" w:type="dxa"/>
+              <w:right w:w="100" w:type="dxa"/>
+              <w:bottom w:w="60" w:type="dxa"/>
+            </w:tcMar>
+          </w:tcPr>
+          <w:p>
+            <w:pPr>
+              <w:spacing w:after="0" w:line="240" w:lineRule="auto"/>
+            </w:pPr>
+            <w:r>
+              <w:rPr>
+                <w:color w:val="222222"/>
+                <w:sz w:val="18"/>
+                <w:szCs w:val="18"/>
+              </w:rPr>
+              <w:t xml:space="preserve">Datos</w:t>
+            </w:r>
+          </w:p>
+        </w:tc>
+        <w:tc>
+          <w:tcPr>
+            <w:tcW w:w="1150" w:type="dxa"/>
+            <w:shd w:val="clear" w:color="auto" w:fill="ffffff"/>
+            <w:tcMar>
+              <w:left w:w="100" w:type="dxa"/>
+              <w:top w:w="60" w:type="dxa"/>
+              <w:right w:w="100" w:type="dxa"/>
+              <w:bottom w:w="60" w:type="dxa"/>
+            </w:tcMar>
+          </w:tcPr>
+          <w:p>
+            <w:pPr>
+              <w:spacing w:after="0" w:line="240" w:lineRule="auto"/>
+            </w:pPr>
+            <w:r>
+              <w:rPr>
+                <w:color w:val="222222"/>
+                <w:sz w:val="18"/>
+                <w:szCs w:val="18"/>
+              </w:rPr>
+              <w:t xml:space="preserve">Durante</w:t>
+            </w:r>
+          </w:p>
+        </w:tc>
+        <w:tc>
+          <w:tcPr>
+            <w:tcW w:w="420" w:type="dxa"/>
+            <w:shd w:val="clear" w:color="auto" w:fill="ffffff"/>
+            <w:tcMar>
+              <w:left w:w="100" w:type="dxa"/>
+              <w:top w:w="60" w:type="dxa"/>
+              <w:right w:w="100" w:type="dxa"/>
+              <w:bottom w:w="60" w:type="dxa"/>
+            </w:tcMar>
+          </w:tcPr>
+          <w:p>
+            <w:pPr>
+              <w:spacing w:after="0" w:line="240" w:lineRule="auto"/>
+              <w:jc w:val="center"/>
+            </w:pPr>
+            <w:r>
+              <w:rPr>
+                <w:color w:val="222222"/>
+                <w:sz w:val="18"/>
+                <w:szCs w:val="18"/>
+              </w:rPr>
+              <w:t xml:space="preserve">5</w:t>
+            </w:r>
+          </w:p>
+        </w:tc>
+        <w:tc>
+          <w:tcPr>
+            <w:tcW w:w="420" w:type="dxa"/>
+            <w:shd w:val="clear" w:color="auto" w:fill="ffffff"/>
+            <w:tcMar>
+              <w:left w:w="100" w:type="dxa"/>
+              <w:top w:w="60" w:type="dxa"/>
+              <w:right w:w="100" w:type="dxa"/>
+              <w:bottom w:w="60" w:type="dxa"/>
+            </w:tcMar>
+          </w:tcPr>
+          <w:p>
+            <w:pPr>
+              <w:spacing w:after="0" w:line="240" w:lineRule="auto"/>
+              <w:jc w:val="center"/>
+            </w:pPr>
+            <w:r>
+              <w:rPr>
+                <w:color w:val="222222"/>
+                <w:sz w:val="18"/>
+                <w:szCs w:val="18"/>
+              </w:rPr>
+              <w:t xml:space="preserve">4</w:t>
+            </w:r>
+          </w:p>
+        </w:tc>
+        <w:tc>
+          <w:tcPr>
+            <w:tcW w:w="480" w:type="dxa"/>
+            <w:shd w:val="clear" w:color="auto" w:fill="f9d3d0"/>
+            <w:tcMar>
+              <w:left w:w="100" w:type="dxa"/>
+              <w:top w:w="60" w:type="dxa"/>
+              <w:right w:w="100" w:type="dxa"/>
+              <w:bottom w:w="60" w:type="dxa"/>
+            </w:tcMar>
+          </w:tcPr>
+          <w:p>
+            <w:pPr>
+              <w:spacing w:after="0" w:line="240" w:lineRule="auto"/>
+              <w:jc w:val="center"/>
+            </w:pPr>
+            <w:r>
+              <w:rPr>
+                <w:b/>
+                <w:bCs/>
+                <w:color w:val="9b1c1c"/>
+                <w:sz w:val="18"/>
+                <w:szCs w:val="18"/>
+              </w:rPr>
+              <w:t xml:space="preserve">20</w:t>
+            </w:r>
+          </w:p>
+        </w:tc>
+        <w:tc>
+          <w:tcPr>
+            <w:tcW w:w="2600" w:type="dxa"/>
+            <w:shd w:val="clear" w:color="auto" w:fill="ffffff"/>
+            <w:tcMar>
+              <w:left w:w="100" w:type="dxa"/>
+              <w:top w:w="60" w:type="dxa"/>
+              <w:right w:w="100" w:type="dxa"/>
+              <w:bottom w:w="60" w:type="dxa"/>
+            </w:tcMar>
+          </w:tcPr>
+          <w:p>
+            <w:pPr>
+              <w:spacing w:after="0" w:line="240" w:lineRule="auto"/>
+            </w:pPr>
+            <w:r>
+              <w:rPr>
+                <w:color w:val="222222"/>
+                <w:sz w:val="18"/>
+                <w:szCs w:val="18"/>
+              </w:rPr>
+              <w:t xml:space="preserve">Mitigar: sumar aplicaciones deliberadamente vulnerables con vulnerabilidades documentadas, como OWASP NodeGoat, etiquetadas antes de analizarlas.</w:t>
+            </w:r>
+          </w:p>
+        </w:tc>
+        <w:tc>
+          <w:tcPr>
+            <w:tcW w:w="750" w:type="dxa"/>
+            <w:shd w:val="clear" w:color="auto" w:fill="ffffff"/>
+            <w:tcMar>
+              <w:left w:w="100" w:type="dxa"/>
+              <w:top w:w="60" w:type="dxa"/>
+              <w:right w:w="100" w:type="dxa"/>
+              <w:bottom w:w="60" w:type="dxa"/>
+            </w:tcMar>
+          </w:tcPr>
+          <w:p>
+            <w:pPr>
+              <w:spacing w:after="0" w:line="240" w:lineRule="auto"/>
+            </w:pPr>
+            <w:r>
+              <w:rPr>
+                <w:color w:val="222222"/>
+                <w:sz w:val="18"/>
+                <w:szCs w:val="18"/>
+              </w:rPr>
+              <w:t xml:space="preserve">Autor</w:t>
+            </w:r>
+          </w:p>
+        </w:tc>
+        <w:tc>
+          <w:tcPr>
+            <w:tcW w:w="1590" w:type="dxa"/>
+            <w:shd w:val="clear" w:color="auto" w:fill="ffffff"/>
+            <w:tcMar>
+              <w:left w:w="100" w:type="dxa"/>
+              <w:top w:w="60" w:type="dxa"/>
+              <w:right w:w="100" w:type="dxa"/>
+              <w:bottom w:w="60" w:type="dxa"/>
+            </w:tcMar>
+          </w:tcPr>
+          <w:p>
+            <w:pPr>
+              <w:spacing w:after="0" w:line="240" w:lineRule="auto"/>
+            </w:pPr>
+            <w:r>
+              <w:rPr>
+                <w:color w:val="222222"/>
+                <w:sz w:val="18"/>
+                <w:szCs w:val="18"/>
+              </w:rPr>
+              <w:t xml:space="preserve">Declarar la validación sobre código real como preliminar en los capítulos 7 y 8.</w:t>
+            </w:r>
+          </w:p>
+        </w:tc>
+      </w:tr>
+      <w:tr>
+        <w:trPr>
+          <w:cantSplit/>
+        </w:trPr>
+        <w:tc>
+          <w:tcPr>
+            <w:tcW w:w="650" w:type="dxa"/>
+            <w:shd w:val="clear" w:color="auto" w:fill="eaf1f8"/>
+            <w:tcMar>
+              <w:left w:w="100" w:type="dxa"/>
+              <w:top w:w="60" w:type="dxa"/>
+              <w:right w:w="100" w:type="dxa"/>
+              <w:bottom w:w="60" w:type="dxa"/>
+            </w:tcMar>
+          </w:tcPr>
+          <w:p>
+            <w:pPr>
+              <w:spacing w:after="0" w:line="240" w:lineRule="auto"/>
+            </w:pPr>
+            <w:r>
+              <w:rPr>
+                <w:b/>
+                <w:bCs/>
+                <w:color w:val="1f3a5f"/>
+                <w:sz w:val="18"/>
+                <w:szCs w:val="18"/>
+              </w:rPr>
+              <w:t xml:space="preserve">R-03</w:t>
+            </w:r>
+          </w:p>
+        </w:tc>
+        <w:tc>
+          <w:tcPr>
+            <w:tcW w:w="3400" w:type="dxa"/>
+            <w:shd w:val="clear" w:color="auto" w:fill="ffffff"/>
+            <w:tcMar>
+              <w:left w:w="100" w:type="dxa"/>
+              <w:top w:w="60" w:type="dxa"/>
+              <w:right w:w="100" w:type="dxa"/>
+              <w:bottom w:w="60" w:type="dxa"/>
+            </w:tcMar>
+          </w:tcPr>
+          <w:p>
+            <w:pPr>
+              <w:spacing w:after="0" w:line="240" w:lineRule="auto"/>
+            </w:pPr>
+            <w:r>
+              <w:rPr>
+                <w:color w:val="222222"/>
+                <w:sz w:val="18"/>
+                <w:szCs w:val="18"/>
+              </w:rPr>
+              <w:t xml:space="preserve">Debido a que cada construcción no soportada que aparece en un caso de prueba se percibe como una mejora pendiente del motor, podría ocurrir que el alcance técnico siga creciendo después del congelamiento, lo que provocaría llegar a la defensa con funciones incompletas y sin tiempo para integrar el documento.</w:t>
+            </w:r>
+          </w:p>
+        </w:tc>
+        <w:tc>
+          <w:tcPr>
+            <w:tcW w:w="1500" w:type="dxa"/>
+            <w:shd w:val="clear" w:color="auto" w:fill="ffffff"/>
+            <w:tcMar>
+              <w:left w:w="100" w:type="dxa"/>
+              <w:top w:w="60" w:type="dxa"/>
+              <w:right w:w="100" w:type="dxa"/>
+              <w:bottom w:w="60" w:type="dxa"/>
+            </w:tcMar>
+          </w:tcPr>
+          <w:p>
+            <w:pPr>
+              <w:spacing w:after="0" w:line="240" w:lineRule="auto"/>
+            </w:pPr>
+            <w:r>
+              <w:rPr>
+                <w:color w:val="222222"/>
+                <w:sz w:val="18"/>
+                <w:szCs w:val="18"/>
+              </w:rPr>
+              <w:t xml:space="preserve">Alcance</w:t>
+            </w:r>
+          </w:p>
+        </w:tc>
+        <w:tc>
+          <w:tcPr>
+            <w:tcW w:w="1150" w:type="dxa"/>
+            <w:shd w:val="clear" w:color="auto" w:fill="ffffff"/>
+            <w:tcMar>
+              <w:left w:w="100" w:type="dxa"/>
+              <w:top w:w="60" w:type="dxa"/>
+              <w:right w:w="100" w:type="dxa"/>
+              <w:bottom w:w="60" w:type="dxa"/>
+            </w:tcMar>
+          </w:tcPr>
+          <w:p>
+            <w:pPr>
+              <w:spacing w:after="0" w:line="240" w:lineRule="auto"/>
+            </w:pPr>
+            <w:r>
+              <w:rPr>
+                <w:color w:val="222222"/>
+                <w:sz w:val="18"/>
+                <w:szCs w:val="18"/>
+              </w:rPr>
+              <w:t xml:space="preserve">Durante</w:t>
+            </w:r>
+          </w:p>
+        </w:tc>
+        <w:tc>
+          <w:tcPr>
+            <w:tcW w:w="420" w:type="dxa"/>
+            <w:shd w:val="clear" w:color="auto" w:fill="ffffff"/>
+            <w:tcMar>
+              <w:left w:w="100" w:type="dxa"/>
+              <w:top w:w="60" w:type="dxa"/>
+              <w:right w:w="100" w:type="dxa"/>
+              <w:bottom w:w="60" w:type="dxa"/>
+            </w:tcMar>
+          </w:tcPr>
+          <w:p>
+            <w:pPr>
+              <w:spacing w:after="0" w:line="240" w:lineRule="auto"/>
+              <w:jc w:val="center"/>
+            </w:pPr>
+            <w:r>
+              <w:rPr>
+                <w:color w:val="222222"/>
+                <w:sz w:val="18"/>
+                <w:szCs w:val="18"/>
+              </w:rPr>
+              <w:t xml:space="preserve">4</w:t>
+            </w:r>
+          </w:p>
+        </w:tc>
+        <w:tc>
+          <w:tcPr>
+            <w:tcW w:w="420" w:type="dxa"/>
+            <w:shd w:val="clear" w:color="auto" w:fill="ffffff"/>
+            <w:tcMar>
+              <w:left w:w="100" w:type="dxa"/>
+              <w:top w:w="60" w:type="dxa"/>
+              <w:right w:w="100" w:type="dxa"/>
+              <w:bottom w:w="60" w:type="dxa"/>
+            </w:tcMar>
+          </w:tcPr>
+          <w:p>
+            <w:pPr>
+              <w:spacing w:after="0" w:line="240" w:lineRule="auto"/>
+              <w:jc w:val="center"/>
+            </w:pPr>
+            <w:r>
+              <w:rPr>
+                <w:color w:val="222222"/>
+                <w:sz w:val="18"/>
+                <w:szCs w:val="18"/>
+              </w:rPr>
+              <w:t xml:space="preserve">4</w:t>
+            </w:r>
+          </w:p>
+        </w:tc>
+        <w:tc>
+          <w:tcPr>
+            <w:tcW w:w="480" w:type="dxa"/>
+            <w:shd w:val="clear" w:color="auto" w:fill="f9d3d0"/>
+            <w:tcMar>
+              <w:left w:w="100" w:type="dxa"/>
+              <w:top w:w="60" w:type="dxa"/>
+              <w:right w:w="100" w:type="dxa"/>
+              <w:bottom w:w="60" w:type="dxa"/>
+            </w:tcMar>
+          </w:tcPr>
+          <w:p>
+            <w:pPr>
+              <w:spacing w:after="0" w:line="240" w:lineRule="auto"/>
+              <w:jc w:val="center"/>
+            </w:pPr>
+            <w:r>
+              <w:rPr>
+                <w:b/>
+                <w:bCs/>
+                <w:color w:val="9b1c1c"/>
+                <w:sz w:val="18"/>
+                <w:szCs w:val="18"/>
+              </w:rPr>
+              <w:t xml:space="preserve">16</w:t>
+            </w:r>
+          </w:p>
+        </w:tc>
+        <w:tc>
+          <w:tcPr>
+            <w:tcW w:w="2600" w:type="dxa"/>
+            <w:shd w:val="clear" w:color="auto" w:fill="ffffff"/>
+            <w:tcMar>
+              <w:left w:w="100" w:type="dxa"/>
+              <w:top w:w="60" w:type="dxa"/>
+              <w:right w:w="100" w:type="dxa"/>
+              <w:bottom w:w="60" w:type="dxa"/>
+            </w:tcMar>
+          </w:tcPr>
+          <w:p>
+            <w:pPr>
+              <w:spacing w:after="0" w:line="240" w:lineRule="auto"/>
+            </w:pPr>
+            <w:r>
+              <w:rPr>
+                <w:color w:val="222222"/>
+                <w:sz w:val="18"/>
+                <w:szCs w:val="18"/>
+              </w:rPr>
+              <w:t xml:space="preserve">Evitar: cerrar la lista de mejoras el 13 de octubre; lo posterior pasa a trabajo futuro.</w:t>
+            </w:r>
+          </w:p>
+        </w:tc>
+        <w:tc>
+          <w:tcPr>
+            <w:tcW w:w="750" w:type="dxa"/>
+            <w:shd w:val="clear" w:color="auto" w:fill="ffffff"/>
+            <w:tcMar>
+              <w:left w:w="100" w:type="dxa"/>
+              <w:top w:w="60" w:type="dxa"/>
+              <w:right w:w="100" w:type="dxa"/>
+              <w:bottom w:w="60" w:type="dxa"/>
+            </w:tcMar>
+          </w:tcPr>
+          <w:p>
+            <w:pPr>
+              <w:spacing w:after="0" w:line="240" w:lineRule="auto"/>
+            </w:pPr>
+            <w:r>
+              <w:rPr>
+                <w:color w:val="222222"/>
+                <w:sz w:val="18"/>
+                <w:szCs w:val="18"/>
+              </w:rPr>
+              <w:t xml:space="preserve">Autor</w:t>
+            </w:r>
+          </w:p>
+        </w:tc>
+        <w:tc>
+          <w:tcPr>
+            <w:tcW w:w="1590" w:type="dxa"/>
+            <w:shd w:val="clear" w:color="auto" w:fill="ffffff"/>
+            <w:tcMar>
+              <w:left w:w="100" w:type="dxa"/>
+              <w:top w:w="60" w:type="dxa"/>
+              <w:right w:w="100" w:type="dxa"/>
+              <w:bottom w:w="60" w:type="dxa"/>
+            </w:tcMar>
+          </w:tcPr>
+          <w:p>
+            <w:pPr>
+              <w:spacing w:after="0" w:line="240" w:lineRule="auto"/>
+            </w:pPr>
+            <w:r>
+              <w:rPr>
+                <w:color w:val="222222"/>
+                <w:sz w:val="18"/>
+                <w:szCs w:val="18"/>
+              </w:rPr>
+              <w:t xml:space="preserve">Volver a la última versión etiquetada estable.</w:t>
+            </w:r>
+          </w:p>
+        </w:tc>
+      </w:tr>
+      <w:tr>
+        <w:trPr>
+          <w:cantSplit/>
+        </w:trPr>
+        <w:tc>
+          <w:tcPr>
+            <w:tcW w:w="650" w:type="dxa"/>
+            <w:shd w:val="clear" w:color="auto" w:fill="eaf1f8"/>
+            <w:tcMar>
+              <w:left w:w="100" w:type="dxa"/>
+              <w:top w:w="60" w:type="dxa"/>
+              <w:right w:w="100" w:type="dxa"/>
+              <w:bottom w:w="60" w:type="dxa"/>
+            </w:tcMar>
+          </w:tcPr>
+          <w:p>
+            <w:pPr>
+              <w:spacing w:after="0" w:line="240" w:lineRule="auto"/>
+            </w:pPr>
+            <w:r>
+              <w:rPr>
+                <w:b/>
+                <w:bCs/>
+                <w:color w:val="1f3a5f"/>
+                <w:sz w:val="18"/>
+                <w:szCs w:val="18"/>
+              </w:rPr>
+              <w:t xml:space="preserve">R-04</w:t>
+            </w:r>
+          </w:p>
+        </w:tc>
+        <w:tc>
+          <w:tcPr>
+            <w:tcW w:w="3400" w:type="dxa"/>
+            <w:shd w:val="clear" w:color="auto" w:fill="ffffff"/>
+            <w:tcMar>
+              <w:left w:w="100" w:type="dxa"/>
+              <w:top w:w="60" w:type="dxa"/>
+              <w:right w:w="100" w:type="dxa"/>
+              <w:bottom w:w="60" w:type="dxa"/>
+            </w:tcMar>
+          </w:tcPr>
+          <w:p>
+            <w:pPr>
+              <w:spacing w:after="0" w:line="240" w:lineRule="auto"/>
+            </w:pPr>
+            <w:r>
+              <w:rPr>
+                <w:color w:val="222222"/>
+                <w:sz w:val="18"/>
+                <w:szCs w:val="18"/>
+              </w:rPr>
+              <w:t xml:space="preserve">Debido a que los destinos sensibles se reconocen por el nombre de la función invocada, podría ocurrir que llamadas homónimas sin relación con el riesgo se reporten como vulnerabilidades, lo que provocaría falsos positivos que contradicen la propuesta de valor del sistema.</w:t>
+            </w:r>
+          </w:p>
+        </w:tc>
+        <w:tc>
+          <w:tcPr>
+            <w:tcW w:w="1500" w:type="dxa"/>
+            <w:shd w:val="clear" w:color="auto" w:fill="ffffff"/>
+            <w:tcMar>
+              <w:left w:w="100" w:type="dxa"/>
+              <w:top w:w="60" w:type="dxa"/>
+              <w:right w:w="100" w:type="dxa"/>
+              <w:bottom w:w="60" w:type="dxa"/>
+            </w:tcMar>
+          </w:tcPr>
+          <w:p>
+            <w:pPr>
+              <w:spacing w:after="0" w:line="240" w:lineRule="auto"/>
+            </w:pPr>
+            <w:r>
+              <w:rPr>
+                <w:color w:val="222222"/>
+                <w:sz w:val="18"/>
+                <w:szCs w:val="18"/>
+              </w:rPr>
+              <w:t xml:space="preserve">Técnica</w:t>
+            </w:r>
+          </w:p>
+        </w:tc>
+        <w:tc>
+          <w:tcPr>
+            <w:tcW w:w="1150" w:type="dxa"/>
+            <w:shd w:val="clear" w:color="auto" w:fill="ffffff"/>
+            <w:tcMar>
+              <w:left w:w="100" w:type="dxa"/>
+              <w:top w:w="60" w:type="dxa"/>
+              <w:right w:w="100" w:type="dxa"/>
+              <w:bottom w:w="60" w:type="dxa"/>
+            </w:tcMar>
+          </w:tcPr>
+          <w:p>
+            <w:pPr>
+              <w:spacing w:after="0" w:line="240" w:lineRule="auto"/>
+            </w:pPr>
+            <w:r>
+              <w:rPr>
+                <w:color w:val="222222"/>
+                <w:sz w:val="18"/>
+                <w:szCs w:val="18"/>
+              </w:rPr>
+              <w:t xml:space="preserve">Operación</w:t>
+            </w:r>
+          </w:p>
+        </w:tc>
+        <w:tc>
+          <w:tcPr>
+            <w:tcW w:w="420" w:type="dxa"/>
+            <w:shd w:val="clear" w:color="auto" w:fill="ffffff"/>
+            <w:tcMar>
+              <w:left w:w="100" w:type="dxa"/>
+              <w:top w:w="60" w:type="dxa"/>
+              <w:right w:w="100" w:type="dxa"/>
+              <w:bottom w:w="60" w:type="dxa"/>
+            </w:tcMar>
+          </w:tcPr>
+          <w:p>
+            <w:pPr>
+              <w:spacing w:after="0" w:line="240" w:lineRule="auto"/>
+              <w:jc w:val="center"/>
+            </w:pPr>
+            <w:r>
+              <w:rPr>
+                <w:color w:val="222222"/>
+                <w:sz w:val="18"/>
+                <w:szCs w:val="18"/>
+              </w:rPr>
+              <w:t xml:space="preserve">4</w:t>
+            </w:r>
+          </w:p>
+        </w:tc>
+        <w:tc>
+          <w:tcPr>
+            <w:tcW w:w="420" w:type="dxa"/>
+            <w:shd w:val="clear" w:color="auto" w:fill="ffffff"/>
+            <w:tcMar>
+              <w:left w:w="100" w:type="dxa"/>
+              <w:top w:w="60" w:type="dxa"/>
+              <w:right w:w="100" w:type="dxa"/>
+              <w:bottom w:w="60" w:type="dxa"/>
+            </w:tcMar>
+          </w:tcPr>
+          <w:p>
+            <w:pPr>
+              <w:spacing w:after="0" w:line="240" w:lineRule="auto"/>
+              <w:jc w:val="center"/>
+            </w:pPr>
+            <w:r>
+              <w:rPr>
+                <w:color w:val="222222"/>
+                <w:sz w:val="18"/>
+                <w:szCs w:val="18"/>
+              </w:rPr>
+              <w:t xml:space="preserve">3</w:t>
+            </w:r>
+          </w:p>
+        </w:tc>
+        <w:tc>
+          <w:tcPr>
+            <w:tcW w:w="480" w:type="dxa"/>
+            <w:shd w:val="clear" w:color="auto" w:fill="f9d3d0"/>
+            <w:tcMar>
+              <w:left w:w="100" w:type="dxa"/>
+              <w:top w:w="60" w:type="dxa"/>
+              <w:right w:w="100" w:type="dxa"/>
+              <w:bottom w:w="60" w:type="dxa"/>
+            </w:tcMar>
+          </w:tcPr>
+          <w:p>
+            <w:pPr>
+              <w:spacing w:after="0" w:line="240" w:lineRule="auto"/>
+              <w:jc w:val="center"/>
+            </w:pPr>
+            <w:r>
+              <w:rPr>
+                <w:b/>
+                <w:bCs/>
+                <w:color w:val="9b1c1c"/>
+                <w:sz w:val="18"/>
+                <w:szCs w:val="18"/>
+              </w:rPr>
+              <w:t xml:space="preserve">12</w:t>
+            </w:r>
+          </w:p>
+        </w:tc>
+        <w:tc>
+          <w:tcPr>
+            <w:tcW w:w="2600" w:type="dxa"/>
+            <w:shd w:val="clear" w:color="auto" w:fill="ffffff"/>
+            <w:tcMar>
+              <w:left w:w="100" w:type="dxa"/>
+              <w:top w:w="60" w:type="dxa"/>
+              <w:right w:w="100" w:type="dxa"/>
+              <w:bottom w:w="60" w:type="dxa"/>
+            </w:tcMar>
+          </w:tcPr>
+          <w:p>
+            <w:pPr>
+              <w:spacing w:after="0" w:line="240" w:lineRule="auto"/>
+            </w:pPr>
+            <w:r>
+              <w:rPr>
+                <w:color w:val="222222"/>
+                <w:sz w:val="18"/>
+                <w:szCs w:val="18"/>
+              </w:rPr>
+              <w:t xml:space="preserve">Mitigar: calificar los destinos por el objeto receptor o el módulo importado, por ejemplo exec de child_process.</w:t>
+            </w:r>
+          </w:p>
+        </w:tc>
+        <w:tc>
+          <w:tcPr>
+            <w:tcW w:w="750" w:type="dxa"/>
+            <w:shd w:val="clear" w:color="auto" w:fill="ffffff"/>
+            <w:tcMar>
+              <w:left w:w="100" w:type="dxa"/>
+              <w:top w:w="60" w:type="dxa"/>
+              <w:right w:w="100" w:type="dxa"/>
+              <w:bottom w:w="60" w:type="dxa"/>
+            </w:tcMar>
+          </w:tcPr>
+          <w:p>
+            <w:pPr>
+              <w:spacing w:after="0" w:line="240" w:lineRule="auto"/>
+            </w:pPr>
+            <w:r>
+              <w:rPr>
+                <w:color w:val="222222"/>
+                <w:sz w:val="18"/>
+                <w:szCs w:val="18"/>
+              </w:rPr>
+              <w:t xml:space="preserve">Autor</w:t>
+            </w:r>
+          </w:p>
+        </w:tc>
+        <w:tc>
+          <w:tcPr>
+            <w:tcW w:w="1590" w:type="dxa"/>
+            <w:shd w:val="clear" w:color="auto" w:fill="ffffff"/>
+            <w:tcMar>
+              <w:left w:w="100" w:type="dxa"/>
+              <w:top w:w="60" w:type="dxa"/>
+              <w:right w:w="100" w:type="dxa"/>
+              <w:bottom w:w="60" w:type="dxa"/>
+            </w:tcMar>
+          </w:tcPr>
+          <w:p>
+            <w:pPr>
+              <w:spacing w:after="0" w:line="240" w:lineRule="auto"/>
+            </w:pPr>
+            <w:r>
+              <w:rPr>
+                <w:color w:val="222222"/>
+                <w:sz w:val="18"/>
+                <w:szCs w:val="18"/>
+              </w:rPr>
+              <w:t xml:space="preserve">Documentar las reglas afectadas como de baja confianza.</w:t>
+            </w:r>
+          </w:p>
+        </w:tc>
+      </w:tr>
+      <w:tr>
+        <w:trPr>
+          <w:cantSplit/>
+        </w:trPr>
+        <w:tc>
+          <w:tcPr>
+            <w:tcW w:w="650" w:type="dxa"/>
+            <w:shd w:val="clear" w:color="auto" w:fill="eaf1f8"/>
+            <w:tcMar>
+              <w:left w:w="100" w:type="dxa"/>
+              <w:top w:w="60" w:type="dxa"/>
+              <w:right w:w="100" w:type="dxa"/>
+              <w:bottom w:w="60" w:type="dxa"/>
+            </w:tcMar>
+          </w:tcPr>
+          <w:p>
+            <w:pPr>
+              <w:spacing w:after="0" w:line="240" w:lineRule="auto"/>
+            </w:pPr>
+            <w:r>
+              <w:rPr>
+                <w:b/>
+                <w:bCs/>
+                <w:color w:val="1f3a5f"/>
+                <w:sz w:val="18"/>
+                <w:szCs w:val="18"/>
+              </w:rPr>
+              <w:t xml:space="preserve">R-05</w:t>
+            </w:r>
+          </w:p>
+        </w:tc>
+        <w:tc>
+          <w:tcPr>
+            <w:tcW w:w="3400" w:type="dxa"/>
+            <w:shd w:val="clear" w:color="auto" w:fill="ffffff"/>
+            <w:tcMar>
+              <w:left w:w="100" w:type="dxa"/>
+              <w:top w:w="60" w:type="dxa"/>
+              <w:right w:w="100" w:type="dxa"/>
+              <w:bottom w:w="60" w:type="dxa"/>
+            </w:tcMar>
+          </w:tcPr>
+          <w:p>
+            <w:pPr>
+              <w:spacing w:after="0" w:line="240" w:lineRule="auto"/>
+            </w:pPr>
+            <w:r>
+              <w:rPr>
+                <w:color w:val="222222"/>
+                <w:sz w:val="18"/>
+                <w:szCs w:val="18"/>
+              </w:rPr>
+              <w:t xml:space="preserve">Debido a que las dependencias del proyecto registran vulnerabilidades conocidas, podría ocurrir que el jurado o un usuario las detecte en el repositorio, lo que provocaría una pérdida de credibilidad especialmente grave para una herramienta de seguridad.</w:t>
+            </w:r>
+          </w:p>
+        </w:tc>
+        <w:tc>
+          <w:tcPr>
+            <w:tcW w:w="1500" w:type="dxa"/>
+            <w:shd w:val="clear" w:color="auto" w:fill="ffffff"/>
+            <w:tcMar>
+              <w:left w:w="100" w:type="dxa"/>
+              <w:top w:w="60" w:type="dxa"/>
+              <w:right w:w="100" w:type="dxa"/>
+              <w:bottom w:w="60" w:type="dxa"/>
+            </w:tcMar>
+          </w:tcPr>
+          <w:p>
+            <w:pPr>
+              <w:spacing w:after="0" w:line="240" w:lineRule="auto"/>
+            </w:pPr>
+            <w:r>
+              <w:rPr>
+                <w:color w:val="222222"/>
+                <w:sz w:val="18"/>
+                <w:szCs w:val="18"/>
+              </w:rPr>
+              <w:t xml:space="preserve">Cumplimiento</w:t>
+            </w:r>
+          </w:p>
+        </w:tc>
+        <w:tc>
+          <w:tcPr>
+            <w:tcW w:w="1150" w:type="dxa"/>
+            <w:shd w:val="clear" w:color="auto" w:fill="ffffff"/>
+            <w:tcMar>
+              <w:left w:w="100" w:type="dxa"/>
+              <w:top w:w="60" w:type="dxa"/>
+              <w:right w:w="100" w:type="dxa"/>
+              <w:bottom w:w="60" w:type="dxa"/>
+            </w:tcMar>
+          </w:tcPr>
+          <w:p>
+            <w:pPr>
+              <w:spacing w:after="0" w:line="240" w:lineRule="auto"/>
+            </w:pPr>
+            <w:r>
+              <w:rPr>
+                <w:color w:val="222222"/>
+                <w:sz w:val="18"/>
+                <w:szCs w:val="18"/>
+              </w:rPr>
+              <w:t xml:space="preserve">Pasaje a producción</w:t>
+            </w:r>
+          </w:p>
+        </w:tc>
+        <w:tc>
+          <w:tcPr>
+            <w:tcW w:w="420" w:type="dxa"/>
+            <w:shd w:val="clear" w:color="auto" w:fill="ffffff"/>
+            <w:tcMar>
+              <w:left w:w="100" w:type="dxa"/>
+              <w:top w:w="60" w:type="dxa"/>
+              <w:right w:w="100" w:type="dxa"/>
+              <w:bottom w:w="60" w:type="dxa"/>
+            </w:tcMar>
+          </w:tcPr>
+          <w:p>
+            <w:pPr>
+              <w:spacing w:after="0" w:line="240" w:lineRule="auto"/>
+              <w:jc w:val="center"/>
+            </w:pPr>
+            <w:r>
+              <w:rPr>
+                <w:color w:val="222222"/>
+                <w:sz w:val="18"/>
+                <w:szCs w:val="18"/>
+              </w:rPr>
+              <w:t xml:space="preserve">4</w:t>
+            </w:r>
+          </w:p>
+        </w:tc>
+        <w:tc>
+          <w:tcPr>
+            <w:tcW w:w="420" w:type="dxa"/>
+            <w:shd w:val="clear" w:color="auto" w:fill="ffffff"/>
+            <w:tcMar>
+              <w:left w:w="100" w:type="dxa"/>
+              <w:top w:w="60" w:type="dxa"/>
+              <w:right w:w="100" w:type="dxa"/>
+              <w:bottom w:w="60" w:type="dxa"/>
+            </w:tcMar>
+          </w:tcPr>
+          <w:p>
+            <w:pPr>
+              <w:spacing w:after="0" w:line="240" w:lineRule="auto"/>
+              <w:jc w:val="center"/>
+            </w:pPr>
+            <w:r>
+              <w:rPr>
+                <w:color w:val="222222"/>
+                <w:sz w:val="18"/>
+                <w:szCs w:val="18"/>
+              </w:rPr>
+              <w:t xml:space="preserve">3</w:t>
+            </w:r>
+          </w:p>
+        </w:tc>
+        <w:tc>
+          <w:tcPr>
+            <w:tcW w:w="480" w:type="dxa"/>
+            <w:shd w:val="clear" w:color="auto" w:fill="f9d3d0"/>
+            <w:tcMar>
+              <w:left w:w="100" w:type="dxa"/>
+              <w:top w:w="60" w:type="dxa"/>
+              <w:right w:w="100" w:type="dxa"/>
+              <w:bottom w:w="60" w:type="dxa"/>
+            </w:tcMar>
+          </w:tcPr>
+          <w:p>
+            <w:pPr>
+              <w:spacing w:after="0" w:line="240" w:lineRule="auto"/>
+              <w:jc w:val="center"/>
+            </w:pPr>
+            <w:r>
+              <w:rPr>
+                <w:b/>
+                <w:bCs/>
+                <w:color w:val="9b1c1c"/>
+                <w:sz w:val="18"/>
+                <w:szCs w:val="18"/>
+              </w:rPr>
+              <w:t xml:space="preserve">12</w:t>
+            </w:r>
+          </w:p>
+        </w:tc>
+        <w:tc>
+          <w:tcPr>
+            <w:tcW w:w="2600" w:type="dxa"/>
+            <w:shd w:val="clear" w:color="auto" w:fill="ffffff"/>
+            <w:tcMar>
+              <w:left w:w="100" w:type="dxa"/>
+              <w:top w:w="60" w:type="dxa"/>
+              <w:right w:w="100" w:type="dxa"/>
+              <w:bottom w:w="60" w:type="dxa"/>
+            </w:tcMar>
+          </w:tcPr>
+          <w:p>
+            <w:pPr>
+              <w:spacing w:after="0" w:line="240" w:lineRule="auto"/>
+            </w:pPr>
+            <w:r>
+              <w:rPr>
+                <w:color w:val="222222"/>
+                <w:sz w:val="18"/>
+                <w:szCs w:val="18"/>
+              </w:rPr>
+              <w:t xml:space="preserve">Mitigar: revisar las alertas, actualizar las dependencias y fijar sus versiones antes del 3 de noviembre.</w:t>
+            </w:r>
+          </w:p>
+        </w:tc>
+        <w:tc>
+          <w:tcPr>
+            <w:tcW w:w="750" w:type="dxa"/>
+            <w:shd w:val="clear" w:color="auto" w:fill="ffffff"/>
+            <w:tcMar>
+              <w:left w:w="100" w:type="dxa"/>
+              <w:top w:w="60" w:type="dxa"/>
+              <w:right w:w="100" w:type="dxa"/>
+              <w:bottom w:w="60" w:type="dxa"/>
+            </w:tcMar>
+          </w:tcPr>
+          <w:p>
+            <w:pPr>
+              <w:spacing w:after="0" w:line="240" w:lineRule="auto"/>
+            </w:pPr>
+            <w:r>
+              <w:rPr>
+                <w:color w:val="222222"/>
+                <w:sz w:val="18"/>
+                <w:szCs w:val="18"/>
+              </w:rPr>
+              <w:t xml:space="preserve">Autor</w:t>
+            </w:r>
+          </w:p>
+        </w:tc>
+        <w:tc>
+          <w:tcPr>
+            <w:tcW w:w="1590" w:type="dxa"/>
+            <w:shd w:val="clear" w:color="auto" w:fill="ffffff"/>
+            <w:tcMar>
+              <w:left w:w="100" w:type="dxa"/>
+              <w:top w:w="60" w:type="dxa"/>
+              <w:right w:w="100" w:type="dxa"/>
+              <w:bottom w:w="60" w:type="dxa"/>
+            </w:tcMar>
+          </w:tcPr>
+          <w:p>
+            <w:pPr>
+              <w:spacing w:after="0" w:line="240" w:lineRule="auto"/>
+            </w:pPr>
+            <w:r>
+              <w:rPr>
+                <w:color w:val="222222"/>
+                <w:sz w:val="18"/>
+                <w:szCs w:val="18"/>
+              </w:rPr>
+              <w:t xml:space="preserve">Documentar en el README las alertas pendientes y su impacto real.</w:t>
+            </w:r>
+          </w:p>
+        </w:tc>
+      </w:tr>
+      <w:tr>
+        <w:trPr>
+          <w:cantSplit/>
+        </w:trPr>
+        <w:tc>
+          <w:tcPr>
+            <w:tcW w:w="650" w:type="dxa"/>
+            <w:shd w:val="clear" w:color="auto" w:fill="eaf1f8"/>
+            <w:tcMar>
+              <w:left w:w="100" w:type="dxa"/>
+              <w:top w:w="60" w:type="dxa"/>
+              <w:right w:w="100" w:type="dxa"/>
+              <w:bottom w:w="60" w:type="dxa"/>
+            </w:tcMar>
+          </w:tcPr>
+          <w:p>
+            <w:pPr>
+              <w:spacing w:after="0" w:line="240" w:lineRule="auto"/>
+            </w:pPr>
+            <w:r>
+              <w:rPr>
+                <w:b/>
+                <w:bCs/>
+                <w:color w:val="1f3a5f"/>
+                <w:sz w:val="18"/>
+                <w:szCs w:val="18"/>
+              </w:rPr>
+              <w:t xml:space="preserve">R-06</w:t>
+            </w:r>
+          </w:p>
+        </w:tc>
+        <w:tc>
+          <w:tcPr>
+            <w:tcW w:w="3400" w:type="dxa"/>
+            <w:shd w:val="clear" w:color="auto" w:fill="ffffff"/>
+            <w:tcMar>
+              <w:left w:w="100" w:type="dxa"/>
+              <w:top w:w="60" w:type="dxa"/>
+              <w:right w:w="100" w:type="dxa"/>
+              <w:bottom w:w="60" w:type="dxa"/>
+            </w:tcMar>
+          </w:tcPr>
+          <w:p>
+            <w:pPr>
+              <w:spacing w:after="0" w:line="240" w:lineRule="auto"/>
+            </w:pPr>
+            <w:r>
+              <w:rPr>
+                <w:color w:val="222222"/>
+                <w:sz w:val="18"/>
+                <w:szCs w:val="18"/>
+              </w:rPr>
+              <w:t xml:space="preserve">Debido a que la validación de H3 depende de desarrolladores externos que participan en forma voluntaria, podría ocurrir que no se reúnan participantes suficientes en la semana prevista, lo que provocaría no poder contrastar la hipótesis sobre la visualización.</w:t>
+            </w:r>
+          </w:p>
+        </w:tc>
+        <w:tc>
+          <w:tcPr>
+            <w:tcW w:w="1500" w:type="dxa"/>
+            <w:shd w:val="clear" w:color="auto" w:fill="ffffff"/>
+            <w:tcMar>
+              <w:left w:w="100" w:type="dxa"/>
+              <w:top w:w="60" w:type="dxa"/>
+              <w:right w:w="100" w:type="dxa"/>
+              <w:bottom w:w="60" w:type="dxa"/>
+            </w:tcMar>
+          </w:tcPr>
+          <w:p>
+            <w:pPr>
+              <w:spacing w:after="0" w:line="240" w:lineRule="auto"/>
+            </w:pPr>
+            <w:r>
+              <w:rPr>
+                <w:color w:val="222222"/>
+                <w:sz w:val="18"/>
+                <w:szCs w:val="18"/>
+              </w:rPr>
+              <w:t xml:space="preserve">Terceros (externo)</w:t>
+            </w:r>
+          </w:p>
+        </w:tc>
+        <w:tc>
+          <w:tcPr>
+            <w:tcW w:w="1150" w:type="dxa"/>
+            <w:shd w:val="clear" w:color="auto" w:fill="ffffff"/>
+            <w:tcMar>
+              <w:left w:w="100" w:type="dxa"/>
+              <w:top w:w="60" w:type="dxa"/>
+              <w:right w:w="100" w:type="dxa"/>
+              <w:bottom w:w="60" w:type="dxa"/>
+            </w:tcMar>
+          </w:tcPr>
+          <w:p>
+            <w:pPr>
+              <w:spacing w:after="0" w:line="240" w:lineRule="auto"/>
+            </w:pPr>
+            <w:r>
+              <w:rPr>
+                <w:color w:val="222222"/>
+                <w:sz w:val="18"/>
+                <w:szCs w:val="18"/>
+              </w:rPr>
+              <w:t xml:space="preserve">Durante</w:t>
+            </w:r>
+          </w:p>
+        </w:tc>
+        <w:tc>
+          <w:tcPr>
+            <w:tcW w:w="420" w:type="dxa"/>
+            <w:shd w:val="clear" w:color="auto" w:fill="ffffff"/>
+            <w:tcMar>
+              <w:left w:w="100" w:type="dxa"/>
+              <w:top w:w="60" w:type="dxa"/>
+              <w:right w:w="100" w:type="dxa"/>
+              <w:bottom w:w="60" w:type="dxa"/>
+            </w:tcMar>
+          </w:tcPr>
+          <w:p>
+            <w:pPr>
+              <w:spacing w:after="0" w:line="240" w:lineRule="auto"/>
+              <w:jc w:val="center"/>
+            </w:pPr>
+            <w:r>
+              <w:rPr>
+                <w:color w:val="222222"/>
+                <w:sz w:val="18"/>
+                <w:szCs w:val="18"/>
+              </w:rPr>
+              <w:t xml:space="preserve">3</w:t>
+            </w:r>
+          </w:p>
+        </w:tc>
+        <w:tc>
+          <w:tcPr>
+            <w:tcW w:w="420" w:type="dxa"/>
+            <w:shd w:val="clear" w:color="auto" w:fill="ffffff"/>
+            <w:tcMar>
+              <w:left w:w="100" w:type="dxa"/>
+              <w:top w:w="60" w:type="dxa"/>
+              <w:right w:w="100" w:type="dxa"/>
+              <w:bottom w:w="60" w:type="dxa"/>
+            </w:tcMar>
+          </w:tcPr>
+          <w:p>
+            <w:pPr>
+              <w:spacing w:after="0" w:line="240" w:lineRule="auto"/>
+              <w:jc w:val="center"/>
+            </w:pPr>
+            <w:r>
+              <w:rPr>
+                <w:color w:val="222222"/>
+                <w:sz w:val="18"/>
+                <w:szCs w:val="18"/>
+              </w:rPr>
+              <w:t xml:space="preserve">4</w:t>
+            </w:r>
+          </w:p>
+        </w:tc>
+        <w:tc>
+          <w:tcPr>
+            <w:tcW w:w="480" w:type="dxa"/>
+            <w:shd w:val="clear" w:color="auto" w:fill="f9d3d0"/>
+            <w:tcMar>
+              <w:left w:w="100" w:type="dxa"/>
+              <w:top w:w="60" w:type="dxa"/>
+              <w:right w:w="100" w:type="dxa"/>
+              <w:bottom w:w="60" w:type="dxa"/>
+            </w:tcMar>
+          </w:tcPr>
+          <w:p>
+            <w:pPr>
+              <w:spacing w:after="0" w:line="240" w:lineRule="auto"/>
+              <w:jc w:val="center"/>
+            </w:pPr>
+            <w:r>
+              <w:rPr>
+                <w:b/>
+                <w:bCs/>
+                <w:color w:val="9b1c1c"/>
+                <w:sz w:val="18"/>
+                <w:szCs w:val="18"/>
+              </w:rPr>
+              <w:t xml:space="preserve">12</w:t>
+            </w:r>
+          </w:p>
+        </w:tc>
+        <w:tc>
+          <w:tcPr>
+            <w:tcW w:w="2600" w:type="dxa"/>
+            <w:shd w:val="clear" w:color="auto" w:fill="ffffff"/>
+            <w:tcMar>
+              <w:left w:w="100" w:type="dxa"/>
+              <w:top w:w="60" w:type="dxa"/>
+              <w:right w:w="100" w:type="dxa"/>
+              <w:bottom w:w="60" w:type="dxa"/>
+            </w:tcMar>
+          </w:tcPr>
+          <w:p>
+            <w:pPr>
+              <w:spacing w:after="0" w:line="240" w:lineRule="auto"/>
+            </w:pPr>
+            <w:r>
+              <w:rPr>
+                <w:color w:val="222222"/>
+                <w:sz w:val="18"/>
+                <w:szCs w:val="18"/>
+              </w:rPr>
+              <w:t xml:space="preserve">Mitigar: convocatoria anticipada, sesiones remotas de veinte minutos y un protocolo breve.</w:t>
+            </w:r>
+          </w:p>
+        </w:tc>
+        <w:tc>
+          <w:tcPr>
+            <w:tcW w:w="750" w:type="dxa"/>
+            <w:shd w:val="clear" w:color="auto" w:fill="ffffff"/>
+            <w:tcMar>
+              <w:left w:w="100" w:type="dxa"/>
+              <w:top w:w="60" w:type="dxa"/>
+              <w:right w:w="100" w:type="dxa"/>
+              <w:bottom w:w="60" w:type="dxa"/>
+            </w:tcMar>
+          </w:tcPr>
+          <w:p>
+            <w:pPr>
+              <w:spacing w:after="0" w:line="240" w:lineRule="auto"/>
+            </w:pPr>
+            <w:r>
+              <w:rPr>
+                <w:color w:val="222222"/>
+                <w:sz w:val="18"/>
+                <w:szCs w:val="18"/>
+              </w:rPr>
+              <w:t xml:space="preserve">Autor</w:t>
+            </w:r>
+          </w:p>
+        </w:tc>
+        <w:tc>
+          <w:tcPr>
+            <w:tcW w:w="1590" w:type="dxa"/>
+            <w:shd w:val="clear" w:color="auto" w:fill="ffffff"/>
+            <w:tcMar>
+              <w:left w:w="100" w:type="dxa"/>
+              <w:top w:w="60" w:type="dxa"/>
+              <w:right w:w="100" w:type="dxa"/>
+              <w:bottom w:w="60" w:type="dxa"/>
+            </w:tcMar>
+          </w:tcPr>
+          <w:p>
+            <w:pPr>
+              <w:spacing w:after="0" w:line="240" w:lineRule="auto"/>
+            </w:pPr>
+            <w:r>
+              <w:rPr>
+                <w:color w:val="222222"/>
+                <w:sz w:val="18"/>
+                <w:szCs w:val="18"/>
+              </w:rPr>
+              <w:t xml:space="preserve">Estudio reducido declarado preliminar, complementado con la entrevista a un experto.</w:t>
+            </w:r>
+          </w:p>
+        </w:tc>
+      </w:tr>
+      <w:tr>
+        <w:trPr>
+          <w:cantSplit/>
+        </w:trPr>
+        <w:tc>
+          <w:tcPr>
+            <w:tcW w:w="650" w:type="dxa"/>
+            <w:shd w:val="clear" w:color="auto" w:fill="eaf1f8"/>
+            <w:tcMar>
+              <w:left w:w="100" w:type="dxa"/>
+              <w:top w:w="60" w:type="dxa"/>
+              <w:right w:w="100" w:type="dxa"/>
+              <w:bottom w:w="60" w:type="dxa"/>
+            </w:tcMar>
+          </w:tcPr>
+          <w:p>
+            <w:pPr>
+              <w:spacing w:after="0" w:line="240" w:lineRule="auto"/>
+            </w:pPr>
+            <w:r>
+              <w:rPr>
+                <w:b/>
+                <w:bCs/>
+                <w:color w:val="1f3a5f"/>
+                <w:sz w:val="18"/>
+                <w:szCs w:val="18"/>
+              </w:rPr>
+              <w:t xml:space="preserve">R-07</w:t>
+            </w:r>
+          </w:p>
+        </w:tc>
+        <w:tc>
+          <w:tcPr>
+            <w:tcW w:w="3400" w:type="dxa"/>
+            <w:shd w:val="clear" w:color="auto" w:fill="ffffff"/>
+            <w:tcMar>
+              <w:left w:w="100" w:type="dxa"/>
+              <w:top w:w="60" w:type="dxa"/>
+              <w:right w:w="100" w:type="dxa"/>
+              <w:bottom w:w="60" w:type="dxa"/>
+            </w:tcMar>
+          </w:tcPr>
+          <w:p>
+            <w:pPr>
+              <w:spacing w:after="0" w:line="240" w:lineRule="auto"/>
+            </w:pPr>
+            <w:r>
+              <w:rPr>
+                <w:color w:val="222222"/>
+                <w:sz w:val="18"/>
+                <w:szCs w:val="18"/>
+              </w:rPr>
+              <w:t xml:space="preserve">Debido a que existen herramientas consolidadas con análisis de flujo de datos, como Semgrep y CodeQL, gratuitas en determinadas condiciones de uso, podría ocurrir que los desarrolladores no estén dispuestos a pagar una suscripción, lo que provocaría una captación inferior a la proyectada en el capítulo 5.</w:t>
+            </w:r>
+          </w:p>
+        </w:tc>
+        <w:tc>
+          <w:tcPr>
+            <w:tcW w:w="1500" w:type="dxa"/>
+            <w:shd w:val="clear" w:color="auto" w:fill="ffffff"/>
+            <w:tcMar>
+              <w:left w:w="100" w:type="dxa"/>
+              <w:top w:w="60" w:type="dxa"/>
+              <w:right w:w="100" w:type="dxa"/>
+              <w:bottom w:w="60" w:type="dxa"/>
+            </w:tcMar>
+          </w:tcPr>
+          <w:p>
+            <w:pPr>
+              <w:spacing w:after="0" w:line="240" w:lineRule="auto"/>
+            </w:pPr>
+            <w:r>
+              <w:rPr>
+                <w:color w:val="222222"/>
+                <w:sz w:val="18"/>
+                <w:szCs w:val="18"/>
+              </w:rPr>
+              <w:t xml:space="preserve">Recursos (externo)</w:t>
+            </w:r>
+          </w:p>
+        </w:tc>
+        <w:tc>
+          <w:tcPr>
+            <w:tcW w:w="1150" w:type="dxa"/>
+            <w:shd w:val="clear" w:color="auto" w:fill="ffffff"/>
+            <w:tcMar>
+              <w:left w:w="100" w:type="dxa"/>
+              <w:top w:w="60" w:type="dxa"/>
+              <w:right w:w="100" w:type="dxa"/>
+              <w:bottom w:w="60" w:type="dxa"/>
+            </w:tcMar>
+          </w:tcPr>
+          <w:p>
+            <w:pPr>
+              <w:spacing w:after="0" w:line="240" w:lineRule="auto"/>
+            </w:pPr>
+            <w:r>
+              <w:rPr>
+                <w:color w:val="222222"/>
+                <w:sz w:val="18"/>
+                <w:szCs w:val="18"/>
+              </w:rPr>
+              <w:t xml:space="preserve">Operación</w:t>
+            </w:r>
+          </w:p>
+        </w:tc>
+        <w:tc>
+          <w:tcPr>
+            <w:tcW w:w="420" w:type="dxa"/>
+            <w:shd w:val="clear" w:color="auto" w:fill="ffffff"/>
+            <w:tcMar>
+              <w:left w:w="100" w:type="dxa"/>
+              <w:top w:w="60" w:type="dxa"/>
+              <w:right w:w="100" w:type="dxa"/>
+              <w:bottom w:w="60" w:type="dxa"/>
+            </w:tcMar>
+          </w:tcPr>
+          <w:p>
+            <w:pPr>
+              <w:spacing w:after="0" w:line="240" w:lineRule="auto"/>
+              <w:jc w:val="center"/>
+            </w:pPr>
+            <w:r>
+              <w:rPr>
+                <w:color w:val="222222"/>
+                <w:sz w:val="18"/>
+                <w:szCs w:val="18"/>
+              </w:rPr>
+              <w:t xml:space="preserve">3</w:t>
+            </w:r>
+          </w:p>
+        </w:tc>
+        <w:tc>
+          <w:tcPr>
+            <w:tcW w:w="420" w:type="dxa"/>
+            <w:shd w:val="clear" w:color="auto" w:fill="ffffff"/>
+            <w:tcMar>
+              <w:left w:w="100" w:type="dxa"/>
+              <w:top w:w="60" w:type="dxa"/>
+              <w:right w:w="100" w:type="dxa"/>
+              <w:bottom w:w="60" w:type="dxa"/>
+            </w:tcMar>
+          </w:tcPr>
+          <w:p>
+            <w:pPr>
+              <w:spacing w:after="0" w:line="240" w:lineRule="auto"/>
+              <w:jc w:val="center"/>
+            </w:pPr>
+            <w:r>
+              <w:rPr>
+                <w:color w:val="222222"/>
+                <w:sz w:val="18"/>
+                <w:szCs w:val="18"/>
+              </w:rPr>
+              <w:t xml:space="preserve">4</w:t>
+            </w:r>
+          </w:p>
+        </w:tc>
+        <w:tc>
+          <w:tcPr>
+            <w:tcW w:w="480" w:type="dxa"/>
+            <w:shd w:val="clear" w:color="auto" w:fill="f9d3d0"/>
+            <w:tcMar>
+              <w:left w:w="100" w:type="dxa"/>
+              <w:top w:w="60" w:type="dxa"/>
+              <w:right w:w="100" w:type="dxa"/>
+              <w:bottom w:w="60" w:type="dxa"/>
+            </w:tcMar>
+          </w:tcPr>
+          <w:p>
+            <w:pPr>
+              <w:spacing w:after="0" w:line="240" w:lineRule="auto"/>
+              <w:jc w:val="center"/>
+            </w:pPr>
+            <w:r>
+              <w:rPr>
+                <w:b/>
+                <w:bCs/>
+                <w:color w:val="9b1c1c"/>
+                <w:sz w:val="18"/>
+                <w:szCs w:val="18"/>
+              </w:rPr>
+              <w:t xml:space="preserve">12</w:t>
+            </w:r>
+          </w:p>
+        </w:tc>
+        <w:tc>
+          <w:tcPr>
+            <w:tcW w:w="2600" w:type="dxa"/>
+            <w:shd w:val="clear" w:color="auto" w:fill="ffffff"/>
+            <w:tcMar>
+              <w:left w:w="100" w:type="dxa"/>
+              <w:top w:w="60" w:type="dxa"/>
+              <w:right w:w="100" w:type="dxa"/>
+              <w:bottom w:w="60" w:type="dxa"/>
+            </w:tcMar>
+          </w:tcPr>
+          <w:p>
+            <w:pPr>
+              <w:spacing w:after="0" w:line="240" w:lineRule="auto"/>
+            </w:pPr>
+            <w:r>
+              <w:rPr>
+                <w:color w:val="222222"/>
+                <w:sz w:val="18"/>
+                <w:szCs w:val="18"/>
+              </w:rPr>
+              <w:t xml:space="preserve">Mitigar: posicionar el producto por el análisis desde el navegador sin instalación y por la visualización del recorrido, y relevar la disposición a pagar en la validación con usuarios.</w:t>
+            </w:r>
+          </w:p>
+        </w:tc>
+        <w:tc>
+          <w:tcPr>
+            <w:tcW w:w="750" w:type="dxa"/>
+            <w:shd w:val="clear" w:color="auto" w:fill="ffffff"/>
+            <w:tcMar>
+              <w:left w:w="100" w:type="dxa"/>
+              <w:top w:w="60" w:type="dxa"/>
+              <w:right w:w="100" w:type="dxa"/>
+              <w:bottom w:w="60" w:type="dxa"/>
+            </w:tcMar>
+          </w:tcPr>
+          <w:p>
+            <w:pPr>
+              <w:spacing w:after="0" w:line="240" w:lineRule="auto"/>
+            </w:pPr>
+            <w:r>
+              <w:rPr>
+                <w:color w:val="222222"/>
+                <w:sz w:val="18"/>
+                <w:szCs w:val="18"/>
+              </w:rPr>
+              <w:t xml:space="preserve">Autor</w:t>
+            </w:r>
+          </w:p>
+        </w:tc>
+        <w:tc>
+          <w:tcPr>
+            <w:tcW w:w="1590" w:type="dxa"/>
+            <w:shd w:val="clear" w:color="auto" w:fill="ffffff"/>
+            <w:tcMar>
+              <w:left w:w="100" w:type="dxa"/>
+              <w:top w:w="60" w:type="dxa"/>
+              <w:right w:w="100" w:type="dxa"/>
+              <w:bottom w:w="60" w:type="dxa"/>
+            </w:tcMar>
+          </w:tcPr>
+          <w:p>
+            <w:pPr>
+              <w:spacing w:after="0" w:line="240" w:lineRule="auto"/>
+            </w:pPr>
+            <w:r>
+              <w:rPr>
+                <w:color w:val="222222"/>
+                <w:sz w:val="18"/>
+                <w:szCs w:val="18"/>
+              </w:rPr>
+              <w:t xml:space="preserve">Reformular el modelo hacia un esquema gratuito con funciones pagas.</w:t>
+            </w:r>
+          </w:p>
+        </w:tc>
+      </w:tr>
+      <w:tr>
+        <w:trPr>
+          <w:cantSplit/>
+        </w:trPr>
+        <w:tc>
+          <w:tcPr>
+            <w:tcW w:w="650" w:type="dxa"/>
+            <w:shd w:val="clear" w:color="auto" w:fill="eaf1f8"/>
+            <w:tcMar>
+              <w:left w:w="100" w:type="dxa"/>
+              <w:top w:w="60" w:type="dxa"/>
+              <w:right w:w="100" w:type="dxa"/>
+              <w:bottom w:w="60" w:type="dxa"/>
+            </w:tcMar>
+          </w:tcPr>
+          <w:p>
+            <w:pPr>
+              <w:spacing w:after="0" w:line="240" w:lineRule="auto"/>
+            </w:pPr>
+            <w:r>
+              <w:rPr>
+                <w:b/>
+                <w:bCs/>
+                <w:color w:val="1f3a5f"/>
+                <w:sz w:val="18"/>
+                <w:szCs w:val="18"/>
+              </w:rPr>
+              <w:t xml:space="preserve">R-08</w:t>
+            </w:r>
+          </w:p>
+        </w:tc>
+        <w:tc>
+          <w:tcPr>
+            <w:tcW w:w="3400" w:type="dxa"/>
+            <w:shd w:val="clear" w:color="auto" w:fill="ffffff"/>
+            <w:tcMar>
+              <w:left w:w="100" w:type="dxa"/>
+              <w:top w:w="60" w:type="dxa"/>
+              <w:right w:w="100" w:type="dxa"/>
+              <w:bottom w:w="60" w:type="dxa"/>
+            </w:tcMar>
+          </w:tcPr>
+          <w:p>
+            <w:pPr>
+              <w:spacing w:after="0" w:line="240" w:lineRule="auto"/>
+            </w:pPr>
+            <w:r>
+              <w:rPr>
+                <w:color w:val="222222"/>
+                <w:sz w:val="18"/>
+                <w:szCs w:val="18"/>
+              </w:rPr>
+              <w:t xml:space="preserve">Debido a que el catálogo de orígenes, destinos y sanitizadores depende de APIs de bibliotecas que evolucionan y el autor es su único mantenedor, podría ocurrir que después de la entrega el catálogo quede desactualizado, lo que provocaría falsos negativos crecientes.</w:t>
+            </w:r>
+          </w:p>
+        </w:tc>
+        <w:tc>
+          <w:tcPr>
+            <w:tcW w:w="1500" w:type="dxa"/>
+            <w:shd w:val="clear" w:color="auto" w:fill="ffffff"/>
+            <w:tcMar>
+              <w:left w:w="100" w:type="dxa"/>
+              <w:top w:w="60" w:type="dxa"/>
+              <w:right w:w="100" w:type="dxa"/>
+              <w:bottom w:w="60" w:type="dxa"/>
+            </w:tcMar>
+          </w:tcPr>
+          <w:p>
+            <w:pPr>
+              <w:spacing w:after="0" w:line="240" w:lineRule="auto"/>
+            </w:pPr>
+            <w:r>
+              <w:rPr>
+                <w:color w:val="222222"/>
+                <w:sz w:val="18"/>
+                <w:szCs w:val="18"/>
+              </w:rPr>
+              <w:t xml:space="preserve">Datos</w:t>
+            </w:r>
+          </w:p>
+        </w:tc>
+        <w:tc>
+          <w:tcPr>
+            <w:tcW w:w="1150" w:type="dxa"/>
+            <w:shd w:val="clear" w:color="auto" w:fill="ffffff"/>
+            <w:tcMar>
+              <w:left w:w="100" w:type="dxa"/>
+              <w:top w:w="60" w:type="dxa"/>
+              <w:right w:w="100" w:type="dxa"/>
+              <w:bottom w:w="60" w:type="dxa"/>
+            </w:tcMar>
+          </w:tcPr>
+          <w:p>
+            <w:pPr>
+              <w:spacing w:after="0" w:line="240" w:lineRule="auto"/>
+            </w:pPr>
+            <w:r>
+              <w:rPr>
+                <w:color w:val="222222"/>
+                <w:sz w:val="18"/>
+                <w:szCs w:val="18"/>
+              </w:rPr>
+              <w:t xml:space="preserve">Operación</w:t>
+            </w:r>
+          </w:p>
+        </w:tc>
+        <w:tc>
+          <w:tcPr>
+            <w:tcW w:w="420" w:type="dxa"/>
+            <w:shd w:val="clear" w:color="auto" w:fill="ffffff"/>
+            <w:tcMar>
+              <w:left w:w="100" w:type="dxa"/>
+              <w:top w:w="60" w:type="dxa"/>
+              <w:right w:w="100" w:type="dxa"/>
+              <w:bottom w:w="60" w:type="dxa"/>
+            </w:tcMar>
+          </w:tcPr>
+          <w:p>
+            <w:pPr>
+              <w:spacing w:after="0" w:line="240" w:lineRule="auto"/>
+              <w:jc w:val="center"/>
+            </w:pPr>
+            <w:r>
+              <w:rPr>
+                <w:color w:val="222222"/>
+                <w:sz w:val="18"/>
+                <w:szCs w:val="18"/>
+              </w:rPr>
+              <w:t xml:space="preserve">4</w:t>
+            </w:r>
+          </w:p>
+        </w:tc>
+        <w:tc>
+          <w:tcPr>
+            <w:tcW w:w="420" w:type="dxa"/>
+            <w:shd w:val="clear" w:color="auto" w:fill="ffffff"/>
+            <w:tcMar>
+              <w:left w:w="100" w:type="dxa"/>
+              <w:top w:w="60" w:type="dxa"/>
+              <w:right w:w="100" w:type="dxa"/>
+              <w:bottom w:w="60" w:type="dxa"/>
+            </w:tcMar>
+          </w:tcPr>
+          <w:p>
+            <w:pPr>
+              <w:spacing w:after="0" w:line="240" w:lineRule="auto"/>
+              <w:jc w:val="center"/>
+            </w:pPr>
+            <w:r>
+              <w:rPr>
+                <w:color w:val="222222"/>
+                <w:sz w:val="18"/>
+                <w:szCs w:val="18"/>
+              </w:rPr>
+              <w:t xml:space="preserve">3</w:t>
+            </w:r>
+          </w:p>
+        </w:tc>
+        <w:tc>
+          <w:tcPr>
+            <w:tcW w:w="480" w:type="dxa"/>
+            <w:shd w:val="clear" w:color="auto" w:fill="f9d3d0"/>
+            <w:tcMar>
+              <w:left w:w="100" w:type="dxa"/>
+              <w:top w:w="60" w:type="dxa"/>
+              <w:right w:w="100" w:type="dxa"/>
+              <w:bottom w:w="60" w:type="dxa"/>
+            </w:tcMar>
+          </w:tcPr>
+          <w:p>
+            <w:pPr>
+              <w:spacing w:after="0" w:line="240" w:lineRule="auto"/>
+              <w:jc w:val="center"/>
+            </w:pPr>
+            <w:r>
+              <w:rPr>
+                <w:b/>
+                <w:bCs/>
+                <w:color w:val="9b1c1c"/>
+                <w:sz w:val="18"/>
+                <w:szCs w:val="18"/>
+              </w:rPr>
+              <w:t xml:space="preserve">12</w:t>
+            </w:r>
+          </w:p>
+        </w:tc>
+        <w:tc>
+          <w:tcPr>
+            <w:tcW w:w="2600" w:type="dxa"/>
+            <w:shd w:val="clear" w:color="auto" w:fill="ffffff"/>
+            <w:tcMar>
+              <w:left w:w="100" w:type="dxa"/>
+              <w:top w:w="60" w:type="dxa"/>
+              <w:right w:w="100" w:type="dxa"/>
+              <w:bottom w:w="60" w:type="dxa"/>
+            </w:tcMar>
+          </w:tcPr>
+          <w:p>
+            <w:pPr>
+              <w:spacing w:after="0" w:line="240" w:lineRule="auto"/>
+            </w:pPr>
+            <w:r>
+              <w:rPr>
+                <w:color w:val="222222"/>
+                <w:sz w:val="18"/>
+                <w:szCs w:val="18"/>
+              </w:rPr>
+              <w:t xml:space="preserve">Transferir: publicar el código con licencia abierta y documentar cómo extender el catálogo en JSON para recibir contribuciones.</w:t>
+            </w:r>
+          </w:p>
+        </w:tc>
+        <w:tc>
+          <w:tcPr>
+            <w:tcW w:w="750" w:type="dxa"/>
+            <w:shd w:val="clear" w:color="auto" w:fill="ffffff"/>
+            <w:tcMar>
+              <w:left w:w="100" w:type="dxa"/>
+              <w:top w:w="60" w:type="dxa"/>
+              <w:right w:w="100" w:type="dxa"/>
+              <w:bottom w:w="60" w:type="dxa"/>
+            </w:tcMar>
+          </w:tcPr>
+          <w:p>
+            <w:pPr>
+              <w:spacing w:after="0" w:line="240" w:lineRule="auto"/>
+            </w:pPr>
+            <w:r>
+              <w:rPr>
+                <w:color w:val="222222"/>
+                <w:sz w:val="18"/>
+                <w:szCs w:val="18"/>
+              </w:rPr>
+              <w:t xml:space="preserve">Autor</w:t>
+            </w:r>
+          </w:p>
+        </w:tc>
+        <w:tc>
+          <w:tcPr>
+            <w:tcW w:w="1590" w:type="dxa"/>
+            <w:shd w:val="clear" w:color="auto" w:fill="ffffff"/>
+            <w:tcMar>
+              <w:left w:w="100" w:type="dxa"/>
+              <w:top w:w="60" w:type="dxa"/>
+              <w:right w:w="100" w:type="dxa"/>
+              <w:bottom w:w="60" w:type="dxa"/>
+            </w:tcMar>
+          </w:tcPr>
+          <w:p>
+            <w:pPr>
+              <w:spacing w:after="0" w:line="240" w:lineRule="auto"/>
+            </w:pPr>
+            <w:r>
+              <w:rPr>
+                <w:color w:val="222222"/>
+                <w:sz w:val="18"/>
+                <w:szCs w:val="18"/>
+              </w:rPr>
+              <w:t xml:space="preserve">Indicar en el README la fecha de la última revisión del catálogo.</w:t>
+            </w:r>
+          </w:p>
+        </w:tc>
+      </w:tr>
+      <w:tr>
+        <w:trPr>
+          <w:cantSplit/>
+        </w:trPr>
+        <w:tc>
+          <w:tcPr>
+            <w:tcW w:w="650" w:type="dxa"/>
+            <w:shd w:val="clear" w:color="auto" w:fill="eaf1f8"/>
+            <w:tcMar>
+              <w:left w:w="100" w:type="dxa"/>
+              <w:top w:w="60" w:type="dxa"/>
+              <w:right w:w="100" w:type="dxa"/>
+              <w:bottom w:w="60" w:type="dxa"/>
+            </w:tcMar>
+          </w:tcPr>
+          <w:p>
+            <w:pPr>
+              <w:spacing w:after="0" w:line="240" w:lineRule="auto"/>
+            </w:pPr>
+            <w:r>
+              <w:rPr>
+                <w:b/>
+                <w:bCs/>
+                <w:color w:val="1f3a5f"/>
+                <w:sz w:val="18"/>
+                <w:szCs w:val="18"/>
+              </w:rPr>
+              <w:t xml:space="preserve">R-09</w:t>
+            </w:r>
+          </w:p>
+        </w:tc>
+        <w:tc>
+          <w:tcPr>
+            <w:tcW w:w="3400" w:type="dxa"/>
+            <w:shd w:val="clear" w:color="auto" w:fill="ffffff"/>
+            <w:tcMar>
+              <w:left w:w="100" w:type="dxa"/>
+              <w:top w:w="60" w:type="dxa"/>
+              <w:right w:w="100" w:type="dxa"/>
+              <w:bottom w:w="60" w:type="dxa"/>
+            </w:tcMar>
+          </w:tcPr>
+          <w:p>
+            <w:pPr>
+              <w:spacing w:after="0" w:line="240" w:lineRule="auto"/>
+            </w:pPr>
+            <w:r>
+              <w:rPr>
+                <w:color w:val="222222"/>
+                <w:sz w:val="18"/>
+                <w:szCs w:val="18"/>
+              </w:rPr>
+              <w:t xml:space="preserve">Debido a que la versión publicada depende de Vercel y de la conectividad del aula, podría ocurrir que el sitio no esté disponible durante la defensa, lo que impediría mostrar el sistema funcionando al jurado.</w:t>
+            </w:r>
+          </w:p>
+        </w:tc>
+        <w:tc>
+          <w:tcPr>
+            <w:tcW w:w="1500" w:type="dxa"/>
+            <w:shd w:val="clear" w:color="auto" w:fill="ffffff"/>
+            <w:tcMar>
+              <w:left w:w="100" w:type="dxa"/>
+              <w:top w:w="60" w:type="dxa"/>
+              <w:right w:w="100" w:type="dxa"/>
+              <w:bottom w:w="60" w:type="dxa"/>
+            </w:tcMar>
+          </w:tcPr>
+          <w:p>
+            <w:pPr>
+              <w:spacing w:after="0" w:line="240" w:lineRule="auto"/>
+            </w:pPr>
+            <w:r>
+              <w:rPr>
+                <w:color w:val="222222"/>
+                <w:sz w:val="18"/>
+                <w:szCs w:val="18"/>
+              </w:rPr>
+              <w:t xml:space="preserve">Terceros (externo)</w:t>
+            </w:r>
+          </w:p>
+        </w:tc>
+        <w:tc>
+          <w:tcPr>
+            <w:tcW w:w="1150" w:type="dxa"/>
+            <w:shd w:val="clear" w:color="auto" w:fill="ffffff"/>
+            <w:tcMar>
+              <w:left w:w="100" w:type="dxa"/>
+              <w:top w:w="60" w:type="dxa"/>
+              <w:right w:w="100" w:type="dxa"/>
+              <w:bottom w:w="60" w:type="dxa"/>
+            </w:tcMar>
+          </w:tcPr>
+          <w:p>
+            <w:pPr>
+              <w:spacing w:after="0" w:line="240" w:lineRule="auto"/>
+            </w:pPr>
+            <w:r>
+              <w:rPr>
+                <w:color w:val="222222"/>
+                <w:sz w:val="18"/>
+                <w:szCs w:val="18"/>
+              </w:rPr>
+              <w:t xml:space="preserve">Pasaje a producción</w:t>
+            </w:r>
+          </w:p>
+        </w:tc>
+        <w:tc>
+          <w:tcPr>
+            <w:tcW w:w="420" w:type="dxa"/>
+            <w:shd w:val="clear" w:color="auto" w:fill="ffffff"/>
+            <w:tcMar>
+              <w:left w:w="100" w:type="dxa"/>
+              <w:top w:w="60" w:type="dxa"/>
+              <w:right w:w="100" w:type="dxa"/>
+              <w:bottom w:w="60" w:type="dxa"/>
+            </w:tcMar>
+          </w:tcPr>
+          <w:p>
+            <w:pPr>
+              <w:spacing w:after="0" w:line="240" w:lineRule="auto"/>
+              <w:jc w:val="center"/>
+            </w:pPr>
+            <w:r>
+              <w:rPr>
+                <w:color w:val="222222"/>
+                <w:sz w:val="18"/>
+                <w:szCs w:val="18"/>
+              </w:rPr>
+              <w:t xml:space="preserve">2</w:t>
+            </w:r>
+          </w:p>
+        </w:tc>
+        <w:tc>
+          <w:tcPr>
+            <w:tcW w:w="420" w:type="dxa"/>
+            <w:shd w:val="clear" w:color="auto" w:fill="ffffff"/>
+            <w:tcMar>
+              <w:left w:w="100" w:type="dxa"/>
+              <w:top w:w="60" w:type="dxa"/>
+              <w:right w:w="100" w:type="dxa"/>
+              <w:bottom w:w="60" w:type="dxa"/>
+            </w:tcMar>
+          </w:tcPr>
+          <w:p>
+            <w:pPr>
+              <w:spacing w:after="0" w:line="240" w:lineRule="auto"/>
+              <w:jc w:val="center"/>
+            </w:pPr>
+            <w:r>
+              <w:rPr>
+                <w:color w:val="222222"/>
+                <w:sz w:val="18"/>
+                <w:szCs w:val="18"/>
+              </w:rPr>
+              <w:t xml:space="preserve">5</w:t>
+            </w:r>
+          </w:p>
+        </w:tc>
+        <w:tc>
+          <w:tcPr>
+            <w:tcW w:w="480" w:type="dxa"/>
+            <w:shd w:val="clear" w:color="auto" w:fill="fff1c2"/>
+            <w:tcMar>
+              <w:left w:w="100" w:type="dxa"/>
+              <w:top w:w="60" w:type="dxa"/>
+              <w:right w:w="100" w:type="dxa"/>
+              <w:bottom w:w="60" w:type="dxa"/>
+            </w:tcMar>
+          </w:tcPr>
+          <w:p>
+            <w:pPr>
+              <w:spacing w:after="0" w:line="240" w:lineRule="auto"/>
+              <w:jc w:val="center"/>
+            </w:pPr>
+            <w:r>
+              <w:rPr>
+                <w:b/>
+                <w:bCs/>
+                <w:color w:val="7a5a00"/>
+                <w:sz w:val="18"/>
+                <w:szCs w:val="18"/>
+              </w:rPr>
+              <w:t xml:space="preserve">10</w:t>
+            </w:r>
+          </w:p>
+        </w:tc>
+        <w:tc>
+          <w:tcPr>
+            <w:tcW w:w="2600" w:type="dxa"/>
+            <w:shd w:val="clear" w:color="auto" w:fill="ffffff"/>
+            <w:tcMar>
+              <w:left w:w="100" w:type="dxa"/>
+              <w:top w:w="60" w:type="dxa"/>
+              <w:right w:w="100" w:type="dxa"/>
+              <w:bottom w:w="60" w:type="dxa"/>
+            </w:tcMar>
+          </w:tcPr>
+          <w:p>
+            <w:pPr>
+              <w:spacing w:after="0" w:line="240" w:lineRule="auto"/>
+            </w:pPr>
+            <w:r>
+              <w:rPr>
+                <w:color w:val="222222"/>
+                <w:sz w:val="18"/>
+                <w:szCs w:val="18"/>
+              </w:rPr>
+              <w:t xml:space="preserve">Mitigar: ejecución local preparada y video de la demostración grabado la semana anterior.</w:t>
+            </w:r>
+          </w:p>
+        </w:tc>
+        <w:tc>
+          <w:tcPr>
+            <w:tcW w:w="750" w:type="dxa"/>
+            <w:shd w:val="clear" w:color="auto" w:fill="ffffff"/>
+            <w:tcMar>
+              <w:left w:w="100" w:type="dxa"/>
+              <w:top w:w="60" w:type="dxa"/>
+              <w:right w:w="100" w:type="dxa"/>
+              <w:bottom w:w="60" w:type="dxa"/>
+            </w:tcMar>
+          </w:tcPr>
+          <w:p>
+            <w:pPr>
+              <w:spacing w:after="0" w:line="240" w:lineRule="auto"/>
+            </w:pPr>
+            <w:r>
+              <w:rPr>
+                <w:color w:val="222222"/>
+                <w:sz w:val="18"/>
+                <w:szCs w:val="18"/>
+              </w:rPr>
+              <w:t xml:space="preserve">Autor</w:t>
+            </w:r>
+          </w:p>
+        </w:tc>
+        <w:tc>
+          <w:tcPr>
+            <w:tcW w:w="1590" w:type="dxa"/>
+            <w:shd w:val="clear" w:color="auto" w:fill="ffffff"/>
+            <w:tcMar>
+              <w:left w:w="100" w:type="dxa"/>
+              <w:top w:w="60" w:type="dxa"/>
+              <w:right w:w="100" w:type="dxa"/>
+              <w:bottom w:w="60" w:type="dxa"/>
+            </w:tcMar>
+          </w:tcPr>
+          <w:p>
+            <w:pPr>
+              <w:spacing w:after="0" w:line="240" w:lineRule="auto"/>
+            </w:pPr>
+            <w:r>
+              <w:rPr>
+                <w:color w:val="222222"/>
+                <w:sz w:val="18"/>
+                <w:szCs w:val="18"/>
+              </w:rPr>
+              <w:t xml:space="preserve">Mostrar el video y ejecutar la versión local.</w:t>
+            </w:r>
+          </w:p>
+        </w:tc>
+      </w:tr>
+      <w:tr>
+        <w:trPr>
+          <w:cantSplit/>
+        </w:trPr>
+        <w:tc>
+          <w:tcPr>
+            <w:tcW w:w="650" w:type="dxa"/>
+            <w:shd w:val="clear" w:color="auto" w:fill="eaf1f8"/>
+            <w:tcMar>
+              <w:left w:w="100" w:type="dxa"/>
+              <w:top w:w="60" w:type="dxa"/>
+              <w:right w:w="100" w:type="dxa"/>
+              <w:bottom w:w="60" w:type="dxa"/>
+            </w:tcMar>
+          </w:tcPr>
+          <w:p>
+            <w:pPr>
+              <w:spacing w:after="0" w:line="240" w:lineRule="auto"/>
+            </w:pPr>
+            <w:r>
+              <w:rPr>
+                <w:b/>
+                <w:bCs/>
+                <w:color w:val="1f3a5f"/>
+                <w:sz w:val="18"/>
+                <w:szCs w:val="18"/>
+              </w:rPr>
+              <w:t xml:space="preserve">R-10</w:t>
+            </w:r>
+          </w:p>
+        </w:tc>
+        <w:tc>
+          <w:tcPr>
+            <w:tcW w:w="3400" w:type="dxa"/>
+            <w:shd w:val="clear" w:color="auto" w:fill="ffffff"/>
+            <w:tcMar>
+              <w:left w:w="100" w:type="dxa"/>
+              <w:top w:w="60" w:type="dxa"/>
+              <w:right w:w="100" w:type="dxa"/>
+              <w:bottom w:w="60" w:type="dxa"/>
+            </w:tcMar>
+          </w:tcPr>
+          <w:p>
+            <w:pPr>
+              <w:spacing w:after="0" w:line="240" w:lineRule="auto"/>
+            </w:pPr>
+            <w:r>
+              <w:rPr>
+                <w:color w:val="222222"/>
+                <w:sz w:val="18"/>
+                <w:szCs w:val="18"/>
+              </w:rPr>
+              <w:t xml:space="preserve">Debido a que el repositorio no declara una licencia, podría ocurrir que el código no pueda reutilizarse ni mantenerse legalmente por terceros, lo que provocaría la falta de continuidad del proyecto e incumpliría un requisito de la cátedra.</w:t>
+            </w:r>
+          </w:p>
+        </w:tc>
+        <w:tc>
+          <w:tcPr>
+            <w:tcW w:w="1500" w:type="dxa"/>
+            <w:shd w:val="clear" w:color="auto" w:fill="ffffff"/>
+            <w:tcMar>
+              <w:left w:w="100" w:type="dxa"/>
+              <w:top w:w="60" w:type="dxa"/>
+              <w:right w:w="100" w:type="dxa"/>
+              <w:bottom w:w="60" w:type="dxa"/>
+            </w:tcMar>
+          </w:tcPr>
+          <w:p>
+            <w:pPr>
+              <w:spacing w:after="0" w:line="240" w:lineRule="auto"/>
+            </w:pPr>
+            <w:r>
+              <w:rPr>
+                <w:color w:val="222222"/>
+                <w:sz w:val="18"/>
+                <w:szCs w:val="18"/>
+              </w:rPr>
+              <w:t xml:space="preserve">Cumplimiento</w:t>
+            </w:r>
+          </w:p>
+        </w:tc>
+        <w:tc>
+          <w:tcPr>
+            <w:tcW w:w="1150" w:type="dxa"/>
+            <w:shd w:val="clear" w:color="auto" w:fill="ffffff"/>
+            <w:tcMar>
+              <w:left w:w="100" w:type="dxa"/>
+              <w:top w:w="60" w:type="dxa"/>
+              <w:right w:w="100" w:type="dxa"/>
+              <w:bottom w:w="60" w:type="dxa"/>
+            </w:tcMar>
+          </w:tcPr>
+          <w:p>
+            <w:pPr>
+              <w:spacing w:after="0" w:line="240" w:lineRule="auto"/>
+            </w:pPr>
+            <w:r>
+              <w:rPr>
+                <w:color w:val="222222"/>
+                <w:sz w:val="18"/>
+                <w:szCs w:val="18"/>
+              </w:rPr>
+              <w:t xml:space="preserve">Antes de arrancar</w:t>
+            </w:r>
+          </w:p>
+        </w:tc>
+        <w:tc>
+          <w:tcPr>
+            <w:tcW w:w="420" w:type="dxa"/>
+            <w:shd w:val="clear" w:color="auto" w:fill="ffffff"/>
+            <w:tcMar>
+              <w:left w:w="100" w:type="dxa"/>
+              <w:top w:w="60" w:type="dxa"/>
+              <w:right w:w="100" w:type="dxa"/>
+              <w:bottom w:w="60" w:type="dxa"/>
+            </w:tcMar>
+          </w:tcPr>
+          <w:p>
+            <w:pPr>
+              <w:spacing w:after="0" w:line="240" w:lineRule="auto"/>
+              <w:jc w:val="center"/>
+            </w:pPr>
+            <w:r>
+              <w:rPr>
+                <w:color w:val="222222"/>
+                <w:sz w:val="18"/>
+                <w:szCs w:val="18"/>
+              </w:rPr>
+              <w:t xml:space="preserve">5</w:t>
+            </w:r>
+          </w:p>
+        </w:tc>
+        <w:tc>
+          <w:tcPr>
+            <w:tcW w:w="420" w:type="dxa"/>
+            <w:shd w:val="clear" w:color="auto" w:fill="ffffff"/>
+            <w:tcMar>
+              <w:left w:w="100" w:type="dxa"/>
+              <w:top w:w="60" w:type="dxa"/>
+              <w:right w:w="100" w:type="dxa"/>
+              <w:bottom w:w="60" w:type="dxa"/>
+            </w:tcMar>
+          </w:tcPr>
+          <w:p>
+            <w:pPr>
+              <w:spacing w:after="0" w:line="240" w:lineRule="auto"/>
+              <w:jc w:val="center"/>
+            </w:pPr>
+            <w:r>
+              <w:rPr>
+                <w:color w:val="222222"/>
+                <w:sz w:val="18"/>
+                <w:szCs w:val="18"/>
+              </w:rPr>
+              <w:t xml:space="preserve">2</w:t>
+            </w:r>
+          </w:p>
+        </w:tc>
+        <w:tc>
+          <w:tcPr>
+            <w:tcW w:w="480" w:type="dxa"/>
+            <w:shd w:val="clear" w:color="auto" w:fill="fff1c2"/>
+            <w:tcMar>
+              <w:left w:w="100" w:type="dxa"/>
+              <w:top w:w="60" w:type="dxa"/>
+              <w:right w:w="100" w:type="dxa"/>
+              <w:bottom w:w="60" w:type="dxa"/>
+            </w:tcMar>
+          </w:tcPr>
+          <w:p>
+            <w:pPr>
+              <w:spacing w:after="0" w:line="240" w:lineRule="auto"/>
+              <w:jc w:val="center"/>
+            </w:pPr>
+            <w:r>
+              <w:rPr>
+                <w:b/>
+                <w:bCs/>
+                <w:color w:val="7a5a00"/>
+                <w:sz w:val="18"/>
+                <w:szCs w:val="18"/>
+              </w:rPr>
+              <w:t xml:space="preserve">10</w:t>
+            </w:r>
+          </w:p>
+        </w:tc>
+        <w:tc>
+          <w:tcPr>
+            <w:tcW w:w="2600" w:type="dxa"/>
+            <w:shd w:val="clear" w:color="auto" w:fill="ffffff"/>
+            <w:tcMar>
+              <w:left w:w="100" w:type="dxa"/>
+              <w:top w:w="60" w:type="dxa"/>
+              <w:right w:w="100" w:type="dxa"/>
+              <w:bottom w:w="60" w:type="dxa"/>
+            </w:tcMar>
+          </w:tcPr>
+          <w:p>
+            <w:pPr>
+              <w:spacing w:after="0" w:line="240" w:lineRule="auto"/>
+            </w:pPr>
+            <w:r>
+              <w:rPr>
+                <w:color w:val="222222"/>
+                <w:sz w:val="18"/>
+                <w:szCs w:val="18"/>
+              </w:rPr>
+              <w:t xml:space="preserve">Evitar: agregar una licencia MIT, compatible con las licencias MIT y Apache-2.0 de las dependencias principales.</w:t>
+            </w:r>
+          </w:p>
+        </w:tc>
+        <w:tc>
+          <w:tcPr>
+            <w:tcW w:w="750" w:type="dxa"/>
+            <w:shd w:val="clear" w:color="auto" w:fill="ffffff"/>
+            <w:tcMar>
+              <w:left w:w="100" w:type="dxa"/>
+              <w:top w:w="60" w:type="dxa"/>
+              <w:right w:w="100" w:type="dxa"/>
+              <w:bottom w:w="60" w:type="dxa"/>
+            </w:tcMar>
+          </w:tcPr>
+          <w:p>
+            <w:pPr>
+              <w:spacing w:after="0" w:line="240" w:lineRule="auto"/>
+            </w:pPr>
+            <w:r>
+              <w:rPr>
+                <w:color w:val="222222"/>
+                <w:sz w:val="18"/>
+                <w:szCs w:val="18"/>
+              </w:rPr>
+              <w:t xml:space="preserve">Autor</w:t>
+            </w:r>
+          </w:p>
+        </w:tc>
+        <w:tc>
+          <w:tcPr>
+            <w:tcW w:w="1590" w:type="dxa"/>
+            <w:shd w:val="clear" w:color="auto" w:fill="ffffff"/>
+            <w:tcMar>
+              <w:left w:w="100" w:type="dxa"/>
+              <w:top w:w="60" w:type="dxa"/>
+              <w:right w:w="100" w:type="dxa"/>
+              <w:bottom w:w="60" w:type="dxa"/>
+            </w:tcMar>
+          </w:tcPr>
+          <w:p>
+            <w:pPr>
+              <w:spacing w:after="0" w:line="240" w:lineRule="auto"/>
+            </w:pPr>
+            <w:r>
+              <w:rPr>
+                <w:color w:val="222222"/>
+                <w:sz w:val="18"/>
+                <w:szCs w:val="18"/>
+              </w:rPr>
+              <w:t xml:space="preserve">No aplica: la respuesta elimina la causa.</w:t>
+            </w:r>
+          </w:p>
+        </w:tc>
+      </w:tr>
+      <w:tr>
+        <w:trPr>
+          <w:cantSplit/>
+        </w:trPr>
+        <w:tc>
+          <w:tcPr>
+            <w:tcW w:w="650" w:type="dxa"/>
+            <w:shd w:val="clear" w:color="auto" w:fill="eaf1f8"/>
+            <w:tcMar>
+              <w:left w:w="100" w:type="dxa"/>
+              <w:top w:w="60" w:type="dxa"/>
+              <w:right w:w="100" w:type="dxa"/>
+              <w:bottom w:w="60" w:type="dxa"/>
+            </w:tcMar>
+          </w:tcPr>
+          <w:p>
+            <w:pPr>
+              <w:spacing w:after="0" w:line="240" w:lineRule="auto"/>
+            </w:pPr>
+            <w:r>
+              <w:rPr>
+                <w:b/>
+                <w:bCs/>
+                <w:color w:val="1f3a5f"/>
+                <w:sz w:val="18"/>
+                <w:szCs w:val="18"/>
+              </w:rPr>
+              <w:t xml:space="preserve">R-11</w:t>
+            </w:r>
+          </w:p>
+        </w:tc>
+        <w:tc>
+          <w:tcPr>
+            <w:tcW w:w="3400" w:type="dxa"/>
+            <w:shd w:val="clear" w:color="auto" w:fill="ffffff"/>
+            <w:tcMar>
+              <w:left w:w="100" w:type="dxa"/>
+              <w:top w:w="60" w:type="dxa"/>
+              <w:right w:w="100" w:type="dxa"/>
+              <w:bottom w:w="60" w:type="dxa"/>
+            </w:tcMar>
+          </w:tcPr>
+          <w:p>
+            <w:pPr>
+              <w:spacing w:after="0" w:line="240" w:lineRule="auto"/>
+            </w:pPr>
+            <w:r>
+              <w:rPr>
+                <w:color w:val="222222"/>
+                <w:sz w:val="18"/>
+                <w:szCs w:val="18"/>
+              </w:rPr>
+              <w:t xml:space="preserve">Debido a que el proyecto tiene un único integrante con dedicación parcial, podría ocurrir una enfermedad o una sobrecarga en las semanas previas a la entrega, lo que provocaría atrasos en las entregas 7 y 8.</w:t>
+            </w:r>
+          </w:p>
+        </w:tc>
+        <w:tc>
+          <w:tcPr>
+            <w:tcW w:w="1500" w:type="dxa"/>
+            <w:shd w:val="clear" w:color="auto" w:fill="ffffff"/>
+            <w:tcMar>
+              <w:left w:w="100" w:type="dxa"/>
+              <w:top w:w="60" w:type="dxa"/>
+              <w:right w:w="100" w:type="dxa"/>
+              <w:bottom w:w="60" w:type="dxa"/>
+            </w:tcMar>
+          </w:tcPr>
+          <w:p>
+            <w:pPr>
+              <w:spacing w:after="0" w:line="240" w:lineRule="auto"/>
+            </w:pPr>
+            <w:r>
+              <w:rPr>
+                <w:color w:val="222222"/>
+                <w:sz w:val="18"/>
+                <w:szCs w:val="18"/>
+              </w:rPr>
+              <w:t xml:space="preserve">Recursos</w:t>
+            </w:r>
+          </w:p>
+        </w:tc>
+        <w:tc>
+          <w:tcPr>
+            <w:tcW w:w="1150" w:type="dxa"/>
+            <w:shd w:val="clear" w:color="auto" w:fill="ffffff"/>
+            <w:tcMar>
+              <w:left w:w="100" w:type="dxa"/>
+              <w:top w:w="60" w:type="dxa"/>
+              <w:right w:w="100" w:type="dxa"/>
+              <w:bottom w:w="60" w:type="dxa"/>
+            </w:tcMar>
+          </w:tcPr>
+          <w:p>
+            <w:pPr>
+              <w:spacing w:after="0" w:line="240" w:lineRule="auto"/>
+            </w:pPr>
+            <w:r>
+              <w:rPr>
+                <w:color w:val="222222"/>
+                <w:sz w:val="18"/>
+                <w:szCs w:val="18"/>
+              </w:rPr>
+              <w:t xml:space="preserve">Durante</w:t>
+            </w:r>
+          </w:p>
+        </w:tc>
+        <w:tc>
+          <w:tcPr>
+            <w:tcW w:w="420" w:type="dxa"/>
+            <w:shd w:val="clear" w:color="auto" w:fill="ffffff"/>
+            <w:tcMar>
+              <w:left w:w="100" w:type="dxa"/>
+              <w:top w:w="60" w:type="dxa"/>
+              <w:right w:w="100" w:type="dxa"/>
+              <w:bottom w:w="60" w:type="dxa"/>
+            </w:tcMar>
+          </w:tcPr>
+          <w:p>
+            <w:pPr>
+              <w:spacing w:after="0" w:line="240" w:lineRule="auto"/>
+              <w:jc w:val="center"/>
+            </w:pPr>
+            <w:r>
+              <w:rPr>
+                <w:color w:val="222222"/>
+                <w:sz w:val="18"/>
+                <w:szCs w:val="18"/>
+              </w:rPr>
+              <w:t xml:space="preserve">2</w:t>
+            </w:r>
+          </w:p>
+        </w:tc>
+        <w:tc>
+          <w:tcPr>
+            <w:tcW w:w="420" w:type="dxa"/>
+            <w:shd w:val="clear" w:color="auto" w:fill="ffffff"/>
+            <w:tcMar>
+              <w:left w:w="100" w:type="dxa"/>
+              <w:top w:w="60" w:type="dxa"/>
+              <w:right w:w="100" w:type="dxa"/>
+              <w:bottom w:w="60" w:type="dxa"/>
+            </w:tcMar>
+          </w:tcPr>
+          <w:p>
+            <w:pPr>
+              <w:spacing w:after="0" w:line="240" w:lineRule="auto"/>
+              <w:jc w:val="center"/>
+            </w:pPr>
+            <w:r>
+              <w:rPr>
+                <w:color w:val="222222"/>
+                <w:sz w:val="18"/>
+                <w:szCs w:val="18"/>
+              </w:rPr>
+              <w:t xml:space="preserve">4</w:t>
+            </w:r>
+          </w:p>
+        </w:tc>
+        <w:tc>
+          <w:tcPr>
+            <w:tcW w:w="480" w:type="dxa"/>
+            <w:shd w:val="clear" w:color="auto" w:fill="fff1c2"/>
+            <w:tcMar>
+              <w:left w:w="100" w:type="dxa"/>
+              <w:top w:w="60" w:type="dxa"/>
+              <w:right w:w="100" w:type="dxa"/>
+              <w:bottom w:w="60" w:type="dxa"/>
+            </w:tcMar>
+          </w:tcPr>
+          <w:p>
+            <w:pPr>
+              <w:spacing w:after="0" w:line="240" w:lineRule="auto"/>
+              <w:jc w:val="center"/>
+            </w:pPr>
+            <w:r>
+              <w:rPr>
+                <w:b/>
+                <w:bCs/>
+                <w:color w:val="7a5a00"/>
+                <w:sz w:val="18"/>
+                <w:szCs w:val="18"/>
+              </w:rPr>
+              <w:t xml:space="preserve">8</w:t>
+            </w:r>
+          </w:p>
+        </w:tc>
+        <w:tc>
+          <w:tcPr>
+            <w:tcW w:w="2600" w:type="dxa"/>
+            <w:shd w:val="clear" w:color="auto" w:fill="ffffff"/>
+            <w:tcMar>
+              <w:left w:w="100" w:type="dxa"/>
+              <w:top w:w="60" w:type="dxa"/>
+              <w:right w:w="100" w:type="dxa"/>
+              <w:bottom w:w="60" w:type="dxa"/>
+            </w:tcMar>
+          </w:tcPr>
+          <w:p>
+            <w:pPr>
+              <w:spacing w:after="0" w:line="240" w:lineRule="auto"/>
+            </w:pPr>
+            <w:r>
+              <w:rPr>
+                <w:color w:val="222222"/>
+                <w:sz w:val="18"/>
+                <w:szCs w:val="18"/>
+              </w:rPr>
+              <w:t xml:space="preserve">Aceptar: no hay reemplazo posible; el margen de cuatro semanas entre la entrega 8 y la final absorbe una semana de atraso, y el avance queda versionado.</w:t>
+            </w:r>
+          </w:p>
+        </w:tc>
+        <w:tc>
+          <w:tcPr>
+            <w:tcW w:w="750" w:type="dxa"/>
+            <w:shd w:val="clear" w:color="auto" w:fill="ffffff"/>
+            <w:tcMar>
+              <w:left w:w="100" w:type="dxa"/>
+              <w:top w:w="60" w:type="dxa"/>
+              <w:right w:w="100" w:type="dxa"/>
+              <w:bottom w:w="60" w:type="dxa"/>
+            </w:tcMar>
+          </w:tcPr>
+          <w:p>
+            <w:pPr>
+              <w:spacing w:after="0" w:line="240" w:lineRule="auto"/>
+            </w:pPr>
+            <w:r>
+              <w:rPr>
+                <w:color w:val="222222"/>
+                <w:sz w:val="18"/>
+                <w:szCs w:val="18"/>
+              </w:rPr>
+              <w:t xml:space="preserve">Autor</w:t>
+            </w:r>
+          </w:p>
+        </w:tc>
+        <w:tc>
+          <w:tcPr>
+            <w:tcW w:w="1590" w:type="dxa"/>
+            <w:shd w:val="clear" w:color="auto" w:fill="ffffff"/>
+            <w:tcMar>
+              <w:left w:w="100" w:type="dxa"/>
+              <w:top w:w="60" w:type="dxa"/>
+              <w:right w:w="100" w:type="dxa"/>
+              <w:bottom w:w="60" w:type="dxa"/>
+            </w:tcMar>
+          </w:tcPr>
+          <w:p>
+            <w:pPr>
+              <w:spacing w:after="0" w:line="240" w:lineRule="auto"/>
+            </w:pPr>
+            <w:r>
+              <w:rPr>
+                <w:color w:val="222222"/>
+                <w:sz w:val="18"/>
+                <w:szCs w:val="18"/>
+              </w:rPr>
+              <w:t xml:space="preserve">Priorizar el documento sobre nuevas funciones y solicitar una prórroga con evidencia.</w:t>
+            </w:r>
+          </w:p>
+        </w:tc>
+      </w:tr>
+      <w:tr>
+        <w:trPr>
+          <w:cantSplit/>
+        </w:trPr>
+        <w:tc>
+          <w:tcPr>
+            <w:tcW w:w="650" w:type="dxa"/>
+            <w:shd w:val="clear" w:color="auto" w:fill="eaf1f8"/>
+            <w:tcMar>
+              <w:left w:w="100" w:type="dxa"/>
+              <w:top w:w="60" w:type="dxa"/>
+              <w:right w:w="100" w:type="dxa"/>
+              <w:bottom w:w="60" w:type="dxa"/>
+            </w:tcMar>
+          </w:tcPr>
+          <w:p>
+            <w:pPr>
+              <w:spacing w:after="0" w:line="240" w:lineRule="auto"/>
+            </w:pPr>
+            <w:r>
+              <w:rPr>
+                <w:b/>
+                <w:bCs/>
+                <w:color w:val="1f3a5f"/>
+                <w:sz w:val="18"/>
+                <w:szCs w:val="18"/>
+              </w:rPr>
+              <w:t xml:space="preserve">R-12</w:t>
+            </w:r>
+          </w:p>
+        </w:tc>
+        <w:tc>
+          <w:tcPr>
+            <w:tcW w:w="3400" w:type="dxa"/>
+            <w:shd w:val="clear" w:color="auto" w:fill="ffffff"/>
+            <w:tcMar>
+              <w:left w:w="100" w:type="dxa"/>
+              <w:top w:w="60" w:type="dxa"/>
+              <w:right w:w="100" w:type="dxa"/>
+              <w:bottom w:w="60" w:type="dxa"/>
+            </w:tcMar>
+          </w:tcPr>
+          <w:p>
+            <w:pPr>
+              <w:spacing w:after="0" w:line="240" w:lineRule="auto"/>
+            </w:pPr>
+            <w:r>
+              <w:rPr>
+                <w:color w:val="222222"/>
+                <w:sz w:val="18"/>
+                <w:szCs w:val="18"/>
+              </w:rPr>
+              <w:t xml:space="preserve">Debido a que el análisis se ejecuta en el navegador con el compilador de TypeScript, un módulo de unos 5,9 MB, y mantiene en memoria el grafo del proyecto, podría ocurrir que en proyectos grandes o en equipos modestos el análisis tarde demasiado o agote la memoria de la pestaña, lo que provocaría que el usuario no obtenga resultados.</w:t>
+            </w:r>
+          </w:p>
+        </w:tc>
+        <w:tc>
+          <w:tcPr>
+            <w:tcW w:w="1500" w:type="dxa"/>
+            <w:shd w:val="clear" w:color="auto" w:fill="ffffff"/>
+            <w:tcMar>
+              <w:left w:w="100" w:type="dxa"/>
+              <w:top w:w="60" w:type="dxa"/>
+              <w:right w:w="100" w:type="dxa"/>
+              <w:bottom w:w="60" w:type="dxa"/>
+            </w:tcMar>
+          </w:tcPr>
+          <w:p>
+            <w:pPr>
+              <w:spacing w:after="0" w:line="240" w:lineRule="auto"/>
+            </w:pPr>
+            <w:r>
+              <w:rPr>
+                <w:color w:val="222222"/>
+                <w:sz w:val="18"/>
+                <w:szCs w:val="18"/>
+              </w:rPr>
+              <w:t xml:space="preserve">Técnica</w:t>
+            </w:r>
+          </w:p>
+        </w:tc>
+        <w:tc>
+          <w:tcPr>
+            <w:tcW w:w="1150" w:type="dxa"/>
+            <w:shd w:val="clear" w:color="auto" w:fill="ffffff"/>
+            <w:tcMar>
+              <w:left w:w="100" w:type="dxa"/>
+              <w:top w:w="60" w:type="dxa"/>
+              <w:right w:w="100" w:type="dxa"/>
+              <w:bottom w:w="60" w:type="dxa"/>
+            </w:tcMar>
+          </w:tcPr>
+          <w:p>
+            <w:pPr>
+              <w:spacing w:after="0" w:line="240" w:lineRule="auto"/>
+            </w:pPr>
+            <w:r>
+              <w:rPr>
+                <w:color w:val="222222"/>
+                <w:sz w:val="18"/>
+                <w:szCs w:val="18"/>
+              </w:rPr>
+              <w:t xml:space="preserve">Operación</w:t>
+            </w:r>
+          </w:p>
+        </w:tc>
+        <w:tc>
+          <w:tcPr>
+            <w:tcW w:w="420" w:type="dxa"/>
+            <w:shd w:val="clear" w:color="auto" w:fill="ffffff"/>
+            <w:tcMar>
+              <w:left w:w="100" w:type="dxa"/>
+              <w:top w:w="60" w:type="dxa"/>
+              <w:right w:w="100" w:type="dxa"/>
+              <w:bottom w:w="60" w:type="dxa"/>
+            </w:tcMar>
+          </w:tcPr>
+          <w:p>
+            <w:pPr>
+              <w:spacing w:after="0" w:line="240" w:lineRule="auto"/>
+              <w:jc w:val="center"/>
+            </w:pPr>
+            <w:r>
+              <w:rPr>
+                <w:color w:val="222222"/>
+                <w:sz w:val="18"/>
+                <w:szCs w:val="18"/>
+              </w:rPr>
+              <w:t xml:space="preserve">2</w:t>
+            </w:r>
+          </w:p>
+        </w:tc>
+        <w:tc>
+          <w:tcPr>
+            <w:tcW w:w="420" w:type="dxa"/>
+            <w:shd w:val="clear" w:color="auto" w:fill="ffffff"/>
+            <w:tcMar>
+              <w:left w:w="100" w:type="dxa"/>
+              <w:top w:w="60" w:type="dxa"/>
+              <w:right w:w="100" w:type="dxa"/>
+              <w:bottom w:w="60" w:type="dxa"/>
+            </w:tcMar>
+          </w:tcPr>
+          <w:p>
+            <w:pPr>
+              <w:spacing w:after="0" w:line="240" w:lineRule="auto"/>
+              <w:jc w:val="center"/>
+            </w:pPr>
+            <w:r>
+              <w:rPr>
+                <w:color w:val="222222"/>
+                <w:sz w:val="18"/>
+                <w:szCs w:val="18"/>
+              </w:rPr>
+              <w:t xml:space="preserve">3</w:t>
+            </w:r>
+          </w:p>
+        </w:tc>
+        <w:tc>
+          <w:tcPr>
+            <w:tcW w:w="480" w:type="dxa"/>
+            <w:shd w:val="clear" w:color="auto" w:fill="fff1c2"/>
+            <w:tcMar>
+              <w:left w:w="100" w:type="dxa"/>
+              <w:top w:w="60" w:type="dxa"/>
+              <w:right w:w="100" w:type="dxa"/>
+              <w:bottom w:w="60" w:type="dxa"/>
+            </w:tcMar>
+          </w:tcPr>
+          <w:p>
+            <w:pPr>
+              <w:spacing w:after="0" w:line="240" w:lineRule="auto"/>
+              <w:jc w:val="center"/>
+            </w:pPr>
+            <w:r>
+              <w:rPr>
+                <w:b/>
+                <w:bCs/>
+                <w:color w:val="7a5a00"/>
+                <w:sz w:val="18"/>
+                <w:szCs w:val="18"/>
+              </w:rPr>
+              <w:t xml:space="preserve">6</w:t>
+            </w:r>
+          </w:p>
+        </w:tc>
+        <w:tc>
+          <w:tcPr>
+            <w:tcW w:w="2600" w:type="dxa"/>
+            <w:shd w:val="clear" w:color="auto" w:fill="ffffff"/>
+            <w:tcMar>
+              <w:left w:w="100" w:type="dxa"/>
+              <w:top w:w="60" w:type="dxa"/>
+              <w:right w:w="100" w:type="dxa"/>
+              <w:bottom w:w="60" w:type="dxa"/>
+            </w:tcMar>
+          </w:tcPr>
+          <w:p>
+            <w:pPr>
+              <w:spacing w:after="0" w:line="240" w:lineRule="auto"/>
+            </w:pPr>
+            <w:r>
+              <w:rPr>
+                <w:color w:val="222222"/>
+                <w:sz w:val="18"/>
+                <w:szCs w:val="18"/>
+              </w:rPr>
+              <w:t xml:space="preserve">Mitigar: excluir dependencias y archivos de más de 1 MB, mostrar el progreso y ofrecer la interfaz de línea de comandos para proyectos grandes.</w:t>
+            </w:r>
+          </w:p>
+        </w:tc>
+        <w:tc>
+          <w:tcPr>
+            <w:tcW w:w="750" w:type="dxa"/>
+            <w:shd w:val="clear" w:color="auto" w:fill="ffffff"/>
+            <w:tcMar>
+              <w:left w:w="100" w:type="dxa"/>
+              <w:top w:w="60" w:type="dxa"/>
+              <w:right w:w="100" w:type="dxa"/>
+              <w:bottom w:w="60" w:type="dxa"/>
+            </w:tcMar>
+          </w:tcPr>
+          <w:p>
+            <w:pPr>
+              <w:spacing w:after="0" w:line="240" w:lineRule="auto"/>
+            </w:pPr>
+            <w:r>
+              <w:rPr>
+                <w:color w:val="222222"/>
+                <w:sz w:val="18"/>
+                <w:szCs w:val="18"/>
+              </w:rPr>
+              <w:t xml:space="preserve">Autor</w:t>
+            </w:r>
+          </w:p>
+        </w:tc>
+        <w:tc>
+          <w:tcPr>
+            <w:tcW w:w="1590" w:type="dxa"/>
+            <w:shd w:val="clear" w:color="auto" w:fill="ffffff"/>
+            <w:tcMar>
+              <w:left w:w="100" w:type="dxa"/>
+              <w:top w:w="60" w:type="dxa"/>
+              <w:right w:w="100" w:type="dxa"/>
+              <w:bottom w:w="60" w:type="dxa"/>
+            </w:tcMar>
+          </w:tcPr>
+          <w:p>
+            <w:pPr>
+              <w:spacing w:after="0" w:line="240" w:lineRule="auto"/>
+            </w:pPr>
+            <w:r>
+              <w:rPr>
+                <w:color w:val="222222"/>
+                <w:sz w:val="18"/>
+                <w:szCs w:val="18"/>
+              </w:rPr>
+              <w:t xml:space="preserve">Analizar el proyecto con la interfaz de línea de comandos.</w:t>
+            </w:r>
+          </w:p>
+        </w:tc>
+      </w:tr>
+    </w:tbl>
+    <w:p>
+      <w:pPr>
+        <w:pBdr/>
+        <w:spacing w:after="200" w:before="40" w:line="240" w:lineRule="auto"/>
+        <w:ind/>
+        <w:jc w:val="center"/>
+        <w:rPr/>
+      </w:pPr>
+      <w:r>
+        <w:rPr>
+          <w:i/>
+          <w:iCs/>
+          <w:color w:val="555555"/>
+          <w:sz w:val="18"/>
+          <w:szCs w:val="18"/>
+          <w:rtl w:val="0"/>
+        </w:rPr>
+        <w:t xml:space="preserve">Tabla 21. Matriz de riesgos ordenada por exposición. P: probabilidad; I: impacto; E: exposición.</w:t>
+      </w:r>
+    </w:p>
+    <w:p>
+      <w:pPr>
+        <w:sectPr>
+          <w:footerReference w:type="default" r:id="rId9"/>
+          <w:footnotePr/>
+          <w:endnotePr/>
+          <w:type w:val="nextPage"/>
+          <w:pgSz w:h="12240" w:orient="landscape" w:w="15840"/>
+          <w:pgMar w:top="1440" w:right="1440" w:bottom="1440" w:left="1440" w:header="0" w:footer="708" w:gutter="0"/>
+          <w:cols w:num="1" w:sep="0" w:space="1701" w:equalWidth="1"/>
+        </w:sectPr>
+      </w:pPr>
+    </w:p>
+    <w:p>
+      <w:pPr>
+        <w:pStyle w:val="684"/>
+        <w:pBdr/>
+        <w:spacing/>
+        <w:ind/>
+        <w:rPr/>
+      </w:pPr>
+      <w:r>
+        <w:rPr>
+          <w:rtl w:val="0"/>
+        </w:rPr>
+        <w:t xml:space="preserve">6.4. Tratamiento de los riesgos principales</w:t>
+      </w:r>
+    </w:p>
+    <w:p>
+      <w:pPr>
+        <w:pBdr/>
+        <w:spacing w:after="150" w:line="276" w:lineRule="auto"/>
+        <w:ind/>
+        <w:jc w:val="both"/>
+        <w:rPr/>
+      </w:pPr>
+      <w:r>
+        <w:rPr>
+          <w:rtl w:val="0"/>
+        </w:rPr>
+        <w:t xml:space="preserve">Los ocho riesgos de exposición alta se desarrollan con la evidencia que los sostiene, la respuesta planificada y el indicador con el que se controla su evolución.</w:t>
+      </w:r>
+    </w:p>
+    <w:p>
+      <w:pPr>
+        <w:pStyle w:val="685"/>
+        <w:pBdr/>
+        <w:spacing/>
+        <w:ind/>
+        <w:rPr/>
+      </w:pPr>
+      <w:r>
+        <w:rPr>
+          <w:rtl w:val="0"/>
+        </w:rPr>
+        <w:t xml:space="preserve">6.4.1. R-01: alcance del motor frente a aplicaciones reales</w:t>
+      </w:r>
+    </w:p>
+    <w:p>
+      <w:pPr>
+        <w:pBdr/>
+        <w:spacing w:after="120" w:line="276" w:lineRule="auto"/>
+        <w:ind w:hanging="283" w:left="567"/>
+        <w:jc w:val="both"/>
+        <w:rPr/>
+      </w:pPr>
+      <w:r>
+        <w:rPr>
+          <w:b/>
+          <w:bCs/>
+          <w:rtl w:val="0"/>
+        </w:rPr>
+        <w:t xml:space="preserve">Evidencia. </w:t>
+      </w:r>
+      <w:r>
+        <w:rPr>
+          <w:rtl w:val="0"/>
+        </w:rPr>
+        <w:t xml:space="preserve">La resolución de llamadas se limita a funciones declaradas por nombre (sección 4.2.5). Sobre el código del propio sistema, el enlace entre archivos resolvió 369 llamadas en 78 archivos, pero los callbacks de rutas de Express y los métodos de clase quedan fuera del recorrido.</w:t>
+      </w:r>
+    </w:p>
+    <w:p>
+      <w:pPr>
+        <w:pBdr/>
+        <w:spacing w:after="120" w:line="276" w:lineRule="auto"/>
+        <w:ind w:hanging="283" w:left="567"/>
+        <w:jc w:val="both"/>
+        <w:rPr/>
+      </w:pPr>
+      <w:r>
+        <w:rPr>
+          <w:b/>
+          <w:bCs/>
+          <w:rtl w:val="0"/>
+        </w:rPr>
+        <w:t xml:space="preserve">Respuesta. </w:t>
+      </w:r>
+      <w:r>
+        <w:rPr>
+          <w:rtl w:val="0"/>
+        </w:rPr>
+        <w:t xml:space="preserve">Se incorporan al alcance congelado únicamente las funciones flecha asignadas a constantes y los callbacks de rutas de Express, dos formas habituales en las aplicaciones objetivo; el resto de las construcciones se declara como limitación.</w:t>
+      </w:r>
+    </w:p>
+    <w:p>
+      <w:pPr>
+        <w:pBdr/>
+        <w:spacing w:after="120" w:line="276" w:lineRule="auto"/>
+        <w:ind w:hanging="283" w:left="567"/>
+        <w:jc w:val="both"/>
+        <w:rPr/>
+      </w:pPr>
+      <w:r>
+        <w:rPr>
+          <w:b/>
+          <w:bCs/>
+          <w:rtl w:val="0"/>
+        </w:rPr>
+        <w:t xml:space="preserve">Seguimiento. </w:t>
+      </w:r>
+      <w:r>
+        <w:rPr>
+          <w:rtl w:val="0"/>
+        </w:rPr>
+        <w:t xml:space="preserve">Exhaustividad sobre el corpus de aplicaciones reales, desglosada por construcción sintáctica. Si al 13 de octubre se mantiene por debajo del 50 %, se aplica la contingencia.</w:t>
+      </w:r>
+    </w:p>
+    <w:p>
+      <w:pPr>
+        <w:pStyle w:val="685"/>
+        <w:pBdr/>
+        <w:spacing/>
+        <w:ind/>
+        <w:rPr/>
+      </w:pPr>
+      <w:r>
+        <w:rPr>
+          <w:rtl w:val="0"/>
+        </w:rPr>
+        <w:t xml:space="preserve">6.4.2. R-02: corpus de vulnerabilidades reales</w:t>
+      </w:r>
+    </w:p>
+    <w:p>
+      <w:pPr>
+        <w:pBdr/>
+        <w:spacing w:after="120" w:line="276" w:lineRule="auto"/>
+        <w:ind w:hanging="283" w:left="567"/>
+        <w:jc w:val="both"/>
+        <w:rPr/>
+      </w:pPr>
+      <w:r>
+        <w:rPr>
+          <w:b/>
+          <w:bCs/>
+          <w:rtl w:val="0"/>
+        </w:rPr>
+        <w:t xml:space="preserve">Evidencia. </w:t>
+      </w:r>
+      <w:r>
+        <w:rPr>
+          <w:rtl w:val="0"/>
+        </w:rPr>
+        <w:t xml:space="preserve">En la validación del capítulo 4 (Tabla 8), tres de los seis advisories no tenían código fuente analizable en el paquete publicado, y en los restantes la falla residía en la lógica interna de bibliotecas de saneamiento. El riesgo ya se materializó en forma parcial.</w:t>
+      </w:r>
+    </w:p>
+    <w:p>
+      <w:pPr>
+        <w:pBdr/>
+        <w:spacing w:after="120" w:line="276" w:lineRule="auto"/>
+        <w:ind w:hanging="283" w:left="567"/>
+        <w:jc w:val="both"/>
+        <w:rPr/>
+      </w:pPr>
+      <w:r>
+        <w:rPr>
+          <w:b/>
+          <w:bCs/>
+          <w:rtl w:val="0"/>
+        </w:rPr>
+        <w:t xml:space="preserve">Respuesta. </w:t>
+      </w:r>
+      <w:r>
+        <w:rPr>
+          <w:rtl w:val="0"/>
+        </w:rPr>
+        <w:t xml:space="preserve">Se suma OWASP NodeGoat, una aplicación Node.js construida con fines didácticos para mostrar los riesgos del OWASP Top 10 y distribuida con licencia Apache-2.0. Antes de ejecutar el analizador se etiquetan las vulnerabilidades documentadas que corresponden al catálogo, para que la medición no se ajuste a los resultados.</w:t>
+      </w:r>
+    </w:p>
+    <w:p>
+      <w:pPr>
+        <w:pBdr/>
+        <w:spacing w:after="120" w:line="276" w:lineRule="auto"/>
+        <w:ind w:hanging="283" w:left="567"/>
+        <w:jc w:val="both"/>
+        <w:rPr/>
+      </w:pPr>
+      <w:r>
+        <w:rPr>
+          <w:b/>
+          <w:bCs/>
+          <w:rtl w:val="0"/>
+        </w:rPr>
+        <w:t xml:space="preserve">Seguimiento. </w:t>
+      </w:r>
+      <w:r>
+        <w:rPr>
+          <w:rtl w:val="0"/>
+        </w:rPr>
+        <w:t xml:space="preserve">Cantidad de casos etiquetados y evaluables al 6 de octubre.</w:t>
+      </w:r>
+    </w:p>
+    <w:p>
+      <w:pPr>
+        <w:pStyle w:val="685"/>
+        <w:pBdr/>
+        <w:spacing/>
+        <w:ind/>
+        <w:rPr/>
+      </w:pPr>
+      <w:r>
+        <w:rPr>
+          <w:rtl w:val="0"/>
+        </w:rPr>
+        <w:t xml:space="preserve">6.4.3. R-03: alcance que no cierra</w:t>
+      </w:r>
+    </w:p>
+    <w:p>
+      <w:pPr>
+        <w:pBdr/>
+        <w:spacing w:after="120" w:line="276" w:lineRule="auto"/>
+        <w:ind w:hanging="283" w:left="567"/>
+        <w:jc w:val="both"/>
+        <w:rPr/>
+      </w:pPr>
+      <w:r>
+        <w:rPr>
+          <w:b/>
+          <w:bCs/>
+          <w:rtl w:val="0"/>
+        </w:rPr>
+        <w:t xml:space="preserve">Evidencia. </w:t>
+      </w:r>
+      <w:r>
+        <w:rPr>
+          <w:rtl w:val="0"/>
+        </w:rPr>
+        <w:t xml:space="preserve">Durante el desarrollo se sumaron el análisis entre archivos, la versión web y una cuarta familia de debilidades (CWE-943), ninguno de ellos previsto en el alcance definido en el capítulo 2.</w:t>
+      </w:r>
+    </w:p>
+    <w:p>
+      <w:pPr>
+        <w:pBdr/>
+        <w:spacing w:after="120" w:line="276" w:lineRule="auto"/>
+        <w:ind w:hanging="283" w:left="567"/>
+        <w:jc w:val="both"/>
+        <w:rPr/>
+      </w:pPr>
+      <w:r>
+        <w:rPr>
+          <w:b/>
+          <w:bCs/>
+          <w:rtl w:val="0"/>
+        </w:rPr>
+        <w:t xml:space="preserve">Respuesta. </w:t>
+      </w:r>
+      <w:r>
+        <w:rPr>
+          <w:rtl w:val="0"/>
+        </w:rPr>
+        <w:t xml:space="preserve">El 13 de octubre se cierra la lista de mejoras del motor. Toda mejora posterior se registra como trabajo futuro en el capítulo 8, y desde el 3 de noviembre el repositorio solo admite correcciones de errores.</w:t>
+      </w:r>
+    </w:p>
+    <w:p>
+      <w:pPr>
+        <w:pBdr/>
+        <w:spacing w:after="120" w:line="276" w:lineRule="auto"/>
+        <w:ind w:hanging="283" w:left="567"/>
+        <w:jc w:val="both"/>
+        <w:rPr/>
+      </w:pPr>
+      <w:r>
+        <w:rPr>
+          <w:b/>
+          <w:bCs/>
+          <w:rtl w:val="0"/>
+        </w:rPr>
+        <w:t xml:space="preserve">Seguimiento. </w:t>
+      </w:r>
+      <w:r>
+        <w:rPr>
+          <w:rtl w:val="0"/>
+        </w:rPr>
+        <w:t xml:space="preserve">Cada entrega se etiqueta en el repositorio, desde entrega-6 hasta entrega-final, lo que permite comparar el alcance entregado con el comprometido.</w:t>
+      </w:r>
+    </w:p>
+    <w:p>
+      <w:pPr>
+        <w:pStyle w:val="685"/>
+        <w:pBdr/>
+        <w:spacing/>
+        <w:ind/>
+        <w:rPr/>
+      </w:pPr>
+      <w:r>
+        <w:rPr>
+          <w:rtl w:val="0"/>
+        </w:rPr>
+        <w:t xml:space="preserve">6.4.4. R-04: falsos positivos por coincidencia de nombres</w:t>
+      </w:r>
+    </w:p>
+    <w:p>
+      <w:pPr>
+        <w:pBdr/>
+        <w:spacing w:after="120" w:line="276" w:lineRule="auto"/>
+        <w:ind w:hanging="283" w:left="567"/>
+        <w:jc w:val="both"/>
+        <w:rPr/>
+      </w:pPr>
+      <w:r>
+        <w:rPr>
+          <w:b/>
+          <w:bCs/>
+          <w:rtl w:val="0"/>
+        </w:rPr>
+        <w:t xml:space="preserve">Evidencia. </w:t>
+      </w:r>
+      <w:r>
+        <w:rPr>
+          <w:rtl w:val="0"/>
+        </w:rPr>
+        <w:t xml:space="preserve">Al analizar el código del propio sistema, una llamada a RegExp.prototype.exec se reportó como inyección de comandos (CWE-78), porque coincide por nombre con el destino exec del catálogo.</w:t>
+      </w:r>
+    </w:p>
+    <w:p>
+      <w:pPr>
+        <w:pBdr/>
+        <w:spacing w:after="120" w:line="276" w:lineRule="auto"/>
+        <w:ind w:hanging="283" w:left="567"/>
+        <w:jc w:val="both"/>
+        <w:rPr/>
+      </w:pPr>
+      <w:r>
+        <w:rPr>
+          <w:b/>
+          <w:bCs/>
+          <w:rtl w:val="0"/>
+        </w:rPr>
+        <w:t xml:space="preserve">Respuesta. </w:t>
+      </w:r>
+      <w:r>
+        <w:rPr>
+          <w:rtl w:val="0"/>
+        </w:rPr>
+        <w:t xml:space="preserve">Se califica cada destino por el objeto receptor o por el módulo del que se importa la función, de modo que exec solo se considere sensible cuando proviene de child_process.</w:t>
+      </w:r>
+    </w:p>
+    <w:p>
+      <w:pPr>
+        <w:pBdr/>
+        <w:spacing w:after="120" w:line="276" w:lineRule="auto"/>
+        <w:ind w:hanging="283" w:left="567"/>
+        <w:jc w:val="both"/>
+        <w:rPr/>
+      </w:pPr>
+      <w:r>
+        <w:rPr>
+          <w:b/>
+          <w:bCs/>
+          <w:rtl w:val="0"/>
+        </w:rPr>
+        <w:t xml:space="preserve">Seguimiento. </w:t>
+      </w:r>
+      <w:r>
+        <w:rPr>
+          <w:rtl w:val="0"/>
+        </w:rPr>
+        <w:t xml:space="preserve">Falsos positivos del banco sintético, hoy nulos, y del corpus de aplicaciones reales.</w:t>
+      </w:r>
+    </w:p>
+    <w:p>
+      <w:pPr>
+        <w:pStyle w:val="685"/>
+        <w:pBdr/>
+        <w:spacing/>
+        <w:ind/>
+        <w:rPr/>
+      </w:pPr>
+      <w:r>
+        <w:rPr>
+          <w:rtl w:val="0"/>
+        </w:rPr>
+        <w:t xml:space="preserve">6.4.5. R-05: dependencias con vulnerabilidades conocidas</w:t>
+      </w:r>
+    </w:p>
+    <w:p>
+      <w:pPr>
+        <w:pBdr/>
+        <w:spacing w:after="120" w:line="276" w:lineRule="auto"/>
+        <w:ind w:hanging="283" w:left="567"/>
+        <w:jc w:val="both"/>
+        <w:rPr/>
+      </w:pPr>
+      <w:r>
+        <w:rPr>
+          <w:b/>
+          <w:bCs/>
+          <w:rtl w:val="0"/>
+        </w:rPr>
+        <w:t xml:space="preserve">Evidencia. </w:t>
+      </w:r>
+      <w:r>
+        <w:rPr>
+          <w:rtl w:val="0"/>
+        </w:rPr>
+        <w:t xml:space="preserve">Al publicar la rama principal, GitHub informó doce alertas de dependencias, tres de ellas críticas, y la instalación en Vercel reportó ocho vulnerabilidades en el árbol de dependencias.</w:t>
+      </w:r>
+    </w:p>
+    <w:p>
+      <w:pPr>
+        <w:pBdr/>
+        <w:spacing w:after="120" w:line="276" w:lineRule="auto"/>
+        <w:ind w:hanging="283" w:left="567"/>
+        <w:jc w:val="both"/>
+        <w:rPr/>
+      </w:pPr>
+      <w:r>
+        <w:rPr>
+          <w:b/>
+          <w:bCs/>
+          <w:rtl w:val="0"/>
+        </w:rPr>
+        <w:t xml:space="preserve">Respuesta. </w:t>
+      </w:r>
+      <w:r>
+        <w:rPr>
+          <w:rtl w:val="0"/>
+        </w:rPr>
+        <w:t xml:space="preserve">Antes del congelamiento se revisa cada alerta, se actualizan las dependencias afectadas y se distingue entre las que llegan a la versión publicada y las que solo intervienen en el desarrollo.</w:t>
+      </w:r>
+    </w:p>
+    <w:p>
+      <w:pPr>
+        <w:pBdr/>
+        <w:spacing w:after="120" w:line="276" w:lineRule="auto"/>
+        <w:ind w:hanging="283" w:left="567"/>
+        <w:jc w:val="both"/>
+        <w:rPr/>
+      </w:pPr>
+      <w:r>
+        <w:rPr>
+          <w:b/>
+          <w:bCs/>
+          <w:rtl w:val="0"/>
+        </w:rPr>
+        <w:t xml:space="preserve">Seguimiento. </w:t>
+      </w:r>
+      <w:r>
+        <w:rPr>
+          <w:rtl w:val="0"/>
+        </w:rPr>
+        <w:t xml:space="preserve">Cantidad de alertas críticas y altas abiertas en el repositorio; el objetivo es no tener ninguna al 3 de noviembre.</w:t>
+      </w:r>
+    </w:p>
+    <w:p>
+      <w:pPr>
+        <w:pStyle w:val="685"/>
+        <w:pBdr/>
+        <w:spacing/>
+        <w:ind/>
+        <w:rPr/>
+      </w:pPr>
+      <w:r>
+        <w:rPr>
+          <w:rtl w:val="0"/>
+        </w:rPr>
+        <w:t xml:space="preserve">6.4.6. R-06: participantes para la validación de H3</w:t>
+      </w:r>
+    </w:p>
+    <w:p>
+      <w:pPr>
+        <w:pBdr/>
+        <w:spacing w:after="120" w:line="276" w:lineRule="auto"/>
+        <w:ind w:hanging="283" w:left="567"/>
+        <w:jc w:val="both"/>
+        <w:rPr/>
+      </w:pPr>
+      <w:r>
+        <w:rPr>
+          <w:b/>
+          <w:bCs/>
+          <w:rtl w:val="0"/>
+        </w:rPr>
+        <w:t xml:space="preserve">Evidencia. </w:t>
+      </w:r>
+      <w:r>
+        <w:rPr>
+          <w:rtl w:val="0"/>
+        </w:rPr>
+        <w:t xml:space="preserve">La hipótesis H3 compara la interpretación del riesgo con y sin visualización, algo que el banco de pruebas no puede medir y que depende de personas externas al proyecto.</w:t>
+      </w:r>
+    </w:p>
+    <w:p>
+      <w:pPr>
+        <w:pBdr/>
+        <w:spacing w:after="120" w:line="276" w:lineRule="auto"/>
+        <w:ind w:hanging="283" w:left="567"/>
+        <w:jc w:val="both"/>
+        <w:rPr/>
+      </w:pPr>
+      <w:r>
+        <w:rPr>
+          <w:b/>
+          <w:bCs/>
+          <w:rtl w:val="0"/>
+        </w:rPr>
+        <w:t xml:space="preserve">Respuesta. </w:t>
+      </w:r>
+      <w:r>
+        <w:rPr>
+          <w:rtl w:val="0"/>
+        </w:rPr>
+        <w:t xml:space="preserve">La convocatoria se realiza con dos semanas de anticipación, con sesiones remotas de veinte minutos: cada participante localiza el camino vulnerable en un reporte de texto y en el grafo, y se registran el tiempo, el acierto y una valoración en escala de Likert.</w:t>
+      </w:r>
+    </w:p>
+    <w:p>
+      <w:pPr>
+        <w:pBdr/>
+        <w:spacing w:after="120" w:line="276" w:lineRule="auto"/>
+        <w:ind w:hanging="283" w:left="567"/>
+        <w:jc w:val="both"/>
+        <w:rPr/>
+      </w:pPr>
+      <w:r>
+        <w:rPr>
+          <w:b/>
+          <w:bCs/>
+          <w:rtl w:val="0"/>
+        </w:rPr>
+        <w:t xml:space="preserve">Seguimiento. </w:t>
+      </w:r>
+      <w:r>
+        <w:rPr>
+          <w:rtl w:val="0"/>
+        </w:rPr>
+        <w:t xml:space="preserve">Participantes confirmados al 1 de octubre; con menos de cinco se aplica la contingencia.</w:t>
+      </w:r>
+    </w:p>
+    <w:p>
+      <w:pPr>
+        <w:pStyle w:val="685"/>
+        <w:pBdr/>
+        <w:spacing/>
+        <w:ind/>
+        <w:rPr/>
+      </w:pPr>
+      <w:r>
+        <w:rPr>
+          <w:rtl w:val="0"/>
+        </w:rPr>
+        <w:t xml:space="preserve">6.4.7. R-07: competencia de herramientas gratuitas</w:t>
+      </w:r>
+    </w:p>
+    <w:p>
+      <w:pPr>
+        <w:pBdr/>
+        <w:spacing w:after="120" w:line="276" w:lineRule="auto"/>
+        <w:ind w:hanging="283" w:left="567"/>
+        <w:jc w:val="both"/>
+        <w:rPr/>
+      </w:pPr>
+      <w:r>
+        <w:rPr>
+          <w:b/>
+          <w:bCs/>
+          <w:rtl w:val="0"/>
+        </w:rPr>
+        <w:t xml:space="preserve">Evidencia. </w:t>
+      </w:r>
+      <w:r>
+        <w:rPr>
+          <w:rtl w:val="0"/>
+        </w:rPr>
+        <w:t xml:space="preserve">Semgrep y CodeQL implementan análisis de flujo de datos (capítulo 3) y se ofrecen sin costo en determinadas condiciones de uso. El capítulo 5 identificó la captación de usuarios como la condición crítica de la viabilidad económica.</w:t>
+      </w:r>
+    </w:p>
+    <w:p>
+      <w:pPr>
+        <w:pBdr/>
+        <w:spacing w:after="120" w:line="276" w:lineRule="auto"/>
+        <w:ind w:hanging="283" w:left="567"/>
+        <w:jc w:val="both"/>
+        <w:rPr/>
+      </w:pPr>
+      <w:r>
+        <w:rPr>
+          <w:b/>
+          <w:bCs/>
+          <w:rtl w:val="0"/>
+        </w:rPr>
+        <w:t xml:space="preserve">Respuesta. </w:t>
+      </w:r>
+      <w:r>
+        <w:rPr>
+          <w:rtl w:val="0"/>
+        </w:rPr>
+        <w:t xml:space="preserve">El producto se posiciona por el análisis desde el navegador, sin instalación y sin envío del código, y por la visualización interactiva del recorrido del dato. La validación con usuarios incorpora una pregunta sobre la disposición a pagar.</w:t>
+      </w:r>
+    </w:p>
+    <w:p>
+      <w:pPr>
+        <w:pBdr/>
+        <w:spacing w:after="120" w:line="276" w:lineRule="auto"/>
+        <w:ind w:hanging="283" w:left="567"/>
+        <w:jc w:val="both"/>
+        <w:rPr/>
+      </w:pPr>
+      <w:r>
+        <w:rPr>
+          <w:b/>
+          <w:bCs/>
+          <w:rtl w:val="0"/>
+        </w:rPr>
+        <w:t xml:space="preserve">Seguimiento. </w:t>
+      </w:r>
+      <w:r>
+        <w:rPr>
+          <w:rtl w:val="0"/>
+        </w:rPr>
+        <w:t xml:space="preserve">Resultados de esa pregunta; si la mayoría de los participantes rechaza el precio, se revisa el escenario del capítulo 5.</w:t>
+      </w:r>
+    </w:p>
+    <w:p>
+      <w:pPr>
+        <w:pStyle w:val="685"/>
+        <w:pBdr/>
+        <w:spacing/>
+        <w:ind/>
+        <w:rPr/>
+      </w:pPr>
+      <w:r>
+        <w:rPr>
+          <w:rtl w:val="0"/>
+        </w:rPr>
+        <w:t xml:space="preserve">6.4.8. R-08: mantenimiento del catálogo</w:t>
+      </w:r>
+    </w:p>
+    <w:p>
+      <w:pPr>
+        <w:pBdr/>
+        <w:spacing w:after="120" w:line="276" w:lineRule="auto"/>
+        <w:ind w:hanging="283" w:left="567"/>
+        <w:jc w:val="both"/>
+        <w:rPr/>
+      </w:pPr>
+      <w:r>
+        <w:rPr>
+          <w:b/>
+          <w:bCs/>
+          <w:rtl w:val="0"/>
+        </w:rPr>
+        <w:t xml:space="preserve">Evidencia. </w:t>
+      </w:r>
+      <w:r>
+        <w:rPr>
+          <w:rtl w:val="0"/>
+        </w:rPr>
+        <w:t xml:space="preserve">El catálogo registra 23 destinos sensibles y 18 sanitizadores en cuatro archivos JSON, y cada nueva versión de una biblioteca puede introducir operaciones que no figuran en él.</w:t>
+      </w:r>
+    </w:p>
+    <w:p>
+      <w:pPr>
+        <w:pBdr/>
+        <w:spacing w:after="120" w:line="276" w:lineRule="auto"/>
+        <w:ind w:hanging="283" w:left="567"/>
+        <w:jc w:val="both"/>
+        <w:rPr/>
+      </w:pPr>
+      <w:r>
+        <w:rPr>
+          <w:b/>
+          <w:bCs/>
+          <w:rtl w:val="0"/>
+        </w:rPr>
+        <w:t xml:space="preserve">Respuesta. </w:t>
+      </w:r>
+      <w:r>
+        <w:rPr>
+          <w:rtl w:val="0"/>
+        </w:rPr>
+        <w:t xml:space="preserve">Se publica el código con licencia abierta (R-10) y se documenta en el README cómo agregar una entrada al catálogo, para que otros desarrolladores puedan contribuir. La sección 6.6 desarrolla la continuidad del sistema.</w:t>
+      </w:r>
+    </w:p>
+    <w:p>
+      <w:pPr>
+        <w:pBdr/>
+        <w:spacing w:after="120" w:line="276" w:lineRule="auto"/>
+        <w:ind w:hanging="283" w:left="567"/>
+        <w:jc w:val="both"/>
+        <w:rPr/>
+      </w:pPr>
+      <w:r>
+        <w:rPr>
+          <w:b/>
+          <w:bCs/>
+          <w:rtl w:val="0"/>
+        </w:rPr>
+        <w:t xml:space="preserve">Seguimiento. </w:t>
+      </w:r>
+      <w:r>
+        <w:rPr>
+          <w:rtl w:val="0"/>
+        </w:rPr>
+        <w:t xml:space="preserve">Fecha de la última revisión del catálogo, registrada en el historial del repositorio.</w:t>
+      </w:r>
+    </w:p>
+    <w:p>
+      <w:pPr>
+        <w:pStyle w:val="684"/>
+        <w:pBdr/>
+        <w:spacing/>
+        <w:ind/>
+        <w:rPr/>
+      </w:pPr>
+      <w:r>
+        <w:rPr>
+          <w:rtl w:val="0"/>
+        </w:rPr>
+        <w:t xml:space="preserve">6.5. Riesgos críticos de un proyecto final</w:t>
+      </w:r>
+    </w:p>
+    <w:p>
+      <w:pPr>
+        <w:pBdr/>
+        <w:spacing w:after="150" w:line="276" w:lineRule="auto"/>
+        <w:ind/>
+        <w:jc w:val="both"/>
+        <w:rPr/>
+      </w:pPr>
+      <w:r>
+        <w:rPr>
+          <w:rtl w:val="0"/>
+        </w:rPr>
+        <w:t xml:space="preserve">La cátedra identifica siete riesgos que con mayor frecuencia hacen fracasar un proyecto final. La Tabla 22 indica cómo se presenta cada uno en este proyecto y dónde se trata.</w:t>
+      </w:r>
+    </w:p>
+    <w:tbl>
+      <w:tblPr>
+        <w:tblW w:w="9360" w:type="dxa"/>
+        <w:tblBorders>
+          <w:top w:val="single" w:color="cccccc" w:sz="4" w:space="0"/>
+          <w:left w:val="single" w:color="cccccc" w:sz="4" w:space="0"/>
+          <w:bottom w:val="single" w:color="cccccc" w:sz="4" w:space="0"/>
+          <w:right w:val="single" w:color="cccccc" w:sz="4" w:space="0"/>
+          <w:insideH w:val="single" w:color="cccccc" w:sz="4" w:space="0"/>
+          <w:insideV w:val="single" w:color="cccccc" w:sz="4" w:space="0"/>
+        </w:tblBorders>
+        <w:tblLayout w:type="fixed"/>
+        <w:tblLook w:val="04A0" w:firstRow="1" w:lastRow="0" w:firstColumn="1" w:lastColumn="0" w:noHBand="0" w:noVBand="1"/>
+      </w:tblPr>
+      <w:tblGrid>
+        <w:gridCol w:w="2600"/>
+        <w:gridCol w:w="5160"/>
+        <w:gridCol w:w="1600"/>
+      </w:tblGrid>
+      <w:tr>
+        <w:trPr>
+          <w:cantSplit/>
+          <w:tblHeader/>
+        </w:trPr>
+        <w:tc>
+          <w:tcPr>
+            <w:tcW w:w="2600" w:type="dxa"/>
+            <w:shd w:val="clear" w:color="auto" w:fill="1f3a5f"/>
+            <w:tcMar>
+              <w:left w:w="100" w:type="dxa"/>
+              <w:top w:w="60" w:type="dxa"/>
+              <w:right w:w="100" w:type="dxa"/>
+              <w:bottom w:w="60" w:type="dxa"/>
+            </w:tcMar>
+          </w:tcPr>
+          <w:p>
+            <w:pPr>
+              <w:spacing w:after="0" w:line="240" w:lineRule="auto"/>
+            </w:pPr>
+            <w:r>
+              <w:rPr>
+                <w:b/>
+                <w:bCs/>
+                <w:color w:val="ffffff"/>
+                <w:sz w:val="18"/>
+                <w:szCs w:val="18"/>
+              </w:rPr>
+              <w:t xml:space="preserve">Riesgo crítico</w:t>
+            </w:r>
+          </w:p>
+        </w:tc>
+        <w:tc>
+          <w:tcPr>
+            <w:tcW w:w="5160" w:type="dxa"/>
+            <w:shd w:val="clear" w:color="auto" w:fill="1f3a5f"/>
+            <w:tcMar>
+              <w:left w:w="100" w:type="dxa"/>
+              <w:top w:w="60" w:type="dxa"/>
+              <w:right w:w="100" w:type="dxa"/>
+              <w:bottom w:w="60" w:type="dxa"/>
+            </w:tcMar>
+          </w:tcPr>
+          <w:p>
+            <w:pPr>
+              <w:spacing w:after="0" w:line="240" w:lineRule="auto"/>
+            </w:pPr>
+            <w:r>
+              <w:rPr>
+                <w:b/>
+                <w:bCs/>
+                <w:color w:val="ffffff"/>
+                <w:sz w:val="18"/>
+                <w:szCs w:val="18"/>
+              </w:rPr>
+              <w:t xml:space="preserve">Cómo se presenta en este proyecto</w:t>
+            </w:r>
+          </w:p>
+        </w:tc>
+        <w:tc>
+          <w:tcPr>
+            <w:tcW w:w="1600" w:type="dxa"/>
+            <w:shd w:val="clear" w:color="auto" w:fill="1f3a5f"/>
+            <w:tcMar>
+              <w:left w:w="100" w:type="dxa"/>
+              <w:top w:w="60" w:type="dxa"/>
+              <w:right w:w="100" w:type="dxa"/>
+              <w:bottom w:w="60" w:type="dxa"/>
+            </w:tcMar>
+          </w:tcPr>
+          <w:p>
+            <w:pPr>
+              <w:spacing w:after="0" w:line="240" w:lineRule="auto"/>
+            </w:pPr>
+            <w:r>
+              <w:rPr>
+                <w:b/>
+                <w:bCs/>
+                <w:color w:val="ffffff"/>
+                <w:sz w:val="18"/>
+                <w:szCs w:val="18"/>
+              </w:rPr>
+              <w:t xml:space="preserve">Tratamiento</w:t>
+            </w:r>
+          </w:p>
+        </w:tc>
+      </w:tr>
+      <w:tr>
+        <w:trPr>
+          <w:cantSplit/>
+        </w:trPr>
+        <w:tc>
+          <w:tcPr>
+            <w:tcW w:w="2600" w:type="dxa"/>
+            <w:shd w:val="clear" w:color="auto" w:fill="eaf1f8"/>
+            <w:tcMar>
+              <w:left w:w="100" w:type="dxa"/>
+              <w:top w:w="60" w:type="dxa"/>
+              <w:right w:w="100" w:type="dxa"/>
+              <w:bottom w:w="60" w:type="dxa"/>
+            </w:tcMar>
+          </w:tcPr>
+          <w:p>
+            <w:pPr>
+              <w:spacing w:after="0" w:line="240" w:lineRule="auto"/>
+            </w:pPr>
+            <w:r>
+              <w:rPr>
+                <w:b/>
+                <w:bCs/>
+                <w:color w:val="1f3a5f"/>
+                <w:sz w:val="18"/>
+                <w:szCs w:val="18"/>
+              </w:rPr>
+              <w:t xml:space="preserve">Alcance que nunca cierra</w:t>
+            </w:r>
+          </w:p>
+        </w:tc>
+        <w:tc>
+          <w:tcPr>
+            <w:tcW w:w="5160" w:type="dxa"/>
+            <w:shd w:val="clear" w:color="auto" w:fill="ffffff"/>
+            <w:tcMar>
+              <w:left w:w="100" w:type="dxa"/>
+              <w:top w:w="60" w:type="dxa"/>
+              <w:right w:w="100" w:type="dxa"/>
+              <w:bottom w:w="60" w:type="dxa"/>
+            </w:tcMar>
+          </w:tcPr>
+          <w:p>
+            <w:pPr>
+              <w:spacing w:after="0" w:line="240" w:lineRule="auto"/>
+            </w:pPr>
+            <w:r>
+              <w:rPr>
+                <w:color w:val="222222"/>
+                <w:sz w:val="18"/>
+                <w:szCs w:val="18"/>
+              </w:rPr>
+              <w:t xml:space="preserve">El motor admite mejoras indefinidas: cada construcción del lenguaje no soportada es una candidata.</w:t>
+            </w:r>
+          </w:p>
+        </w:tc>
+        <w:tc>
+          <w:tcPr>
+            <w:tcW w:w="1600" w:type="dxa"/>
+            <w:shd w:val="clear" w:color="auto" w:fill="ffffff"/>
+            <w:tcMar>
+              <w:left w:w="100" w:type="dxa"/>
+              <w:top w:w="60" w:type="dxa"/>
+              <w:right w:w="100" w:type="dxa"/>
+              <w:bottom w:w="60" w:type="dxa"/>
+            </w:tcMar>
+          </w:tcPr>
+          <w:p>
+            <w:pPr>
+              <w:spacing w:after="0" w:line="240" w:lineRule="auto"/>
+            </w:pPr>
+            <w:r>
+              <w:rPr>
+                <w:color w:val="222222"/>
+                <w:sz w:val="18"/>
+                <w:szCs w:val="18"/>
+              </w:rPr>
+              <w:t xml:space="preserve">R-03</w:t>
+            </w:r>
+          </w:p>
+        </w:tc>
+      </w:tr>
+      <w:tr>
+        <w:trPr>
+          <w:cantSplit/>
+        </w:trPr>
+        <w:tc>
+          <w:tcPr>
+            <w:tcW w:w="2600" w:type="dxa"/>
+            <w:shd w:val="clear" w:color="auto" w:fill="eaf1f8"/>
+            <w:tcMar>
+              <w:left w:w="100" w:type="dxa"/>
+              <w:top w:w="60" w:type="dxa"/>
+              <w:right w:w="100" w:type="dxa"/>
+              <w:bottom w:w="60" w:type="dxa"/>
+            </w:tcMar>
+          </w:tcPr>
+          <w:p>
+            <w:pPr>
+              <w:spacing w:after="0" w:line="240" w:lineRule="auto"/>
+            </w:pPr>
+            <w:r>
+              <w:rPr>
+                <w:b/>
+                <w:bCs/>
+                <w:color w:val="1f3a5f"/>
+                <w:sz w:val="18"/>
+                <w:szCs w:val="18"/>
+              </w:rPr>
+              <w:t xml:space="preserve">Pérdida de la fuente de datos</w:t>
+            </w:r>
+          </w:p>
+        </w:tc>
+        <w:tc>
+          <w:tcPr>
+            <w:tcW w:w="5160" w:type="dxa"/>
+            <w:shd w:val="clear" w:color="auto" w:fill="ffffff"/>
+            <w:tcMar>
+              <w:left w:w="100" w:type="dxa"/>
+              <w:top w:w="60" w:type="dxa"/>
+              <w:right w:w="100" w:type="dxa"/>
+              <w:bottom w:w="60" w:type="dxa"/>
+            </w:tcMar>
+          </w:tcPr>
+          <w:p>
+            <w:pPr>
+              <w:spacing w:after="0" w:line="240" w:lineRule="auto"/>
+            </w:pPr>
+            <w:r>
+              <w:rPr>
+                <w:color w:val="222222"/>
+                <w:sz w:val="18"/>
+                <w:szCs w:val="18"/>
+              </w:rPr>
+              <w:t xml:space="preserve">El corpus de vulnerabilidades reales resultó poco evaluable.</w:t>
+            </w:r>
+          </w:p>
+        </w:tc>
+        <w:tc>
+          <w:tcPr>
+            <w:tcW w:w="1600" w:type="dxa"/>
+            <w:shd w:val="clear" w:color="auto" w:fill="ffffff"/>
+            <w:tcMar>
+              <w:left w:w="100" w:type="dxa"/>
+              <w:top w:w="60" w:type="dxa"/>
+              <w:right w:w="100" w:type="dxa"/>
+              <w:bottom w:w="60" w:type="dxa"/>
+            </w:tcMar>
+          </w:tcPr>
+          <w:p>
+            <w:pPr>
+              <w:spacing w:after="0" w:line="240" w:lineRule="auto"/>
+            </w:pPr>
+            <w:r>
+              <w:rPr>
+                <w:color w:val="222222"/>
+                <w:sz w:val="18"/>
+                <w:szCs w:val="18"/>
+              </w:rPr>
+              <w:t xml:space="preserve">R-02</w:t>
+            </w:r>
+          </w:p>
+        </w:tc>
+      </w:tr>
+      <w:tr>
+        <w:trPr>
+          <w:cantSplit/>
+        </w:trPr>
+        <w:tc>
+          <w:tcPr>
+            <w:tcW w:w="2600" w:type="dxa"/>
+            <w:shd w:val="clear" w:color="auto" w:fill="eaf1f8"/>
+            <w:tcMar>
+              <w:left w:w="100" w:type="dxa"/>
+              <w:top w:w="60" w:type="dxa"/>
+              <w:right w:w="100" w:type="dxa"/>
+              <w:bottom w:w="60" w:type="dxa"/>
+            </w:tcMar>
+          </w:tcPr>
+          <w:p>
+            <w:pPr>
+              <w:spacing w:after="0" w:line="240" w:lineRule="auto"/>
+            </w:pPr>
+            <w:r>
+              <w:rPr>
+                <w:b/>
+                <w:bCs/>
+                <w:color w:val="1f3a5f"/>
+                <w:sz w:val="18"/>
+                <w:szCs w:val="18"/>
+              </w:rPr>
+              <w:t xml:space="preserve">Equipo que se desarma</w:t>
+            </w:r>
+          </w:p>
+        </w:tc>
+        <w:tc>
+          <w:tcPr>
+            <w:tcW w:w="5160" w:type="dxa"/>
+            <w:shd w:val="clear" w:color="auto" w:fill="ffffff"/>
+            <w:tcMar>
+              <w:left w:w="100" w:type="dxa"/>
+              <w:top w:w="60" w:type="dxa"/>
+              <w:right w:w="100" w:type="dxa"/>
+              <w:bottom w:w="60" w:type="dxa"/>
+            </w:tcMar>
+          </w:tcPr>
+          <w:p>
+            <w:pPr>
+              <w:spacing w:after="0" w:line="240" w:lineRule="auto"/>
+            </w:pPr>
+            <w:r>
+              <w:rPr>
+                <w:color w:val="222222"/>
+                <w:sz w:val="18"/>
+                <w:szCs w:val="18"/>
+              </w:rPr>
+              <w:t xml:space="preserve">El equipo es de una persona y no tiene reemplazo.</w:t>
+            </w:r>
+          </w:p>
+        </w:tc>
+        <w:tc>
+          <w:tcPr>
+            <w:tcW w:w="1600" w:type="dxa"/>
+            <w:shd w:val="clear" w:color="auto" w:fill="ffffff"/>
+            <w:tcMar>
+              <w:left w:w="100" w:type="dxa"/>
+              <w:top w:w="60" w:type="dxa"/>
+              <w:right w:w="100" w:type="dxa"/>
+              <w:bottom w:w="60" w:type="dxa"/>
+            </w:tcMar>
+          </w:tcPr>
+          <w:p>
+            <w:pPr>
+              <w:spacing w:after="0" w:line="240" w:lineRule="auto"/>
+            </w:pPr>
+            <w:r>
+              <w:rPr>
+                <w:color w:val="222222"/>
+                <w:sz w:val="18"/>
+                <w:szCs w:val="18"/>
+              </w:rPr>
+              <w:t xml:space="preserve">R-11</w:t>
+            </w:r>
+          </w:p>
+        </w:tc>
+      </w:tr>
+      <w:tr>
+        <w:trPr>
+          <w:cantSplit/>
+        </w:trPr>
+        <w:tc>
+          <w:tcPr>
+            <w:tcW w:w="2600" w:type="dxa"/>
+            <w:shd w:val="clear" w:color="auto" w:fill="eaf1f8"/>
+            <w:tcMar>
+              <w:left w:w="100" w:type="dxa"/>
+              <w:top w:w="60" w:type="dxa"/>
+              <w:right w:w="100" w:type="dxa"/>
+              <w:bottom w:w="60" w:type="dxa"/>
+            </w:tcMar>
+          </w:tcPr>
+          <w:p>
+            <w:pPr>
+              <w:spacing w:after="0" w:line="240" w:lineRule="auto"/>
+            </w:pPr>
+            <w:r>
+              <w:rPr>
+                <w:b/>
+                <w:bCs/>
+                <w:color w:val="1f3a5f"/>
+                <w:sz w:val="18"/>
+                <w:szCs w:val="18"/>
+              </w:rPr>
+              <w:t xml:space="preserve">Tecnología que no da</w:t>
+            </w:r>
+          </w:p>
+        </w:tc>
+        <w:tc>
+          <w:tcPr>
+            <w:tcW w:w="5160" w:type="dxa"/>
+            <w:shd w:val="clear" w:color="auto" w:fill="ffffff"/>
+            <w:tcMar>
+              <w:left w:w="100" w:type="dxa"/>
+              <w:top w:w="60" w:type="dxa"/>
+              <w:right w:w="100" w:type="dxa"/>
+              <w:bottom w:w="60" w:type="dxa"/>
+            </w:tcMar>
+          </w:tcPr>
+          <w:p>
+            <w:pPr>
+              <w:spacing w:after="0" w:line="240" w:lineRule="auto"/>
+            </w:pPr>
+            <w:r>
+              <w:rPr>
+                <w:color w:val="222222"/>
+                <w:sz w:val="18"/>
+                <w:szCs w:val="18"/>
+              </w:rPr>
+              <w:t xml:space="preserve">La resolución de llamadas limita el desempeño sobre código real, y el navegador limita el tamaño de proyecto analizable.</w:t>
+            </w:r>
+          </w:p>
+        </w:tc>
+        <w:tc>
+          <w:tcPr>
+            <w:tcW w:w="1600" w:type="dxa"/>
+            <w:shd w:val="clear" w:color="auto" w:fill="ffffff"/>
+            <w:tcMar>
+              <w:left w:w="100" w:type="dxa"/>
+              <w:top w:w="60" w:type="dxa"/>
+              <w:right w:w="100" w:type="dxa"/>
+              <w:bottom w:w="60" w:type="dxa"/>
+            </w:tcMar>
+          </w:tcPr>
+          <w:p>
+            <w:pPr>
+              <w:spacing w:after="0" w:line="240" w:lineRule="auto"/>
+            </w:pPr>
+            <w:r>
+              <w:rPr>
+                <w:color w:val="222222"/>
+                <w:sz w:val="18"/>
+                <w:szCs w:val="18"/>
+              </w:rPr>
+              <w:t xml:space="preserve">R-01, R-12</w:t>
+            </w:r>
+          </w:p>
+        </w:tc>
+      </w:tr>
+      <w:tr>
+        <w:trPr>
+          <w:cantSplit/>
+        </w:trPr>
+        <w:tc>
+          <w:tcPr>
+            <w:tcW w:w="2600" w:type="dxa"/>
+            <w:shd w:val="clear" w:color="auto" w:fill="eaf1f8"/>
+            <w:tcMar>
+              <w:left w:w="100" w:type="dxa"/>
+              <w:top w:w="60" w:type="dxa"/>
+              <w:right w:w="100" w:type="dxa"/>
+              <w:bottom w:w="60" w:type="dxa"/>
+            </w:tcMar>
+          </w:tcPr>
+          <w:p>
+            <w:pPr>
+              <w:spacing w:after="0" w:line="240" w:lineRule="auto"/>
+            </w:pPr>
+            <w:r>
+              <w:rPr>
+                <w:b/>
+                <w:bCs/>
+                <w:color w:val="1f3a5f"/>
+                <w:sz w:val="18"/>
+                <w:szCs w:val="18"/>
+              </w:rPr>
+              <w:t xml:space="preserve">Inviabilidad de costo</w:t>
+            </w:r>
+          </w:p>
+        </w:tc>
+        <w:tc>
+          <w:tcPr>
+            <w:tcW w:w="5160" w:type="dxa"/>
+            <w:shd w:val="clear" w:color="auto" w:fill="ffffff"/>
+            <w:tcMar>
+              <w:left w:w="100" w:type="dxa"/>
+              <w:top w:w="60" w:type="dxa"/>
+              <w:right w:w="100" w:type="dxa"/>
+              <w:bottom w:w="60" w:type="dxa"/>
+            </w:tcMar>
+          </w:tcPr>
+          <w:p>
+            <w:pPr>
+              <w:spacing w:after="0" w:line="240" w:lineRule="auto"/>
+            </w:pPr>
+            <w:r>
+              <w:rPr>
+                <w:color w:val="222222"/>
+                <w:sz w:val="18"/>
+                <w:szCs w:val="18"/>
+              </w:rPr>
+              <w:t xml:space="preserve">El costo de desarrollo es nulo; en la operación, la viabilidad depende de la captación y no de los costos (capítulo 5).</w:t>
+            </w:r>
+          </w:p>
+        </w:tc>
+        <w:tc>
+          <w:tcPr>
+            <w:tcW w:w="1600" w:type="dxa"/>
+            <w:shd w:val="clear" w:color="auto" w:fill="ffffff"/>
+            <w:tcMar>
+              <w:left w:w="100" w:type="dxa"/>
+              <w:top w:w="60" w:type="dxa"/>
+              <w:right w:w="100" w:type="dxa"/>
+              <w:bottom w:w="60" w:type="dxa"/>
+            </w:tcMar>
+          </w:tcPr>
+          <w:p>
+            <w:pPr>
+              <w:spacing w:after="0" w:line="240" w:lineRule="auto"/>
+            </w:pPr>
+            <w:r>
+              <w:rPr>
+                <w:color w:val="222222"/>
+                <w:sz w:val="18"/>
+                <w:szCs w:val="18"/>
+              </w:rPr>
+              <w:t xml:space="preserve">R-07</w:t>
+            </w:r>
+          </w:p>
+        </w:tc>
+      </w:tr>
+      <w:tr>
+        <w:trPr>
+          <w:cantSplit/>
+        </w:trPr>
+        <w:tc>
+          <w:tcPr>
+            <w:tcW w:w="2600" w:type="dxa"/>
+            <w:shd w:val="clear" w:color="auto" w:fill="eaf1f8"/>
+            <w:tcMar>
+              <w:left w:w="100" w:type="dxa"/>
+              <w:top w:w="60" w:type="dxa"/>
+              <w:right w:w="100" w:type="dxa"/>
+              <w:bottom w:w="60" w:type="dxa"/>
+            </w:tcMar>
+          </w:tcPr>
+          <w:p>
+            <w:pPr>
+              <w:spacing w:after="0" w:line="240" w:lineRule="auto"/>
+            </w:pPr>
+            <w:r>
+              <w:rPr>
+                <w:b/>
+                <w:bCs/>
+                <w:color w:val="1f3a5f"/>
+                <w:sz w:val="18"/>
+                <w:szCs w:val="18"/>
+              </w:rPr>
+              <w:t xml:space="preserve">Barrera legal o ética</w:t>
+            </w:r>
+          </w:p>
+        </w:tc>
+        <w:tc>
+          <w:tcPr>
+            <w:tcW w:w="5160" w:type="dxa"/>
+            <w:shd w:val="clear" w:color="auto" w:fill="ffffff"/>
+            <w:tcMar>
+              <w:left w:w="100" w:type="dxa"/>
+              <w:top w:w="60" w:type="dxa"/>
+              <w:right w:w="100" w:type="dxa"/>
+              <w:bottom w:w="60" w:type="dxa"/>
+            </w:tcMar>
+          </w:tcPr>
+          <w:p>
+            <w:pPr>
+              <w:spacing w:after="0" w:line="240" w:lineRule="auto"/>
+            </w:pPr>
+            <w:r>
+              <w:rPr>
+                <w:color w:val="222222"/>
+                <w:sz w:val="18"/>
+                <w:szCs w:val="18"/>
+              </w:rPr>
+              <w:t xml:space="preserve">El código analizado no sale del equipo del usuario, lo que evita tratar código de terceros en servidores propios; falta declarar la licencia del repositorio.</w:t>
+            </w:r>
+          </w:p>
+        </w:tc>
+        <w:tc>
+          <w:tcPr>
+            <w:tcW w:w="1600" w:type="dxa"/>
+            <w:shd w:val="clear" w:color="auto" w:fill="ffffff"/>
+            <w:tcMar>
+              <w:left w:w="100" w:type="dxa"/>
+              <w:top w:w="60" w:type="dxa"/>
+              <w:right w:w="100" w:type="dxa"/>
+              <w:bottom w:w="60" w:type="dxa"/>
+            </w:tcMar>
+          </w:tcPr>
+          <w:p>
+            <w:pPr>
+              <w:spacing w:after="0" w:line="240" w:lineRule="auto"/>
+            </w:pPr>
+            <w:r>
+              <w:rPr>
+                <w:color w:val="222222"/>
+                <w:sz w:val="18"/>
+                <w:szCs w:val="18"/>
+              </w:rPr>
+              <w:t xml:space="preserve">R-10</w:t>
+            </w:r>
+          </w:p>
+        </w:tc>
+      </w:tr>
+      <w:tr>
+        <w:trPr>
+          <w:cantSplit/>
+        </w:trPr>
+        <w:tc>
+          <w:tcPr>
+            <w:tcW w:w="2600" w:type="dxa"/>
+            <w:shd w:val="clear" w:color="auto" w:fill="eaf1f8"/>
+            <w:tcMar>
+              <w:left w:w="100" w:type="dxa"/>
+              <w:top w:w="60" w:type="dxa"/>
+              <w:right w:w="100" w:type="dxa"/>
+              <w:bottom w:w="60" w:type="dxa"/>
+            </w:tcMar>
+          </w:tcPr>
+          <w:p>
+            <w:pPr>
+              <w:spacing w:after="0" w:line="240" w:lineRule="auto"/>
+            </w:pPr>
+            <w:r>
+              <w:rPr>
+                <w:b/>
+                <w:bCs/>
+                <w:color w:val="1f3a5f"/>
+                <w:sz w:val="18"/>
+                <w:szCs w:val="18"/>
+              </w:rPr>
+              <w:t xml:space="preserve">Nadie a cargo</w:t>
+            </w:r>
+          </w:p>
+        </w:tc>
+        <w:tc>
+          <w:tcPr>
+            <w:tcW w:w="5160" w:type="dxa"/>
+            <w:shd w:val="clear" w:color="auto" w:fill="ffffff"/>
+            <w:tcMar>
+              <w:left w:w="100" w:type="dxa"/>
+              <w:top w:w="60" w:type="dxa"/>
+              <w:right w:w="100" w:type="dxa"/>
+              <w:bottom w:w="60" w:type="dxa"/>
+            </w:tcMar>
+          </w:tcPr>
+          <w:p>
+            <w:pPr>
+              <w:spacing w:after="0" w:line="240" w:lineRule="auto"/>
+            </w:pPr>
+            <w:r>
+              <w:rPr>
+                <w:color w:val="222222"/>
+                <w:sz w:val="18"/>
+                <w:szCs w:val="18"/>
+              </w:rPr>
+              <w:t xml:space="preserve">El autor es el único responsable del mantenimiento después de la entrega.</w:t>
+            </w:r>
+          </w:p>
+        </w:tc>
+        <w:tc>
+          <w:tcPr>
+            <w:tcW w:w="1600" w:type="dxa"/>
+            <w:shd w:val="clear" w:color="auto" w:fill="ffffff"/>
+            <w:tcMar>
+              <w:left w:w="100" w:type="dxa"/>
+              <w:top w:w="60" w:type="dxa"/>
+              <w:right w:w="100" w:type="dxa"/>
+              <w:bottom w:w="60" w:type="dxa"/>
+            </w:tcMar>
+          </w:tcPr>
+          <w:p>
+            <w:pPr>
+              <w:spacing w:after="0" w:line="240" w:lineRule="auto"/>
+            </w:pPr>
+            <w:r>
+              <w:rPr>
+                <w:color w:val="222222"/>
+                <w:sz w:val="18"/>
+                <w:szCs w:val="18"/>
+              </w:rPr>
+              <w:t xml:space="preserve">R-08</w:t>
+            </w:r>
+          </w:p>
+        </w:tc>
+      </w:tr>
+    </w:tbl>
+    <w:p>
+      <w:pPr>
+        <w:pBdr/>
+        <w:spacing w:after="200" w:before="40" w:line="240" w:lineRule="auto"/>
+        <w:ind/>
+        <w:jc w:val="center"/>
+        <w:rPr/>
+      </w:pPr>
+      <w:r>
+        <w:rPr>
+          <w:i/>
+          <w:iCs/>
+          <w:color w:val="555555"/>
+          <w:sz w:val="18"/>
+          <w:szCs w:val="18"/>
+          <w:rtl w:val="0"/>
+        </w:rPr>
+        <w:t xml:space="preserve">Tabla 22. Relación entre los riesgos críticos de un proyecto final y los riesgos identificados.</w:t>
+      </w:r>
+    </w:p>
+    <w:p>
+      <w:pPr>
+        <w:pStyle w:val="684"/>
+        <w:pBdr/>
+        <w:spacing/>
+        <w:ind/>
+        <w:rPr/>
+      </w:pPr>
+      <w:r>
+        <w:rPr>
+          <w:rtl w:val="0"/>
+        </w:rPr>
+        <w:t xml:space="preserve">6.6. Continuidad del sistema después de la entrega</w:t>
+      </w:r>
+    </w:p>
+    <w:p>
+      <w:pPr>
+        <w:pBdr/>
+        <w:spacing w:after="150" w:line="276" w:lineRule="auto"/>
+        <w:ind/>
+        <w:jc w:val="both"/>
+        <w:rPr/>
+      </w:pPr>
+      <w:r>
+        <w:rPr>
+          <w:rtl w:val="0"/>
+        </w:rPr>
+        <w:t xml:space="preserve">La pregunta sobre quién mantiene el sistema cuando el autor se recibe se responde con tres decisiones. Primero, el código se publicará con licencia MIT en un repositorio público (R-10), lo que permite que cualquier persona lo use, lo modifique y lo continúe. Segundo, la parte que más cambia con el tiempo, las reglas de detección, está separada del motor en los archivos JSON del catálogo, de modo que actualizarla no requiere conocer la implementación del análisis. Tercero, la versión web no tiene componentes de servidor ni base de datos que administrar: el despliegue en Vercel se reconstruye a partir del repositorio, y mantenerla en línea para uso no comercial no tiene costo.</w:t>
+      </w:r>
+    </w:p>
+    <w:p>
+      <w:pPr>
+        <w:pBdr/>
+        <w:spacing w:after="150" w:line="276" w:lineRule="auto"/>
+        <w:ind/>
+        <w:jc w:val="both"/>
+        <w:rPr/>
+      </w:pPr>
+      <w:r>
+        <w:rPr>
+          <w:rtl w:val="0"/>
+        </w:rPr>
+        <w:t xml:space="preserve">El autor asume el mantenimiento durante el horizonte de evaluación del capítulo 5. Si el proyecto no continúa como producto, queda disponible como herramienta académica de código abierto.</w:t>
+      </w:r>
+    </w:p>
+    <w:p>
+      <w:pPr>
+        <w:pStyle w:val="684"/>
+        <w:pBdr/>
+        <w:spacing/>
+        <w:ind/>
+        <w:rPr/>
+      </w:pPr>
+      <w:r>
+        <w:rPr>
+          <w:rtl w:val="0"/>
+        </w:rPr>
+        <w:t xml:space="preserve">6.7. Seguimiento y actualización</w:t>
+      </w:r>
+    </w:p>
+    <w:p>
+      <w:pPr>
+        <w:pBdr/>
+        <w:spacing w:after="150" w:line="276" w:lineRule="auto"/>
+        <w:ind/>
+        <w:jc w:val="both"/>
+        <w:rPr/>
+      </w:pPr>
+      <w:r>
+        <w:rPr>
+          <w:rtl w:val="0"/>
+        </w:rPr>
+        <w:t xml:space="preserve">La matriz se revisa en cada entrega, al etiquetar la versión correspondiente en el repositorio: se actualizan la probabilidad y el impacto de cada riesgo, se registran los que se materializaron y se agregan los nuevos. Los riesgos R-09 a R-12 no tienen un tratamiento desarrollado más allá de la respuesta de la Tabla 21 y se revisan en esas mismas instancias.</w:t>
+      </w:r>
+    </w:p>
+    <w:p>
+      <w:pPr>
+        <w:pBdr/>
+        <w:spacing w:after="150" w:line="276" w:lineRule="auto"/>
+        <w:ind/>
+        <w:jc w:val="both"/>
+        <w:rPr/>
+      </w:pPr>
+      <w:r>
+        <w:rPr>
+          <w:rtl w:val="0"/>
+        </w:rPr>
+        <w:t xml:space="preserve">Las fechas de control son el 1 de octubre para la convocatoria de participantes (R-06), el 6 de octubre para el corpus de aplicaciones reales (R-02), el 13 de octubre para el cierre del alcance (R-03) y el 3 de noviembre para las dependencias y la licencia (R-05 y R-10).</w:t>
+      </w:r>
+    </w:p>
+    <w:p>
+      <w:pPr>
+        <w:pStyle w:val="684"/>
+        <w:pBdr/>
+        <w:spacing/>
+        <w:ind/>
+        <w:rPr>
+          <w:highlight w:val="none"/>
+        </w:rPr>
+      </w:pPr>
+      <w:r>
+        <w:t xml:space="preserve">Referencias bibliográficas</w:t>
+      </w:r>
+    </w:p>
+    <w:p>
+      <w:pPr>
+        <w:pStyle w:val="685"/>
+        <w:pBdr/>
+        <w:spacing/>
+        <w:ind/>
+        <w:rPr/>
+      </w:pPr>
+      <w:r>
+        <w:t xml:space="preserve">Libros</w:t>
+      </w:r>
+    </w:p>
+    <w:p>
+      <w:pPr>
+        <w:pStyle w:val="697"/>
+        <w:pBdr/>
+        <w:spacing w:after="150" w:before="0" w:line="276" w:lineRule="auto"/>
+        <w:ind/>
+        <w:jc w:val="left"/>
+        <w:rPr/>
+      </w:pPr>
+      <w:r>
+        <w:t xml:space="preserve">Project Management Institute. (2021). A Guide to the Project Management Body of Knowledge (PMBOK Guide) (7.ª ed.). Project Management Institute.</w:t>
+      </w:r>
+    </w:p>
+    <w:p>
+      <w:pPr>
+        <w:pStyle w:val="685"/>
+        <w:pBdr/>
+        <w:spacing/>
+        <w:ind/>
+        <w:rPr/>
+      </w:pPr>
+      <w:r>
+        <w:t xml:space="preserve">Sitios web (consultados)</w:t>
+      </w:r>
+    </w:p>
+    <w:p>
+      <w:pPr>
+        <w:pStyle w:val="697"/>
+        <w:pBdr/>
+        <w:spacing w:after="150" w:before="0" w:line="276" w:lineRule="auto"/>
+        <w:ind/>
+        <w:jc w:val="left"/>
+        <w:rPr/>
+      </w:pPr>
+      <w:r>
+        <w:t xml:space="preserve">GitHub. CodeQL: About data flow analysis. https://codeql.github.com/docs/writing-codeql-queries/about-data-flow-analysis/</w:t>
+      </w:r>
+    </w:p>
+    <w:p>
+      <w:pPr>
+        <w:pStyle w:val="697"/>
+        <w:pBdr/>
+        <w:spacing w:after="150" w:before="0" w:line="276" w:lineRule="auto"/>
+        <w:ind/>
+        <w:jc w:val="left"/>
+        <w:rPr/>
+      </w:pPr>
+      <w:r>
+        <w:t xml:space="preserve">OWASP Foundation. OWASP NodeGoat. https://github.com/OWASP/NodeGoat</w:t>
+      </w:r>
+    </w:p>
+    <w:p>
+      <w:pPr>
+        <w:pStyle w:val="697"/>
+        <w:pBdr/>
+        <w:spacing w:after="150" w:before="0" w:line="276" w:lineRule="auto"/>
+        <w:ind/>
+        <w:jc w:val="left"/>
+        <w:rPr/>
+      </w:pPr>
+      <w:r>
+        <w:t xml:space="preserve">Semgrep. Taint mode documentation. https://semgrep.dev/docs/writing-rules/data-flow/taint-mode/</w:t>
+      </w:r>
+    </w:p>
+    <w:p>
+      <w:pPr>
+        <w:pStyle w:val="697"/>
+        <w:pBdr/>
+        <w:spacing w:after="150" w:before="0" w:line="276" w:lineRule="auto"/>
+        <w:ind/>
+        <w:jc w:val="left"/>
+        <w:rPr/>
+      </w:pPr>
+      <w:r>
+        <w:t xml:space="preserve">Vercel. Fair Use Guidelines. https://vercel.com/docs/limits/fair-use-guidelines</w:t>
+      </w:r>
+    </w:p>
     <w:sectPr>
       <w:footerReference w:type="default" r:id="rId9"/>
       <w:footnotePr/>
@@ -31012,7 +38666,6 @@
       <w:type w:val="nextPage"/>
       <w:pgSz w:h="15840" w:orient="portrait" w:w="12240"/>
       <w:pgMar w:top="1440" w:right="1440" w:bottom="1440" w:left="1440" w:header="0" w:footer="708" w:gutter="0"/>
-      <w:pgNumType w:start="1"/>
       <w:cols w:num="1" w:sep="0" w:space="1701" w:equalWidth="1"/>
     </w:sectPr>
   </w:body>
